--- a/paper/paper.docx
+++ b/paper/paper.docx
@@ -4,7 +4,7 @@
   <w:body>
     <w:p>
       <w:pPr>
-        <w:spacing w:before="320" w:after="160"/>
+        <w:spacing w:before="480" w:after="240"/>
         <w:jc w:val="center"/>
       </w:pPr>
       <w:r>
@@ -13,16 +13,16 @@
           <w:b/>
           <w:i w:val="0"/>
           <w:color w:val="000000"/>
-          <w:sz w:val="44"/>
+          <w:sz w:val="48"/>
         </w:rPr>
-        <w:t>An Explainable and Resource-Efficient Hybrid BERT-BiLSTM</w:t>
+        <w:t>A Hybrid Context-Aware BERT-BiLSTM Framework for</w:t>
         <w:br/>
-        <w:t>Framework for Online Recruitment Fraud Detection</w:t>
+        <w:t>Online Recruitment Fraud Detection</w:t>
       </w:r>
     </w:p>
     <w:p>
       <w:pPr>
-        <w:spacing w:after="240"/>
+        <w:spacing w:after="360"/>
         <w:jc w:val="center"/>
       </w:pPr>
       <w:r>
@@ -31,9 +31,9 @@
           <w:b w:val="0"/>
           <w:i w:val="0"/>
           <w:color w:val="000000"/>
-          <w:sz w:val="21"/>
+          <w:sz w:val="22"/>
         </w:rPr>
-        <w:t>Akhilesh</w:t>
+        <w:t>Akhilesh Yadav</w:t>
         <w:br/>
         <w:t>Department of Computer Science and Engineering</w:t>
         <w:br/>
@@ -41,14 +41,14 @@
         <w:br/>
         <w:t>India</w:t>
         <w:br/>
-        <w:t>email@example.com</w:t>
+        <w:t>akhileshyadav8@gmail.com</w:t>
       </w:r>
     </w:p>
     <w:p>
       <w:pPr>
         <w:sectPr>
           <w:pgSz w:w="12240" w:h="15840"/>
-          <w:pgMar w:top="1080" w:right="900" w:bottom="1224" w:left="900" w:header="720" w:footer="720" w:gutter="0"/>
+          <w:pgMar w:top="1080" w:right="900" w:bottom="1440" w:left="900" w:header="720" w:footer="720" w:gutter="0"/>
           <w:cols w:space="720"/>
           <w:docGrid w:linePitch="360"/>
         </w:sectPr>
@@ -56,7 +56,7 @@
     </w:p>
     <w:p>
       <w:pPr>
-        <w:spacing w:after="80" w:line="240" w:lineRule="auto"/>
+        <w:spacing w:after="120"/>
         <w:ind w:firstLine="216"/>
         <w:jc w:val="both"/>
       </w:pPr>
@@ -73,17 +73,17 @@
       <w:r>
         <w:rPr>
           <w:rFonts w:ascii="Times New Roman" w:hAnsi="Times New Roman"/>
-          <w:b/>
+          <w:b w:val="0"/>
           <w:i w:val="0"/>
           <w:color w:val="000000"/>
           <w:sz w:val="18"/>
         </w:rPr>
-        <w:t>The digitization of the employment market has revolutionized the hiring process, offering unprecedented convenience to both recruiters and job seekers. However, this transformation has concurrently fueled a rise in Online Recruitment Fraud (ORF). Fraudsters post fake job listings to steal sensitive personal information, harvest bank credentials, or extort financial payments from unsuspecting job seekers. Manually identifying these fraudulent postings is extremely challenging as they are carefully designed to mimic legitimate ones. While traditional machine learning techniques fail to capture the semantic nuances of job postings, deep learning models often rely on context-free static embeddings. To address these limitations, this paper proposes a hybrid context-aware deep learning framework combining Bidirectional Encoder Representations from Transformers (BERT) and Bidirectional Long Short-Term Memory (Bi-LSTM). The proposed model uses a pre-trained BERT layer to extract context-rich token-level word representations, which are subsequently fed into a Bi-LSTM layer to capture the sequential dependencies and temporal patterns of the text. To handle the high class imbalance of the Employment Scam Aegean Dataset (EMSCAD), a class-weighted loss function is employed. We present a rigorous ablation study and error analysis to investigate the components and behavior of our model. Experimental results demonstrate that the proposed BERT-BiLSTM model achieves state-of-the-art performance, outperforming traditional machine learning (Logistic Regression and Random Forest) and deep learning baselines (standard Bi-LSTM and standalone BERT) with an F1-score of 91.95%, a high ROC-AUC of 99.25%, and robust classification accuracy of 99.10%.</w:t>
+        <w:t>The digitization of the employment market has revolutionized the hiring process, offering unprecedented convenience to both recruiters and job seekers. However, this transformation has concurrently fueled a rise in Online Recruitment Fraud (ORF). Fraudsters post fake job listings to steal sensitive personal information, harvest bank credentials, or extort financial payments from unsuspecting job seekers. Manually identifying these fraudulent postings is extremely challenging as they are carefully designed to mimic legitimate ones. While traditional machine learning techniques fail to capture the semantic nuances of job postings, deep learning models often rely on context-free static embeddings. To address these limitations, this paper proposes a hybrid context-aware deep learning framework combining Bidirectional Encoder Representations from Transformers (BERT) and Bidirectional Long Short-Term Memory (Bi-LSTM). The proposed model uses a pre-trained BERT layer to extract context-rich token-level word representations, which are subsequently fed into a Bi-LSTM layer to capture the sequential dependencies and temporal patterns of the text. Rather than extracting only the static [CLS] representation, our proposed framework retains the complete sequence representation to protect structural token dependencies. To resolve the black-box nature of neural classifiers, we incorporate game-theoretic Explainable AI (XAI) using SHAP values. On the highly imbalanced Employment Scam Aegean Dataset (EMSCAD), our proposed model achieves a test accuracy of 98.91%, Class 1 (Fraudulent) precision of 92.41%, recall of 84.39%, and an F1-score of 88.22%. Additionally, it obtains a Macro-average F1-score of 93.82% and an ROC-AUC of 98.75%, outperforming classical machine learning baselines.</w:t>
       </w:r>
     </w:p>
     <w:p>
       <w:pPr>
-        <w:spacing w:after="160" w:line="240" w:lineRule="auto"/>
+        <w:spacing w:after="240"/>
         <w:ind w:firstLine="216"/>
         <w:jc w:val="both"/>
       </w:pPr>
@@ -101,17 +101,17 @@
         <w:rPr>
           <w:rFonts w:ascii="Times New Roman" w:hAnsi="Times New Roman"/>
           <w:b w:val="0"/>
-          <w:i w:val="0"/>
+          <w:i/>
           <w:color w:val="000000"/>
           <w:sz w:val="18"/>
         </w:rPr>
-        <w:t>Online Recruitment Fraud, Fake Job Detection, Transformers, BERT, Bi-LSTM, Natural Language Processing, Deep Learning, Explainable AI, Ablation Study.</w:t>
+        <w:t xml:space="preserve"> Online Recruitment Fraud, Fake Job Detection, Transformers, BERT, Bi-LSTM, Explainable AI, SHAP.</w:t>
       </w:r>
     </w:p>
     <w:p>
       <w:pPr>
         <w:keepNext/>
-        <w:spacing w:before="200" w:after="80"/>
+        <w:spacing w:before="240" w:after="120"/>
         <w:jc w:val="center"/>
       </w:pPr>
       <w:r>
@@ -127,7 +127,7 @@
     </w:p>
     <w:p>
       <w:pPr>
-        <w:spacing w:line="240" w:lineRule="auto" w:after="60"/>
+        <w:spacing w:line="252" w:lineRule="auto" w:after="80"/>
         <w:ind w:firstLine="216"/>
         <w:jc w:val="both"/>
       </w:pPr>
@@ -141,13 +141,13 @@
         </w:rPr>
         <w:t xml:space="preserve">Online recruitment has become the standard mechanism for job seeking and hiring globally, utilizing platforms like LinkedIn, Glassdoor, and Indeed. This shift has significantly lowered administrative overhead, expanded the global applicant pool, and accelerated the recruiting cycle. However, this open digital ecosystem has also emerged as a fertile ground for cybercriminals engaged in Online Recruitment Fraud (ORF) </w:t>
       </w:r>
-      <w:hyperlink w:anchor="ref1">
+      <w:hyperlink w:anchor="ref_1">
         <w:r>
           <w:rPr>
-            <w:color w:val="0563C1"/>
-            <w:u w:val="single"/>
             <w:rFonts w:ascii="Times New Roman" w:hAnsi="Times New Roman"/>
             <w:sz w:val="20"/>
+            <w:u w:val="single"/>
+            <w:color w:val="0000FF"/>
           </w:rPr>
           <w:t>[1]</w:t>
         </w:r>
@@ -162,15 +162,36 @@
         </w:rPr>
         <w:t xml:space="preserve">, </w:t>
       </w:r>
-      <w:hyperlink w:anchor="ref2">
+      <w:hyperlink w:anchor="ref_2">
         <w:r>
           <w:rPr>
-            <w:color w:val="0563C1"/>
-            <w:u w:val="single"/>
             <w:rFonts w:ascii="Times New Roman" w:hAnsi="Times New Roman"/>
             <w:sz w:val="20"/>
+            <w:u w:val="single"/>
+            <w:color w:val="0000FF"/>
           </w:rPr>
           <w:t>[2]</w:t>
+        </w:r>
+      </w:hyperlink>
+      <w:r>
+        <w:rPr>
+          <w:rFonts w:ascii="Times New Roman" w:hAnsi="Times New Roman"/>
+          <w:b w:val="0"/>
+          <w:i w:val="0"/>
+          <w:color w:val="000000"/>
+          <w:sz w:val="20"/>
+        </w:rPr>
+        <w:t xml:space="preserve">. Scammers upload deceptive listings to harvest personal information (bank accounts, national IDs) or extort payments under the guise of processing fees </w:t>
+      </w:r>
+      <w:hyperlink w:anchor="ref_3">
+        <w:r>
+          <w:rPr>
+            <w:rFonts w:ascii="Times New Roman" w:hAnsi="Times New Roman"/>
+            <w:sz w:val="20"/>
+            <w:u w:val="single"/>
+            <w:color w:val="0000FF"/>
+          </w:rPr>
+          <w:t>[3]</w:t>
         </w:r>
       </w:hyperlink>
       <w:r>
@@ -186,7 +207,7 @@
     </w:p>
     <w:p>
       <w:pPr>
-        <w:spacing w:line="240" w:lineRule="auto" w:after="60"/>
+        <w:spacing w:line="252" w:lineRule="auto" w:after="80"/>
         <w:ind w:firstLine="216"/>
         <w:jc w:val="both"/>
       </w:pPr>
@@ -198,53 +219,15 @@
           <w:color w:val="000000"/>
           <w:sz w:val="20"/>
         </w:rPr>
-        <w:t xml:space="preserve">Fraudulent job ads are designed to bait vulnerable candidates, often promising high compensation, flexible hours, and low requirements. Once candidates apply, fraudsters exploit the situation to perform identity theft (obtaining bank account numbers, social security numbers) or to run financial scams </w:t>
+        <w:t xml:space="preserve">Detecting these fraudulent listings is an intricate natural language processing (NLP) problem. Deceptive postings are constructed using highly professional language, often copying corporate profiles from legitimate websites to look genuine </w:t>
       </w:r>
-      <w:hyperlink w:anchor="ref3">
+      <w:hyperlink w:anchor="ref_4">
         <w:r>
           <w:rPr>
-            <w:color w:val="0563C1"/>
-            <w:u w:val="single"/>
             <w:rFonts w:ascii="Times New Roman" w:hAnsi="Times New Roman"/>
             <w:sz w:val="20"/>
-          </w:rPr>
-          <w:t>[3]</w:t>
-        </w:r>
-      </w:hyperlink>
-      <w:r>
-        <w:rPr>
-          <w:rFonts w:ascii="Times New Roman" w:hAnsi="Times New Roman"/>
-          <w:b w:val="0"/>
-          <w:i w:val="0"/>
-          <w:color w:val="000000"/>
-          <w:sz w:val="20"/>
-        </w:rPr>
-        <w:t>. During periods of high economic uncertainty and remote work popularity, the volume and sophistication of these scams have grown exponentially.</w:t>
-      </w:r>
-    </w:p>
-    <w:p>
-      <w:pPr>
-        <w:spacing w:line="240" w:lineRule="auto" w:after="60"/>
-        <w:ind w:firstLine="216"/>
-        <w:jc w:val="both"/>
-      </w:pPr>
-      <w:r>
-        <w:rPr>
-          <w:rFonts w:ascii="Times New Roman" w:hAnsi="Times New Roman"/>
-          <w:b w:val="0"/>
-          <w:i w:val="0"/>
-          <w:color w:val="000000"/>
-          <w:sz w:val="20"/>
-        </w:rPr>
-        <w:t xml:space="preserve">Detecting fraudulent postings is an intricate natural language processing (NLP) problem. Deceptive listings are constructed using highly professional language, often copying corporate profiles from legitimate websites to look genuine </w:t>
-      </w:r>
-      <w:hyperlink w:anchor="ref4">
-        <w:r>
-          <w:rPr>
-            <w:color w:val="0563C1"/>
             <w:u w:val="single"/>
-            <w:rFonts w:ascii="Times New Roman" w:hAnsi="Times New Roman"/>
-            <w:sz w:val="20"/>
+            <w:color w:val="0000FF"/>
           </w:rPr>
           <w:t>[4]</w:t>
         </w:r>
@@ -257,32 +240,15 @@
           <w:color w:val="000000"/>
           <w:sz w:val="20"/>
         </w:rPr>
-        <w:t>. Therefore, traditional keyword filtering or rule-based systems fail because they cannot capture semantic anomalies or context.</w:t>
+        <w:t xml:space="preserve">. Therefore, traditional keyword filtering or rule-based systems fail because they cannot capture semantic anomalies or context. Early automated detection systems deployed machine learning models such as Logistic Regression, Naive Bayes, and Random Forest on features extracted via TF-IDF </w:t>
       </w:r>
-    </w:p>
-    <w:p>
-      <w:pPr>
-        <w:spacing w:line="240" w:lineRule="auto" w:after="60"/>
-        <w:ind w:firstLine="216"/>
-        <w:jc w:val="both"/>
-      </w:pPr>
-      <w:r>
-        <w:rPr>
-          <w:rFonts w:ascii="Times New Roman" w:hAnsi="Times New Roman"/>
-          <w:b w:val="0"/>
-          <w:i w:val="0"/>
-          <w:color w:val="000000"/>
-          <w:sz w:val="20"/>
-        </w:rPr>
-        <w:t xml:space="preserve">Early automated detection systems deployed machine learning models such as Logistic Regression and Random Forest on features extracted via TF-IDF </w:t>
-      </w:r>
-      <w:hyperlink w:anchor="ref5">
+      <w:hyperlink w:anchor="ref_5">
         <w:r>
           <w:rPr>
-            <w:color w:val="0563C1"/>
-            <w:u w:val="single"/>
             <w:rFonts w:ascii="Times New Roman" w:hAnsi="Times New Roman"/>
             <w:sz w:val="20"/>
+            <w:u w:val="single"/>
+            <w:color w:val="0000FF"/>
           </w:rPr>
           <w:t>[5]</w:t>
         </w:r>
@@ -295,15 +261,15 @@
           <w:color w:val="000000"/>
           <w:sz w:val="20"/>
         </w:rPr>
-        <w:t xml:space="preserve">. Although computationally efficient, these models suffer from high-dimensional sparse representations and completely ignore the ordering and semantic context of words. To resolve this, deep learning models such as Recurrent Neural Networks (RNN) and Bidirectional Long Short-Term Memory (Bi-LSTM) were proposed </w:t>
+        <w:t xml:space="preserve">. Although computationally efficient, these models suffer from high-dimensional sparse representations and completely ignore the ordering and semantic context of words. To resolve this, recurrent deep learning models like Bi-LSTMs were proposed </w:t>
       </w:r>
-      <w:hyperlink w:anchor="ref2">
+      <w:hyperlink w:anchor="ref_2">
         <w:r>
           <w:rPr>
-            <w:color w:val="0563C1"/>
-            <w:u w:val="single"/>
             <w:rFonts w:ascii="Times New Roman" w:hAnsi="Times New Roman"/>
             <w:sz w:val="20"/>
+            <w:u w:val="single"/>
+            <w:color w:val="0000FF"/>
           </w:rPr>
           <w:t>[2]</w:t>
         </w:r>
@@ -316,12 +282,12 @@
           <w:color w:val="000000"/>
           <w:sz w:val="20"/>
         </w:rPr>
-        <w:t>. These models process sequential text using dense representations, but their performance remains limited when relying on static pre-trained embeddings (such as Word2Vec or GloVe) which fail to adjust a word's representation based on its dynamic context.</w:t>
+        <w:t>. These models process sequential text, but their performance remains limited when relying on static pre-trained embeddings (such as Word2Vec) which fail to adjust a word's representation based on its dynamic context.</w:t>
       </w:r>
     </w:p>
     <w:p>
       <w:pPr>
-        <w:spacing w:line="240" w:lineRule="auto" w:after="60"/>
+        <w:spacing w:line="252" w:lineRule="auto" w:after="80"/>
         <w:ind w:firstLine="216"/>
         <w:jc w:val="both"/>
       </w:pPr>
@@ -333,15 +299,15 @@
           <w:color w:val="000000"/>
           <w:sz w:val="20"/>
         </w:rPr>
-        <w:t xml:space="preserve">Recently, Transformer-based models like BERT have redefined the state-of-the-art in NLP </w:t>
+        <w:t xml:space="preserve">Recently, Transformer-based Large Language Models (LLMs) like BERT have redefined the state-of-the-art in NLP </w:t>
       </w:r>
-      <w:hyperlink w:anchor="ref6">
+      <w:hyperlink w:anchor="ref_6">
         <w:r>
           <w:rPr>
-            <w:color w:val="0563C1"/>
-            <w:u w:val="single"/>
             <w:rFonts w:ascii="Times New Roman" w:hAnsi="Times New Roman"/>
             <w:sz w:val="20"/>
+            <w:u w:val="single"/>
+            <w:color w:val="0000FF"/>
           </w:rPr>
           <w:t>[6]</w:t>
         </w:r>
@@ -356,13 +322,13 @@
         </w:rPr>
         <w:t xml:space="preserve">, </w:t>
       </w:r>
-      <w:hyperlink w:anchor="ref7">
+      <w:hyperlink w:anchor="ref_7">
         <w:r>
           <w:rPr>
-            <w:color w:val="0563C1"/>
-            <w:u w:val="single"/>
             <w:rFonts w:ascii="Times New Roman" w:hAnsi="Times New Roman"/>
             <w:sz w:val="20"/>
+            <w:u w:val="single"/>
+            <w:color w:val="0000FF"/>
           </w:rPr>
           <w:t>[7]</w:t>
         </w:r>
@@ -375,15 +341,19 @@
           <w:color w:val="000000"/>
           <w:sz w:val="20"/>
         </w:rPr>
-        <w:t>. BERT uses self-attention mechanisms to generate context-aware bidirectional representations of tokens. Standalone BERT architectures classify text by passing the representation of the special classification token ([CLS]) directly into a dense output layer. However, this approach discards token-level sequential and contextual variations across the full text sequence, which are critical for recognizing structural and linguistic tells in fraudulent job ads.</w:t>
+        <w:t xml:space="preserve">. BERT uses self-attention mechanisms to generate context-aware bidirectional representations of tokens. Standalone BERT architectures classify text by passing the representation of the special classification token ([CLS]) directly into a dense output layer </w:t>
       </w:r>
-    </w:p>
-    <w:p>
-      <w:pPr>
-        <w:spacing w:line="240" w:lineRule="auto" w:after="60"/>
-        <w:ind w:firstLine="216"/>
-        <w:jc w:val="both"/>
-      </w:pPr>
+      <w:hyperlink w:anchor="ref_8">
+        <w:r>
+          <w:rPr>
+            <w:rFonts w:ascii="Times New Roman" w:hAnsi="Times New Roman"/>
+            <w:sz w:val="20"/>
+            <w:u w:val="single"/>
+            <w:color w:val="0000FF"/>
+          </w:rPr>
+          <w:t>[8]</w:t>
+        </w:r>
+      </w:hyperlink>
       <w:r>
         <w:rPr>
           <w:rFonts w:ascii="Times New Roman" w:hAnsi="Times New Roman"/>
@@ -392,150 +362,13 @@
           <w:color w:val="000000"/>
           <w:sz w:val="20"/>
         </w:rPr>
-        <w:t xml:space="preserve">To bridge this gap, we propose a hybrid </w:t>
-      </w:r>
-      <w:r>
-        <w:rPr>
-          <w:rFonts w:ascii="Times New Roman" w:hAnsi="Times New Roman"/>
-          <w:b/>
-          <w:i w:val="0"/>
-          <w:color w:val="000000"/>
-          <w:sz w:val="20"/>
-        </w:rPr>
-        <w:t>BERT-BiLSTM</w:t>
-      </w:r>
-      <w:r>
-        <w:rPr>
-          <w:rFonts w:ascii="Times New Roman" w:hAnsi="Times New Roman"/>
-          <w:b w:val="0"/>
-          <w:i w:val="0"/>
-          <w:color w:val="000000"/>
-          <w:sz w:val="20"/>
-        </w:rPr>
-        <w:t xml:space="preserve"> model. This architecture leverages the strengths of both paradigms: (1) We utilize a pre-trained </w:t>
-      </w:r>
-      <w:r>
-        <w:rPr>
-          <w:rFonts w:ascii="Times New Roman" w:hAnsi="Times New Roman"/>
-          <w:b/>
-          <w:i w:val="0"/>
-          <w:color w:val="000000"/>
-          <w:sz w:val="20"/>
-        </w:rPr>
-        <w:t>BERT</w:t>
-      </w:r>
-      <w:r>
-        <w:rPr>
-          <w:rFonts w:ascii="Times New Roman" w:hAnsi="Times New Roman"/>
-          <w:b w:val="0"/>
-          <w:i w:val="0"/>
-          <w:color w:val="000000"/>
-          <w:sz w:val="20"/>
-        </w:rPr>
-        <w:t xml:space="preserve"> encoder to extract contextually rich sequence embeddings. (2) We feed these sequential embeddings into a </w:t>
-      </w:r>
-      <w:r>
-        <w:rPr>
-          <w:rFonts w:ascii="Times New Roman" w:hAnsi="Times New Roman"/>
-          <w:b/>
-          <w:i w:val="0"/>
-          <w:color w:val="000000"/>
-          <w:sz w:val="20"/>
-        </w:rPr>
-        <w:t>Bidirectional LSTM</w:t>
-      </w:r>
-      <w:r>
-        <w:rPr>
-          <w:rFonts w:ascii="Times New Roman" w:hAnsi="Times New Roman"/>
-          <w:b w:val="0"/>
-          <w:i w:val="0"/>
-          <w:color w:val="000000"/>
-          <w:sz w:val="20"/>
-        </w:rPr>
-        <w:t xml:space="preserve"> network to analyze the global syntax, sequential patterns, and long-range dependencies across the text. (3) We address class imbalance using a class-weighted loss function rather than data-altering oversampling (like SMOTE).</w:t>
-      </w:r>
-    </w:p>
-    <w:p>
-      <w:pPr>
-        <w:spacing w:line="240" w:lineRule="auto" w:after="60"/>
-        <w:ind w:firstLine="216"/>
-        <w:jc w:val="both"/>
-      </w:pPr>
-      <w:r>
-        <w:rPr>
-          <w:rFonts w:ascii="Times New Roman" w:hAnsi="Times New Roman"/>
-          <w:b w:val="0"/>
-          <w:i w:val="0"/>
-          <w:color w:val="000000"/>
-          <w:sz w:val="20"/>
-        </w:rPr>
-        <w:t xml:space="preserve">Furthermore, we incorporate </w:t>
-      </w:r>
-      <w:r>
-        <w:rPr>
-          <w:rFonts w:ascii="Times New Roman" w:hAnsi="Times New Roman"/>
-          <w:b/>
-          <w:i w:val="0"/>
-          <w:color w:val="000000"/>
-          <w:sz w:val="20"/>
-        </w:rPr>
-        <w:t>Explainable AI (XAI)</w:t>
-      </w:r>
-      <w:r>
-        <w:rPr>
-          <w:rFonts w:ascii="Times New Roman" w:hAnsi="Times New Roman"/>
-          <w:b w:val="0"/>
-          <w:i w:val="0"/>
-          <w:color w:val="000000"/>
-          <w:sz w:val="20"/>
-        </w:rPr>
-        <w:t xml:space="preserve"> principles using SHAP values to identify terms that most strongly signal fraudulent intent, addressing the black-box nature of deep neural networks. We also provide a complete </w:t>
-      </w:r>
-      <w:r>
-        <w:rPr>
-          <w:rFonts w:ascii="Times New Roman" w:hAnsi="Times New Roman"/>
-          <w:b/>
-          <w:i w:val="0"/>
-          <w:color w:val="000000"/>
-          <w:sz w:val="20"/>
-        </w:rPr>
-        <w:t>Ablation Study</w:t>
-      </w:r>
-      <w:r>
-        <w:rPr>
-          <w:rFonts w:ascii="Times New Roman" w:hAnsi="Times New Roman"/>
-          <w:b w:val="0"/>
-          <w:i w:val="0"/>
-          <w:color w:val="000000"/>
-          <w:sz w:val="20"/>
-        </w:rPr>
-        <w:t xml:space="preserve"> and a thorough </w:t>
-      </w:r>
-      <w:r>
-        <w:rPr>
-          <w:rFonts w:ascii="Times New Roman" w:hAnsi="Times New Roman"/>
-          <w:b/>
-          <w:i w:val="0"/>
-          <w:color w:val="000000"/>
-          <w:sz w:val="20"/>
-        </w:rPr>
-        <w:t>Error Analysis</w:t>
-      </w:r>
-      <w:r>
-        <w:rPr>
-          <w:rFonts w:ascii="Times New Roman" w:hAnsi="Times New Roman"/>
-          <w:b w:val="0"/>
-          <w:i w:val="0"/>
-          <w:color w:val="000000"/>
-          <w:sz w:val="20"/>
-        </w:rPr>
-        <w:t xml:space="preserve"> to demonstrate the scientific validity and statistical significance of our model's performance.</w:t>
+        <w:t>. However, this approach discards token-level sequential and contextual variations across the full text sequence, which are critical for recognizing structural and linguistic tells in fraudulent job ads. To bridge this gap, this study implements a context-aware natural language processor. In the proposed paper, we explore a sequence-preserving hybrid BERT-BiLSTM architecture, whereas in the baseline paper we optimize standalone BERT fine-tuning using class-weighted regularizations. Furthermore, we address the lack of model transparency by integrating Explainable AI (XAI) using SHAP values to explain token attributions.</w:t>
       </w:r>
     </w:p>
     <w:p>
       <w:pPr>
         <w:keepNext/>
-        <w:spacing w:before="200" w:after="80"/>
+        <w:spacing w:before="240" w:after="120"/>
         <w:jc w:val="center"/>
       </w:pPr>
       <w:r>
@@ -551,25 +384,8 @@
     </w:p>
     <w:p>
       <w:pPr>
-        <w:spacing w:line="240" w:lineRule="auto" w:after="60"/>
-        <w:ind w:firstLine="216"/>
-        <w:jc w:val="both"/>
-      </w:pPr>
-      <w:r>
-        <w:rPr>
-          <w:rFonts w:ascii="Times New Roman" w:hAnsi="Times New Roman"/>
-          <w:b w:val="0"/>
-          <w:i w:val="0"/>
-          <w:color w:val="000000"/>
-          <w:sz w:val="20"/>
-        </w:rPr>
-        <w:t>Online recruitment fraud detection has received substantial attention as the number of online job boards has expanded. Early research treated this task as a standard binary classification problem.</w:t>
-      </w:r>
-    </w:p>
-    <w:p>
-      <w:pPr>
         <w:keepNext/>
-        <w:spacing w:before="120" w:after="40"/>
+        <w:spacing w:before="160" w:after="80"/>
         <w:jc w:val="left"/>
       </w:pPr>
       <w:r>
@@ -585,7 +401,7 @@
     </w:p>
     <w:p>
       <w:pPr>
-        <w:spacing w:line="240" w:lineRule="auto" w:after="60"/>
+        <w:spacing w:line="252" w:lineRule="auto" w:after="80"/>
         <w:ind w:firstLine="216"/>
         <w:jc w:val="both"/>
       </w:pPr>
@@ -599,13 +415,13 @@
         </w:rPr>
         <w:t xml:space="preserve">Salloum et al. </w:t>
       </w:r>
-      <w:hyperlink w:anchor="ref5">
+      <w:hyperlink w:anchor="ref_5">
         <w:r>
           <w:rPr>
-            <w:color w:val="0563C1"/>
-            <w:u w:val="single"/>
             <w:rFonts w:ascii="Times New Roman" w:hAnsi="Times New Roman"/>
             <w:sz w:val="20"/>
+            <w:u w:val="single"/>
+            <w:color w:val="0000FF"/>
           </w:rPr>
           <w:t>[5]</w:t>
         </w:r>
@@ -618,15 +434,15 @@
           <w:color w:val="000000"/>
           <w:sz w:val="20"/>
         </w:rPr>
-        <w:t xml:space="preserve"> applied Logistic Regression and Decision Trees using TF-IDF feature extraction on job texts, achieving an accuracy of 96.78%. However, their evaluation showed high variance in F1-scores, heavily biased toward the majority class due to severe data imbalance. Chiraratanasopha and Chay-intr </w:t>
+        <w:t xml:space="preserve"> applied Logistic Regression and Decision Trees using TF-IDF feature extraction on job texts, achieving an accuracy of 96.78%. Chiraratanasopha and Chay-intr </w:t>
       </w:r>
-      <w:hyperlink w:anchor="ref4">
+      <w:hyperlink w:anchor="ref_4">
         <w:r>
           <w:rPr>
-            <w:color w:val="0563C1"/>
-            <w:u w:val="single"/>
             <w:rFonts w:ascii="Times New Roman" w:hAnsi="Times New Roman"/>
             <w:sz w:val="20"/>
+            <w:u w:val="single"/>
+            <w:color w:val="0000FF"/>
           </w:rPr>
           <w:t>[4]</w:t>
         </w:r>
@@ -639,15 +455,15 @@
           <w:color w:val="000000"/>
           <w:sz w:val="20"/>
         </w:rPr>
-        <w:t xml:space="preserve"> addressed this limitation by designing custom metadata features reflecting real-world fraud indicators, such as missing company logos, yielding an accuracy of 97.64%. Naudé et al. </w:t>
+        <w:t xml:space="preserve"> designed custom metadata features reflecting real-world fraud indicators, yielding an accuracy of 97.64%. Naude et al. </w:t>
       </w:r>
-      <w:hyperlink w:anchor="ref3">
+      <w:hyperlink w:anchor="ref_3">
         <w:r>
           <w:rPr>
-            <w:color w:val="0563C1"/>
-            <w:u w:val="single"/>
             <w:rFonts w:ascii="Times New Roman" w:hAnsi="Times New Roman"/>
             <w:sz w:val="20"/>
+            <w:u w:val="single"/>
+            <w:color w:val="0000FF"/>
           </w:rPr>
           <w:t>[3]</w:t>
         </w:r>
@@ -660,15 +476,15 @@
           <w:color w:val="000000"/>
           <w:sz w:val="20"/>
         </w:rPr>
-        <w:t xml:space="preserve"> classified fraudulent job postings into specific sub-categories, demonstrating that Gradient Boosting classifiers using POS tags and rule-set features obtained an F1-score of 0.88. Additionally, Habib et al. </w:t>
+        <w:t xml:space="preserve"> demonstrated that Gradient Boosting classifiers using POS tags and rule-set features obtained an F1-score of 0.88. Additionally, Habib et al. </w:t>
       </w:r>
-      <w:hyperlink w:anchor="ref9">
+      <w:hyperlink w:anchor="ref_9">
         <w:r>
           <w:rPr>
-            <w:color w:val="0563C1"/>
-            <w:u w:val="single"/>
             <w:rFonts w:ascii="Times New Roman" w:hAnsi="Times New Roman"/>
             <w:sz w:val="20"/>
+            <w:u w:val="single"/>
+            <w:color w:val="0000FF"/>
           </w:rPr>
           <w:t>[9]</w:t>
         </w:r>
@@ -681,15 +497,15 @@
           <w:color w:val="000000"/>
           <w:sz w:val="20"/>
         </w:rPr>
-        <w:t xml:space="preserve"> developed an ensemble voting classifier that integrates Random Forest and Naive Bayes to identify job vacancy fraud, showing notable stability on imbalanced sets. Roy et al. </w:t>
+        <w:t xml:space="preserve"> developed an ensemble voting classifier combining multiple base learners for job vacancy fraud detection, showing robust generalization. Roy et al. </w:t>
       </w:r>
-      <w:hyperlink w:anchor="ref13">
+      <w:hyperlink w:anchor="ref_13">
         <w:r>
           <w:rPr>
-            <w:color w:val="0563C1"/>
-            <w:u w:val="single"/>
             <w:rFonts w:ascii="Times New Roman" w:hAnsi="Times New Roman"/>
             <w:sz w:val="20"/>
+            <w:u w:val="single"/>
+            <w:color w:val="0000FF"/>
           </w:rPr>
           <w:t>[13]</w:t>
         </w:r>
@@ -702,13 +518,13 @@
           <w:color w:val="000000"/>
           <w:sz w:val="20"/>
         </w:rPr>
-        <w:t xml:space="preserve"> benchmarked several traditional ML models and noted that Support Vector Machines (SVM) could extract reliable decision boundaries on smaller token vocabularies.</w:t>
+        <w:t xml:space="preserve"> benchmarked several machine learning baselines and highlighted the potential of Support Vector Machines in extracting text anomalies.</w:t>
       </w:r>
     </w:p>
     <w:p>
       <w:pPr>
         <w:keepNext/>
-        <w:spacing w:before="120" w:after="40"/>
+        <w:spacing w:before="160" w:after="80"/>
         <w:jc w:val="left"/>
       </w:pPr>
       <w:r>
@@ -724,7 +540,7 @@
     </w:p>
     <w:p>
       <w:pPr>
-        <w:spacing w:line="240" w:lineRule="auto" w:after="60"/>
+        <w:spacing w:line="252" w:lineRule="auto" w:after="80"/>
         <w:ind w:firstLine="216"/>
         <w:jc w:val="both"/>
       </w:pPr>
@@ -736,15 +552,15 @@
           <w:color w:val="000000"/>
           <w:sz w:val="20"/>
         </w:rPr>
-        <w:t xml:space="preserve">To overcome the sparsity of TF-IDF representations, deep learning models were introduced. Pillai </w:t>
+        <w:t xml:space="preserve">Pillai </w:t>
       </w:r>
-      <w:hyperlink w:anchor="ref2">
+      <w:hyperlink w:anchor="ref_2">
         <w:r>
           <w:rPr>
-            <w:color w:val="0563C1"/>
-            <w:u w:val="single"/>
             <w:rFonts w:ascii="Times New Roman" w:hAnsi="Times New Roman"/>
             <w:sz w:val="20"/>
+            <w:u w:val="single"/>
+            <w:color w:val="0000FF"/>
           </w:rPr>
           <w:t>[2]</w:t>
         </w:r>
@@ -757,15 +573,15 @@
           <w:color w:val="000000"/>
           <w:sz w:val="20"/>
         </w:rPr>
-        <w:t xml:space="preserve"> utilized a Bi-LSTM model trained on static word embeddings to capture temporal sequences in job text. While achieving a high accuracy of 98.71%, the static nature of the embeddings prevented the model from capturing context-specific word variations. Alghamdi and Alharby </w:t>
+        <w:t xml:space="preserve"> utilized a Bi-LSTM model trained on static word embeddings to capture temporal sequences in job text. Alghamdi and Alharby </w:t>
       </w:r>
-      <w:hyperlink w:anchor="ref10">
+      <w:hyperlink w:anchor="ref_10">
         <w:r>
           <w:rPr>
-            <w:color w:val="0563C1"/>
-            <w:u w:val="single"/>
             <w:rFonts w:ascii="Times New Roman" w:hAnsi="Times New Roman"/>
             <w:sz w:val="20"/>
+            <w:u w:val="single"/>
+            <w:color w:val="0000FF"/>
           </w:rPr>
           <w:t>[10]</w:t>
         </w:r>
@@ -778,15 +594,15 @@
           <w:color w:val="000000"/>
           <w:sz w:val="20"/>
         </w:rPr>
-        <w:t xml:space="preserve"> proposed Gated Recurrent Units (GRU) for identifying ORF scams, concluding that GRUs have fewer parameters than LSTMs while achieving similar classification capacity. Kumar and Garg </w:t>
+        <w:t xml:space="preserve"> proposed using Gated Recurrent Units (GRU) to run online recruitment fraud classification, lowering parameter requirements while maintaining a robust F1-score. Kumar and Garg </w:t>
       </w:r>
-      <w:hyperlink w:anchor="ref11">
+      <w:hyperlink w:anchor="ref_11">
         <w:r>
           <w:rPr>
-            <w:color w:val="0563C1"/>
-            <w:u w:val="single"/>
             <w:rFonts w:ascii="Times New Roman" w:hAnsi="Times New Roman"/>
             <w:sz w:val="20"/>
+            <w:u w:val="single"/>
+            <w:color w:val="0000FF"/>
           </w:rPr>
           <w:t>[11]</w:t>
         </w:r>
@@ -799,15 +615,15 @@
           <w:color w:val="000000"/>
           <w:sz w:val="20"/>
         </w:rPr>
-        <w:t xml:space="preserve"> investigated deceptive content detection on online boards using ensemble learning combined with Word2Vec representations. Vidros et al. </w:t>
+        <w:t xml:space="preserve"> investigated deceptive text mining techniques on recruitment boards, whereas Vidros et al. </w:t>
       </w:r>
-      <w:hyperlink w:anchor="ref12">
+      <w:hyperlink w:anchor="ref_12">
         <w:r>
           <w:rPr>
-            <w:color w:val="0563C1"/>
-            <w:u w:val="single"/>
             <w:rFonts w:ascii="Times New Roman" w:hAnsi="Times New Roman"/>
             <w:sz w:val="20"/>
+            <w:u w:val="single"/>
+            <w:color w:val="0000FF"/>
           </w:rPr>
           <w:t>[12]</w:t>
         </w:r>
@@ -820,12 +636,12 @@
           <w:color w:val="000000"/>
           <w:sz w:val="20"/>
         </w:rPr>
-        <w:t xml:space="preserve"> presented a systematic review and classification scheme for ORF, outlining standard guidelines for deep learning architectures in this domain.</w:t>
+        <w:t xml:space="preserve"> completed a systematic review of the Online Recruitment Fraud domain to establish baseline guidelines.</w:t>
       </w:r>
     </w:p>
     <w:p>
       <w:pPr>
-        <w:spacing w:line="240" w:lineRule="auto" w:after="60"/>
+        <w:spacing w:line="252" w:lineRule="auto" w:after="80"/>
         <w:ind w:firstLine="216"/>
         <w:jc w:val="both"/>
       </w:pPr>
@@ -839,13 +655,13 @@
         </w:rPr>
         <w:t xml:space="preserve">The emergence of pre-trained transformers solved the static embedding issue. Taneja et al. </w:t>
       </w:r>
-      <w:hyperlink w:anchor="ref1">
+      <w:hyperlink w:anchor="ref_1">
         <w:r>
           <w:rPr>
-            <w:color w:val="0563C1"/>
-            <w:u w:val="single"/>
             <w:rFonts w:ascii="Times New Roman" w:hAnsi="Times New Roman"/>
             <w:sz w:val="20"/>
+            <w:u w:val="single"/>
+            <w:color w:val="0000FF"/>
           </w:rPr>
           <w:t>[1]</w:t>
         </w:r>
@@ -880,13 +696,13 @@
         </w:rPr>
         <w:t xml:space="preserve">, fine-tuning a BERT classifier on the EMSCAD dataset, achieving an F1-score of 0.93. Similarly, Sanisetty et al. </w:t>
       </w:r>
-      <w:hyperlink w:anchor="ref6">
+      <w:hyperlink w:anchor="ref_6">
         <w:r>
           <w:rPr>
-            <w:color w:val="0563C1"/>
-            <w:u w:val="single"/>
             <w:rFonts w:ascii="Times New Roman" w:hAnsi="Times New Roman"/>
             <w:sz w:val="20"/>
+            <w:u w:val="single"/>
+            <w:color w:val="0000FF"/>
           </w:rPr>
           <w:t>[6]</w:t>
         </w:r>
@@ -899,15 +715,15 @@
           <w:color w:val="000000"/>
           <w:sz w:val="20"/>
         </w:rPr>
-        <w:t xml:space="preserve"> combined BERT with sentiment polarity analysis to model the emotional tone of descriptions, achieving highly accurate classifications. Gupta and Rani </w:t>
+        <w:t xml:space="preserve"> combined BERT with sentiment polarity analysis to model the emotional tone of descriptions. Gupta and Rani </w:t>
       </w:r>
-      <w:hyperlink w:anchor="ref14">
+      <w:hyperlink w:anchor="ref_14">
         <w:r>
           <w:rPr>
-            <w:color w:val="0563C1"/>
-            <w:u w:val="single"/>
             <w:rFonts w:ascii="Times New Roman" w:hAnsi="Times New Roman"/>
             <w:sz w:val="20"/>
+            <w:u w:val="single"/>
+            <w:color w:val="0000FF"/>
           </w:rPr>
           <w:t>[14]</w:t>
         </w:r>
@@ -920,15 +736,15 @@
           <w:color w:val="000000"/>
           <w:sz w:val="20"/>
         </w:rPr>
-        <w:t xml:space="preserve"> utilized contextualized representations from BERT to detect scams, reporting that bidirectional self-attention is extremely critical to capturing vocabulary variations. Liao and Wang </w:t>
+        <w:t xml:space="preserve"> applied BERT's contextualized representations to identify job scams, and Liao and Wang </w:t>
       </w:r>
-      <w:hyperlink w:anchor="ref15">
+      <w:hyperlink w:anchor="ref_15">
         <w:r>
           <w:rPr>
-            <w:color w:val="0563C1"/>
-            <w:u w:val="single"/>
             <w:rFonts w:ascii="Times New Roman" w:hAnsi="Times New Roman"/>
             <w:sz w:val="20"/>
+            <w:u w:val="single"/>
+            <w:color w:val="0000FF"/>
           </w:rPr>
           <w:t>[15]</w:t>
         </w:r>
@@ -941,72 +757,13 @@
           <w:color w:val="000000"/>
           <w:sz w:val="20"/>
         </w:rPr>
-        <w:t xml:space="preserve"> recently combined a pre-trained transformer with a hybrid deep learning classifier.</w:t>
-      </w:r>
-    </w:p>
-    <w:p>
-      <w:pPr>
-        <w:spacing w:line="240" w:lineRule="auto" w:after="60"/>
-        <w:ind w:firstLine="216"/>
-        <w:jc w:val="both"/>
-      </w:pPr>
-      <w:r>
-        <w:rPr>
-          <w:rFonts w:ascii="Times New Roman" w:hAnsi="Times New Roman"/>
-          <w:b w:val="0"/>
-          <w:i w:val="0"/>
-          <w:color w:val="000000"/>
-          <w:sz w:val="20"/>
-        </w:rPr>
-        <w:t xml:space="preserve">More recently, hybrid frameworks have been explored. Srilakshmi et al. </w:t>
-      </w:r>
-      <w:hyperlink w:anchor="ref7">
-        <w:r>
-          <w:rPr>
-            <w:color w:val="0563C1"/>
-            <w:u w:val="single"/>
-            <w:rFonts w:ascii="Times New Roman" w:hAnsi="Times New Roman"/>
-            <w:sz w:val="20"/>
-          </w:rPr>
-          <w:t>[7]</w:t>
-        </w:r>
-      </w:hyperlink>
-      <w:r>
-        <w:rPr>
-          <w:rFonts w:ascii="Times New Roman" w:hAnsi="Times New Roman"/>
-          <w:b w:val="0"/>
-          <w:i w:val="0"/>
-          <w:color w:val="000000"/>
-          <w:sz w:val="20"/>
-        </w:rPr>
-        <w:t xml:space="preserve"> and Varshitha et al. </w:t>
-      </w:r>
-      <w:hyperlink w:anchor="ref8">
-        <w:r>
-          <w:rPr>
-            <w:color w:val="0563C1"/>
-            <w:u w:val="single"/>
-            <w:rFonts w:ascii="Times New Roman" w:hAnsi="Times New Roman"/>
-            <w:sz w:val="20"/>
-          </w:rPr>
-          <w:t>[8]</w:t>
-        </w:r>
-      </w:hyperlink>
-      <w:r>
-        <w:rPr>
-          <w:rFonts w:ascii="Times New Roman" w:hAnsi="Times New Roman"/>
-          <w:b w:val="0"/>
-          <w:i w:val="0"/>
-          <w:color w:val="000000"/>
-          <w:sz w:val="20"/>
-        </w:rPr>
-        <w:t xml:space="preserve"> proposed architectures combining BERT/RoBERTa with a 2D Convolutional Neural Network (CNN2D) classifier, using oversampling methods to mitigate dataset imbalance. While CNN2D models excel at capturing local spatial patterns, they are less suited than Bi-LSTMs for modeling the continuous sequential and temporal dependencies of long textual job advertisements. Our research improves upon these models by pairing BERT's contextual power with a sequential Bi-LSTM head, offering a unified, computationally efficient framework that trains directly on the class-weighted imbalanced dataset without distorting textual distributions.</w:t>
+        <w:t xml:space="preserve"> explored hybrid deep learning frameworks to augment feature spaces. Our work builds on these studies by optimizing tokenization pipelines and providing game-theoretic feature attribution explanations.</w:t>
       </w:r>
     </w:p>
     <w:p>
       <w:pPr>
         <w:keepNext/>
-        <w:spacing w:before="200" w:after="80"/>
+        <w:spacing w:before="240" w:after="120"/>
         <w:jc w:val="center"/>
       </w:pPr>
       <w:r>
@@ -1022,9 +779,48 @@
     </w:p>
     <w:p>
       <w:pPr>
-        <w:spacing w:line="240" w:lineRule="auto" w:after="60"/>
-        <w:ind w:firstLine="216"/>
-        <w:jc w:val="both"/>
+        <w:spacing w:before="160" w:after="80"/>
+        <w:jc w:val="center"/>
+      </w:pPr>
+      <w:r>
+        <w:drawing>
+          <wp:inline xmlns:a="http://schemas.openxmlformats.org/drawingml/2006/main" xmlns:pic="http://schemas.openxmlformats.org/drawingml/2006/picture">
+            <wp:extent cx="2926080" cy="3517207"/>
+            <wp:docPr id="1" name="Picture 1"/>
+            <wp:cNvGraphicFramePr>
+              <a:graphicFrameLocks noChangeAspect="1"/>
+            </wp:cNvGraphicFramePr>
+            <a:graphic>
+              <a:graphicData uri="http://schemas.openxmlformats.org/drawingml/2006/picture">
+                <pic:pic>
+                  <pic:nvPicPr>
+                    <pic:cNvPr id="0" name="architecture_proposed.png"/>
+                    <pic:cNvPicPr/>
+                  </pic:nvPicPr>
+                  <pic:blipFill>
+                    <a:blip r:embed="rId9"/>
+                    <a:stretch>
+                      <a:fillRect/>
+                    </a:stretch>
+                  </pic:blipFill>
+                  <pic:spPr>
+                    <a:xfrm>
+                      <a:off x="0" y="0"/>
+                      <a:ext cx="2926080" cy="3517207"/>
+                    </a:xfrm>
+                    <a:prstGeom prst="rect"/>
+                  </pic:spPr>
+                </pic:pic>
+              </a:graphicData>
+            </a:graphic>
+          </wp:inline>
+        </w:drawing>
+      </w:r>
+    </w:p>
+    <w:p>
+      <w:pPr>
+        <w:spacing w:after="160"/>
+        <w:jc w:val="center"/>
       </w:pPr>
       <w:r>
         <w:rPr>
@@ -1032,15 +828,15 @@
           <w:b w:val="0"/>
           <w:i w:val="0"/>
           <w:color w:val="000000"/>
-          <w:sz w:val="20"/>
+          <w:sz w:val="16"/>
         </w:rPr>
-        <w:t>The proposed hybrid BERT-BiLSTM framework consists of three main stages: (A) Data Preprocessing and Concatenation, (B) BERT Contextual Embedding Extraction, and (C) Bi-LSTM Sequential Classification. The details of these components are described below.</w:t>
+        <w:t>Fig. 1. System workflow diagram of the automated recruitment fraud detection model.</w:t>
       </w:r>
     </w:p>
     <w:p>
       <w:pPr>
         <w:keepNext/>
-        <w:spacing w:before="120" w:after="40"/>
+        <w:spacing w:before="160" w:after="80"/>
         <w:jc w:val="left"/>
       </w:pPr>
       <w:r>
@@ -1056,7 +852,7 @@
     </w:p>
     <w:p>
       <w:pPr>
-        <w:spacing w:line="240" w:lineRule="auto" w:after="60"/>
+        <w:spacing w:line="252" w:lineRule="auto" w:after="80"/>
         <w:ind w:firstLine="216"/>
         <w:jc w:val="both"/>
       </w:pPr>
@@ -1068,12 +864,46 @@
           <w:color w:val="000000"/>
           <w:sz w:val="20"/>
         </w:rPr>
-        <w:t>Each job posting in the EMSCAD dataset contains both structured metadata and unstructured text. To leverage all textual clues, we clean and concatenate five primary fields: Job Title (T), Company Profile (C), Job Description (D), Requirements (R), and Benefits (B). The combined text representation X_i is defined as:</w:t>
+        <w:t>Each job posting in the EMSCAD dataset contains both structured metadata and unstructured text. To leverage all textual clues, we clean and concatenate ten primary fields: Job Title, Company Profile, Job Description, Requirements, Benefits, Employment Type, Required Experience, Required Education, Industry, and Function. To prevent the injection of noisy 'nan' strings resulting from pandas float missing values, we implement a robust tag-based concatenation helper function. This function checks if a field is non-null and non-empty before prepending its semantic label and joining it using structural dividers.</w:t>
       </w:r>
     </w:p>
     <w:p>
       <w:pPr>
-        <w:spacing w:before="80" w:after="80"/>
+        <w:keepNext/>
+        <w:spacing w:before="160" w:after="80"/>
+        <w:jc w:val="left"/>
+      </w:pPr>
+      <w:r>
+        <w:rPr>
+          <w:rFonts w:ascii="Times New Roman" w:hAnsi="Times New Roman"/>
+          <w:b w:val="0"/>
+          <w:i/>
+          <w:color w:val="000000"/>
+          <w:sz w:val="20"/>
+        </w:rPr>
+        <w:t>B. BERT Contextual Embedding Extraction</w:t>
+      </w:r>
+    </w:p>
+    <w:p>
+      <w:pPr>
+        <w:spacing w:line="252" w:lineRule="auto" w:after="80"/>
+        <w:ind w:firstLine="216"/>
+        <w:jc w:val="both"/>
+      </w:pPr>
+      <w:r>
+        <w:rPr>
+          <w:rFonts w:ascii="Times New Roman" w:hAnsi="Times New Roman"/>
+          <w:b w:val="0"/>
+          <w:i w:val="0"/>
+          <w:color w:val="000000"/>
+          <w:sz w:val="20"/>
+        </w:rPr>
+        <w:t>The preprocessed text sequence is tokenized using the WordPiece tokenizer associated with BERT-base. For an input sequence of length L, the tokenizer generates input tokens, including the classification token [CLS] at the beginning. These tokens are mapped to input IDs and fed into the bert-base-uncased model. BERT encodes the tokens to output a sequence of contextual hidden states:</w:t>
+      </w:r>
+    </w:p>
+    <w:p>
+      <w:pPr>
+        <w:spacing w:before="120" w:after="120"/>
         <w:jc w:val="center"/>
       </w:pPr>
       <w:r>
@@ -1084,7 +914,7 @@
           <w:color w:val="000000"/>
           <w:sz w:val="20"/>
         </w:rPr>
-        <w:t>X_i = [T_i] || [C_i] || [D_i] || [R_i] || [B_i]</w:t>
+        <w:t>H = BERT(I, A) ∈ R^(B x L x D)</w:t>
         <w:tab/>
         <w:tab/>
       </w:r>
@@ -1101,7 +931,7 @@
     </w:p>
     <w:p>
       <w:pPr>
-        <w:spacing w:line="240" w:lineRule="auto" w:after="60"/>
+        <w:spacing w:line="252" w:lineRule="auto" w:after="80"/>
         <w:ind w:firstLine="216"/>
         <w:jc w:val="both"/>
       </w:pPr>
@@ -1113,13 +943,13 @@
           <w:color w:val="000000"/>
           <w:sz w:val="20"/>
         </w:rPr>
-        <w:t>where || represents string concatenation. The combined text is cleaned by removing HTML tags and normalizing white spaces, keeping punctuation intact to preserve syntactic clues for the transformer model.</w:t>
+        <w:t>where B is the batch size, L is the sequence length (L = 512), D is the hidden embedding dimension (D = 768), I represents input IDs, and A represents attention masks. In the standalone configuration, the [CLS] representation is passed directly to the classification head. In the hybrid configuration, we retain the full sequence output to process intermediate token dependencies.</w:t>
       </w:r>
     </w:p>
     <w:p>
       <w:pPr>
         <w:keepNext/>
-        <w:spacing w:before="120" w:after="40"/>
+        <w:spacing w:before="160" w:after="80"/>
         <w:jc w:val="left"/>
       </w:pPr>
       <w:r>
@@ -1130,12 +960,12 @@
           <w:color w:val="000000"/>
           <w:sz w:val="20"/>
         </w:rPr>
-        <w:t>B. BERT Contextual Embedding Extraction</w:t>
+        <w:t>C. Bi-LSTM Sequential Classification</w:t>
       </w:r>
     </w:p>
     <w:p>
       <w:pPr>
-        <w:spacing w:line="240" w:lineRule="auto" w:after="60"/>
+        <w:spacing w:line="252" w:lineRule="auto" w:after="80"/>
         <w:ind w:firstLine="216"/>
         <w:jc w:val="both"/>
       </w:pPr>
@@ -1147,29 +977,12 @@
           <w:color w:val="000000"/>
           <w:sz w:val="20"/>
         </w:rPr>
-        <w:t>The preprocessed text sequence is tokenized using the WordPiece tokenizer associated with BERT. For an input sequence of length L, the tokenizer generates input tokens T_1, T_2, ..., T_L, including the classification token [CLS] at the beginning.</w:t>
+        <w:t>To model the bidirectional context and sequential syntax of the sequence, the hidden states H are passed into a two-layer Bidirectional LSTM. The Bi-LSTM processes the sequence in both forward and backward directions:</w:t>
       </w:r>
     </w:p>
     <w:p>
       <w:pPr>
-        <w:spacing w:line="240" w:lineRule="auto" w:after="60"/>
-        <w:ind w:firstLine="216"/>
-        <w:jc w:val="both"/>
-      </w:pPr>
-      <w:r>
-        <w:rPr>
-          <w:rFonts w:ascii="Times New Roman" w:hAnsi="Times New Roman"/>
-          <w:b w:val="0"/>
-          <w:i w:val="0"/>
-          <w:color w:val="000000"/>
-          <w:sz w:val="20"/>
-        </w:rPr>
-        <w:t>These tokens are mapped to input IDs and fed into the BERT model. BERT encodes the tokens to output a sequence of contextual hidden states:</w:t>
-      </w:r>
-    </w:p>
-    <w:p>
-      <w:pPr>
-        <w:spacing w:before="80" w:after="80"/>
+        <w:spacing w:before="120" w:after="120"/>
         <w:jc w:val="center"/>
       </w:pPr>
       <w:r>
@@ -1180,7 +993,7 @@
           <w:color w:val="000000"/>
           <w:sz w:val="20"/>
         </w:rPr>
-        <w:t>H = BERT(I, A) ∈ ℝ^(B × L × D)</w:t>
+        <w:t>h_t = [h_fwd || h_bwd] ∈ R^(2 * D_lstm)</w:t>
         <w:tab/>
         <w:tab/>
       </w:r>
@@ -1197,7 +1010,7 @@
     </w:p>
     <w:p>
       <w:pPr>
-        <w:spacing w:line="240" w:lineRule="auto" w:after="60"/>
+        <w:spacing w:line="252" w:lineRule="auto" w:after="80"/>
         <w:ind w:firstLine="216"/>
         <w:jc w:val="both"/>
       </w:pPr>
@@ -1209,85 +1022,29 @@
           <w:color w:val="000000"/>
           <w:sz w:val="20"/>
         </w:rPr>
-        <w:t>where B is the batch size, L is the sequence length (L = 256), D is the hidden embedding dimension (D = 768), I represents input IDs, and A represents the attention masks. Unlike standalone BERT architectures that only use the classification token embedding H_0, our model retains the full sequence representation H to serve as sequential inputs for the subsequent recurrent layers, preventing the loss of localized sequence dependencies.</w:t>
+        <w:t>where D_lstm is the hidden dimension of each LSTM direction (D_lstm = 128). The sequence output is concatenated using Global Max Pooling and Global Average Pooling to capture peak features and contextual flow. The aggregated representation is passed through a dense classifier optimized using a class-weighted cross-entropy loss function.</w:t>
       </w:r>
     </w:p>
     <w:p>
       <w:pPr>
-        <w:spacing w:before="120" w:after="40"/>
-        <w:jc w:val="center"/>
-      </w:pPr>
-      <w:r>
-        <w:drawing>
-          <wp:inline xmlns:a="http://schemas.openxmlformats.org/drawingml/2006/main" xmlns:pic="http://schemas.openxmlformats.org/drawingml/2006/picture">
-            <wp:extent cx="2651760" cy="2651760"/>
-            <wp:docPr id="1" name="Picture 1"/>
-            <wp:cNvGraphicFramePr>
-              <a:graphicFrameLocks noChangeAspect="1"/>
-            </wp:cNvGraphicFramePr>
-            <a:graphic>
-              <a:graphicData uri="http://schemas.openxmlformats.org/drawingml/2006/picture">
-                <pic:pic>
-                  <pic:nvPicPr>
-                    <pic:cNvPr id="0" name="architecture_placeholder.jpg"/>
-                    <pic:cNvPicPr/>
-                  </pic:nvPicPr>
-                  <pic:blipFill>
-                    <a:blip r:embed="rId9"/>
-                    <a:stretch>
-                      <a:fillRect/>
-                    </a:stretch>
-                  </pic:blipFill>
-                  <pic:spPr>
-                    <a:xfrm>
-                      <a:off x="0" y="0"/>
-                      <a:ext cx="2651760" cy="2651760"/>
-                    </a:xfrm>
-                    <a:prstGeom prst="rect"/>
-                  </pic:spPr>
-                </pic:pic>
-              </a:graphicData>
-            </a:graphic>
-          </wp:inline>
-        </w:drawing>
-      </w:r>
-    </w:p>
-    <w:p>
-      <w:pPr>
-        <w:spacing w:after="120"/>
+        <w:keepNext/>
+        <w:spacing w:before="240" w:after="120"/>
         <w:jc w:val="center"/>
       </w:pPr>
       <w:r>
         <w:rPr>
           <w:rFonts w:ascii="Times New Roman" w:hAnsi="Times New Roman"/>
-          <w:b w:val="0"/>
+          <w:b/>
           <w:i w:val="0"/>
           <w:color w:val="000000"/>
-          <w:sz w:val="16"/>
+          <w:sz w:val="20"/>
         </w:rPr>
-        <w:t>Fig. 1. System Architecture of the Proposed Hybrid BERT-BiLSTM framework.</w:t>
+        <w:t>IV.  EXPLAINABLE AI ANALYSIS</w:t>
       </w:r>
     </w:p>
     <w:p>
       <w:pPr>
-        <w:keepNext/>
-        <w:spacing w:before="120" w:after="40"/>
-        <w:jc w:val="left"/>
-      </w:pPr>
-      <w:r>
-        <w:rPr>
-          <w:rFonts w:ascii="Times New Roman" w:hAnsi="Times New Roman"/>
-          <w:b w:val="0"/>
-          <w:i/>
-          <w:color w:val="000000"/>
-          <w:sz w:val="20"/>
-        </w:rPr>
-        <w:t>C. Bi-LSTM Sequential Classification</w:t>
-      </w:r>
-    </w:p>
-    <w:p>
-      <w:pPr>
-        <w:spacing w:line="240" w:lineRule="auto" w:after="60"/>
+        <w:spacing w:line="252" w:lineRule="auto" w:after="80"/>
         <w:ind w:firstLine="216"/>
         <w:jc w:val="both"/>
       </w:pPr>
@@ -1299,26 +1056,19 @@
           <w:color w:val="000000"/>
           <w:sz w:val="20"/>
         </w:rPr>
-        <w:t>To model the bidirectional context and dependencies of the sequence, the hidden states H are passed into a Bidirectional LSTM layer. The Bi-LSTM processes the sequence in both forward and backward directions:</w:t>
+        <w:t xml:space="preserve">To resolve the black-box nature of deep neural networks, we utilize Shapley Additive Explanations (SHAP) </w:t>
       </w:r>
-    </w:p>
-    <w:p>
-      <w:pPr>
-        <w:spacing w:before="80" w:after="80"/>
-        <w:jc w:val="center"/>
-      </w:pPr>
-      <w:r>
-        <w:rPr>
-          <w:rFonts w:ascii="Times New Roman" w:hAnsi="Times New Roman"/>
-          <w:b w:val="0"/>
-          <w:i/>
-          <w:color w:val="000000"/>
-          <w:sz w:val="20"/>
-        </w:rPr>
-        <w:t>h_t_fwd = LSTM_fwd(H_t, h_(t-1)_fwd)</w:t>
-        <w:tab/>
-        <w:tab/>
-      </w:r>
+      <w:hyperlink w:anchor="ref_6">
+        <w:r>
+          <w:rPr>
+            <w:rFonts w:ascii="Times New Roman" w:hAnsi="Times New Roman"/>
+            <w:sz w:val="20"/>
+            <w:u w:val="single"/>
+            <w:color w:val="0000FF"/>
+          </w:rPr>
+          <w:t>[6]</w:t>
+        </w:r>
+      </w:hyperlink>
       <w:r>
         <w:rPr>
           <w:rFonts w:ascii="Times New Roman" w:hAnsi="Times New Roman"/>
@@ -1327,322 +1077,18 @@
           <w:color w:val="000000"/>
           <w:sz w:val="20"/>
         </w:rPr>
-        <w:t>(3)</w:t>
+        <w:t>. SHAP assigns each input token an attribution score representing its marginal contribution to the classification probability. By calculating the mean SHAP values across test listings, we separate the text into attributions that strongly shift the probability toward the Fraudulent class (positive SHAP scores) or toward the Genuine class (negative SHAP scores). Figure 2 visualizes these token attributions.</w:t>
       </w:r>
     </w:p>
     <w:p>
       <w:pPr>
-        <w:spacing w:before="80" w:after="80"/>
-        <w:jc w:val="center"/>
-      </w:pPr>
-      <w:r>
-        <w:rPr>
-          <w:rFonts w:ascii="Times New Roman" w:hAnsi="Times New Roman"/>
-          <w:b w:val="0"/>
-          <w:i/>
-          <w:color w:val="000000"/>
-          <w:sz w:val="20"/>
-        </w:rPr>
-        <w:t>h_t_bwd = LSTM_bwd(H_t, h_(t+1)_bwd)</w:t>
-        <w:tab/>
-        <w:tab/>
-      </w:r>
-      <w:r>
-        <w:rPr>
-          <w:rFonts w:ascii="Times New Roman" w:hAnsi="Times New Roman"/>
-          <w:b w:val="0"/>
-          <w:i w:val="0"/>
-          <w:color w:val="000000"/>
-          <w:sz w:val="20"/>
-        </w:rPr>
-        <w:t>(4)</w:t>
-      </w:r>
-    </w:p>
-    <w:p>
-      <w:pPr>
-        <w:spacing w:line="240" w:lineRule="auto" w:after="60"/>
-        <w:ind w:firstLine="216"/>
-        <w:jc w:val="both"/>
-      </w:pPr>
-      <w:r>
-        <w:rPr>
-          <w:rFonts w:ascii="Times New Roman" w:hAnsi="Times New Roman"/>
-          <w:b w:val="0"/>
-          <w:i w:val="0"/>
-          <w:color w:val="000000"/>
-          <w:sz w:val="20"/>
-        </w:rPr>
-        <w:t>For each token t, the forward and backward hidden states are concatenated to yield the complete bidirectional hidden state:</w:t>
-      </w:r>
-    </w:p>
-    <w:p>
-      <w:pPr>
-        <w:spacing w:before="80" w:after="80"/>
-        <w:jc w:val="center"/>
-      </w:pPr>
-      <w:r>
-        <w:rPr>
-          <w:rFonts w:ascii="Times New Roman" w:hAnsi="Times New Roman"/>
-          <w:b w:val="0"/>
-          <w:i/>
-          <w:color w:val="000000"/>
-          <w:sz w:val="20"/>
-        </w:rPr>
-        <w:t>h_t = [h_t_fwd || h_t_bwd] ∈ ℝ^(2 × D_lstm)</w:t>
-        <w:tab/>
-        <w:tab/>
-      </w:r>
-      <w:r>
-        <w:rPr>
-          <w:rFonts w:ascii="Times New Roman" w:hAnsi="Times New Roman"/>
-          <w:b w:val="0"/>
-          <w:i w:val="0"/>
-          <w:color w:val="000000"/>
-          <w:sz w:val="20"/>
-        </w:rPr>
-        <w:t>(5)</w:t>
-      </w:r>
-    </w:p>
-    <w:p>
-      <w:pPr>
-        <w:spacing w:line="240" w:lineRule="auto" w:after="60"/>
-        <w:ind w:firstLine="216"/>
-        <w:jc w:val="both"/>
-      </w:pPr>
-      <w:r>
-        <w:rPr>
-          <w:rFonts w:ascii="Times New Roman" w:hAnsi="Times New Roman"/>
-          <w:b w:val="0"/>
-          <w:i w:val="0"/>
-          <w:color w:val="000000"/>
-          <w:sz w:val="20"/>
-        </w:rPr>
-        <w:t>where D_lstm is the hidden dimension of each LSTM direction (D_lstm = 128). The full sequence output of the Bi-LSTM is represented as Y ∈ ℝ^(B × L × 2D_lstm). To aggregate the sequence into a single classification vector, we apply global max pooling over the sequence dimension:</w:t>
-      </w:r>
-    </w:p>
-    <w:p>
-      <w:pPr>
-        <w:spacing w:before="80" w:after="80"/>
-        <w:jc w:val="center"/>
-      </w:pPr>
-      <w:r>
-        <w:rPr>
-          <w:rFonts w:ascii="Times New Roman" w:hAnsi="Times New Roman"/>
-          <w:b w:val="0"/>
-          <w:i/>
-          <w:color w:val="000000"/>
-          <w:sz w:val="20"/>
-        </w:rPr>
-        <w:t>Z_j = max_(1 ≤ t ≤ L) Y_(j, t, :) ∈ ℝ^(2D_lstm)</w:t>
-        <w:tab/>
-        <w:tab/>
-      </w:r>
-      <w:r>
-        <w:rPr>
-          <w:rFonts w:ascii="Times New Roman" w:hAnsi="Times New Roman"/>
-          <w:b w:val="0"/>
-          <w:i w:val="0"/>
-          <w:color w:val="000000"/>
-          <w:sz w:val="20"/>
-        </w:rPr>
-        <w:t>(6)</w:t>
-      </w:r>
-    </w:p>
-    <w:p>
-      <w:pPr>
-        <w:spacing w:line="240" w:lineRule="auto" w:after="60"/>
-        <w:ind w:firstLine="216"/>
-        <w:jc w:val="both"/>
-      </w:pPr>
-      <w:r>
-        <w:rPr>
-          <w:rFonts w:ascii="Times New Roman" w:hAnsi="Times New Roman"/>
-          <w:b w:val="0"/>
-          <w:i w:val="0"/>
-          <w:color w:val="000000"/>
-          <w:sz w:val="20"/>
-        </w:rPr>
-        <w:t>Finally, the pooled representation Z is passed through a dense feedforward network with dropout regularization to output the raw class logits:</w:t>
-      </w:r>
-    </w:p>
-    <w:p>
-      <w:pPr>
-        <w:spacing w:before="80" w:after="80"/>
-        <w:jc w:val="center"/>
-      </w:pPr>
-      <w:r>
-        <w:rPr>
-          <w:rFonts w:ascii="Times New Roman" w:hAnsi="Times New Roman"/>
-          <w:b w:val="0"/>
-          <w:i/>
-          <w:color w:val="000000"/>
-          <w:sz w:val="20"/>
-        </w:rPr>
-        <w:t>ŷ = Linear(ReLU(Dropout(Linear(Z))))</w:t>
-        <w:tab/>
-        <w:tab/>
-      </w:r>
-      <w:r>
-        <w:rPr>
-          <w:rFonts w:ascii="Times New Roman" w:hAnsi="Times New Roman"/>
-          <w:b w:val="0"/>
-          <w:i w:val="0"/>
-          <w:color w:val="000000"/>
-          <w:sz w:val="20"/>
-        </w:rPr>
-        <w:t>(7)</w:t>
-      </w:r>
-    </w:p>
-    <w:p>
-      <w:pPr>
-        <w:spacing w:line="240" w:lineRule="auto" w:after="60"/>
-        <w:ind w:firstLine="216"/>
-        <w:jc w:val="both"/>
-      </w:pPr>
-      <w:r>
-        <w:rPr>
-          <w:rFonts w:ascii="Times New Roman" w:hAnsi="Times New Roman"/>
-          <w:b w:val="0"/>
-          <w:i w:val="0"/>
-          <w:color w:val="000000"/>
-          <w:sz w:val="20"/>
-        </w:rPr>
-        <w:t>The model is optimized using binary cross-entropy with a positive class weight (w_pos) to adjust gradients for the minority class:</w:t>
-      </w:r>
-    </w:p>
-    <w:p>
-      <w:pPr>
-        <w:spacing w:before="80" w:after="80"/>
-        <w:jc w:val="center"/>
-      </w:pPr>
-      <w:r>
-        <w:rPr>
-          <w:rFonts w:ascii="Times New Roman" w:hAnsi="Times New Roman"/>
-          <w:b w:val="0"/>
-          <w:i/>
-          <w:color w:val="000000"/>
-          <w:sz w:val="20"/>
-        </w:rPr>
-        <w:t>L = - [ w_pos × y log(σ(ŷ)) + (1 - y) log(1 - σ(ŷ)) ]</w:t>
-        <w:tab/>
-        <w:tab/>
-      </w:r>
-      <w:r>
-        <w:rPr>
-          <w:rFonts w:ascii="Times New Roman" w:hAnsi="Times New Roman"/>
-          <w:b w:val="0"/>
-          <w:i w:val="0"/>
-          <w:color w:val="000000"/>
-          <w:sz w:val="20"/>
-        </w:rPr>
-        <w:t>(8)</w:t>
-      </w:r>
-    </w:p>
-    <w:p>
-      <w:pPr>
-        <w:spacing w:line="240" w:lineRule="auto" w:after="60"/>
-        <w:ind w:firstLine="216"/>
-        <w:jc w:val="both"/>
-      </w:pPr>
-      <w:r>
-        <w:rPr>
-          <w:rFonts w:ascii="Times New Roman" w:hAnsi="Times New Roman"/>
-          <w:b w:val="0"/>
-          <w:i w:val="0"/>
-          <w:color w:val="000000"/>
-          <w:sz w:val="20"/>
-        </w:rPr>
-        <w:t>where σ is the sigmoid activation function and y represents the ground truth label. By keeping the BERT backbone frozen, we restrict the trainable parameters to only the recurrent and dense layers (1.34 Million), which reduces the VRAM requirement to under 0.5GB, preventing catastrophic forgetting and enabling VRAM-efficient CPU/GPU training.</w:t>
-      </w:r>
-    </w:p>
-    <w:p>
-      <w:pPr>
-        <w:keepNext/>
-        <w:spacing w:before="120" w:after="40"/>
-        <w:jc w:val="left"/>
-      </w:pPr>
-      <w:r>
-        <w:rPr>
-          <w:rFonts w:ascii="Times New Roman" w:hAnsi="Times New Roman"/>
-          <w:b w:val="0"/>
-          <w:i/>
-          <w:color w:val="000000"/>
-          <w:sz w:val="20"/>
-        </w:rPr>
-        <w:t>D. Explainable AI (XAI) using SHAP Values</w:t>
-      </w:r>
-    </w:p>
-    <w:p>
-      <w:pPr>
-        <w:spacing w:line="240" w:lineRule="auto" w:after="60"/>
-        <w:ind w:firstLine="216"/>
-        <w:jc w:val="both"/>
-      </w:pPr>
-      <w:r>
-        <w:rPr>
-          <w:rFonts w:ascii="Times New Roman" w:hAnsi="Times New Roman"/>
-          <w:b w:val="0"/>
-          <w:i w:val="0"/>
-          <w:color w:val="000000"/>
-          <w:sz w:val="20"/>
-        </w:rPr>
-        <w:t>To demystify the black-box decisions of our deep neural network, we utilize SHapley Additive exPlanations (SHAP) instead of raw self-attention weights. SHAP assigns each input token an attribution score representing its marginal contribution to the classification probability. The Shapley value for a token i is defined as:</w:t>
-      </w:r>
-    </w:p>
-    <w:p>
-      <w:pPr>
-        <w:spacing w:before="80" w:after="80"/>
-        <w:jc w:val="center"/>
-      </w:pPr>
-      <w:r>
-        <w:rPr>
-          <w:rFonts w:ascii="Times New Roman" w:hAnsi="Times New Roman"/>
-          <w:b w:val="0"/>
-          <w:i/>
-          <w:color w:val="000000"/>
-          <w:sz w:val="20"/>
-        </w:rPr>
-        <w:t>φ_i = ∑_(S ⊆ F \ {i}) (|S|! (|F| - |S| - 1)!) / |F|! [ f_x(S ∪ {i}) - f_x(S) ]</w:t>
-        <w:tab/>
-        <w:tab/>
-      </w:r>
-      <w:r>
-        <w:rPr>
-          <w:rFonts w:ascii="Times New Roman" w:hAnsi="Times New Roman"/>
-          <w:b w:val="0"/>
-          <w:i w:val="0"/>
-          <w:color w:val="000000"/>
-          <w:sz w:val="20"/>
-        </w:rPr>
-        <w:t>(9)</w:t>
-      </w:r>
-    </w:p>
-    <w:p>
-      <w:pPr>
-        <w:spacing w:line="240" w:lineRule="auto" w:after="60"/>
-        <w:ind w:firstLine="216"/>
-        <w:jc w:val="both"/>
-      </w:pPr>
-      <w:r>
-        <w:rPr>
-          <w:rFonts w:ascii="Times New Roman" w:hAnsi="Times New Roman"/>
-          <w:b w:val="0"/>
-          <w:i w:val="0"/>
-          <w:color w:val="000000"/>
-          <w:sz w:val="20"/>
-        </w:rPr>
-        <w:t>where F is the set of all features (tokens), S is a subset of features excluding token i, and f_x(S) is the model output conditioned on S. By calculating the mean SHAP values across test listings, we separate the text into attributions that strongly shift the probability toward the Fraudulent class (positive SHAP scores) or toward the Genuine class (negative SHAP scores). Figure 2 visualizes the top attributions.</w:t>
-      </w:r>
-    </w:p>
-    <w:p>
-      <w:pPr>
-        <w:spacing w:before="120" w:after="40"/>
+        <w:spacing w:before="160" w:after="80"/>
         <w:jc w:val="center"/>
       </w:pPr>
       <w:r>
         <w:drawing>
           <wp:inline xmlns:a="http://schemas.openxmlformats.org/drawingml/2006/main" xmlns:pic="http://schemas.openxmlformats.org/drawingml/2006/picture">
-            <wp:extent cx="2651760" cy="1657350"/>
+            <wp:extent cx="2926080" cy="1828800"/>
             <wp:docPr id="2" name="Picture 2"/>
             <wp:cNvGraphicFramePr>
               <a:graphicFrameLocks noChangeAspect="1"/>
@@ -1663,7 +1109,7 @@
                   <pic:spPr>
                     <a:xfrm>
                       <a:off x="0" y="0"/>
-                      <a:ext cx="2651760" cy="1657350"/>
+                      <a:ext cx="2926080" cy="1828800"/>
                     </a:xfrm>
                     <a:prstGeom prst="rect"/>
                   </pic:spPr>
@@ -1676,7 +1122,7 @@
     </w:p>
     <w:p>
       <w:pPr>
-        <w:spacing w:after="120"/>
+        <w:spacing w:after="160"/>
         <w:jc w:val="center"/>
       </w:pPr>
       <w:r>
@@ -1693,7 +1139,7 @@
     <w:p>
       <w:pPr>
         <w:keepNext/>
-        <w:spacing w:before="200" w:after="80"/>
+        <w:spacing w:before="240" w:after="120"/>
         <w:jc w:val="center"/>
       </w:pPr>
       <w:r>
@@ -1704,13 +1150,13 @@
           <w:color w:val="000000"/>
           <w:sz w:val="20"/>
         </w:rPr>
-        <w:t>IV.  EXPERIMENTAL SETUP</w:t>
+        <w:t>V.  EXPERIMENTAL SETUP</w:t>
       </w:r>
     </w:p>
     <w:p>
       <w:pPr>
         <w:keepNext/>
-        <w:spacing w:before="120" w:after="40"/>
+        <w:spacing w:before="160" w:after="80"/>
         <w:jc w:val="left"/>
       </w:pPr>
       <w:r>
@@ -1726,7 +1172,7 @@
     </w:p>
     <w:p>
       <w:pPr>
-        <w:spacing w:line="240" w:lineRule="auto" w:after="60"/>
+        <w:spacing w:line="252" w:lineRule="auto" w:after="80"/>
         <w:ind w:firstLine="216"/>
         <w:jc w:val="both"/>
       </w:pPr>
@@ -1738,13 +1184,34 @@
           <w:color w:val="000000"/>
           <w:sz w:val="20"/>
         </w:rPr>
-        <w:t>The model is validated using the Kaggle Real/Fake Job Posting Prediction dataset (EMSCAD). The dataset consists of 17,880 observations. It contains a significant class imbalance, containing 17,014 genuine posts (95.16%) and only 866 fraudulent posts (4.84%). This highly skewed distribution represents a realistic recruitment scenario where fraud is a needle in a haystack.</w:t>
+        <w:t xml:space="preserve">The model is validated using the Kaggle Real/Fake Job Posting Prediction dataset (EMSCAD) </w:t>
+      </w:r>
+      <w:hyperlink w:anchor="ref_12">
+        <w:r>
+          <w:rPr>
+            <w:rFonts w:ascii="Times New Roman" w:hAnsi="Times New Roman"/>
+            <w:sz w:val="20"/>
+            <w:u w:val="single"/>
+            <w:color w:val="0000FF"/>
+          </w:rPr>
+          <w:t>[12]</w:t>
+        </w:r>
+      </w:hyperlink>
+      <w:r>
+        <w:rPr>
+          <w:rFonts w:ascii="Times New Roman" w:hAnsi="Times New Roman"/>
+          <w:b w:val="0"/>
+          <w:i w:val="0"/>
+          <w:color w:val="000000"/>
+          <w:sz w:val="20"/>
+        </w:rPr>
+        <w:t>. The dataset consists of 17,880 observations. It contains a significant class imbalance, containing 17,014 genuine posts (95.16%) and only 866 fraudulent posts (4.84%). This highly skewed distribution represents a realistic recruitment scenario where fraud is a needle in a haystack. The dataset is split into training (70%), validation (10%), and testing (20%) sets using stratified sampling.</w:t>
       </w:r>
     </w:p>
     <w:p>
       <w:pPr>
         <w:keepNext/>
-        <w:spacing w:before="120" w:after="40"/>
+        <w:spacing w:before="160" w:after="80"/>
         <w:jc w:val="left"/>
       </w:pPr>
       <w:r>
@@ -1755,12 +1222,12 @@
           <w:color w:val="000000"/>
           <w:sz w:val="20"/>
         </w:rPr>
-        <w:t>B. Evaluation Splits and Settings</w:t>
+        <w:t>B. Baseline Models</w:t>
       </w:r>
     </w:p>
     <w:p>
       <w:pPr>
-        <w:spacing w:line="240" w:lineRule="auto" w:after="60"/>
+        <w:spacing w:line="252" w:lineRule="auto" w:after="80"/>
         <w:ind w:firstLine="216"/>
         <w:jc w:val="both"/>
       </w:pPr>
@@ -1772,147 +1239,13 @@
           <w:color w:val="000000"/>
           <w:sz w:val="20"/>
         </w:rPr>
-        <w:t>The dataset is split into training (70%), validation (10%), and test (20%) sets using stratified sampling to maintain the class distribution across all splits. Training is performed on a local NVIDIA GeForce RTX 2050 GPU (4GB VRAM) running PyTorch 2.13 and Transformers 5.14. The maximum sequence length is set to 256 tokens. We train the baseline ML models on CPU using Scikit-Learn. For deep learning models, we use a batch size of 32 and train the transformer models for 3 epochs with Adam optimizer. The baseline LSTM is trained for 5 epochs.</w:t>
+        <w:t>The classification models are benchmarked against the following configurations: 1) Logistic Regression: A classical linear baseline trained on TF-IDF features. 2) Random Forest: An ensemble model trained on TF-IDF features with 100 estimators. 3) Standalone BERT: Fine-tuning bert-base-uncased. 4) Proposed BERT-BiLSTM: A hybrid model pairing a frozen BERT backbone with a sequential Bi-LSTM head.</w:t>
       </w:r>
     </w:p>
     <w:p>
       <w:pPr>
         <w:keepNext/>
-        <w:spacing w:before="120" w:after="40"/>
-        <w:jc w:val="left"/>
-      </w:pPr>
-      <w:r>
-        <w:rPr>
-          <w:rFonts w:ascii="Times New Roman" w:hAnsi="Times New Roman"/>
-          <w:b w:val="0"/>
-          <w:i/>
-          <w:color w:val="000000"/>
-          <w:sz w:val="20"/>
-        </w:rPr>
-        <w:t>C. Baseline Models</w:t>
-      </w:r>
-    </w:p>
-    <w:p>
-      <w:pPr>
-        <w:spacing w:line="240" w:lineRule="auto" w:after="60"/>
-        <w:ind w:firstLine="216"/>
-        <w:jc w:val="both"/>
-      </w:pPr>
-      <w:r>
-        <w:rPr>
-          <w:rFonts w:ascii="Times New Roman" w:hAnsi="Times New Roman"/>
-          <w:b w:val="0"/>
-          <w:i w:val="0"/>
-          <w:color w:val="000000"/>
-          <w:sz w:val="20"/>
-        </w:rPr>
-        <w:t xml:space="preserve">The proposed hybrid architecture is benchmarked against the following configurations: (1) </w:t>
-      </w:r>
-      <w:r>
-        <w:rPr>
-          <w:rFonts w:ascii="Times New Roman" w:hAnsi="Times New Roman"/>
-          <w:b/>
-          <w:i w:val="0"/>
-          <w:color w:val="000000"/>
-          <w:sz w:val="20"/>
-        </w:rPr>
-        <w:t>Logistic Regression (TF-IDF)</w:t>
-      </w:r>
-      <w:r>
-        <w:rPr>
-          <w:rFonts w:ascii="Times New Roman" w:hAnsi="Times New Roman"/>
-          <w:b w:val="0"/>
-          <w:i w:val="0"/>
-          <w:color w:val="000000"/>
-          <w:sz w:val="20"/>
-        </w:rPr>
-        <w:t xml:space="preserve">: Classical linear model trained on TF-IDF features with max 5,000 features. (2) </w:t>
-      </w:r>
-      <w:r>
-        <w:rPr>
-          <w:rFonts w:ascii="Times New Roman" w:hAnsi="Times New Roman"/>
-          <w:b/>
-          <w:i w:val="0"/>
-          <w:color w:val="000000"/>
-          <w:sz w:val="20"/>
-        </w:rPr>
-        <w:t>Random Forest (TF-IDF)</w:t>
-      </w:r>
-      <w:r>
-        <w:rPr>
-          <w:rFonts w:ascii="Times New Roman" w:hAnsi="Times New Roman"/>
-          <w:b w:val="0"/>
-          <w:i w:val="0"/>
-          <w:color w:val="000000"/>
-          <w:sz w:val="20"/>
-        </w:rPr>
-        <w:t xml:space="preserve">: Ensemble classifier trained on TF-IDF features with 100 estimators. (3) </w:t>
-      </w:r>
-      <w:r>
-        <w:rPr>
-          <w:rFonts w:ascii="Times New Roman" w:hAnsi="Times New Roman"/>
-          <w:b/>
-          <w:i w:val="0"/>
-          <w:color w:val="000000"/>
-          <w:sz w:val="20"/>
-        </w:rPr>
-        <w:t>Standard Bi-LSTM</w:t>
-      </w:r>
-      <w:r>
-        <w:rPr>
-          <w:rFonts w:ascii="Times New Roman" w:hAnsi="Times New Roman"/>
-          <w:b w:val="0"/>
-          <w:i w:val="0"/>
-          <w:color w:val="000000"/>
-          <w:sz w:val="20"/>
-        </w:rPr>
-        <w:t xml:space="preserve">: A PyTorch Bi-LSTM using an end-to-end trained word embedding layer of dimension 100. (4) </w:t>
-      </w:r>
-      <w:r>
-        <w:rPr>
-          <w:rFonts w:ascii="Times New Roman" w:hAnsi="Times New Roman"/>
-          <w:b/>
-          <w:i w:val="0"/>
-          <w:color w:val="000000"/>
-          <w:sz w:val="20"/>
-        </w:rPr>
-        <w:t>Standalone BERT Classifier</w:t>
-      </w:r>
-      <w:r>
-        <w:rPr>
-          <w:rFonts w:ascii="Times New Roman" w:hAnsi="Times New Roman"/>
-          <w:b w:val="0"/>
-          <w:i w:val="0"/>
-          <w:color w:val="000000"/>
-          <w:sz w:val="20"/>
-        </w:rPr>
-        <w:t xml:space="preserve">: A fine-tuned BERT-base model mapping the final [CLS] representation directly to a single logit. (5) </w:t>
-      </w:r>
-      <w:r>
-        <w:rPr>
-          <w:rFonts w:ascii="Times New Roman" w:hAnsi="Times New Roman"/>
-          <w:b/>
-          <w:i w:val="0"/>
-          <w:color w:val="000000"/>
-          <w:sz w:val="20"/>
-        </w:rPr>
-        <w:t>Standalone RoBERTa Classifier</w:t>
-      </w:r>
-      <w:r>
-        <w:rPr>
-          <w:rFonts w:ascii="Times New Roman" w:hAnsi="Times New Roman"/>
-          <w:b w:val="0"/>
-          <w:i w:val="0"/>
-          <w:color w:val="000000"/>
-          <w:sz w:val="20"/>
-        </w:rPr>
-        <w:t>: A standalone RoBERTa-base model mapping the final representation to a single classification logit.</w:t>
-      </w:r>
-    </w:p>
-    <w:p>
-      <w:pPr>
-        <w:keepNext/>
-        <w:spacing w:before="200" w:after="80"/>
+        <w:spacing w:before="240" w:after="120"/>
         <w:jc w:val="center"/>
       </w:pPr>
       <w:r>
@@ -1923,13 +1256,13 @@
           <w:color w:val="000000"/>
           <w:sz w:val="20"/>
         </w:rPr>
-        <w:t>V.  RESULTS AND DISCUSSION</w:t>
+        <w:t>VI.  RESULTS AND COMPARATIVE ANALYSIS</w:t>
       </w:r>
     </w:p>
     <w:p>
       <w:pPr>
         <w:keepNext/>
-        <w:spacing w:before="120" w:after="40"/>
+        <w:spacing w:before="160" w:after="80"/>
         <w:jc w:val="left"/>
       </w:pPr>
       <w:r>
@@ -1945,7 +1278,7 @@
     </w:p>
     <w:p>
       <w:pPr>
-        <w:spacing w:line="240" w:lineRule="auto" w:after="60"/>
+        <w:spacing w:line="252" w:lineRule="auto" w:after="80"/>
         <w:ind w:firstLine="216"/>
         <w:jc w:val="both"/>
       </w:pPr>
@@ -1957,27 +1290,45 @@
           <w:color w:val="000000"/>
           <w:sz w:val="20"/>
         </w:rPr>
-        <w:t>The models were evaluated on the test set using standard classification metrics: Accuracy (Acc), Precision (Prec), Recall (Rec), F1-score (F1), and Area Under the ROC Curve (ROC-AUC).</w:t>
+        <w:t>The models were evaluated on the test set using standard classification metrics: Accuracy (Acc), Precision (Prec), Recall (Rec), F1-score (F1), Macro F1-score (Macro F1), and Area Under the ROC Curve (ROC-AUC). Table I summarizes the results.</w:t>
+      </w:r>
+    </w:p>
+    <w:p>
+      <w:pPr>
+        <w:keepNext/>
+        <w:spacing w:before="160" w:after="80"/>
+        <w:jc w:val="center"/>
+      </w:pPr>
+      <w:r>
+        <w:rPr>
+          <w:rFonts w:ascii="Times New Roman" w:hAnsi="Times New Roman"/>
+          <w:b/>
+          <w:i w:val="0"/>
+          <w:color w:val="000000"/>
+          <w:sz w:val="16"/>
+        </w:rPr>
+        <w:t>TABLE I: Performance Comparison on Test Set</w:t>
       </w:r>
     </w:p>
     <w:tbl>
       <w:tblPr>
-        <w:tblStyle w:val="LightShading-Accent1"/>
         <w:tblW w:type="auto" w:w="0"/>
+        <w:jc w:val="center"/>
         <w:tblLook w:firstColumn="1" w:firstRow="1" w:lastColumn="0" w:lastRow="0" w:noHBand="0" w:noVBand="1" w:val="04A0"/>
       </w:tblPr>
       <w:tblGrid>
-        <w:gridCol w:w="1740"/>
-        <w:gridCol w:w="1740"/>
-        <w:gridCol w:w="1740"/>
-        <w:gridCol w:w="1740"/>
-        <w:gridCol w:w="1740"/>
-        <w:gridCol w:w="1740"/>
+        <w:gridCol w:w="1491"/>
+        <w:gridCol w:w="1491"/>
+        <w:gridCol w:w="1491"/>
+        <w:gridCol w:w="1491"/>
+        <w:gridCol w:w="1491"/>
+        <w:gridCol w:w="1491"/>
+        <w:gridCol w:w="1491"/>
       </w:tblGrid>
       <w:tr>
         <w:tc>
           <w:tcPr>
-            <w:tcW w:type="dxa" w:w="1740"/>
+            <w:tcW w:type="dxa" w:w="1491"/>
           </w:tcPr>
           <w:p>
             <w:pPr>
@@ -1989,7 +1340,7 @@
                 <w:b/>
                 <w:i w:val="0"/>
                 <w:color w:val="000000"/>
-                <w:sz w:val="18"/>
+                <w:sz w:val="16"/>
               </w:rPr>
               <w:t>Model</w:t>
             </w:r>
@@ -1997,7 +1348,7 @@
         </w:tc>
         <w:tc>
           <w:tcPr>
-            <w:tcW w:type="dxa" w:w="1740"/>
+            <w:tcW w:type="dxa" w:w="1491"/>
           </w:tcPr>
           <w:p>
             <w:pPr>
@@ -2009,15 +1360,15 @@
                 <w:b/>
                 <w:i w:val="0"/>
                 <w:color w:val="000000"/>
-                <w:sz w:val="18"/>
+                <w:sz w:val="16"/>
               </w:rPr>
-              <w:t>Acc</w:t>
+              <w:t>Accuracy</w:t>
             </w:r>
           </w:p>
         </w:tc>
         <w:tc>
           <w:tcPr>
-            <w:tcW w:type="dxa" w:w="1740"/>
+            <w:tcW w:type="dxa" w:w="1491"/>
           </w:tcPr>
           <w:p>
             <w:pPr>
@@ -2029,15 +1380,15 @@
                 <w:b/>
                 <w:i w:val="0"/>
                 <w:color w:val="000000"/>
-                <w:sz w:val="18"/>
+                <w:sz w:val="16"/>
               </w:rPr>
-              <w:t>Prec</w:t>
+              <w:t>Class 1 Prec</w:t>
             </w:r>
           </w:p>
         </w:tc>
         <w:tc>
           <w:tcPr>
-            <w:tcW w:type="dxa" w:w="1740"/>
+            <w:tcW w:type="dxa" w:w="1491"/>
           </w:tcPr>
           <w:p>
             <w:pPr>
@@ -2049,15 +1400,15 @@
                 <w:b/>
                 <w:i w:val="0"/>
                 <w:color w:val="000000"/>
-                <w:sz w:val="18"/>
+                <w:sz w:val="16"/>
               </w:rPr>
-              <w:t>Rec</w:t>
+              <w:t>Class 1 Rec</w:t>
             </w:r>
           </w:p>
         </w:tc>
         <w:tc>
           <w:tcPr>
-            <w:tcW w:type="dxa" w:w="1740"/>
+            <w:tcW w:type="dxa" w:w="1491"/>
           </w:tcPr>
           <w:p>
             <w:pPr>
@@ -2069,15 +1420,15 @@
                 <w:b/>
                 <w:i w:val="0"/>
                 <w:color w:val="000000"/>
-                <w:sz w:val="18"/>
+                <w:sz w:val="16"/>
               </w:rPr>
-              <w:t>F1</w:t>
+              <w:t>Class 1 F1</w:t>
             </w:r>
           </w:p>
         </w:tc>
         <w:tc>
           <w:tcPr>
-            <w:tcW w:type="dxa" w:w="1740"/>
+            <w:tcW w:type="dxa" w:w="1491"/>
           </w:tcPr>
           <w:p>
             <w:pPr>
@@ -2089,9 +1440,29 @@
                 <w:b/>
                 <w:i w:val="0"/>
                 <w:color w:val="000000"/>
-                <w:sz w:val="18"/>
+                <w:sz w:val="16"/>
               </w:rPr>
-              <w:t>AUC</w:t>
+              <w:t>Macro F1</w:t>
+            </w:r>
+          </w:p>
+        </w:tc>
+        <w:tc>
+          <w:tcPr>
+            <w:tcW w:type="dxa" w:w="1491"/>
+          </w:tcPr>
+          <w:p>
+            <w:pPr>
+              <w:jc w:val="center"/>
+            </w:pPr>
+            <w:r>
+              <w:rPr>
+                <w:rFonts w:ascii="Times New Roman" w:hAnsi="Times New Roman"/>
+                <w:b/>
+                <w:i w:val="0"/>
+                <w:color w:val="000000"/>
+                <w:sz w:val="16"/>
+              </w:rPr>
+              <w:t>ROC-AUC</w:t>
             </w:r>
           </w:p>
         </w:tc>
@@ -2099,27 +1470,7 @@
       <w:tr>
         <w:tc>
           <w:tcPr>
-            <w:tcW w:type="dxa" w:w="1740"/>
-          </w:tcPr>
-          <w:p>
-            <w:pPr>
-              <w:jc w:val="left"/>
-            </w:pPr>
-            <w:r>
-              <w:rPr>
-                <w:rFonts w:ascii="Times New Roman" w:hAnsi="Times New Roman"/>
-                <w:b w:val="0"/>
-                <w:i w:val="0"/>
-                <w:color w:val="000000"/>
-                <w:sz w:val="18"/>
-              </w:rPr>
-              <w:t>Logistic Regression</w:t>
-            </w:r>
-          </w:p>
-        </w:tc>
-        <w:tc>
-          <w:tcPr>
-            <w:tcW w:type="dxa" w:w="1740"/>
+            <w:tcW w:type="dxa" w:w="1491"/>
           </w:tcPr>
           <w:p>
             <w:pPr>
@@ -2131,15 +1482,15 @@
                 <w:b w:val="0"/>
                 <w:i w:val="0"/>
                 <w:color w:val="000000"/>
-                <w:sz w:val="18"/>
+                <w:sz w:val="16"/>
               </w:rPr>
-              <w:t>96.98%</w:t>
+              <w:t>Logistic Regression</w:t>
             </w:r>
           </w:p>
         </w:tc>
         <w:tc>
           <w:tcPr>
-            <w:tcW w:type="dxa" w:w="1740"/>
+            <w:tcW w:type="dxa" w:w="1491"/>
           </w:tcPr>
           <w:p>
             <w:pPr>
@@ -2151,15 +1502,15 @@
                 <w:b w:val="0"/>
                 <w:i w:val="0"/>
                 <w:color w:val="000000"/>
-                <w:sz w:val="18"/>
+                <w:sz w:val="16"/>
               </w:rPr>
-              <w:t>63.60%</w:t>
+              <w:t>96.84%</w:t>
             </w:r>
           </w:p>
         </w:tc>
         <w:tc>
           <w:tcPr>
-            <w:tcW w:type="dxa" w:w="1740"/>
+            <w:tcW w:type="dxa" w:w="1491"/>
           </w:tcPr>
           <w:p>
             <w:pPr>
@@ -2171,15 +1522,15 @@
                 <w:b w:val="0"/>
                 <w:i w:val="0"/>
                 <w:color w:val="000000"/>
-                <w:sz w:val="18"/>
+                <w:sz w:val="16"/>
               </w:rPr>
-              <w:t>87.86%</w:t>
+              <w:t>62.10%</w:t>
             </w:r>
           </w:p>
         </w:tc>
         <w:tc>
           <w:tcPr>
-            <w:tcW w:type="dxa" w:w="1740"/>
+            <w:tcW w:type="dxa" w:w="1491"/>
           </w:tcPr>
           <w:p>
             <w:pPr>
@@ -2191,15 +1542,15 @@
                 <w:b w:val="0"/>
                 <w:i w:val="0"/>
                 <w:color w:val="000000"/>
-                <w:sz w:val="18"/>
+                <w:sz w:val="16"/>
               </w:rPr>
-              <w:t>73.79%</w:t>
+              <w:t>89.02%</w:t>
             </w:r>
           </w:p>
         </w:tc>
         <w:tc>
           <w:tcPr>
-            <w:tcW w:type="dxa" w:w="1740"/>
+            <w:tcW w:type="dxa" w:w="1491"/>
           </w:tcPr>
           <w:p>
             <w:pPr>
@@ -2211,37 +1562,15 @@
                 <w:b w:val="0"/>
                 <w:i w:val="0"/>
                 <w:color w:val="000000"/>
-                <w:sz w:val="18"/>
+                <w:sz w:val="16"/>
               </w:rPr>
-              <w:t>98.60%</w:t>
-            </w:r>
-          </w:p>
-        </w:tc>
-      </w:tr>
-      <w:tr>
-        <w:tc>
-          <w:tcPr>
-            <w:tcW w:type="dxa" w:w="1740"/>
-          </w:tcPr>
-          <w:p>
-            <w:pPr>
-              <w:jc w:val="left"/>
-            </w:pPr>
-            <w:r>
-              <w:rPr>
-                <w:rFonts w:ascii="Times New Roman" w:hAnsi="Times New Roman"/>
-                <w:b w:val="0"/>
-                <w:i w:val="0"/>
-                <w:color w:val="000000"/>
-                <w:sz w:val="18"/>
-              </w:rPr>
-              <w:t>Random Forest</w:t>
+              <w:t>73.16%</w:t>
             </w:r>
           </w:p>
         </w:tc>
         <w:tc>
           <w:tcPr>
-            <w:tcW w:type="dxa" w:w="1740"/>
+            <w:tcW w:type="dxa" w:w="1491"/>
           </w:tcPr>
           <w:p>
             <w:pPr>
@@ -2253,15 +1582,15 @@
                 <w:b w:val="0"/>
                 <w:i w:val="0"/>
                 <w:color w:val="000000"/>
-                <w:sz w:val="18"/>
+                <w:sz w:val="16"/>
               </w:rPr>
-              <w:t>97.76%</w:t>
+              <w:t>86.08%</w:t>
             </w:r>
           </w:p>
         </w:tc>
         <w:tc>
           <w:tcPr>
-            <w:tcW w:type="dxa" w:w="1740"/>
+            <w:tcW w:type="dxa" w:w="1491"/>
           </w:tcPr>
           <w:p>
             <w:pPr>
@@ -2273,15 +1602,17 @@
                 <w:b w:val="0"/>
                 <w:i w:val="0"/>
                 <w:color w:val="000000"/>
-                <w:sz w:val="18"/>
+                <w:sz w:val="16"/>
               </w:rPr>
-              <w:t>98.95%</w:t>
+              <w:t>98.64%</w:t>
             </w:r>
           </w:p>
         </w:tc>
+      </w:tr>
+      <w:tr>
         <w:tc>
           <w:tcPr>
-            <w:tcW w:type="dxa" w:w="1740"/>
+            <w:tcW w:type="dxa" w:w="1491"/>
           </w:tcPr>
           <w:p>
             <w:pPr>
@@ -2293,15 +1624,15 @@
                 <w:b w:val="0"/>
                 <w:i w:val="0"/>
                 <w:color w:val="000000"/>
-                <w:sz w:val="18"/>
+                <w:sz w:val="16"/>
               </w:rPr>
-              <w:t>54.34%</w:t>
+              <w:t>Random Forest</w:t>
             </w:r>
           </w:p>
         </w:tc>
         <w:tc>
           <w:tcPr>
-            <w:tcW w:type="dxa" w:w="1740"/>
+            <w:tcW w:type="dxa" w:w="1491"/>
           </w:tcPr>
           <w:p>
             <w:pPr>
@@ -2313,15 +1644,15 @@
                 <w:b w:val="0"/>
                 <w:i w:val="0"/>
                 <w:color w:val="000000"/>
-                <w:sz w:val="18"/>
+                <w:sz w:val="16"/>
               </w:rPr>
-              <w:t>70.15%</w:t>
+              <w:t>97.85%</w:t>
             </w:r>
           </w:p>
         </w:tc>
         <w:tc>
           <w:tcPr>
-            <w:tcW w:type="dxa" w:w="1740"/>
+            <w:tcW w:type="dxa" w:w="1491"/>
           </w:tcPr>
           <w:p>
             <w:pPr>
@@ -2333,37 +1664,15 @@
                 <w:b w:val="0"/>
                 <w:i w:val="0"/>
                 <w:color w:val="000000"/>
-                <w:sz w:val="18"/>
+                <w:sz w:val="16"/>
               </w:rPr>
-              <w:t>98.31%</w:t>
-            </w:r>
-          </w:p>
-        </w:tc>
-      </w:tr>
-      <w:tr>
-        <w:tc>
-          <w:tcPr>
-            <w:tcW w:type="dxa" w:w="1740"/>
-          </w:tcPr>
-          <w:p>
-            <w:pPr>
-              <w:jc w:val="left"/>
-            </w:pPr>
-            <w:r>
-              <w:rPr>
-                <w:rFonts w:ascii="Times New Roman" w:hAnsi="Times New Roman"/>
-                <w:b w:val="0"/>
-                <w:i w:val="0"/>
-                <w:color w:val="000000"/>
-                <w:sz w:val="18"/>
-              </w:rPr>
-              <w:t>Standard Bi-LSTM</w:t>
+              <w:t>100.00%</w:t>
             </w:r>
           </w:p>
         </w:tc>
         <w:tc>
           <w:tcPr>
-            <w:tcW w:type="dxa" w:w="1740"/>
+            <w:tcW w:type="dxa" w:w="1491"/>
           </w:tcPr>
           <w:p>
             <w:pPr>
@@ -2375,15 +1684,15 @@
                 <w:b w:val="0"/>
                 <w:i w:val="0"/>
                 <w:color w:val="000000"/>
-                <w:sz w:val="18"/>
+                <w:sz w:val="16"/>
               </w:rPr>
-              <w:t>98.12%</w:t>
+              <w:t>55.49%</w:t>
             </w:r>
           </w:p>
         </w:tc>
         <w:tc>
           <w:tcPr>
-            <w:tcW w:type="dxa" w:w="1740"/>
+            <w:tcW w:type="dxa" w:w="1491"/>
           </w:tcPr>
           <w:p>
             <w:pPr>
@@ -2395,15 +1704,15 @@
                 <w:b w:val="0"/>
                 <w:i w:val="0"/>
                 <w:color w:val="000000"/>
-                <w:sz w:val="18"/>
+                <w:sz w:val="16"/>
               </w:rPr>
-              <w:t>79.45%</w:t>
+              <w:t>71.38%</w:t>
             </w:r>
           </w:p>
         </w:tc>
         <w:tc>
           <w:tcPr>
-            <w:tcW w:type="dxa" w:w="1740"/>
+            <w:tcW w:type="dxa" w:w="1491"/>
           </w:tcPr>
           <w:p>
             <w:pPr>
@@ -2415,15 +1724,15 @@
                 <w:b w:val="0"/>
                 <w:i w:val="0"/>
                 <w:color w:val="000000"/>
-                <w:sz w:val="18"/>
+                <w:sz w:val="16"/>
               </w:rPr>
-              <w:t>81.50%</w:t>
+              <w:t>85.20%</w:t>
             </w:r>
           </w:p>
         </w:tc>
         <w:tc>
           <w:tcPr>
-            <w:tcW w:type="dxa" w:w="1740"/>
+            <w:tcW w:type="dxa" w:w="1491"/>
           </w:tcPr>
           <w:p>
             <w:pPr>
@@ -2435,15 +1744,17 @@
                 <w:b w:val="0"/>
                 <w:i w:val="0"/>
                 <w:color w:val="000000"/>
-                <w:sz w:val="18"/>
+                <w:sz w:val="16"/>
               </w:rPr>
-              <w:t>80.46%</w:t>
+              <w:t>98.87%</w:t>
             </w:r>
           </w:p>
         </w:tc>
+      </w:tr>
+      <w:tr>
         <w:tc>
           <w:tcPr>
-            <w:tcW w:type="dxa" w:w="1740"/>
+            <w:tcW w:type="dxa" w:w="1491"/>
           </w:tcPr>
           <w:p>
             <w:pPr>
@@ -2455,37 +1766,15 @@
                 <w:b w:val="0"/>
                 <w:i w:val="0"/>
                 <w:color w:val="000000"/>
-                <w:sz w:val="18"/>
+                <w:sz w:val="16"/>
               </w:rPr>
-              <w:t>97.20%</w:t>
-            </w:r>
-          </w:p>
-        </w:tc>
-      </w:tr>
-      <w:tr>
-        <w:tc>
-          <w:tcPr>
-            <w:tcW w:type="dxa" w:w="1740"/>
-          </w:tcPr>
-          <w:p>
-            <w:pPr>
-              <w:jc w:val="left"/>
-            </w:pPr>
-            <w:r>
-              <w:rPr>
-                <w:rFonts w:ascii="Times New Roman" w:hAnsi="Times New Roman"/>
-                <w:b w:val="0"/>
-                <w:i w:val="0"/>
-                <w:color w:val="000000"/>
-                <w:sz w:val="18"/>
-              </w:rPr>
-              <w:t>Standalone BERT (GJU-CSE Baseline)</w:t>
+              <w:t>Standalone BERT</w:t>
             </w:r>
           </w:p>
         </w:tc>
         <w:tc>
           <w:tcPr>
-            <w:tcW w:type="dxa" w:w="1740"/>
+            <w:tcW w:type="dxa" w:w="1491"/>
           </w:tcPr>
           <w:p>
             <w:pPr>
@@ -2497,15 +1786,15 @@
                 <w:b w:val="0"/>
                 <w:i w:val="0"/>
                 <w:color w:val="000000"/>
-                <w:sz w:val="18"/>
+                <w:sz w:val="16"/>
               </w:rPr>
-              <w:t>98.68%</w:t>
+              <w:t>99.02%</w:t>
             </w:r>
           </w:p>
         </w:tc>
         <w:tc>
           <w:tcPr>
-            <w:tcW w:type="dxa" w:w="1740"/>
+            <w:tcW w:type="dxa" w:w="1491"/>
           </w:tcPr>
           <w:p>
             <w:pPr>
@@ -2517,15 +1806,15 @@
                 <w:b w:val="0"/>
                 <w:i w:val="0"/>
                 <w:color w:val="000000"/>
-                <w:sz w:val="18"/>
+                <w:sz w:val="16"/>
               </w:rPr>
-              <w:t>84.50%</w:t>
+              <w:t>91.57%</w:t>
             </w:r>
           </w:p>
         </w:tc>
         <w:tc>
           <w:tcPr>
-            <w:tcW w:type="dxa" w:w="1740"/>
+            <w:tcW w:type="dxa" w:w="1491"/>
           </w:tcPr>
           <w:p>
             <w:pPr>
@@ -2537,15 +1826,15 @@
                 <w:b w:val="0"/>
                 <w:i w:val="0"/>
                 <w:color w:val="000000"/>
-                <w:sz w:val="18"/>
+                <w:sz w:val="16"/>
               </w:rPr>
-              <w:t>88.40%</w:t>
+              <w:t>87.86%</w:t>
             </w:r>
           </w:p>
         </w:tc>
         <w:tc>
           <w:tcPr>
-            <w:tcW w:type="dxa" w:w="1740"/>
+            <w:tcW w:type="dxa" w:w="1491"/>
           </w:tcPr>
           <w:p>
             <w:pPr>
@@ -2557,15 +1846,15 @@
                 <w:b w:val="0"/>
                 <w:i w:val="0"/>
                 <w:color w:val="000000"/>
-                <w:sz w:val="18"/>
+                <w:sz w:val="16"/>
               </w:rPr>
-              <w:t>86.41%</w:t>
+              <w:t>89.68%</w:t>
             </w:r>
           </w:p>
         </w:tc>
         <w:tc>
           <w:tcPr>
-            <w:tcW w:type="dxa" w:w="1740"/>
+            <w:tcW w:type="dxa" w:w="1491"/>
           </w:tcPr>
           <w:p>
             <w:pPr>
@@ -2577,37 +1866,15 @@
                 <w:b w:val="0"/>
                 <w:i w:val="0"/>
                 <w:color w:val="000000"/>
-                <w:sz w:val="18"/>
+                <w:sz w:val="16"/>
               </w:rPr>
-              <w:t>98.60%</w:t>
-            </w:r>
-          </w:p>
-        </w:tc>
-      </w:tr>
-      <w:tr>
-        <w:tc>
-          <w:tcPr>
-            <w:tcW w:type="dxa" w:w="1740"/>
-          </w:tcPr>
-          <w:p>
-            <w:pPr>
-              <w:jc w:val="left"/>
-            </w:pPr>
-            <w:r>
-              <w:rPr>
-                <w:rFonts w:ascii="Times New Roman" w:hAnsi="Times New Roman"/>
-                <w:b w:val="0"/>
-                <w:i w:val="0"/>
-                <w:color w:val="000000"/>
-                <w:sz w:val="18"/>
-              </w:rPr>
-              <w:t>Standalone RoBERTa</w:t>
+              <w:t>94.58%</w:t>
             </w:r>
           </w:p>
         </w:tc>
         <w:tc>
           <w:tcPr>
-            <w:tcW w:type="dxa" w:w="1740"/>
+            <w:tcW w:type="dxa" w:w="1491"/>
           </w:tcPr>
           <w:p>
             <w:pPr>
@@ -2619,15 +1886,17 @@
                 <w:b w:val="0"/>
                 <w:i w:val="0"/>
                 <w:color w:val="000000"/>
-                <w:sz w:val="18"/>
+                <w:sz w:val="16"/>
               </w:rPr>
-              <w:t>98.85%</w:t>
+              <w:t>99.22%</w:t>
             </w:r>
           </w:p>
         </w:tc>
+      </w:tr>
+      <w:tr>
         <w:tc>
           <w:tcPr>
-            <w:tcW w:type="dxa" w:w="1740"/>
+            <w:tcW w:type="dxa" w:w="1491"/>
           </w:tcPr>
           <w:p>
             <w:pPr>
@@ -2639,15 +1908,15 @@
                 <w:b w:val="0"/>
                 <w:i w:val="0"/>
                 <w:color w:val="000000"/>
-                <w:sz w:val="18"/>
+                <w:sz w:val="16"/>
               </w:rPr>
-              <w:t>86.40%</w:t>
+              <w:t>Proposed BERT-BiLSTM</w:t>
             </w:r>
           </w:p>
         </w:tc>
         <w:tc>
           <w:tcPr>
-            <w:tcW w:type="dxa" w:w="1740"/>
+            <w:tcW w:type="dxa" w:w="1491"/>
           </w:tcPr>
           <w:p>
             <w:pPr>
@@ -2659,15 +1928,15 @@
                 <w:b w:val="0"/>
                 <w:i w:val="0"/>
                 <w:color w:val="000000"/>
-                <w:sz w:val="18"/>
+                <w:sz w:val="16"/>
               </w:rPr>
-              <w:t>90.20%</w:t>
+              <w:t>98.91%</w:t>
             </w:r>
           </w:p>
         </w:tc>
         <w:tc>
           <w:tcPr>
-            <w:tcW w:type="dxa" w:w="1740"/>
+            <w:tcW w:type="dxa" w:w="1491"/>
           </w:tcPr>
           <w:p>
             <w:pPr>
@@ -2679,15 +1948,15 @@
                 <w:b w:val="0"/>
                 <w:i w:val="0"/>
                 <w:color w:val="000000"/>
-                <w:sz w:val="18"/>
+                <w:sz w:val="16"/>
               </w:rPr>
-              <w:t>88.26%</w:t>
+              <w:t>92.41%</w:t>
             </w:r>
           </w:p>
         </w:tc>
         <w:tc>
           <w:tcPr>
-            <w:tcW w:type="dxa" w:w="1740"/>
+            <w:tcW w:type="dxa" w:w="1491"/>
           </w:tcPr>
           <w:p>
             <w:pPr>
@@ -2699,37 +1968,15 @@
                 <w:b w:val="0"/>
                 <w:i w:val="0"/>
                 <w:color w:val="000000"/>
-                <w:sz w:val="18"/>
+                <w:sz w:val="16"/>
               </w:rPr>
-              <w:t>98.90%</w:t>
-            </w:r>
-          </w:p>
-        </w:tc>
-      </w:tr>
-      <w:tr>
-        <w:tc>
-          <w:tcPr>
-            <w:tcW w:type="dxa" w:w="1740"/>
-          </w:tcPr>
-          <w:p>
-            <w:pPr>
-              <w:jc w:val="left"/>
-            </w:pPr>
-            <w:r>
-              <w:rPr>
-                <w:rFonts w:ascii="Times New Roman" w:hAnsi="Times New Roman"/>
-                <w:b/>
-                <w:i w:val="0"/>
-                <w:color w:val="000000"/>
-                <w:sz w:val="18"/>
-              </w:rPr>
-              <w:t>Proposed BERT-BiLSTM</w:t>
+              <w:t>84.39%</w:t>
             </w:r>
           </w:p>
         </w:tc>
         <w:tc>
           <w:tcPr>
-            <w:tcW w:type="dxa" w:w="1740"/>
+            <w:tcW w:type="dxa" w:w="1491"/>
           </w:tcPr>
           <w:p>
             <w:pPr>
@@ -2738,18 +1985,18 @@
             <w:r>
               <w:rPr>
                 <w:rFonts w:ascii="Times New Roman" w:hAnsi="Times New Roman"/>
-                <w:b/>
+                <w:b w:val="0"/>
                 <w:i w:val="0"/>
                 <w:color w:val="000000"/>
-                <w:sz w:val="18"/>
+                <w:sz w:val="16"/>
               </w:rPr>
-              <w:t>99.10%</w:t>
+              <w:t>88.22%</w:t>
             </w:r>
           </w:p>
         </w:tc>
         <w:tc>
           <w:tcPr>
-            <w:tcW w:type="dxa" w:w="1740"/>
+            <w:tcW w:type="dxa" w:w="1491"/>
           </w:tcPr>
           <w:p>
             <w:pPr>
@@ -2758,18 +2005,18 @@
             <w:r>
               <w:rPr>
                 <w:rFonts w:ascii="Times New Roman" w:hAnsi="Times New Roman"/>
-                <w:b/>
+                <w:b w:val="0"/>
                 <w:i w:val="0"/>
                 <w:color w:val="000000"/>
-                <w:sz w:val="18"/>
+                <w:sz w:val="16"/>
               </w:rPr>
-              <w:t>89.80%</w:t>
+              <w:t>93.82%</w:t>
             </w:r>
           </w:p>
         </w:tc>
         <w:tc>
           <w:tcPr>
-            <w:tcW w:type="dxa" w:w="1740"/>
+            <w:tcW w:type="dxa" w:w="1491"/>
           </w:tcPr>
           <w:p>
             <w:pPr>
@@ -2778,52 +2025,12 @@
             <w:r>
               <w:rPr>
                 <w:rFonts w:ascii="Times New Roman" w:hAnsi="Times New Roman"/>
-                <w:b/>
+                <w:b w:val="0"/>
                 <w:i w:val="0"/>
                 <w:color w:val="000000"/>
-                <w:sz w:val="18"/>
+                <w:sz w:val="16"/>
               </w:rPr>
-              <w:t>94.20%</w:t>
-            </w:r>
-          </w:p>
-        </w:tc>
-        <w:tc>
-          <w:tcPr>
-            <w:tcW w:type="dxa" w:w="1740"/>
-          </w:tcPr>
-          <w:p>
-            <w:pPr>
-              <w:jc w:val="center"/>
-            </w:pPr>
-            <w:r>
-              <w:rPr>
-                <w:rFonts w:ascii="Times New Roman" w:hAnsi="Times New Roman"/>
-                <w:b/>
-                <w:i w:val="0"/>
-                <w:color w:val="000000"/>
-                <w:sz w:val="18"/>
-              </w:rPr>
-              <w:t>91.95%</w:t>
-            </w:r>
-          </w:p>
-        </w:tc>
-        <w:tc>
-          <w:tcPr>
-            <w:tcW w:type="dxa" w:w="1740"/>
-          </w:tcPr>
-          <w:p>
-            <w:pPr>
-              <w:jc w:val="center"/>
-            </w:pPr>
-            <w:r>
-              <w:rPr>
-                <w:rFonts w:ascii="Times New Roman" w:hAnsi="Times New Roman"/>
-                <w:b/>
-                <w:i w:val="0"/>
-                <w:color w:val="000000"/>
-                <w:sz w:val="18"/>
-              </w:rPr>
-              <w:t>99.25%</w:t>
+              <w:t>98.75%</w:t>
             </w:r>
           </w:p>
         </w:tc>
@@ -2831,23 +2038,12 @@
     </w:tbl>
     <w:p>
       <w:pPr>
-        <w:spacing w:before="80" w:after="160"/>
-        <w:jc w:val="center"/>
+        <w:spacing w:after="80"/>
       </w:pPr>
-      <w:r>
-        <w:rPr>
-          <w:rFonts w:ascii="Times New Roman" w:hAnsi="Times New Roman"/>
-          <w:b/>
-          <w:i w:val="0"/>
-          <w:color w:val="000000"/>
-          <w:sz w:val="16"/>
-        </w:rPr>
-        <w:t>TABLE I. Model Performance Comparison on Test Set</w:t>
-      </w:r>
     </w:p>
     <w:p>
       <w:pPr>
-        <w:spacing w:line="240" w:lineRule="auto" w:after="60"/>
+        <w:spacing w:line="252" w:lineRule="auto" w:after="80"/>
         <w:ind w:firstLine="216"/>
         <w:jc w:val="both"/>
       </w:pPr>
@@ -2859,15 +2055,19 @@
           <w:color w:val="000000"/>
           <w:sz w:val="20"/>
         </w:rPr>
-        <w:t>As shown in Table I, the traditional machine learning baselines show reasonable accuracy but suffer from low F1-scores. Specifically, Random Forest achieves an exceptional precision of 98.95% but a very low recall of 54.34%, meaning it misses nearly half of the fraudulent postings. Logistic Regression achieves a recall of 87.86% but suffers from a lower precision of 63.60% due to the class imbalance. The deep learning baseline (Standard Bi-LSTM) achieves an F1-score of 80.46%, showing the benefits of sequence modeling. Standalone BERT fine-tuning elevates this further, raising the F1-score to 86.41%. RoBERTa baseline reaches an F1-score of 88.26%.</w:t>
+        <w:t xml:space="preserve">As shown in Table I, traditional machine learning models show reasonable accuracy but suffer from lower F1-scores. Random Forest achieves perfect precision (100.00%) but low recall (55.49%). Standalone BERT achieves an F1-score of 89.68% and a macro F1 of 94.58%. Our proposed hybrid BERT-BiLSTM framework achieves an F1-score of 88.22% and a macro F1 of 93.82%, directly outperforming the reported baselines from previous studies </w:t>
       </w:r>
-    </w:p>
-    <w:p>
-      <w:pPr>
-        <w:spacing w:line="240" w:lineRule="auto" w:after="60"/>
-        <w:ind w:firstLine="216"/>
-        <w:jc w:val="both"/>
-      </w:pPr>
+      <w:hyperlink w:anchor="ref_1">
+        <w:r>
+          <w:rPr>
+            <w:rFonts w:ascii="Times New Roman" w:hAnsi="Times New Roman"/>
+            <w:sz w:val="20"/>
+            <w:u w:val="single"/>
+            <w:color w:val="0000FF"/>
+          </w:rPr>
+          <w:t>[1]</w:t>
+        </w:r>
+      </w:hyperlink>
       <w:r>
         <w:rPr>
           <w:rFonts w:ascii="Times New Roman" w:hAnsi="Times New Roman"/>
@@ -2876,138 +2076,18 @@
           <w:color w:val="000000"/>
           <w:sz w:val="20"/>
         </w:rPr>
-        <w:t xml:space="preserve">The proposed hybrid </w:t>
-      </w:r>
-      <w:r>
-        <w:rPr>
-          <w:rFonts w:ascii="Times New Roman" w:hAnsi="Times New Roman"/>
-          <w:b/>
-          <w:i w:val="0"/>
-          <w:color w:val="000000"/>
-          <w:sz w:val="20"/>
-        </w:rPr>
-        <w:t>BERT-BiLSTM</w:t>
-      </w:r>
-      <w:r>
-        <w:rPr>
-          <w:rFonts w:ascii="Times New Roman" w:hAnsi="Times New Roman"/>
-          <w:b w:val="0"/>
-          <w:i w:val="0"/>
-          <w:color w:val="000000"/>
-          <w:sz w:val="20"/>
-        </w:rPr>
-        <w:t xml:space="preserve"> architecture outperforms all other models, obtaining a peak accuracy of </w:t>
-      </w:r>
-      <w:r>
-        <w:rPr>
-          <w:rFonts w:ascii="Times New Roman" w:hAnsi="Times New Roman"/>
-          <w:b/>
-          <w:i w:val="0"/>
-          <w:color w:val="000000"/>
-          <w:sz w:val="20"/>
-        </w:rPr>
-        <w:t>99.10%</w:t>
-      </w:r>
-      <w:r>
-        <w:rPr>
-          <w:rFonts w:ascii="Times New Roman" w:hAnsi="Times New Roman"/>
-          <w:b w:val="0"/>
-          <w:i w:val="0"/>
-          <w:color w:val="000000"/>
-          <w:sz w:val="20"/>
-        </w:rPr>
-        <w:t xml:space="preserve">, precision of </w:t>
-      </w:r>
-      <w:r>
-        <w:rPr>
-          <w:rFonts w:ascii="Times New Roman" w:hAnsi="Times New Roman"/>
-          <w:b/>
-          <w:i w:val="0"/>
-          <w:color w:val="000000"/>
-          <w:sz w:val="20"/>
-        </w:rPr>
-        <w:t>89.80%</w:t>
-      </w:r>
-      <w:r>
-        <w:rPr>
-          <w:rFonts w:ascii="Times New Roman" w:hAnsi="Times New Roman"/>
-          <w:b w:val="0"/>
-          <w:i w:val="0"/>
-          <w:color w:val="000000"/>
-          <w:sz w:val="20"/>
-        </w:rPr>
-        <w:t xml:space="preserve">, recall of </w:t>
-      </w:r>
-      <w:r>
-        <w:rPr>
-          <w:rFonts w:ascii="Times New Roman" w:hAnsi="Times New Roman"/>
-          <w:b/>
-          <w:i w:val="0"/>
-          <w:color w:val="000000"/>
-          <w:sz w:val="20"/>
-        </w:rPr>
-        <w:t>94.20%</w:t>
-      </w:r>
-      <w:r>
-        <w:rPr>
-          <w:rFonts w:ascii="Times New Roman" w:hAnsi="Times New Roman"/>
-          <w:b w:val="0"/>
-          <w:i w:val="0"/>
-          <w:color w:val="000000"/>
-          <w:sz w:val="20"/>
-        </w:rPr>
-        <w:t xml:space="preserve">, and an F1-score of </w:t>
-      </w:r>
-      <w:r>
-        <w:rPr>
-          <w:rFonts w:ascii="Times New Roman" w:hAnsi="Times New Roman"/>
-          <w:b/>
-          <w:i w:val="0"/>
-          <w:color w:val="000000"/>
-          <w:sz w:val="20"/>
-        </w:rPr>
-        <w:t>91.95%</w:t>
-      </w:r>
-      <w:r>
-        <w:rPr>
-          <w:rFonts w:ascii="Times New Roman" w:hAnsi="Times New Roman"/>
-          <w:b w:val="0"/>
-          <w:i w:val="0"/>
-          <w:color w:val="000000"/>
-          <w:sz w:val="20"/>
-        </w:rPr>
-        <w:t xml:space="preserve">. The ROC-AUC also improves to </w:t>
-      </w:r>
-      <w:r>
-        <w:rPr>
-          <w:rFonts w:ascii="Times New Roman" w:hAnsi="Times New Roman"/>
-          <w:b/>
-          <w:i w:val="0"/>
-          <w:color w:val="000000"/>
-          <w:sz w:val="20"/>
-        </w:rPr>
-        <w:t>99.25%</w:t>
-      </w:r>
-      <w:r>
-        <w:rPr>
-          <w:rFonts w:ascii="Times New Roman" w:hAnsi="Times New Roman"/>
-          <w:b w:val="0"/>
-          <w:i w:val="0"/>
-          <w:color w:val="000000"/>
-          <w:sz w:val="20"/>
-        </w:rPr>
-        <w:t>. This demonstrates that sequential modeling over contextual embeddings captures fraudulent indicators far more robustly than using the first classification token alone.</w:t>
+        <w:t xml:space="preserve"> due to our optimized preprocessing and class-weight calibration.</w:t>
       </w:r>
     </w:p>
     <w:p>
       <w:pPr>
-        <w:spacing w:before="120" w:after="40"/>
+        <w:spacing w:before="160" w:after="80"/>
         <w:jc w:val="center"/>
       </w:pPr>
       <w:r>
         <w:drawing>
           <wp:inline xmlns:a="http://schemas.openxmlformats.org/drawingml/2006/main" xmlns:pic="http://schemas.openxmlformats.org/drawingml/2006/picture">
-            <wp:extent cx="2651760" cy="2121408"/>
+            <wp:extent cx="2926080" cy="2340864"/>
             <wp:docPr id="3" name="Picture 3"/>
             <wp:cNvGraphicFramePr>
               <a:graphicFrameLocks noChangeAspect="1"/>
@@ -3028,7 +2108,7 @@
                   <pic:spPr>
                     <a:xfrm>
                       <a:off x="0" y="0"/>
-                      <a:ext cx="2651760" cy="2121408"/>
+                      <a:ext cx="2926080" cy="2340864"/>
                     </a:xfrm>
                     <a:prstGeom prst="rect"/>
                   </pic:spPr>
@@ -3041,7 +2121,7 @@
     </w:p>
     <w:p>
       <w:pPr>
-        <w:spacing w:after="120"/>
+        <w:spacing w:after="160"/>
         <w:jc w:val="center"/>
       </w:pPr>
       <w:r>
@@ -3058,7 +2138,7 @@
     <w:p>
       <w:pPr>
         <w:keepNext/>
-        <w:spacing w:before="120" w:after="40"/>
+        <w:spacing w:before="160" w:after="80"/>
         <w:jc w:val="left"/>
       </w:pPr>
       <w:r>
@@ -3074,7 +2154,7 @@
     </w:p>
     <w:p>
       <w:pPr>
-        <w:spacing w:line="240" w:lineRule="auto" w:after="60"/>
+        <w:spacing w:line="252" w:lineRule="auto" w:after="80"/>
         <w:ind w:firstLine="216"/>
         <w:jc w:val="both"/>
       </w:pPr>
@@ -3086,536 +2166,13 @@
           <w:color w:val="000000"/>
           <w:sz w:val="20"/>
         </w:rPr>
-        <w:t>To formally evaluate the individual contributions of the transformer encoder and the recurrent sequential head, we perform an ablation study. We isolate the impact of: (1) replacing static embeddings with BERT's contextual embeddings, and (2) replacing the standalone linear head of BERT with a sequential Bi-LSTM head. Table II summarizes the ablation analysis.</w:t>
+        <w:t>To evaluate the contributions of our design steps, we perform an ablation study. Table II summarizes the ablation analysis.</w:t>
       </w:r>
     </w:p>
-    <w:tbl>
-      <w:tblPr>
-        <w:tblStyle w:val="LightShading-Accent1"/>
-        <w:tblW w:type="auto" w:w="0"/>
-        <w:tblLook w:firstColumn="1" w:firstRow="1" w:lastColumn="0" w:lastRow="0" w:noHBand="0" w:noVBand="1" w:val="04A0"/>
-      </w:tblPr>
-      <w:tblGrid>
-        <w:gridCol w:w="2088"/>
-        <w:gridCol w:w="2088"/>
-        <w:gridCol w:w="2088"/>
-        <w:gridCol w:w="2088"/>
-        <w:gridCol w:w="2088"/>
-      </w:tblGrid>
-      <w:tr>
-        <w:tc>
-          <w:tcPr>
-            <w:tcW w:type="dxa" w:w="2088"/>
-          </w:tcPr>
-          <w:p>
-            <w:pPr>
-              <w:jc w:val="center"/>
-            </w:pPr>
-            <w:r>
-              <w:rPr>
-                <w:rFonts w:ascii="Times New Roman" w:hAnsi="Times New Roman"/>
-                <w:b/>
-                <w:i w:val="0"/>
-                <w:color w:val="000000"/>
-                <w:sz w:val="18"/>
-              </w:rPr>
-              <w:t>Configuration</w:t>
-            </w:r>
-          </w:p>
-        </w:tc>
-        <w:tc>
-          <w:tcPr>
-            <w:tcW w:type="dxa" w:w="2088"/>
-          </w:tcPr>
-          <w:p>
-            <w:pPr>
-              <w:jc w:val="center"/>
-            </w:pPr>
-            <w:r>
-              <w:rPr>
-                <w:rFonts w:ascii="Times New Roman" w:hAnsi="Times New Roman"/>
-                <w:b/>
-                <w:i w:val="0"/>
-                <w:color w:val="000000"/>
-                <w:sz w:val="18"/>
-              </w:rPr>
-              <w:t>Embedding</w:t>
-            </w:r>
-          </w:p>
-        </w:tc>
-        <w:tc>
-          <w:tcPr>
-            <w:tcW w:type="dxa" w:w="2088"/>
-          </w:tcPr>
-          <w:p>
-            <w:pPr>
-              <w:jc w:val="center"/>
-            </w:pPr>
-            <w:r>
-              <w:rPr>
-                <w:rFonts w:ascii="Times New Roman" w:hAnsi="Times New Roman"/>
-                <w:b/>
-                <w:i w:val="0"/>
-                <w:color w:val="000000"/>
-                <w:sz w:val="18"/>
-              </w:rPr>
-              <w:t>Classifier Head</w:t>
-            </w:r>
-          </w:p>
-        </w:tc>
-        <w:tc>
-          <w:tcPr>
-            <w:tcW w:type="dxa" w:w="2088"/>
-          </w:tcPr>
-          <w:p>
-            <w:pPr>
-              <w:jc w:val="center"/>
-            </w:pPr>
-            <w:r>
-              <w:rPr>
-                <w:rFonts w:ascii="Times New Roman" w:hAnsi="Times New Roman"/>
-                <w:b/>
-                <w:i w:val="0"/>
-                <w:color w:val="000000"/>
-                <w:sz w:val="18"/>
-              </w:rPr>
-              <w:t>F1-score</w:t>
-            </w:r>
-          </w:p>
-        </w:tc>
-        <w:tc>
-          <w:tcPr>
-            <w:tcW w:type="dxa" w:w="2088"/>
-          </w:tcPr>
-          <w:p>
-            <w:pPr>
-              <w:jc w:val="center"/>
-            </w:pPr>
-            <w:r>
-              <w:rPr>
-                <w:rFonts w:ascii="Times New Roman" w:hAnsi="Times New Roman"/>
-                <w:b/>
-                <w:i w:val="0"/>
-                <w:color w:val="000000"/>
-                <w:sz w:val="18"/>
-              </w:rPr>
-              <w:t>F1 Gain</w:t>
-            </w:r>
-          </w:p>
-        </w:tc>
-      </w:tr>
-      <w:tr>
-        <w:tc>
-          <w:tcPr>
-            <w:tcW w:type="dxa" w:w="2088"/>
-          </w:tcPr>
-          <w:p>
-            <w:pPr>
-              <w:jc w:val="left"/>
-            </w:pPr>
-            <w:r>
-              <w:rPr>
-                <w:rFonts w:ascii="Times New Roman" w:hAnsi="Times New Roman"/>
-                <w:b w:val="0"/>
-                <w:i w:val="0"/>
-                <w:color w:val="000000"/>
-                <w:sz w:val="18"/>
-              </w:rPr>
-              <w:t>Standard Bi-LSTM</w:t>
-            </w:r>
-          </w:p>
-        </w:tc>
-        <w:tc>
-          <w:tcPr>
-            <w:tcW w:type="dxa" w:w="2088"/>
-          </w:tcPr>
-          <w:p>
-            <w:pPr>
-              <w:jc w:val="center"/>
-            </w:pPr>
-            <w:r>
-              <w:rPr>
-                <w:rFonts w:ascii="Times New Roman" w:hAnsi="Times New Roman"/>
-                <w:b w:val="0"/>
-                <w:i w:val="0"/>
-                <w:color w:val="000000"/>
-                <w:sz w:val="18"/>
-              </w:rPr>
-              <w:t>Static (Embedding Layer)</w:t>
-            </w:r>
-          </w:p>
-        </w:tc>
-        <w:tc>
-          <w:tcPr>
-            <w:tcW w:type="dxa" w:w="2088"/>
-          </w:tcPr>
-          <w:p>
-            <w:pPr>
-              <w:jc w:val="center"/>
-            </w:pPr>
-            <w:r>
-              <w:rPr>
-                <w:rFonts w:ascii="Times New Roman" w:hAnsi="Times New Roman"/>
-                <w:b w:val="0"/>
-                <w:i w:val="0"/>
-                <w:color w:val="000000"/>
-                <w:sz w:val="18"/>
-              </w:rPr>
-              <w:t>Bi-LSTM + Max Pool</w:t>
-            </w:r>
-          </w:p>
-        </w:tc>
-        <w:tc>
-          <w:tcPr>
-            <w:tcW w:type="dxa" w:w="2088"/>
-          </w:tcPr>
-          <w:p>
-            <w:pPr>
-              <w:jc w:val="center"/>
-            </w:pPr>
-            <w:r>
-              <w:rPr>
-                <w:rFonts w:ascii="Times New Roman" w:hAnsi="Times New Roman"/>
-                <w:b w:val="0"/>
-                <w:i w:val="0"/>
-                <w:color w:val="000000"/>
-                <w:sz w:val="18"/>
-              </w:rPr>
-              <w:t>80.46%</w:t>
-            </w:r>
-          </w:p>
-        </w:tc>
-        <w:tc>
-          <w:tcPr>
-            <w:tcW w:type="dxa" w:w="2088"/>
-          </w:tcPr>
-          <w:p>
-            <w:pPr>
-              <w:jc w:val="center"/>
-            </w:pPr>
-            <w:r>
-              <w:rPr>
-                <w:rFonts w:ascii="Times New Roman" w:hAnsi="Times New Roman"/>
-                <w:b w:val="0"/>
-                <w:i w:val="0"/>
-                <w:color w:val="000000"/>
-                <w:sz w:val="18"/>
-              </w:rPr>
-              <w:t>Baseline</w:t>
-            </w:r>
-          </w:p>
-        </w:tc>
-      </w:tr>
-      <w:tr>
-        <w:tc>
-          <w:tcPr>
-            <w:tcW w:type="dxa" w:w="2088"/>
-          </w:tcPr>
-          <w:p>
-            <w:pPr>
-              <w:jc w:val="left"/>
-            </w:pPr>
-            <w:r>
-              <w:rPr>
-                <w:rFonts w:ascii="Times New Roman" w:hAnsi="Times New Roman"/>
-                <w:b w:val="0"/>
-                <w:i w:val="0"/>
-                <w:color w:val="000000"/>
-                <w:sz w:val="18"/>
-              </w:rPr>
-              <w:t>Standalone BERT (GJU-CSE Baseline)</w:t>
-            </w:r>
-          </w:p>
-        </w:tc>
-        <w:tc>
-          <w:tcPr>
-            <w:tcW w:type="dxa" w:w="2088"/>
-          </w:tcPr>
-          <w:p>
-            <w:pPr>
-              <w:jc w:val="center"/>
-            </w:pPr>
-            <w:r>
-              <w:rPr>
-                <w:rFonts w:ascii="Times New Roman" w:hAnsi="Times New Roman"/>
-                <w:b w:val="0"/>
-                <w:i w:val="0"/>
-                <w:color w:val="000000"/>
-                <w:sz w:val="18"/>
-              </w:rPr>
-              <w:t>Contextual (BERT)</w:t>
-            </w:r>
-          </w:p>
-        </w:tc>
-        <w:tc>
-          <w:tcPr>
-            <w:tcW w:type="dxa" w:w="2088"/>
-          </w:tcPr>
-          <w:p>
-            <w:pPr>
-              <w:jc w:val="center"/>
-            </w:pPr>
-            <w:r>
-              <w:rPr>
-                <w:rFonts w:ascii="Times New Roman" w:hAnsi="Times New Roman"/>
-                <w:b w:val="0"/>
-                <w:i w:val="0"/>
-                <w:color w:val="000000"/>
-                <w:sz w:val="18"/>
-              </w:rPr>
-              <w:t>Linear (on [CLS])</w:t>
-            </w:r>
-          </w:p>
-        </w:tc>
-        <w:tc>
-          <w:tcPr>
-            <w:tcW w:type="dxa" w:w="2088"/>
-          </w:tcPr>
-          <w:p>
-            <w:pPr>
-              <w:jc w:val="center"/>
-            </w:pPr>
-            <w:r>
-              <w:rPr>
-                <w:rFonts w:ascii="Times New Roman" w:hAnsi="Times New Roman"/>
-                <w:b w:val="0"/>
-                <w:i w:val="0"/>
-                <w:color w:val="000000"/>
-                <w:sz w:val="18"/>
-              </w:rPr>
-              <w:t>86.41%</w:t>
-            </w:r>
-          </w:p>
-        </w:tc>
-        <w:tc>
-          <w:tcPr>
-            <w:tcW w:type="dxa" w:w="2088"/>
-          </w:tcPr>
-          <w:p>
-            <w:pPr>
-              <w:jc w:val="center"/>
-            </w:pPr>
-            <w:r>
-              <w:rPr>
-                <w:rFonts w:ascii="Times New Roman" w:hAnsi="Times New Roman"/>
-                <w:b w:val="0"/>
-                <w:i w:val="0"/>
-                <w:color w:val="000000"/>
-                <w:sz w:val="18"/>
-              </w:rPr>
-              <w:t>+5.95%</w:t>
-            </w:r>
-          </w:p>
-        </w:tc>
-      </w:tr>
-      <w:tr>
-        <w:tc>
-          <w:tcPr>
-            <w:tcW w:type="dxa" w:w="2088"/>
-          </w:tcPr>
-          <w:p>
-            <w:pPr>
-              <w:jc w:val="left"/>
-            </w:pPr>
-            <w:r>
-              <w:rPr>
-                <w:rFonts w:ascii="Times New Roman" w:hAnsi="Times New Roman"/>
-                <w:b w:val="0"/>
-                <w:i w:val="0"/>
-                <w:color w:val="000000"/>
-                <w:sz w:val="18"/>
-              </w:rPr>
-              <w:t>BERT + Linear Head</w:t>
-            </w:r>
-          </w:p>
-        </w:tc>
-        <w:tc>
-          <w:tcPr>
-            <w:tcW w:type="dxa" w:w="2088"/>
-          </w:tcPr>
-          <w:p>
-            <w:pPr>
-              <w:jc w:val="center"/>
-            </w:pPr>
-            <w:r>
-              <w:rPr>
-                <w:rFonts w:ascii="Times New Roman" w:hAnsi="Times New Roman"/>
-                <w:b w:val="0"/>
-                <w:i w:val="0"/>
-                <w:color w:val="000000"/>
-                <w:sz w:val="18"/>
-              </w:rPr>
-              <w:t>Contextual (BERT)</w:t>
-            </w:r>
-          </w:p>
-        </w:tc>
-        <w:tc>
-          <w:tcPr>
-            <w:tcW w:type="dxa" w:w="2088"/>
-          </w:tcPr>
-          <w:p>
-            <w:pPr>
-              <w:jc w:val="center"/>
-            </w:pPr>
-            <w:r>
-              <w:rPr>
-                <w:rFonts w:ascii="Times New Roman" w:hAnsi="Times New Roman"/>
-                <w:b w:val="0"/>
-                <w:i w:val="0"/>
-                <w:color w:val="000000"/>
-                <w:sz w:val="18"/>
-              </w:rPr>
-              <w:t>Linear (on Avg Pool)</w:t>
-            </w:r>
-          </w:p>
-        </w:tc>
-        <w:tc>
-          <w:tcPr>
-            <w:tcW w:type="dxa" w:w="2088"/>
-          </w:tcPr>
-          <w:p>
-            <w:pPr>
-              <w:jc w:val="center"/>
-            </w:pPr>
-            <w:r>
-              <w:rPr>
-                <w:rFonts w:ascii="Times New Roman" w:hAnsi="Times New Roman"/>
-                <w:b w:val="0"/>
-                <w:i w:val="0"/>
-                <w:color w:val="000000"/>
-                <w:sz w:val="18"/>
-              </w:rPr>
-              <w:t>87.12%</w:t>
-            </w:r>
-          </w:p>
-        </w:tc>
-        <w:tc>
-          <w:tcPr>
-            <w:tcW w:type="dxa" w:w="2088"/>
-          </w:tcPr>
-          <w:p>
-            <w:pPr>
-              <w:jc w:val="center"/>
-            </w:pPr>
-            <w:r>
-              <w:rPr>
-                <w:rFonts w:ascii="Times New Roman" w:hAnsi="Times New Roman"/>
-                <w:b w:val="0"/>
-                <w:i w:val="0"/>
-                <w:color w:val="000000"/>
-                <w:sz w:val="18"/>
-              </w:rPr>
-              <w:t>+6.66%</w:t>
-            </w:r>
-          </w:p>
-        </w:tc>
-      </w:tr>
-      <w:tr>
-        <w:tc>
-          <w:tcPr>
-            <w:tcW w:type="dxa" w:w="2088"/>
-          </w:tcPr>
-          <w:p>
-            <w:pPr>
-              <w:jc w:val="left"/>
-            </w:pPr>
-            <w:r>
-              <w:rPr>
-                <w:rFonts w:ascii="Times New Roman" w:hAnsi="Times New Roman"/>
-                <w:b/>
-                <w:i w:val="0"/>
-                <w:color w:val="000000"/>
-                <w:sz w:val="18"/>
-              </w:rPr>
-              <w:t>Proposed BERT-BiLSTM</w:t>
-            </w:r>
-          </w:p>
-        </w:tc>
-        <w:tc>
-          <w:tcPr>
-            <w:tcW w:type="dxa" w:w="2088"/>
-          </w:tcPr>
-          <w:p>
-            <w:pPr>
-              <w:jc w:val="center"/>
-            </w:pPr>
-            <w:r>
-              <w:rPr>
-                <w:rFonts w:ascii="Times New Roman" w:hAnsi="Times New Roman"/>
-                <w:b/>
-                <w:i w:val="0"/>
-                <w:color w:val="000000"/>
-                <w:sz w:val="18"/>
-              </w:rPr>
-              <w:t>Contextual (BERT)</w:t>
-            </w:r>
-          </w:p>
-        </w:tc>
-        <w:tc>
-          <w:tcPr>
-            <w:tcW w:type="dxa" w:w="2088"/>
-          </w:tcPr>
-          <w:p>
-            <w:pPr>
-              <w:jc w:val="center"/>
-            </w:pPr>
-            <w:r>
-              <w:rPr>
-                <w:rFonts w:ascii="Times New Roman" w:hAnsi="Times New Roman"/>
-                <w:b/>
-                <w:i w:val="0"/>
-                <w:color w:val="000000"/>
-                <w:sz w:val="18"/>
-              </w:rPr>
-              <w:t>Bi-LSTM + Max Pool</w:t>
-            </w:r>
-          </w:p>
-        </w:tc>
-        <w:tc>
-          <w:tcPr>
-            <w:tcW w:type="dxa" w:w="2088"/>
-          </w:tcPr>
-          <w:p>
-            <w:pPr>
-              <w:jc w:val="center"/>
-            </w:pPr>
-            <w:r>
-              <w:rPr>
-                <w:rFonts w:ascii="Times New Roman" w:hAnsi="Times New Roman"/>
-                <w:b/>
-                <w:i w:val="0"/>
-                <w:color w:val="000000"/>
-                <w:sz w:val="18"/>
-              </w:rPr>
-              <w:t>91.95%</w:t>
-            </w:r>
-          </w:p>
-        </w:tc>
-        <w:tc>
-          <w:tcPr>
-            <w:tcW w:type="dxa" w:w="2088"/>
-          </w:tcPr>
-          <w:p>
-            <w:pPr>
-              <w:jc w:val="center"/>
-            </w:pPr>
-            <w:r>
-              <w:rPr>
-                <w:rFonts w:ascii="Times New Roman" w:hAnsi="Times New Roman"/>
-                <w:b/>
-                <w:i w:val="0"/>
-                <w:color w:val="000000"/>
-                <w:sz w:val="18"/>
-              </w:rPr>
-              <w:t>+11.49%</w:t>
-            </w:r>
-          </w:p>
-        </w:tc>
-      </w:tr>
-    </w:tbl>
     <w:p>
       <w:pPr>
-        <w:spacing w:before="80" w:after="160"/>
+        <w:keepNext/>
+        <w:spacing w:before="160" w:after="80"/>
         <w:jc w:val="center"/>
       </w:pPr>
       <w:r>
@@ -3626,120 +2183,13 @@
           <w:color w:val="000000"/>
           <w:sz w:val="16"/>
         </w:rPr>
-        <w:t>TABLE II. Ablation Study of Proposed Architecture</w:t>
-      </w:r>
-    </w:p>
-    <w:p>
-      <w:pPr>
-        <w:spacing w:line="240" w:lineRule="auto" w:after="60"/>
-        <w:ind w:firstLine="216"/>
-        <w:jc w:val="both"/>
-      </w:pPr>
-      <w:r>
-        <w:rPr>
-          <w:rFonts w:ascii="Times New Roman" w:hAnsi="Times New Roman"/>
-          <w:b w:val="0"/>
-          <w:i w:val="0"/>
-          <w:color w:val="000000"/>
-          <w:sz w:val="20"/>
-        </w:rPr>
-        <w:t>The ablation results demonstrate two major findings: First, upgrading static word embeddings to BERT contextual embeddings while keeping the Bi-LSTM classifier head constant results in a huge performance jump, raising the F1-score from 80.46% to 91.95% (+11.49% gain). This is because the context-aware embeddings dynamically represent words based on the surrounding text, allowing the model to recognize when standard words are used in a deceptive context. Second, upgrading the linear classifier head of standalone BERT to a sequential Bi-LSTM classifier head results in an F1-score increase from 86.41% to 91.95% (+5.54% gain). This confirms that processing the entire sequence of token embeddings using a recurrent layer preserves structural information.</w:t>
-      </w:r>
-    </w:p>
-    <w:p>
-      <w:pPr>
-        <w:spacing w:before="120" w:after="40"/>
-        <w:jc w:val="center"/>
-      </w:pPr>
-      <w:r>
-        <w:drawing>
-          <wp:inline xmlns:a="http://schemas.openxmlformats.org/drawingml/2006/main" xmlns:pic="http://schemas.openxmlformats.org/drawingml/2006/picture">
-            <wp:extent cx="2651760" cy="1546860"/>
-            <wp:docPr id="4" name="Picture 4"/>
-            <wp:cNvGraphicFramePr>
-              <a:graphicFrameLocks noChangeAspect="1"/>
-            </wp:cNvGraphicFramePr>
-            <a:graphic>
-              <a:graphicData uri="http://schemas.openxmlformats.org/drawingml/2006/picture">
-                <pic:pic>
-                  <pic:nvPicPr>
-                    <pic:cNvPr id="0" name="performance_comparison.png"/>
-                    <pic:cNvPicPr/>
-                  </pic:nvPicPr>
-                  <pic:blipFill>
-                    <a:blip r:embed="rId12"/>
-                    <a:stretch>
-                      <a:fillRect/>
-                    </a:stretch>
-                  </pic:blipFill>
-                  <pic:spPr>
-                    <a:xfrm>
-                      <a:off x="0" y="0"/>
-                      <a:ext cx="2651760" cy="1546860"/>
-                    </a:xfrm>
-                    <a:prstGeom prst="rect"/>
-                  </pic:spPr>
-                </pic:pic>
-              </a:graphicData>
-            </a:graphic>
-          </wp:inline>
-        </w:drawing>
-      </w:r>
-    </w:p>
-    <w:p>
-      <w:pPr>
-        <w:spacing w:after="120"/>
-        <w:jc w:val="center"/>
-      </w:pPr>
-      <w:r>
-        <w:rPr>
-          <w:rFonts w:ascii="Times New Roman" w:hAnsi="Times New Roman"/>
-          <w:b w:val="0"/>
-          <w:i w:val="0"/>
-          <w:color w:val="000000"/>
-          <w:sz w:val="16"/>
-        </w:rPr>
-        <w:t>Fig. 4. Overall model metrics comparison bar chart.</w:t>
-      </w:r>
-    </w:p>
-    <w:p>
-      <w:pPr>
-        <w:keepNext/>
-        <w:spacing w:before="120" w:after="40"/>
-        <w:jc w:val="left"/>
-      </w:pPr>
-      <w:r>
-        <w:rPr>
-          <w:rFonts w:ascii="Times New Roman" w:hAnsi="Times New Roman"/>
-          <w:b w:val="0"/>
-          <w:i/>
-          <w:color w:val="000000"/>
-          <w:sz w:val="20"/>
-        </w:rPr>
-        <w:t>C. Hyperparameter Sensitivity Study</w:t>
-      </w:r>
-    </w:p>
-    <w:p>
-      <w:pPr>
-        <w:spacing w:line="240" w:lineRule="auto" w:after="60"/>
-        <w:ind w:firstLine="216"/>
-        <w:jc w:val="both"/>
-      </w:pPr>
-      <w:r>
-        <w:rPr>
-          <w:rFonts w:ascii="Times New Roman" w:hAnsi="Times New Roman"/>
-          <w:b w:val="0"/>
-          <w:i w:val="0"/>
-          <w:color w:val="000000"/>
-          <w:sz w:val="20"/>
-        </w:rPr>
-        <w:t>To evaluate the sensitivity of the proposed architecture, we perform a hyperparameter sensitivity study by varying the Bi-LSTM hidden units, dropout probabilities, and learning rates. Table III summarizes the results.</w:t>
+        <w:t>TABLE II: Ablation Study of Proposed Architecture</w:t>
       </w:r>
     </w:p>
     <w:tbl>
       <w:tblPr>
-        <w:tblStyle w:val="LightShading-Accent1"/>
         <w:tblW w:type="auto" w:w="0"/>
+        <w:jc w:val="center"/>
         <w:tblLook w:firstColumn="1" w:firstRow="1" w:lastColumn="0" w:lastRow="0" w:noHBand="0" w:noVBand="1" w:val="04A0"/>
       </w:tblPr>
       <w:tblGrid>
@@ -3763,9 +2213,9 @@
                 <w:b/>
                 <w:i w:val="0"/>
                 <w:color w:val="000000"/>
-                <w:sz w:val="18"/>
+                <w:sz w:val="16"/>
               </w:rPr>
-              <w:t>Hyperparameter</w:t>
+              <w:t>Embedding Layer</w:t>
             </w:r>
           </w:p>
         </w:tc>
@@ -3783,9 +2233,9 @@
                 <w:b/>
                 <w:i w:val="0"/>
                 <w:color w:val="000000"/>
-                <w:sz w:val="18"/>
+                <w:sz w:val="16"/>
               </w:rPr>
-              <w:t>Values</w:t>
+              <w:t>Classifier Head</w:t>
             </w:r>
           </w:p>
         </w:tc>
@@ -3803,9 +2253,9 @@
                 <w:b/>
                 <w:i w:val="0"/>
                 <w:color w:val="000000"/>
-                <w:sz w:val="18"/>
+                <w:sz w:val="16"/>
               </w:rPr>
-              <w:t>Accuracy</w:t>
+              <w:t>Class 1 F1-score</w:t>
             </w:r>
           </w:p>
         </w:tc>
@@ -3823,9 +2273,9 @@
                 <w:b/>
                 <w:i w:val="0"/>
                 <w:color w:val="000000"/>
-                <w:sz w:val="18"/>
+                <w:sz w:val="16"/>
               </w:rPr>
-              <w:t>F1-score</w:t>
+              <w:t>F1 Gain</w:t>
             </w:r>
           </w:p>
         </w:tc>
@@ -3837,7 +2287,7 @@
           </w:tcPr>
           <w:p>
             <w:pPr>
-              <w:jc w:val="left"/>
+              <w:jc w:val="center"/>
             </w:pPr>
             <w:r>
               <w:rPr>
@@ -3845,9 +2295,9 @@
                 <w:b w:val="0"/>
                 <w:i w:val="0"/>
                 <w:color w:val="000000"/>
-                <w:sz w:val="18"/>
+                <w:sz w:val="16"/>
               </w:rPr>
-              <w:t>LSTM Hidden Units</w:t>
+              <w:t>Static (Embedding Layer)</w:t>
             </w:r>
           </w:p>
         </w:tc>
@@ -3865,9 +2315,9 @@
                 <w:b w:val="0"/>
                 <w:i w:val="0"/>
                 <w:color w:val="000000"/>
-                <w:sz w:val="18"/>
+                <w:sz w:val="16"/>
               </w:rPr>
-              <w:t>64</w:t>
+              <w:t>Bi-LSTM + Max Pool</w:t>
             </w:r>
           </w:p>
         </w:tc>
@@ -3885,9 +2335,9 @@
                 <w:b w:val="0"/>
                 <w:i w:val="0"/>
                 <w:color w:val="000000"/>
-                <w:sz w:val="18"/>
+                <w:sz w:val="16"/>
               </w:rPr>
-              <w:t>98.80%</w:t>
+              <w:t>80.46%</w:t>
             </w:r>
           </w:p>
         </w:tc>
@@ -3905,9 +2355,9 @@
                 <w:b w:val="0"/>
                 <w:i w:val="0"/>
                 <w:color w:val="000000"/>
-                <w:sz w:val="18"/>
+                <w:sz w:val="16"/>
               </w:rPr>
-              <w:t>89.20%</w:t>
+              <w:t>Baseline</w:t>
             </w:r>
           </w:p>
         </w:tc>
@@ -3919,89 +2369,7 @@
           </w:tcPr>
           <w:p>
             <w:pPr>
-              <w:jc w:val="left"/>
-            </w:pPr>
-            <w:r>
-              <w:rPr>
-                <w:rFonts w:ascii="Times New Roman" w:hAnsi="Times New Roman"/>
-                <w:b/>
-                <w:i w:val="0"/>
-                <w:color w:val="000000"/>
-                <w:sz w:val="18"/>
-              </w:rPr>
-              <w:t>LSTM Hidden Units</w:t>
-            </w:r>
-          </w:p>
-        </w:tc>
-        <w:tc>
-          <w:tcPr>
-            <w:tcW w:type="dxa" w:w="2610"/>
-          </w:tcPr>
-          <w:p>
-            <w:pPr>
               <w:jc w:val="center"/>
-            </w:pPr>
-            <w:r>
-              <w:rPr>
-                <w:rFonts w:ascii="Times New Roman" w:hAnsi="Times New Roman"/>
-                <w:b/>
-                <w:i w:val="0"/>
-                <w:color w:val="000000"/>
-                <w:sz w:val="18"/>
-              </w:rPr>
-              <w:t>128 (Selected)</w:t>
-            </w:r>
-          </w:p>
-        </w:tc>
-        <w:tc>
-          <w:tcPr>
-            <w:tcW w:type="dxa" w:w="2610"/>
-          </w:tcPr>
-          <w:p>
-            <w:pPr>
-              <w:jc w:val="center"/>
-            </w:pPr>
-            <w:r>
-              <w:rPr>
-                <w:rFonts w:ascii="Times New Roman" w:hAnsi="Times New Roman"/>
-                <w:b/>
-                <w:i w:val="0"/>
-                <w:color w:val="000000"/>
-                <w:sz w:val="18"/>
-              </w:rPr>
-              <w:t>99.10%</w:t>
-            </w:r>
-          </w:p>
-        </w:tc>
-        <w:tc>
-          <w:tcPr>
-            <w:tcW w:type="dxa" w:w="2610"/>
-          </w:tcPr>
-          <w:p>
-            <w:pPr>
-              <w:jc w:val="center"/>
-            </w:pPr>
-            <w:r>
-              <w:rPr>
-                <w:rFonts w:ascii="Times New Roman" w:hAnsi="Times New Roman"/>
-                <w:b/>
-                <w:i w:val="0"/>
-                <w:color w:val="000000"/>
-                <w:sz w:val="18"/>
-              </w:rPr>
-              <w:t>91.95%</w:t>
-            </w:r>
-          </w:p>
-        </w:tc>
-      </w:tr>
-      <w:tr>
-        <w:tc>
-          <w:tcPr>
-            <w:tcW w:type="dxa" w:w="2610"/>
-          </w:tcPr>
-          <w:p>
-            <w:pPr>
-              <w:jc w:val="left"/>
             </w:pPr>
             <w:r>
               <w:rPr>
@@ -4009,9 +2377,9 @@
                 <w:b w:val="0"/>
                 <w:i w:val="0"/>
                 <w:color w:val="000000"/>
-                <w:sz w:val="18"/>
+                <w:sz w:val="16"/>
               </w:rPr>
-              <w:t>LSTM Hidden Units</w:t>
+              <w:t>Contextual (BERT-base)</w:t>
             </w:r>
           </w:p>
         </w:tc>
@@ -4029,9 +2397,9 @@
                 <w:b w:val="0"/>
                 <w:i w:val="0"/>
                 <w:color w:val="000000"/>
-                <w:sz w:val="18"/>
+                <w:sz w:val="16"/>
               </w:rPr>
-              <w:t>256</w:t>
+              <w:t>Linear (on [CLS])</w:t>
             </w:r>
           </w:p>
         </w:tc>
@@ -4049,9 +2417,9 @@
                 <w:b w:val="0"/>
                 <w:i w:val="0"/>
                 <w:color w:val="000000"/>
-                <w:sz w:val="18"/>
+                <w:sz w:val="16"/>
               </w:rPr>
-              <w:t>99.02%</w:t>
+              <w:t>86.41%</w:t>
             </w:r>
           </w:p>
         </w:tc>
@@ -4069,9 +2437,9 @@
                 <w:b w:val="0"/>
                 <w:i w:val="0"/>
                 <w:color w:val="000000"/>
-                <w:sz w:val="18"/>
+                <w:sz w:val="16"/>
               </w:rPr>
-              <w:t>91.10%</w:t>
+              <w:t>+5.95%</w:t>
             </w:r>
           </w:p>
         </w:tc>
@@ -4083,7 +2451,7 @@
           </w:tcPr>
           <w:p>
             <w:pPr>
-              <w:jc w:val="left"/>
+              <w:jc w:val="center"/>
             </w:pPr>
             <w:r>
               <w:rPr>
@@ -4091,9 +2459,9 @@
                 <w:b w:val="0"/>
                 <w:i w:val="0"/>
                 <w:color w:val="000000"/>
-                <w:sz w:val="18"/>
+                <w:sz w:val="16"/>
               </w:rPr>
-              <w:t>Dropout Rate</w:t>
+              <w:t>Contextual (BERT-base)</w:t>
             </w:r>
           </w:p>
         </w:tc>
@@ -4111,9 +2479,9 @@
                 <w:b w:val="0"/>
                 <w:i w:val="0"/>
                 <w:color w:val="000000"/>
-                <w:sz w:val="18"/>
+                <w:sz w:val="16"/>
               </w:rPr>
-              <w:t>0.2</w:t>
+              <w:t>Linear (on Avg Pool)</w:t>
             </w:r>
           </w:p>
         </w:tc>
@@ -4131,9 +2499,9 @@
                 <w:b w:val="0"/>
                 <w:i w:val="0"/>
                 <w:color w:val="000000"/>
-                <w:sz w:val="18"/>
+                <w:sz w:val="16"/>
               </w:rPr>
-              <w:t>98.95%</w:t>
+              <w:t>87.12%</w:t>
             </w:r>
           </w:p>
         </w:tc>
@@ -4151,9 +2519,9 @@
                 <w:b w:val="0"/>
                 <w:i w:val="0"/>
                 <w:color w:val="000000"/>
-                <w:sz w:val="18"/>
+                <w:sz w:val="16"/>
               </w:rPr>
-              <w:t>90.85%</w:t>
+              <w:t>+6.66%</w:t>
             </w:r>
           </w:p>
         </w:tc>
@@ -4165,89 +2533,7 @@
           </w:tcPr>
           <w:p>
             <w:pPr>
-              <w:jc w:val="left"/>
-            </w:pPr>
-            <w:r>
-              <w:rPr>
-                <w:rFonts w:ascii="Times New Roman" w:hAnsi="Times New Roman"/>
-                <w:b/>
-                <w:i w:val="0"/>
-                <w:color w:val="000000"/>
-                <w:sz w:val="18"/>
-              </w:rPr>
-              <w:t>Dropout Rate</w:t>
-            </w:r>
-          </w:p>
-        </w:tc>
-        <w:tc>
-          <w:tcPr>
-            <w:tcW w:type="dxa" w:w="2610"/>
-          </w:tcPr>
-          <w:p>
-            <w:pPr>
               <w:jc w:val="center"/>
-            </w:pPr>
-            <w:r>
-              <w:rPr>
-                <w:rFonts w:ascii="Times New Roman" w:hAnsi="Times New Roman"/>
-                <w:b/>
-                <w:i w:val="0"/>
-                <w:color w:val="000000"/>
-                <w:sz w:val="18"/>
-              </w:rPr>
-              <w:t>0.3 (Selected)</w:t>
-            </w:r>
-          </w:p>
-        </w:tc>
-        <w:tc>
-          <w:tcPr>
-            <w:tcW w:type="dxa" w:w="2610"/>
-          </w:tcPr>
-          <w:p>
-            <w:pPr>
-              <w:jc w:val="center"/>
-            </w:pPr>
-            <w:r>
-              <w:rPr>
-                <w:rFonts w:ascii="Times New Roman" w:hAnsi="Times New Roman"/>
-                <w:b/>
-                <w:i w:val="0"/>
-                <w:color w:val="000000"/>
-                <w:sz w:val="18"/>
-              </w:rPr>
-              <w:t>99.10%</w:t>
-            </w:r>
-          </w:p>
-        </w:tc>
-        <w:tc>
-          <w:tcPr>
-            <w:tcW w:type="dxa" w:w="2610"/>
-          </w:tcPr>
-          <w:p>
-            <w:pPr>
-              <w:jc w:val="center"/>
-            </w:pPr>
-            <w:r>
-              <w:rPr>
-                <w:rFonts w:ascii="Times New Roman" w:hAnsi="Times New Roman"/>
-                <w:b/>
-                <w:i w:val="0"/>
-                <w:color w:val="000000"/>
-                <w:sz w:val="18"/>
-              </w:rPr>
-              <w:t>91.95%</w:t>
-            </w:r>
-          </w:p>
-        </w:tc>
-      </w:tr>
-      <w:tr>
-        <w:tc>
-          <w:tcPr>
-            <w:tcW w:type="dxa" w:w="2610"/>
-          </w:tcPr>
-          <w:p>
-            <w:pPr>
-              <w:jc w:val="left"/>
             </w:pPr>
             <w:r>
               <w:rPr>
@@ -4255,9 +2541,9 @@
                 <w:b w:val="0"/>
                 <w:i w:val="0"/>
                 <w:color w:val="000000"/>
-                <w:sz w:val="18"/>
+                <w:sz w:val="16"/>
               </w:rPr>
-              <w:t>Dropout Rate</w:t>
+              <w:t>Contextual (BERT-base)</w:t>
             </w:r>
           </w:p>
         </w:tc>
@@ -4275,9 +2561,9 @@
                 <w:b w:val="0"/>
                 <w:i w:val="0"/>
                 <w:color w:val="000000"/>
-                <w:sz w:val="18"/>
+                <w:sz w:val="16"/>
               </w:rPr>
-              <w:t>0.5</w:t>
+              <w:t>Bi-LSTM + Max Pool</w:t>
             </w:r>
           </w:p>
         </w:tc>
@@ -4295,9 +2581,9 @@
                 <w:b w:val="0"/>
                 <w:i w:val="0"/>
                 <w:color w:val="000000"/>
-                <w:sz w:val="18"/>
+                <w:sz w:val="16"/>
               </w:rPr>
-              <w:t>98.88%</w:t>
+              <w:t>88.22%</w:t>
             </w:r>
           </w:p>
         </w:tc>
@@ -4315,255 +2601,9 @@
                 <w:b w:val="0"/>
                 <w:i w:val="0"/>
                 <w:color w:val="000000"/>
-                <w:sz w:val="18"/>
+                <w:sz w:val="16"/>
               </w:rPr>
-              <w:t>89.90%</w:t>
-            </w:r>
-          </w:p>
-        </w:tc>
-      </w:tr>
-      <w:tr>
-        <w:tc>
-          <w:tcPr>
-            <w:tcW w:type="dxa" w:w="2610"/>
-          </w:tcPr>
-          <w:p>
-            <w:pPr>
-              <w:jc w:val="left"/>
-            </w:pPr>
-            <w:r>
-              <w:rPr>
-                <w:rFonts w:ascii="Times New Roman" w:hAnsi="Times New Roman"/>
-                <w:b w:val="0"/>
-                <w:i w:val="0"/>
-                <w:color w:val="000000"/>
-                <w:sz w:val="18"/>
-              </w:rPr>
-              <w:t>Learning Rate</w:t>
-            </w:r>
-          </w:p>
-        </w:tc>
-        <w:tc>
-          <w:tcPr>
-            <w:tcW w:type="dxa" w:w="2610"/>
-          </w:tcPr>
-          <w:p>
-            <w:pPr>
-              <w:jc w:val="center"/>
-            </w:pPr>
-            <w:r>
-              <w:rPr>
-                <w:rFonts w:ascii="Times New Roman" w:hAnsi="Times New Roman"/>
-                <w:b w:val="0"/>
-                <w:i w:val="0"/>
-                <w:color w:val="000000"/>
-                <w:sz w:val="18"/>
-              </w:rPr>
-              <w:t>5e-4</w:t>
-            </w:r>
-          </w:p>
-        </w:tc>
-        <w:tc>
-          <w:tcPr>
-            <w:tcW w:type="dxa" w:w="2610"/>
-          </w:tcPr>
-          <w:p>
-            <w:pPr>
-              <w:jc w:val="center"/>
-            </w:pPr>
-            <w:r>
-              <w:rPr>
-                <w:rFonts w:ascii="Times New Roman" w:hAnsi="Times New Roman"/>
-                <w:b w:val="0"/>
-                <w:i w:val="0"/>
-                <w:color w:val="000000"/>
-                <w:sz w:val="18"/>
-              </w:rPr>
-              <w:t>98.92%</w:t>
-            </w:r>
-          </w:p>
-        </w:tc>
-        <w:tc>
-          <w:tcPr>
-            <w:tcW w:type="dxa" w:w="2610"/>
-          </w:tcPr>
-          <w:p>
-            <w:pPr>
-              <w:jc w:val="center"/>
-            </w:pPr>
-            <w:r>
-              <w:rPr>
-                <w:rFonts w:ascii="Times New Roman" w:hAnsi="Times New Roman"/>
-                <w:b w:val="0"/>
-                <w:i w:val="0"/>
-                <w:color w:val="000000"/>
-                <w:sz w:val="18"/>
-              </w:rPr>
-              <w:t>90.10%</w:t>
-            </w:r>
-          </w:p>
-        </w:tc>
-      </w:tr>
-      <w:tr>
-        <w:tc>
-          <w:tcPr>
-            <w:tcW w:type="dxa" w:w="2610"/>
-          </w:tcPr>
-          <w:p>
-            <w:pPr>
-              <w:jc w:val="left"/>
-            </w:pPr>
-            <w:r>
-              <w:rPr>
-                <w:rFonts w:ascii="Times New Roman" w:hAnsi="Times New Roman"/>
-                <w:b/>
-                <w:i w:val="0"/>
-                <w:color w:val="000000"/>
-                <w:sz w:val="18"/>
-              </w:rPr>
-              <w:t>Learning Rate</w:t>
-            </w:r>
-          </w:p>
-        </w:tc>
-        <w:tc>
-          <w:tcPr>
-            <w:tcW w:type="dxa" w:w="2610"/>
-          </w:tcPr>
-          <w:p>
-            <w:pPr>
-              <w:jc w:val="center"/>
-            </w:pPr>
-            <w:r>
-              <w:rPr>
-                <w:rFonts w:ascii="Times New Roman" w:hAnsi="Times New Roman"/>
-                <w:b/>
-                <w:i w:val="0"/>
-                <w:color w:val="000000"/>
-                <w:sz w:val="18"/>
-              </w:rPr>
-              <w:t>1e-3 (Selected)</w:t>
-            </w:r>
-          </w:p>
-        </w:tc>
-        <w:tc>
-          <w:tcPr>
-            <w:tcW w:type="dxa" w:w="2610"/>
-          </w:tcPr>
-          <w:p>
-            <w:pPr>
-              <w:jc w:val="center"/>
-            </w:pPr>
-            <w:r>
-              <w:rPr>
-                <w:rFonts w:ascii="Times New Roman" w:hAnsi="Times New Roman"/>
-                <w:b/>
-                <w:i w:val="0"/>
-                <w:color w:val="000000"/>
-                <w:sz w:val="18"/>
-              </w:rPr>
-              <w:t>99.10%</w:t>
-            </w:r>
-          </w:p>
-        </w:tc>
-        <w:tc>
-          <w:tcPr>
-            <w:tcW w:type="dxa" w:w="2610"/>
-          </w:tcPr>
-          <w:p>
-            <w:pPr>
-              <w:jc w:val="center"/>
-            </w:pPr>
-            <w:r>
-              <w:rPr>
-                <w:rFonts w:ascii="Times New Roman" w:hAnsi="Times New Roman"/>
-                <w:b/>
-                <w:i w:val="0"/>
-                <w:color w:val="000000"/>
-                <w:sz w:val="18"/>
-              </w:rPr>
-              <w:t>91.95%</w:t>
-            </w:r>
-          </w:p>
-        </w:tc>
-      </w:tr>
-      <w:tr>
-        <w:tc>
-          <w:tcPr>
-            <w:tcW w:type="dxa" w:w="2610"/>
-          </w:tcPr>
-          <w:p>
-            <w:pPr>
-              <w:jc w:val="left"/>
-            </w:pPr>
-            <w:r>
-              <w:rPr>
-                <w:rFonts w:ascii="Times New Roman" w:hAnsi="Times New Roman"/>
-                <w:b w:val="0"/>
-                <w:i w:val="0"/>
-                <w:color w:val="000000"/>
-                <w:sz w:val="18"/>
-              </w:rPr>
-              <w:t>Learning Rate</w:t>
-            </w:r>
-          </w:p>
-        </w:tc>
-        <w:tc>
-          <w:tcPr>
-            <w:tcW w:type="dxa" w:w="2610"/>
-          </w:tcPr>
-          <w:p>
-            <w:pPr>
-              <w:jc w:val="center"/>
-            </w:pPr>
-            <w:r>
-              <w:rPr>
-                <w:rFonts w:ascii="Times New Roman" w:hAnsi="Times New Roman"/>
-                <w:b w:val="0"/>
-                <w:i w:val="0"/>
-                <w:color w:val="000000"/>
-                <w:sz w:val="18"/>
-              </w:rPr>
-              <w:t>5e-3</w:t>
-            </w:r>
-          </w:p>
-        </w:tc>
-        <w:tc>
-          <w:tcPr>
-            <w:tcW w:type="dxa" w:w="2610"/>
-          </w:tcPr>
-          <w:p>
-            <w:pPr>
-              <w:jc w:val="center"/>
-            </w:pPr>
-            <w:r>
-              <w:rPr>
-                <w:rFonts w:ascii="Times New Roman" w:hAnsi="Times New Roman"/>
-                <w:b w:val="0"/>
-                <w:i w:val="0"/>
-                <w:color w:val="000000"/>
-                <w:sz w:val="18"/>
-              </w:rPr>
-              <w:t>98.74%</w:t>
-            </w:r>
-          </w:p>
-        </w:tc>
-        <w:tc>
-          <w:tcPr>
-            <w:tcW w:type="dxa" w:w="2610"/>
-          </w:tcPr>
-          <w:p>
-            <w:pPr>
-              <w:jc w:val="center"/>
-            </w:pPr>
-            <w:r>
-              <w:rPr>
-                <w:rFonts w:ascii="Times New Roman" w:hAnsi="Times New Roman"/>
-                <w:b w:val="0"/>
-                <w:i w:val="0"/>
-                <w:color w:val="000000"/>
-                <w:sz w:val="18"/>
-              </w:rPr>
-              <w:t>88.50%</w:t>
+              <w:t>+7.76%</w:t>
             </w:r>
           </w:p>
         </w:tc>
@@ -4571,24 +2611,13 @@
     </w:tbl>
     <w:p>
       <w:pPr>
-        <w:spacing w:before="80" w:after="160"/>
-        <w:jc w:val="center"/>
+        <w:spacing w:after="80"/>
       </w:pPr>
-      <w:r>
-        <w:rPr>
-          <w:rFonts w:ascii="Times New Roman" w:hAnsi="Times New Roman"/>
-          <w:b/>
-          <w:i w:val="0"/>
-          <w:color w:val="000000"/>
-          <w:sz w:val="16"/>
-        </w:rPr>
-        <w:t>TABLE III. Hyperparameter Sensitivity Analysis</w:t>
-      </w:r>
     </w:p>
     <w:p>
       <w:pPr>
         <w:keepNext/>
-        <w:spacing w:before="120" w:after="40"/>
+        <w:spacing w:before="160" w:after="80"/>
         <w:jc w:val="left"/>
       </w:pPr>
       <w:r>
@@ -4599,12 +2628,12 @@
           <w:color w:val="000000"/>
           <w:sz w:val="20"/>
         </w:rPr>
-        <w:t>D. Computational Resource Analysis</w:t>
+        <w:t>C. Error Analysis</w:t>
       </w:r>
     </w:p>
     <w:p>
       <w:pPr>
-        <w:spacing w:line="240" w:lineRule="auto" w:after="60"/>
+        <w:spacing w:line="252" w:lineRule="auto" w:after="80"/>
         <w:ind w:firstLine="216"/>
         <w:jc w:val="both"/>
       </w:pPr>
@@ -4616,688 +2645,19 @@
           <w:color w:val="000000"/>
           <w:sz w:val="20"/>
         </w:rPr>
-        <w:t>To ensure the model is practical for production deployment, we conduct a computational complexity and resource utilization study. We report the parameter counts, training execution times, and throughput. Table IV summarizes these metrics.</w:t>
-      </w:r>
-    </w:p>
-    <w:tbl>
-      <w:tblPr>
-        <w:tblStyle w:val="LightShading-Accent1"/>
-        <w:tblW w:type="auto" w:w="0"/>
-        <w:tblLook w:firstColumn="1" w:firstRow="1" w:lastColumn="0" w:lastRow="0" w:noHBand="0" w:noVBand="1" w:val="04A0"/>
-      </w:tblPr>
-      <w:tblGrid>
-        <w:gridCol w:w="2088"/>
-        <w:gridCol w:w="2088"/>
-        <w:gridCol w:w="2088"/>
-        <w:gridCol w:w="2088"/>
-        <w:gridCol w:w="2088"/>
-      </w:tblGrid>
-      <w:tr>
-        <w:tc>
-          <w:tcPr>
-            <w:tcW w:type="dxa" w:w="2088"/>
-          </w:tcPr>
-          <w:p>
-            <w:pPr>
-              <w:jc w:val="center"/>
-            </w:pPr>
-            <w:r>
-              <w:rPr>
-                <w:rFonts w:ascii="Times New Roman" w:hAnsi="Times New Roman"/>
-                <w:b/>
-                <w:i w:val="0"/>
-                <w:color w:val="000000"/>
-                <w:sz w:val="18"/>
-              </w:rPr>
-              <w:t>Model</w:t>
-            </w:r>
-          </w:p>
-        </w:tc>
-        <w:tc>
-          <w:tcPr>
-            <w:tcW w:type="dxa" w:w="2088"/>
-          </w:tcPr>
-          <w:p>
-            <w:pPr>
-              <w:jc w:val="center"/>
-            </w:pPr>
-            <w:r>
-              <w:rPr>
-                <w:rFonts w:ascii="Times New Roman" w:hAnsi="Times New Roman"/>
-                <w:b/>
-                <w:i w:val="0"/>
-                <w:color w:val="000000"/>
-                <w:sz w:val="18"/>
-              </w:rPr>
-              <w:t>Total Params</w:t>
-            </w:r>
-          </w:p>
-        </w:tc>
-        <w:tc>
-          <w:tcPr>
-            <w:tcW w:type="dxa" w:w="2088"/>
-          </w:tcPr>
-          <w:p>
-            <w:pPr>
-              <w:jc w:val="center"/>
-            </w:pPr>
-            <w:r>
-              <w:rPr>
-                <w:rFonts w:ascii="Times New Roman" w:hAnsi="Times New Roman"/>
-                <w:b/>
-                <w:i w:val="0"/>
-                <w:color w:val="000000"/>
-                <w:sz w:val="18"/>
-              </w:rPr>
-              <w:t>Trainable Params</w:t>
-            </w:r>
-          </w:p>
-        </w:tc>
-        <w:tc>
-          <w:tcPr>
-            <w:tcW w:type="dxa" w:w="2088"/>
-          </w:tcPr>
-          <w:p>
-            <w:pPr>
-              <w:jc w:val="center"/>
-            </w:pPr>
-            <w:r>
-              <w:rPr>
-                <w:rFonts w:ascii="Times New Roman" w:hAnsi="Times New Roman"/>
-                <w:b/>
-                <w:i w:val="0"/>
-                <w:color w:val="000000"/>
-                <w:sz w:val="18"/>
-              </w:rPr>
-              <w:t>Train Time / Epoch</w:t>
-            </w:r>
-          </w:p>
-        </w:tc>
-        <w:tc>
-          <w:tcPr>
-            <w:tcW w:type="dxa" w:w="2088"/>
-          </w:tcPr>
-          <w:p>
-            <w:pPr>
-              <w:jc w:val="center"/>
-            </w:pPr>
-            <w:r>
-              <w:rPr>
-                <w:rFonts w:ascii="Times New Roman" w:hAnsi="Times New Roman"/>
-                <w:b/>
-                <w:i w:val="0"/>
-                <w:color w:val="000000"/>
-                <w:sz w:val="18"/>
-              </w:rPr>
-              <w:t>Throughput</w:t>
-            </w:r>
-          </w:p>
-        </w:tc>
-      </w:tr>
-      <w:tr>
-        <w:tc>
-          <w:tcPr>
-            <w:tcW w:type="dxa" w:w="2088"/>
-          </w:tcPr>
-          <w:p>
-            <w:pPr>
-              <w:jc w:val="left"/>
-            </w:pPr>
-            <w:r>
-              <w:rPr>
-                <w:rFonts w:ascii="Times New Roman" w:hAnsi="Times New Roman"/>
-                <w:b w:val="0"/>
-                <w:i w:val="0"/>
-                <w:color w:val="000000"/>
-                <w:sz w:val="18"/>
-              </w:rPr>
-              <w:t>Standard Bi-LSTM</w:t>
-            </w:r>
-          </w:p>
-        </w:tc>
-        <w:tc>
-          <w:tcPr>
-            <w:tcW w:type="dxa" w:w="2088"/>
-          </w:tcPr>
-          <w:p>
-            <w:pPr>
-              <w:jc w:val="center"/>
-            </w:pPr>
-            <w:r>
-              <w:rPr>
-                <w:rFonts w:ascii="Times New Roman" w:hAnsi="Times New Roman"/>
-                <w:b w:val="0"/>
-                <w:i w:val="0"/>
-                <w:color w:val="000000"/>
-                <w:sz w:val="18"/>
-              </w:rPr>
-              <w:t>0.50 M</w:t>
-            </w:r>
-          </w:p>
-        </w:tc>
-        <w:tc>
-          <w:tcPr>
-            <w:tcW w:type="dxa" w:w="2088"/>
-          </w:tcPr>
-          <w:p>
-            <w:pPr>
-              <w:jc w:val="center"/>
-            </w:pPr>
-            <w:r>
-              <w:rPr>
-                <w:rFonts w:ascii="Times New Roman" w:hAnsi="Times New Roman"/>
-                <w:b w:val="0"/>
-                <w:i w:val="0"/>
-                <w:color w:val="000000"/>
-                <w:sz w:val="18"/>
-              </w:rPr>
-              <w:t>0.50 M</w:t>
-            </w:r>
-          </w:p>
-        </w:tc>
-        <w:tc>
-          <w:tcPr>
-            <w:tcW w:type="dxa" w:w="2088"/>
-          </w:tcPr>
-          <w:p>
-            <w:pPr>
-              <w:jc w:val="center"/>
-            </w:pPr>
-            <w:r>
-              <w:rPr>
-                <w:rFonts w:ascii="Times New Roman" w:hAnsi="Times New Roman"/>
-                <w:b w:val="0"/>
-                <w:i w:val="0"/>
-                <w:color w:val="000000"/>
-                <w:sz w:val="18"/>
-              </w:rPr>
-              <w:t>15 seconds</w:t>
-            </w:r>
-          </w:p>
-        </w:tc>
-        <w:tc>
-          <w:tcPr>
-            <w:tcW w:type="dxa" w:w="2088"/>
-          </w:tcPr>
-          <w:p>
-            <w:pPr>
-              <w:jc w:val="center"/>
-            </w:pPr>
-            <w:r>
-              <w:rPr>
-                <w:rFonts w:ascii="Times New Roman" w:hAnsi="Times New Roman"/>
-                <w:b w:val="0"/>
-                <w:i w:val="0"/>
-                <w:color w:val="000000"/>
-                <w:sz w:val="18"/>
-              </w:rPr>
-              <w:t>120 samples/s</w:t>
-            </w:r>
-          </w:p>
-        </w:tc>
-      </w:tr>
-      <w:tr>
-        <w:tc>
-          <w:tcPr>
-            <w:tcW w:type="dxa" w:w="2088"/>
-          </w:tcPr>
-          <w:p>
-            <w:pPr>
-              <w:jc w:val="left"/>
-            </w:pPr>
-            <w:r>
-              <w:rPr>
-                <w:rFonts w:ascii="Times New Roman" w:hAnsi="Times New Roman"/>
-                <w:b w:val="0"/>
-                <w:i w:val="0"/>
-                <w:color w:val="000000"/>
-                <w:sz w:val="18"/>
-              </w:rPr>
-              <w:t>Standalone BERT (GJU-CSE Baseline)</w:t>
-            </w:r>
-          </w:p>
-        </w:tc>
-        <w:tc>
-          <w:tcPr>
-            <w:tcW w:type="dxa" w:w="2088"/>
-          </w:tcPr>
-          <w:p>
-            <w:pPr>
-              <w:jc w:val="center"/>
-            </w:pPr>
-            <w:r>
-              <w:rPr>
-                <w:rFonts w:ascii="Times New Roman" w:hAnsi="Times New Roman"/>
-                <w:b w:val="0"/>
-                <w:i w:val="0"/>
-                <w:color w:val="000000"/>
-                <w:sz w:val="18"/>
-              </w:rPr>
-              <w:t>110.10 M</w:t>
-            </w:r>
-          </w:p>
-        </w:tc>
-        <w:tc>
-          <w:tcPr>
-            <w:tcW w:type="dxa" w:w="2088"/>
-          </w:tcPr>
-          <w:p>
-            <w:pPr>
-              <w:jc w:val="center"/>
-            </w:pPr>
-            <w:r>
-              <w:rPr>
-                <w:rFonts w:ascii="Times New Roman" w:hAnsi="Times New Roman"/>
-                <w:b w:val="0"/>
-                <w:i w:val="0"/>
-                <w:color w:val="000000"/>
-                <w:sz w:val="18"/>
-              </w:rPr>
-              <w:t>110.10 M</w:t>
-            </w:r>
-          </w:p>
-        </w:tc>
-        <w:tc>
-          <w:tcPr>
-            <w:tcW w:type="dxa" w:w="2088"/>
-          </w:tcPr>
-          <w:p>
-            <w:pPr>
-              <w:jc w:val="center"/>
-            </w:pPr>
-            <w:r>
-              <w:rPr>
-                <w:rFonts w:ascii="Times New Roman" w:hAnsi="Times New Roman"/>
-                <w:b w:val="0"/>
-                <w:i w:val="0"/>
-                <w:color w:val="000000"/>
-                <w:sz w:val="18"/>
-              </w:rPr>
-              <w:t>180 seconds</w:t>
-            </w:r>
-          </w:p>
-        </w:tc>
-        <w:tc>
-          <w:tcPr>
-            <w:tcW w:type="dxa" w:w="2088"/>
-          </w:tcPr>
-          <w:p>
-            <w:pPr>
-              <w:jc w:val="center"/>
-            </w:pPr>
-            <w:r>
-              <w:rPr>
-                <w:rFonts w:ascii="Times New Roman" w:hAnsi="Times New Roman"/>
-                <w:b w:val="0"/>
-                <w:i w:val="0"/>
-                <w:color w:val="000000"/>
-                <w:sz w:val="18"/>
-              </w:rPr>
-              <w:t>20 samples/s</w:t>
-            </w:r>
-          </w:p>
-        </w:tc>
-      </w:tr>
-      <w:tr>
-        <w:tc>
-          <w:tcPr>
-            <w:tcW w:type="dxa" w:w="2088"/>
-          </w:tcPr>
-          <w:p>
-            <w:pPr>
-              <w:jc w:val="left"/>
-            </w:pPr>
-            <w:r>
-              <w:rPr>
-                <w:rFonts w:ascii="Times New Roman" w:hAnsi="Times New Roman"/>
-                <w:b/>
-                <w:i w:val="0"/>
-                <w:color w:val="000000"/>
-                <w:sz w:val="18"/>
-              </w:rPr>
-              <w:t>Proposed BERT-BiLSTM</w:t>
-            </w:r>
-          </w:p>
-        </w:tc>
-        <w:tc>
-          <w:tcPr>
-            <w:tcW w:type="dxa" w:w="2088"/>
-          </w:tcPr>
-          <w:p>
-            <w:pPr>
-              <w:jc w:val="center"/>
-            </w:pPr>
-            <w:r>
-              <w:rPr>
-                <w:rFonts w:ascii="Times New Roman" w:hAnsi="Times New Roman"/>
-                <w:b/>
-                <w:i w:val="0"/>
-                <w:color w:val="000000"/>
-                <w:sz w:val="18"/>
-              </w:rPr>
-              <w:t>111.44 M</w:t>
-            </w:r>
-          </w:p>
-        </w:tc>
-        <w:tc>
-          <w:tcPr>
-            <w:tcW w:type="dxa" w:w="2088"/>
-          </w:tcPr>
-          <w:p>
-            <w:pPr>
-              <w:jc w:val="center"/>
-            </w:pPr>
-            <w:r>
-              <w:rPr>
-                <w:rFonts w:ascii="Times New Roman" w:hAnsi="Times New Roman"/>
-                <w:b/>
-                <w:i w:val="0"/>
-                <w:color w:val="000000"/>
-                <w:sz w:val="18"/>
-              </w:rPr>
-              <w:t>1.34 M (Frozen BERT)</w:t>
-            </w:r>
-          </w:p>
-        </w:tc>
-        <w:tc>
-          <w:tcPr>
-            <w:tcW w:type="dxa" w:w="2088"/>
-          </w:tcPr>
-          <w:p>
-            <w:pPr>
-              <w:jc w:val="center"/>
-            </w:pPr>
-            <w:r>
-              <w:rPr>
-                <w:rFonts w:ascii="Times New Roman" w:hAnsi="Times New Roman"/>
-                <w:b/>
-                <w:i w:val="0"/>
-                <w:color w:val="000000"/>
-                <w:sz w:val="18"/>
-              </w:rPr>
-              <w:t>45 seconds</w:t>
-            </w:r>
-          </w:p>
-        </w:tc>
-        <w:tc>
-          <w:tcPr>
-            <w:tcW w:type="dxa" w:w="2088"/>
-          </w:tcPr>
-          <w:p>
-            <w:pPr>
-              <w:jc w:val="center"/>
-            </w:pPr>
-            <w:r>
-              <w:rPr>
-                <w:rFonts w:ascii="Times New Roman" w:hAnsi="Times New Roman"/>
-                <w:b/>
-                <w:i w:val="0"/>
-                <w:color w:val="000000"/>
-                <w:sz w:val="18"/>
-              </w:rPr>
-              <w:t>18 samples/s</w:t>
-            </w:r>
-          </w:p>
-        </w:tc>
-      </w:tr>
-    </w:tbl>
-    <w:p>
-      <w:pPr>
-        <w:spacing w:before="80" w:after="160"/>
-        <w:jc w:val="center"/>
-      </w:pPr>
-      <w:r>
-        <w:rPr>
-          <w:rFonts w:ascii="Times New Roman" w:hAnsi="Times New Roman"/>
-          <w:b/>
-          <w:i w:val="0"/>
-          <w:color w:val="000000"/>
-          <w:sz w:val="16"/>
-        </w:rPr>
-        <w:t>TABLE IV. Computational Complexity and Resource Analysis</w:t>
+        <w:t>To understand the limitations of our model, we audited the misclassified cases in the test set. 1) False Positives occurred in job postings containing aggressive recruitment jargon or lacking corporate identification metadata, such as generic email domains. 2) False Negatives occurred in highly sophisticated scams where fraudsters cloned the exact text of reputable organizations and only modified the contact email domain, demonstrating a need for metadata verification.</w:t>
       </w:r>
     </w:p>
     <w:p>
       <w:pPr>
-        <w:spacing w:line="240" w:lineRule="auto" w:after="60"/>
-        <w:ind w:firstLine="216"/>
-        <w:jc w:val="both"/>
-      </w:pPr>
-      <w:r>
-        <w:rPr>
-          <w:rFonts w:ascii="Times New Roman" w:hAnsi="Times New Roman"/>
-          <w:b w:val="0"/>
-          <w:i w:val="0"/>
-          <w:color w:val="000000"/>
-          <w:sz w:val="20"/>
-        </w:rPr>
-        <w:t>As shown in Table IV, while standard fine-tuning of BERT requires optimizing all 66.36 Million parameters (taking 120 seconds per epoch on CPU), our proposed model freezes the BERT layers and only trains the 0.46 Million Bi-LSTM parameters. This results in a massive 75% reduction in training execution time (from 120s down to 30s) while maintaining an inference rate of 25 samples/second on CPU, demonstrating that it is highly lightweight and production-viable.</w:t>
-      </w:r>
-    </w:p>
-    <w:p>
-      <w:pPr>
-        <w:keepNext/>
-        <w:spacing w:before="120" w:after="40"/>
-        <w:jc w:val="left"/>
-      </w:pPr>
-      <w:r>
-        <w:rPr>
-          <w:rFonts w:ascii="Times New Roman" w:hAnsi="Times New Roman"/>
-          <w:b w:val="0"/>
-          <w:i/>
-          <w:color w:val="000000"/>
-          <w:sz w:val="20"/>
-        </w:rPr>
-        <w:t>E. Cross-Domain Generalization Analysis</w:t>
-      </w:r>
-    </w:p>
-    <w:p>
-      <w:pPr>
-        <w:spacing w:line="240" w:lineRule="auto" w:after="60"/>
-        <w:ind w:firstLine="216"/>
-        <w:jc w:val="both"/>
-      </w:pPr>
-      <w:r>
-        <w:rPr>
-          <w:rFonts w:ascii="Times New Roman" w:hAnsi="Times New Roman"/>
-          <w:b w:val="0"/>
-          <w:i w:val="0"/>
-          <w:color w:val="000000"/>
-          <w:sz w:val="20"/>
-        </w:rPr>
-        <w:t xml:space="preserve">To verify whether our model generalizes to unseen distributions, we perform a domain generalization analysis by partitioning the EMSCAD dataset based on the 'telecommuting' feature (Work-from-Home vs On-site jobs). Work-from-home positions historically represent distinct linguistic patterns and a much higher relative density of fraud. We train the model exclusively on On-site postings (17,014 samples) and test it on Work-from-Home postings (866 samples). Our proposed BERT-BiLSTM model achieves a high F1-score of </w:t>
-      </w:r>
-      <w:r>
-        <w:rPr>
-          <w:rFonts w:ascii="Times New Roman" w:hAnsi="Times New Roman"/>
-          <w:b/>
-          <w:i w:val="0"/>
-          <w:color w:val="000000"/>
-          <w:sz w:val="20"/>
-        </w:rPr>
-        <w:t>88.50%</w:t>
-      </w:r>
-      <w:r>
-        <w:rPr>
-          <w:rFonts w:ascii="Times New Roman" w:hAnsi="Times New Roman"/>
-          <w:b w:val="0"/>
-          <w:i w:val="0"/>
-          <w:color w:val="000000"/>
-          <w:sz w:val="20"/>
-        </w:rPr>
-        <w:t xml:space="preserve"> under this severe domain shift (a minor degradation from the 91.95% test score). In comparison, traditional Logistic Regression drops sharply to an F1-score of </w:t>
-      </w:r>
-      <w:r>
-        <w:rPr>
-          <w:rFonts w:ascii="Times New Roman" w:hAnsi="Times New Roman"/>
-          <w:b/>
-          <w:i w:val="0"/>
-          <w:color w:val="000000"/>
-          <w:sz w:val="20"/>
-        </w:rPr>
-        <w:t>65.40%</w:t>
-      </w:r>
-      <w:r>
-        <w:rPr>
-          <w:rFonts w:ascii="Times New Roman" w:hAnsi="Times New Roman"/>
-          <w:b w:val="0"/>
-          <w:i w:val="0"/>
-          <w:color w:val="000000"/>
-          <w:sz w:val="20"/>
-        </w:rPr>
-        <w:t>. This proves that pre-trained contextual embeddings provide exceptional out-of-domain generalizability.</w:t>
-      </w:r>
-    </w:p>
-    <w:p>
-      <w:pPr>
-        <w:keepNext/>
-        <w:spacing w:before="120" w:after="40"/>
-        <w:jc w:val="left"/>
-      </w:pPr>
-      <w:r>
-        <w:rPr>
-          <w:rFonts w:ascii="Times New Roman" w:hAnsi="Times New Roman"/>
-          <w:b w:val="0"/>
-          <w:i/>
-          <w:color w:val="000000"/>
-          <w:sz w:val="20"/>
-        </w:rPr>
-        <w:t>F. Statistical Significance Testing</w:t>
-      </w:r>
-    </w:p>
-    <w:p>
-      <w:pPr>
-        <w:spacing w:line="240" w:lineRule="auto" w:after="60"/>
-        <w:ind w:firstLine="216"/>
-        <w:jc w:val="both"/>
-      </w:pPr>
-      <w:r>
-        <w:rPr>
-          <w:rFonts w:ascii="Times New Roman" w:hAnsi="Times New Roman"/>
-          <w:b w:val="0"/>
-          <w:i w:val="0"/>
-          <w:color w:val="000000"/>
-          <w:sz w:val="20"/>
-        </w:rPr>
-        <w:t>To prove that the improvement of the proposed BERT-BiLSTM hybrid model over the standalone BERT model is statistically meaningful and not a result of random variation during train/test splits, we perform a McNemar statistical significance test. McNemar's test is specifically suited for comparing paired binary classification predictions on a test set. The test evaluates the contingency table of disagreements between the two models. Our test yields a chi-squared value of 14.22 with a p-value of 0.00016. Since the p-value is far below the standard significance threshold (α = 0.01), we reject the null hypothesis, concluding that the proposed model's performance improvement is statistically significant and highly reproducible.</w:t>
-      </w:r>
-    </w:p>
-    <w:p>
-      <w:pPr>
-        <w:keepNext/>
-        <w:spacing w:before="120" w:after="40"/>
-        <w:jc w:val="left"/>
-      </w:pPr>
-      <w:r>
-        <w:rPr>
-          <w:rFonts w:ascii="Times New Roman" w:hAnsi="Times New Roman"/>
-          <w:b w:val="0"/>
-          <w:i/>
-          <w:color w:val="000000"/>
-          <w:sz w:val="20"/>
-        </w:rPr>
-        <w:t>G. Error Analysis</w:t>
-      </w:r>
-    </w:p>
-    <w:p>
-      <w:pPr>
-        <w:spacing w:line="240" w:lineRule="auto" w:after="60"/>
-        <w:ind w:firstLine="216"/>
-        <w:jc w:val="both"/>
-      </w:pPr>
-      <w:r>
-        <w:rPr>
-          <w:rFonts w:ascii="Times New Roman" w:hAnsi="Times New Roman"/>
-          <w:b w:val="0"/>
-          <w:i w:val="0"/>
-          <w:color w:val="000000"/>
-          <w:sz w:val="20"/>
-        </w:rPr>
-        <w:t>To understand the limitations of our model, we conducted a manual audit of the misclassified cases in the test set. The error analysis reveals two primary error categories:</w:t>
-      </w:r>
-    </w:p>
-    <w:p>
-      <w:pPr>
-        <w:spacing w:line="240" w:lineRule="auto" w:after="60"/>
-        <w:ind w:firstLine="216"/>
-        <w:jc w:val="both"/>
-      </w:pPr>
-      <w:r>
-        <w:rPr>
-          <w:rFonts w:ascii="Times New Roman" w:hAnsi="Times New Roman"/>
-          <w:b w:val="0"/>
-          <w:i w:val="0"/>
-          <w:color w:val="000000"/>
-          <w:sz w:val="20"/>
-        </w:rPr>
-      </w:r>
-      <w:r>
-        <w:rPr>
-          <w:rFonts w:ascii="Times New Roman" w:hAnsi="Times New Roman"/>
-          <w:b/>
-          <w:i w:val="0"/>
-          <w:color w:val="000000"/>
-          <w:sz w:val="20"/>
-        </w:rPr>
-        <w:t>1) False Positives (Genuine classified as Fraudulent):</w:t>
-      </w:r>
-      <w:r>
-        <w:rPr>
-          <w:rFonts w:ascii="Times New Roman" w:hAnsi="Times New Roman"/>
-          <w:b w:val="0"/>
-          <w:i w:val="0"/>
-          <w:color w:val="000000"/>
-          <w:sz w:val="20"/>
-        </w:rPr>
-        <w:t xml:space="preserve"> These errors predominantly occurred in job postings that contained aggressive recruitment jargon or lacked corporate identification metadata. For instance, genuine listings from startups containing phrases like 'immediate start', 'no experience required', 'earn money fast', or those utilizing generic email addresses (e.g. Gmail) instead of corporate domains were incorrectly flagged as fraudulent. This suggests that the model associates metadata omissions and aggressive hiring language strongly with fraudulent intent.</w:t>
-      </w:r>
-    </w:p>
-    <w:p>
-      <w:pPr>
-        <w:spacing w:line="240" w:lineRule="auto" w:after="60"/>
-        <w:ind w:firstLine="216"/>
-        <w:jc w:val="both"/>
-      </w:pPr>
-      <w:r>
-        <w:rPr>
-          <w:rFonts w:ascii="Times New Roman" w:hAnsi="Times New Roman"/>
-          <w:b w:val="0"/>
-          <w:i w:val="0"/>
-          <w:color w:val="000000"/>
-          <w:sz w:val="20"/>
-        </w:rPr>
-      </w:r>
-      <w:r>
-        <w:rPr>
-          <w:rFonts w:ascii="Times New Roman" w:hAnsi="Times New Roman"/>
-          <w:b/>
-          <w:i w:val="0"/>
-          <w:color w:val="000000"/>
-          <w:sz w:val="20"/>
-        </w:rPr>
-        <w:t>2) False Negatives (Fraudulent classified as Genuine):</w:t>
-      </w:r>
-      <w:r>
-        <w:rPr>
-          <w:rFonts w:ascii="Times New Roman" w:hAnsi="Times New Roman"/>
-          <w:b w:val="0"/>
-          <w:i w:val="0"/>
-          <w:color w:val="000000"/>
-          <w:sz w:val="20"/>
-        </w:rPr>
-        <w:t xml:space="preserve"> These are highly sophisticated scams where fraudsters cloned the exact text of actual job postings from reputable organizations. The only fraudulent modification was a subtle shift in the application link or contact email address. Because the textual content is 99% identical to a legitimate listing, our text-based models could not detect the fraud, highlighting the need to incorporate external validation in future work.</w:t>
-      </w:r>
-    </w:p>
-    <w:p>
-      <w:pPr>
-        <w:spacing w:before="120" w:after="40"/>
+        <w:spacing w:before="160" w:after="80"/>
         <w:jc w:val="center"/>
       </w:pPr>
       <w:r>
         <w:drawing>
           <wp:inline xmlns:a="http://schemas.openxmlformats.org/drawingml/2006/main" xmlns:pic="http://schemas.openxmlformats.org/drawingml/2006/picture">
-            <wp:extent cx="2651760" cy="2209800"/>
-            <wp:docPr id="5" name="Picture 5"/>
+            <wp:extent cx="2926080" cy="2438400"/>
+            <wp:docPr id="4" name="Picture 4"/>
             <wp:cNvGraphicFramePr>
               <a:graphicFrameLocks noChangeAspect="1"/>
             </wp:cNvGraphicFramePr>
@@ -5309,7 +2669,7 @@
                     <pic:cNvPicPr/>
                   </pic:nvPicPr>
                   <pic:blipFill>
-                    <a:blip r:embed="rId13"/>
+                    <a:blip r:embed="rId12"/>
                     <a:stretch>
                       <a:fillRect/>
                     </a:stretch>
@@ -5317,7 +2677,7 @@
                   <pic:spPr>
                     <a:xfrm>
                       <a:off x="0" y="0"/>
-                      <a:ext cx="2651760" cy="2209800"/>
+                      <a:ext cx="2926080" cy="2438400"/>
                     </a:xfrm>
                     <a:prstGeom prst="rect"/>
                   </pic:spPr>
@@ -5330,7 +2690,7 @@
     </w:p>
     <w:p>
       <w:pPr>
-        <w:spacing w:after="120"/>
+        <w:spacing w:after="160"/>
         <w:jc w:val="center"/>
       </w:pPr>
       <w:r>
@@ -5341,13 +2701,13 @@
           <w:color w:val="000000"/>
           <w:sz w:val="16"/>
         </w:rPr>
-        <w:t>Fig. 5. Confusion Matrix for the proposed hybrid BERT-BiLSTM architecture.</w:t>
+        <w:t>Fig. 4. Confusion Matrix for the proposed model on EMSCAD test set.</w:t>
       </w:r>
     </w:p>
     <w:p>
       <w:pPr>
         <w:keepNext/>
-        <w:spacing w:before="200" w:after="80"/>
+        <w:spacing w:before="240" w:after="120"/>
         <w:jc w:val="center"/>
       </w:pPr>
       <w:r>
@@ -5358,12 +2718,12 @@
           <w:color w:val="000000"/>
           <w:sz w:val="20"/>
         </w:rPr>
-        <w:t>VI.  CONCLUSION AND FUTURE SCOPE</w:t>
+        <w:t>VII.  CONCLUSION AND FUTURE SCOPE</w:t>
       </w:r>
     </w:p>
     <w:p>
       <w:pPr>
-        <w:spacing w:line="240" w:lineRule="auto" w:after="60"/>
+        <w:spacing w:line="252" w:lineRule="auto" w:after="80"/>
         <w:ind w:firstLine="216"/>
         <w:jc w:val="both"/>
       </w:pPr>
@@ -5375,30 +2735,13 @@
           <w:color w:val="000000"/>
           <w:sz w:val="20"/>
         </w:rPr>
-        <w:t>This paper presented a hybrid context-aware deep learning framework, BERT-BiLSTM, for Online Recruitment Fraud Detection. By integrating a transformer encoder with a bidirectional recurrent layer, the model successfully extracts local context and global sequential patterns from job postings. Evaluated on the highly imbalanced EMSCAD dataset, the model achieved state-of-the-art performance, outperforming traditional machine learning and standard deep learning architectures with an F1-score of 91.95%, an accuracy of 99.10%, and an AUC of 99.25%. We demonstrated the statistical significance of the improvement and analyzed common failure cases.</w:t>
-      </w:r>
-    </w:p>
-    <w:p>
-      <w:pPr>
-        <w:spacing w:line="240" w:lineRule="auto" w:after="60"/>
-        <w:ind w:firstLine="216"/>
-        <w:jc w:val="both"/>
-      </w:pPr>
-      <w:r>
-        <w:rPr>
-          <w:rFonts w:ascii="Times New Roman" w:hAnsi="Times New Roman"/>
-          <w:b w:val="0"/>
-          <w:i w:val="0"/>
-          <w:color w:val="000000"/>
-          <w:sz w:val="20"/>
-        </w:rPr>
-        <w:t>In future work, we plan to extend this framework by evaluating it on multi-source datasets to check cross-platform generalizability. Furthermore, we aim to incorporate numerical metadata (like telecommuting, company logo presence, and geographical features) directly into the dense representation before classification, and study the feasibility of running light quantized transformer heads on mobile endpoints for real-time fraud warning.</w:t>
+        <w:t>This paper presented automated fraud detection architectures evaluated on the imbalanced EMSCAD dataset. By implementing a robust 10-field concatenation helper and optimizing class weights, our models achieve high classification F1 scores. Incorporating SHAP values addresses the interpretability challenge, providing transparent token attribution analysis. In future work, we plan to extend this framework by evaluating it on multi-source datasets to check cross-platform generalizability.</w:t>
       </w:r>
     </w:p>
     <w:p>
       <w:pPr>
         <w:keepNext/>
-        <w:spacing w:before="200" w:after="80"/>
+        <w:spacing w:before="240" w:after="120"/>
         <w:jc w:val="center"/>
       </w:pPr>
       <w:r>
@@ -5413,12 +2756,13 @@
       </w:r>
     </w:p>
     <w:p>
+      <w:bookmarkStart w:id="1" w:name="ref_1"/>
       <w:pPr>
-        <w:spacing w:after="40" w:line="240" w:lineRule="auto"/>
-        <w:ind w:left="288" w:hanging="288"/>
+        <w:spacing w:after="60"/>
+        <w:ind w:left="360" w:hanging="360"/>
         <w:jc w:val="both"/>
       </w:pPr>
-      <w:bookmarkStart w:id="1" w:name="ref1"/>
+      <w:bookmarkEnd w:id="1"/>
       <w:r>
         <w:rPr>
           <w:rFonts w:ascii="Times New Roman" w:hAnsi="Times New Roman"/>
@@ -5430,7 +2774,6 @@
         <w:t>[1]</w:t>
         <w:tab/>
       </w:r>
-      <w:bookmarkEnd w:id="1"/>
       <w:r>
         <w:rPr>
           <w:rFonts w:ascii="Times New Roman" w:hAnsi="Times New Roman"/>
@@ -5483,12 +2826,13 @@
       </w:r>
     </w:p>
     <w:p>
+      <w:bookmarkStart w:id="2" w:name="ref_2"/>
       <w:pPr>
-        <w:spacing w:after="40" w:line="240" w:lineRule="auto"/>
-        <w:ind w:left="288" w:hanging="288"/>
+        <w:spacing w:after="60"/>
+        <w:ind w:left="360" w:hanging="360"/>
         <w:jc w:val="both"/>
       </w:pPr>
-      <w:bookmarkStart w:id="2" w:name="ref2"/>
+      <w:bookmarkEnd w:id="2"/>
       <w:r>
         <w:rPr>
           <w:rFonts w:ascii="Times New Roman" w:hAnsi="Times New Roman"/>
@@ -5500,7 +2844,6 @@
         <w:t>[2]</w:t>
         <w:tab/>
       </w:r>
-      <w:bookmarkEnd w:id="2"/>
       <w:r>
         <w:rPr>
           <w:rFonts w:ascii="Times New Roman" w:hAnsi="Times New Roman"/>
@@ -5553,12 +2896,13 @@
       </w:r>
     </w:p>
     <w:p>
+      <w:bookmarkStart w:id="3" w:name="ref_3"/>
       <w:pPr>
-        <w:spacing w:after="40" w:line="240" w:lineRule="auto"/>
-        <w:ind w:left="288" w:hanging="288"/>
+        <w:spacing w:after="60"/>
+        <w:ind w:left="360" w:hanging="360"/>
         <w:jc w:val="both"/>
       </w:pPr>
-      <w:bookmarkStart w:id="3" w:name="ref3"/>
+      <w:bookmarkEnd w:id="3"/>
       <w:r>
         <w:rPr>
           <w:rFonts w:ascii="Times New Roman" w:hAnsi="Times New Roman"/>
@@ -5570,7 +2914,6 @@
         <w:t>[3]</w:t>
         <w:tab/>
       </w:r>
-      <w:bookmarkEnd w:id="3"/>
       <w:r>
         <w:rPr>
           <w:rFonts w:ascii="Times New Roman" w:hAnsi="Times New Roman"/>
@@ -5623,12 +2966,13 @@
       </w:r>
     </w:p>
     <w:p>
+      <w:bookmarkStart w:id="4" w:name="ref_4"/>
       <w:pPr>
-        <w:spacing w:after="40" w:line="240" w:lineRule="auto"/>
-        <w:ind w:left="288" w:hanging="288"/>
+        <w:spacing w:after="60"/>
+        <w:ind w:left="360" w:hanging="360"/>
         <w:jc w:val="both"/>
       </w:pPr>
-      <w:bookmarkStart w:id="4" w:name="ref4"/>
+      <w:bookmarkEnd w:id="4"/>
       <w:r>
         <w:rPr>
           <w:rFonts w:ascii="Times New Roman" w:hAnsi="Times New Roman"/>
@@ -5640,7 +2984,6 @@
         <w:t>[4]</w:t>
         <w:tab/>
       </w:r>
-      <w:bookmarkEnd w:id="4"/>
       <w:r>
         <w:rPr>
           <w:rFonts w:ascii="Times New Roman" w:hAnsi="Times New Roman"/>
@@ -5693,12 +3036,13 @@
       </w:r>
     </w:p>
     <w:p>
+      <w:bookmarkStart w:id="5" w:name="ref_5"/>
       <w:pPr>
-        <w:spacing w:after="40" w:line="240" w:lineRule="auto"/>
-        <w:ind w:left="288" w:hanging="288"/>
+        <w:spacing w:after="60"/>
+        <w:ind w:left="360" w:hanging="360"/>
         <w:jc w:val="both"/>
       </w:pPr>
-      <w:bookmarkStart w:id="5" w:name="ref5"/>
+      <w:bookmarkEnd w:id="5"/>
       <w:r>
         <w:rPr>
           <w:rFonts w:ascii="Times New Roman" w:hAnsi="Times New Roman"/>
@@ -5710,7 +3054,6 @@
         <w:t>[5]</w:t>
         <w:tab/>
       </w:r>
-      <w:bookmarkEnd w:id="5"/>
       <w:r>
         <w:rPr>
           <w:rFonts w:ascii="Times New Roman" w:hAnsi="Times New Roman"/>
@@ -5763,12 +3106,13 @@
       </w:r>
     </w:p>
     <w:p>
+      <w:bookmarkStart w:id="6" w:name="ref_6"/>
       <w:pPr>
-        <w:spacing w:after="40" w:line="240" w:lineRule="auto"/>
-        <w:ind w:left="288" w:hanging="288"/>
+        <w:spacing w:after="60"/>
+        <w:ind w:left="360" w:hanging="360"/>
         <w:jc w:val="both"/>
       </w:pPr>
-      <w:bookmarkStart w:id="6" w:name="ref6"/>
+      <w:bookmarkEnd w:id="6"/>
       <w:r>
         <w:rPr>
           <w:rFonts w:ascii="Times New Roman" w:hAnsi="Times New Roman"/>
@@ -5780,7 +3124,6 @@
         <w:t>[6]</w:t>
         <w:tab/>
       </w:r>
-      <w:bookmarkEnd w:id="6"/>
       <w:r>
         <w:rPr>
           <w:rFonts w:ascii="Times New Roman" w:hAnsi="Times New Roman"/>
@@ -5833,12 +3176,13 @@
       </w:r>
     </w:p>
     <w:p>
+      <w:bookmarkStart w:id="7" w:name="ref_7"/>
       <w:pPr>
-        <w:spacing w:after="40" w:line="240" w:lineRule="auto"/>
-        <w:ind w:left="288" w:hanging="288"/>
+        <w:spacing w:after="60"/>
+        <w:ind w:left="360" w:hanging="360"/>
         <w:jc w:val="both"/>
       </w:pPr>
-      <w:bookmarkStart w:id="7" w:name="ref7"/>
+      <w:bookmarkEnd w:id="7"/>
       <w:r>
         <w:rPr>
           <w:rFonts w:ascii="Times New Roman" w:hAnsi="Times New Roman"/>
@@ -5850,7 +3194,6 @@
         <w:t>[7]</w:t>
         <w:tab/>
       </w:r>
-      <w:bookmarkEnd w:id="7"/>
       <w:r>
         <w:rPr>
           <w:rFonts w:ascii="Times New Roman" w:hAnsi="Times New Roman"/>
@@ -5903,12 +3246,13 @@
       </w:r>
     </w:p>
     <w:p>
+      <w:bookmarkStart w:id="8" w:name="ref_8"/>
       <w:pPr>
-        <w:spacing w:after="40" w:line="240" w:lineRule="auto"/>
-        <w:ind w:left="288" w:hanging="288"/>
+        <w:spacing w:after="60"/>
+        <w:ind w:left="360" w:hanging="360"/>
         <w:jc w:val="both"/>
       </w:pPr>
-      <w:bookmarkStart w:id="8" w:name="ref8"/>
+      <w:bookmarkEnd w:id="8"/>
       <w:r>
         <w:rPr>
           <w:rFonts w:ascii="Times New Roman" w:hAnsi="Times New Roman"/>
@@ -5920,7 +3264,6 @@
         <w:t>[8]</w:t>
         <w:tab/>
       </w:r>
-      <w:bookmarkEnd w:id="8"/>
       <w:r>
         <w:rPr>
           <w:rFonts w:ascii="Times New Roman" w:hAnsi="Times New Roman"/>
@@ -5973,12 +3316,13 @@
       </w:r>
     </w:p>
     <w:p>
+      <w:bookmarkStart w:id="9" w:name="ref_9"/>
       <w:pPr>
-        <w:spacing w:after="40" w:line="240" w:lineRule="auto"/>
-        <w:ind w:left="288" w:hanging="288"/>
+        <w:spacing w:after="60"/>
+        <w:ind w:left="360" w:hanging="360"/>
         <w:jc w:val="both"/>
       </w:pPr>
-      <w:bookmarkStart w:id="9" w:name="ref9"/>
+      <w:bookmarkEnd w:id="9"/>
       <w:r>
         <w:rPr>
           <w:rFonts w:ascii="Times New Roman" w:hAnsi="Times New Roman"/>
@@ -5990,7 +3334,6 @@
         <w:t>[9]</w:t>
         <w:tab/>
       </w:r>
-      <w:bookmarkEnd w:id="9"/>
       <w:r>
         <w:rPr>
           <w:rFonts w:ascii="Times New Roman" w:hAnsi="Times New Roman"/>
@@ -6043,12 +3386,13 @@
       </w:r>
     </w:p>
     <w:p>
+      <w:bookmarkStart w:id="10" w:name="ref_10"/>
       <w:pPr>
-        <w:spacing w:after="40" w:line="240" w:lineRule="auto"/>
-        <w:ind w:left="288" w:hanging="288"/>
+        <w:spacing w:after="60"/>
+        <w:ind w:left="360" w:hanging="360"/>
         <w:jc w:val="both"/>
       </w:pPr>
-      <w:bookmarkStart w:id="10" w:name="ref10"/>
+      <w:bookmarkEnd w:id="10"/>
       <w:r>
         <w:rPr>
           <w:rFonts w:ascii="Times New Roman" w:hAnsi="Times New Roman"/>
@@ -6060,7 +3404,6 @@
         <w:t>[10]</w:t>
         <w:tab/>
       </w:r>
-      <w:bookmarkEnd w:id="10"/>
       <w:r>
         <w:rPr>
           <w:rFonts w:ascii="Times New Roman" w:hAnsi="Times New Roman"/>
@@ -6113,12 +3456,13 @@
       </w:r>
     </w:p>
     <w:p>
+      <w:bookmarkStart w:id="11" w:name="ref_11"/>
       <w:pPr>
-        <w:spacing w:after="40" w:line="240" w:lineRule="auto"/>
-        <w:ind w:left="288" w:hanging="288"/>
+        <w:spacing w:after="60"/>
+        <w:ind w:left="360" w:hanging="360"/>
         <w:jc w:val="both"/>
       </w:pPr>
-      <w:bookmarkStart w:id="11" w:name="ref11"/>
+      <w:bookmarkEnd w:id="11"/>
       <w:r>
         <w:rPr>
           <w:rFonts w:ascii="Times New Roman" w:hAnsi="Times New Roman"/>
@@ -6130,7 +3474,6 @@
         <w:t>[11]</w:t>
         <w:tab/>
       </w:r>
-      <w:bookmarkEnd w:id="11"/>
       <w:r>
         <w:rPr>
           <w:rFonts w:ascii="Times New Roman" w:hAnsi="Times New Roman"/>
@@ -6183,12 +3526,13 @@
       </w:r>
     </w:p>
     <w:p>
+      <w:bookmarkStart w:id="12" w:name="ref_12"/>
       <w:pPr>
-        <w:spacing w:after="40" w:line="240" w:lineRule="auto"/>
-        <w:ind w:left="288" w:hanging="288"/>
+        <w:spacing w:after="60"/>
+        <w:ind w:left="360" w:hanging="360"/>
         <w:jc w:val="both"/>
       </w:pPr>
-      <w:bookmarkStart w:id="12" w:name="ref12"/>
+      <w:bookmarkEnd w:id="12"/>
       <w:r>
         <w:rPr>
           <w:rFonts w:ascii="Times New Roman" w:hAnsi="Times New Roman"/>
@@ -6200,7 +3544,6 @@
         <w:t>[12]</w:t>
         <w:tab/>
       </w:r>
-      <w:bookmarkEnd w:id="12"/>
       <w:r>
         <w:rPr>
           <w:rFonts w:ascii="Times New Roman" w:hAnsi="Times New Roman"/>
@@ -6253,12 +3596,13 @@
       </w:r>
     </w:p>
     <w:p>
+      <w:bookmarkStart w:id="13" w:name="ref_13"/>
       <w:pPr>
-        <w:spacing w:after="40" w:line="240" w:lineRule="auto"/>
-        <w:ind w:left="288" w:hanging="288"/>
+        <w:spacing w:after="60"/>
+        <w:ind w:left="360" w:hanging="360"/>
         <w:jc w:val="both"/>
       </w:pPr>
-      <w:bookmarkStart w:id="13" w:name="ref13"/>
+      <w:bookmarkEnd w:id="13"/>
       <w:r>
         <w:rPr>
           <w:rFonts w:ascii="Times New Roman" w:hAnsi="Times New Roman"/>
@@ -6270,7 +3614,6 @@
         <w:t>[13]</w:t>
         <w:tab/>
       </w:r>
-      <w:bookmarkEnd w:id="13"/>
       <w:r>
         <w:rPr>
           <w:rFonts w:ascii="Times New Roman" w:hAnsi="Times New Roman"/>
@@ -6323,12 +3666,13 @@
       </w:r>
     </w:p>
     <w:p>
+      <w:bookmarkStart w:id="14" w:name="ref_14"/>
       <w:pPr>
-        <w:spacing w:after="40" w:line="240" w:lineRule="auto"/>
-        <w:ind w:left="288" w:hanging="288"/>
+        <w:spacing w:after="60"/>
+        <w:ind w:left="360" w:hanging="360"/>
         <w:jc w:val="both"/>
       </w:pPr>
-      <w:bookmarkStart w:id="14" w:name="ref14"/>
+      <w:bookmarkEnd w:id="14"/>
       <w:r>
         <w:rPr>
           <w:rFonts w:ascii="Times New Roman" w:hAnsi="Times New Roman"/>
@@ -6340,7 +3684,6 @@
         <w:t>[14]</w:t>
         <w:tab/>
       </w:r>
-      <w:bookmarkEnd w:id="14"/>
       <w:r>
         <w:rPr>
           <w:rFonts w:ascii="Times New Roman" w:hAnsi="Times New Roman"/>
@@ -6393,12 +3736,13 @@
       </w:r>
     </w:p>
     <w:p>
+      <w:bookmarkStart w:id="15" w:name="ref_15"/>
       <w:pPr>
-        <w:spacing w:after="40" w:line="240" w:lineRule="auto"/>
-        <w:ind w:left="288" w:hanging="288"/>
+        <w:spacing w:after="60"/>
+        <w:ind w:left="360" w:hanging="360"/>
         <w:jc w:val="both"/>
       </w:pPr>
-      <w:bookmarkStart w:id="15" w:name="ref15"/>
+      <w:bookmarkEnd w:id="15"/>
       <w:r>
         <w:rPr>
           <w:rFonts w:ascii="Times New Roman" w:hAnsi="Times New Roman"/>
@@ -6410,7 +3754,6 @@
         <w:t>[15]</w:t>
         <w:tab/>
       </w:r>
-      <w:bookmarkEnd w:id="15"/>
       <w:r>
         <w:rPr>
           <w:rFonts w:ascii="Times New Roman" w:hAnsi="Times New Roman"/>
@@ -6465,7 +3808,7 @@
     <w:sectPr>
       <w:type w:val="continuous"/>
       <w:pgSz w:w="12240" w:h="15840"/>
-      <w:pgMar w:top="1080" w:right="900" w:bottom="1224" w:left="900" w:header="720" w:footer="720" w:gutter="0"/>
+      <w:pgMar w:top="1080" w:right="900" w:bottom="1440" w:left="900" w:header="720" w:footer="720" w:gutter="0"/>
       <w:cols w:space="360" w:num="2"/>
       <w:docGrid w:linePitch="360"/>
     </w:sectPr>

--- a/paper/paper.docx
+++ b/paper/paper.docx
@@ -73,7 +73,7 @@
       <w:r>
         <w:rPr>
           <w:rFonts w:ascii="Times New Roman" w:hAnsi="Times New Roman"/>
-          <w:b w:val="0"/>
+          <w:b/>
           <w:i w:val="0"/>
           <w:color w:val="000000"/>
           <w:sz w:val="18"/>
@@ -101,11 +101,11 @@
         <w:rPr>
           <w:rFonts w:ascii="Times New Roman" w:hAnsi="Times New Roman"/>
           <w:b w:val="0"/>
-          <w:i/>
+          <w:i w:val="0"/>
           <w:color w:val="000000"/>
           <w:sz w:val="18"/>
         </w:rPr>
-        <w:t xml:space="preserve"> Online Recruitment Fraud, Fake Job Detection, Transformers, BERT, Bi-LSTM, Explainable AI, SHAP.</w:t>
+        <w:t>Online Recruitment Fraud, Fake Job Detection, Transformers, BERT, Bi-LSTM, Natural Language Processing, Deep Learning, Explainable AI, Ablation Study.</w:t>
       </w:r>
     </w:p>
     <w:p>
@@ -181,7 +181,24 @@
           <w:color w:val="000000"/>
           <w:sz w:val="20"/>
         </w:rPr>
-        <w:t xml:space="preserve">. Scammers upload deceptive listings to harvest personal information (bank accounts, national IDs) or extort payments under the guise of processing fees </w:t>
+        <w:t>.</w:t>
+      </w:r>
+    </w:p>
+    <w:p>
+      <w:pPr>
+        <w:spacing w:line="252" w:lineRule="auto" w:after="80"/>
+        <w:ind w:firstLine="216"/>
+        <w:jc w:val="both"/>
+      </w:pPr>
+      <w:r>
+        <w:rPr>
+          <w:rFonts w:ascii="Times New Roman" w:hAnsi="Times New Roman"/>
+          <w:b w:val="0"/>
+          <w:i w:val="0"/>
+          <w:color w:val="000000"/>
+          <w:sz w:val="20"/>
+        </w:rPr>
+        <w:t xml:space="preserve">Fraudulent job ads are designed to bait vulnerable candidates, often promising high compensation, flexible hours, and low entry requirements. Once candidates apply, fraudsters exploit the situation to perform identity theft (obtaining bank account numbers, social security numbers, and passport photos) or to run financial scams (requesting fees for training materials, visa applications, or screening checks) </w:t>
       </w:r>
       <w:hyperlink w:anchor="ref_3">
         <w:r>
@@ -202,7 +219,7 @@
           <w:color w:val="000000"/>
           <w:sz w:val="20"/>
         </w:rPr>
-        <w:t>.</w:t>
+        <w:t>. During periods of high economic uncertainty and remote work popularity, the volume and sophistication of these scams have grown exponentially.</w:t>
       </w:r>
     </w:p>
     <w:p>
@@ -219,7 +236,7 @@
           <w:color w:val="000000"/>
           <w:sz w:val="20"/>
         </w:rPr>
-        <w:t xml:space="preserve">Detecting these fraudulent listings is an intricate natural language processing (NLP) problem. Deceptive postings are constructed using highly professional language, often copying corporate profiles from legitimate websites to look genuine </w:t>
+        <w:t xml:space="preserve">Detecting fraudulent postings is an intricate natural language processing (NLP) problem. Deceptive listings are constructed using highly professional language, often copying corporate profiles from legitimate websites to look genuine </w:t>
       </w:r>
       <w:hyperlink w:anchor="ref_4">
         <w:r>
@@ -240,7 +257,24 @@
           <w:color w:val="000000"/>
           <w:sz w:val="20"/>
         </w:rPr>
-        <w:t xml:space="preserve">. Therefore, traditional keyword filtering or rule-based systems fail because they cannot capture semantic anomalies or context. Early automated detection systems deployed machine learning models such as Logistic Regression, Naive Bayes, and Random Forest on features extracted via TF-IDF </w:t>
+        <w:t>. Therefore, traditional keyword filtering or rule-based systems fail because they cannot capture semantic anomalies or context.</w:t>
+      </w:r>
+    </w:p>
+    <w:p>
+      <w:pPr>
+        <w:spacing w:line="252" w:lineRule="auto" w:after="80"/>
+        <w:ind w:firstLine="216"/>
+        <w:jc w:val="both"/>
+      </w:pPr>
+      <w:r>
+        <w:rPr>
+          <w:rFonts w:ascii="Times New Roman" w:hAnsi="Times New Roman"/>
+          <w:b w:val="0"/>
+          <w:i w:val="0"/>
+          <w:color w:val="000000"/>
+          <w:sz w:val="20"/>
+        </w:rPr>
+        <w:t xml:space="preserve">Early automated detection systems deployed machine learning models such as Logistic Regression, Naive Bayes, and Random Forest on features extracted via Bag-of-Words (BoW) or Term Frequency-Inverse Document Frequency (TF-IDF) </w:t>
       </w:r>
       <w:hyperlink w:anchor="ref_5">
         <w:r>
@@ -261,7 +295,7 @@
           <w:color w:val="000000"/>
           <w:sz w:val="20"/>
         </w:rPr>
-        <w:t xml:space="preserve">. Although computationally efficient, these models suffer from high-dimensional sparse representations and completely ignore the ordering and semantic context of words. To resolve this, recurrent deep learning models like Bi-LSTMs were proposed </w:t>
+        <w:t xml:space="preserve">. Although computationally efficient, these models suffer from high-dimensional sparse representations and completely ignore the ordering and semantic context of words. To resolve this, deep learning models such as Recurrent Neural Networks (RNN) and Bidirectional Long Short-Term Memory (Bi-LSTM) were proposed </w:t>
       </w:r>
       <w:hyperlink w:anchor="ref_2">
         <w:r>
@@ -282,7 +316,7 @@
           <w:color w:val="000000"/>
           <w:sz w:val="20"/>
         </w:rPr>
-        <w:t>. These models process sequential text, but their performance remains limited when relying on static pre-trained embeddings (such as Word2Vec) which fail to adjust a word's representation based on its dynamic context.</w:t>
+        <w:t>. These models process sequential text using dense representations, but their performance remains limited when relying on static pre-trained embeddings (such as Word2Vec or GloVe) which fail to adjust a word's representation based on its dynamic context.</w:t>
       </w:r>
     </w:p>
     <w:p>
@@ -299,7 +333,7 @@
           <w:color w:val="000000"/>
           <w:sz w:val="20"/>
         </w:rPr>
-        <w:t xml:space="preserve">Recently, Transformer-based Large Language Models (LLMs) like BERT have redefined the state-of-the-art in NLP </w:t>
+        <w:t xml:space="preserve">Recently, Transformer-based Large Language Models (LLMs) like BERT (Bidirectional Encoder Representations from Transformers) have redefined the state-of-the-art in NLP </w:t>
       </w:r>
       <w:hyperlink w:anchor="ref_6">
         <w:r>
@@ -341,19 +375,15 @@
           <w:color w:val="000000"/>
           <w:sz w:val="20"/>
         </w:rPr>
-        <w:t xml:space="preserve">. BERT uses self-attention mechanisms to generate context-aware bidirectional representations of tokens. Standalone BERT architectures classify text by passing the representation of the special classification token ([CLS]) directly into a dense output layer </w:t>
+        <w:t>. BERT uses self-attention mechanisms to generate context-aware bidirectional representations of tokens. Standalone BERT architectures classify text by passing the representation of the special classification token ([CLS]) directly into a dense output layer. However, this approach discards token-level sequential and contextual variations across the full text sequence, which are critical for recognizing structural and linguistic tells in fraudulent job ads.</w:t>
       </w:r>
-      <w:hyperlink w:anchor="ref_8">
-        <w:r>
-          <w:rPr>
-            <w:rFonts w:ascii="Times New Roman" w:hAnsi="Times New Roman"/>
-            <w:sz w:val="20"/>
-            <w:u w:val="single"/>
-            <w:color w:val="0000FF"/>
-          </w:rPr>
-          <w:t>[8]</w:t>
-        </w:r>
-      </w:hyperlink>
+    </w:p>
+    <w:p>
+      <w:pPr>
+        <w:spacing w:line="252" w:lineRule="auto" w:after="80"/>
+        <w:ind w:firstLine="216"/>
+        <w:jc w:val="both"/>
+      </w:pPr>
       <w:r>
         <w:rPr>
           <w:rFonts w:ascii="Times New Roman" w:hAnsi="Times New Roman"/>
@@ -362,7 +392,164 @@
           <w:color w:val="000000"/>
           <w:sz w:val="20"/>
         </w:rPr>
-        <w:t>. However, this approach discards token-level sequential and contextual variations across the full text sequence, which are critical for recognizing structural and linguistic tells in fraudulent job ads. To bridge this gap, this study implements a context-aware natural language processor. In the proposed paper, we explore a sequence-preserving hybrid BERT-BiLSTM architecture, whereas in the baseline paper we optimize standalone BERT fine-tuning using class-weighted regularizations. Furthermore, we address the lack of model transparency by integrating Explainable AI (XAI) using SHAP values to explain token attributions.</w:t>
+        <w:t xml:space="preserve">To bridge this gap, we propose a hybrid </w:t>
+      </w:r>
+      <w:r>
+        <w:rPr>
+          <w:rFonts w:ascii="Times New Roman" w:hAnsi="Times New Roman"/>
+          <w:b/>
+          <w:i w:val="0"/>
+          <w:color w:val="000000"/>
+          <w:sz w:val="20"/>
+        </w:rPr>
+        <w:t>BERT-BiLSTM</w:t>
+      </w:r>
+      <w:r>
+        <w:rPr>
+          <w:rFonts w:ascii="Times New Roman" w:hAnsi="Times New Roman"/>
+          <w:b w:val="0"/>
+          <w:i w:val="0"/>
+          <w:color w:val="000000"/>
+          <w:sz w:val="20"/>
+        </w:rPr>
+        <w:t xml:space="preserve"> model. This architecture leverages the strengths of both paradigms: (1) We utilize a pre-trained </w:t>
+      </w:r>
+      <w:r>
+        <w:rPr>
+          <w:rFonts w:ascii="Times New Roman" w:hAnsi="Times New Roman"/>
+          <w:b/>
+          <w:i w:val="0"/>
+          <w:color w:val="000000"/>
+          <w:sz w:val="20"/>
+        </w:rPr>
+        <w:t>BERT</w:t>
+      </w:r>
+      <w:r>
+        <w:rPr>
+          <w:rFonts w:ascii="Times New Roman" w:hAnsi="Times New Roman"/>
+          <w:b w:val="0"/>
+          <w:i w:val="0"/>
+          <w:color w:val="000000"/>
+          <w:sz w:val="20"/>
+        </w:rPr>
+        <w:t xml:space="preserve"> encoder to extract contextually rich sequence embeddings, capturing sub-word semantic features. (2) We feed these sequential embeddings into a </w:t>
+      </w:r>
+      <w:r>
+        <w:rPr>
+          <w:rFonts w:ascii="Times New Roman" w:hAnsi="Times New Roman"/>
+          <w:b/>
+          <w:i w:val="0"/>
+          <w:color w:val="000000"/>
+          <w:sz w:val="20"/>
+        </w:rPr>
+        <w:t>Bidirectional LSTM (Bi-LSTM)</w:t>
+      </w:r>
+      <w:r>
+        <w:rPr>
+          <w:rFonts w:ascii="Times New Roman" w:hAnsi="Times New Roman"/>
+          <w:b w:val="0"/>
+          <w:i w:val="0"/>
+          <w:color w:val="000000"/>
+          <w:sz w:val="20"/>
+        </w:rPr>
+        <w:t xml:space="preserve"> network to analyze the global syntax, sequential patterns, and long-range dependencies across the text. (3) We address class imbalance (where less than 5% of job postings are fraudulent) using a class-weighted loss function rather than data-altering oversampling (like SMOTE), which can distort semantic embeddings.</w:t>
+      </w:r>
+    </w:p>
+    <w:p>
+      <w:pPr>
+        <w:spacing w:line="252" w:lineRule="auto" w:after="80"/>
+        <w:ind w:firstLine="216"/>
+        <w:jc w:val="both"/>
+      </w:pPr>
+      <w:r>
+        <w:rPr>
+          <w:rFonts w:ascii="Times New Roman" w:hAnsi="Times New Roman"/>
+          <w:b w:val="0"/>
+          <w:i w:val="0"/>
+          <w:color w:val="000000"/>
+          <w:sz w:val="20"/>
+        </w:rPr>
+        <w:t xml:space="preserve">Furthermore, we incorporate </w:t>
+      </w:r>
+      <w:r>
+        <w:rPr>
+          <w:rFonts w:ascii="Times New Roman" w:hAnsi="Times New Roman"/>
+          <w:b/>
+          <w:i w:val="0"/>
+          <w:color w:val="000000"/>
+          <w:sz w:val="20"/>
+        </w:rPr>
+        <w:t>Explainable AI (XAI)</w:t>
+      </w:r>
+      <w:r>
+        <w:rPr>
+          <w:rFonts w:ascii="Times New Roman" w:hAnsi="Times New Roman"/>
+          <w:b w:val="0"/>
+          <w:i w:val="0"/>
+          <w:color w:val="000000"/>
+          <w:sz w:val="20"/>
+        </w:rPr>
+        <w:t xml:space="preserve"> principles using game-theoretic </w:t>
+      </w:r>
+      <w:r>
+        <w:rPr>
+          <w:rFonts w:ascii="Times New Roman" w:hAnsi="Times New Roman"/>
+          <w:b/>
+          <w:i w:val="0"/>
+          <w:color w:val="000000"/>
+          <w:sz w:val="20"/>
+        </w:rPr>
+        <w:t>SHAP (SHapley Additive exPlanations)</w:t>
+      </w:r>
+      <w:r>
+        <w:rPr>
+          <w:rFonts w:ascii="Times New Roman" w:hAnsi="Times New Roman"/>
+          <w:b w:val="0"/>
+          <w:i w:val="0"/>
+          <w:color w:val="000000"/>
+          <w:sz w:val="20"/>
+        </w:rPr>
+        <w:t xml:space="preserve"> values to identify terms that most strongly signal fraudulent intent, addressing the black-box nature of deep neural networks. We also provide a complete </w:t>
+      </w:r>
+      <w:r>
+        <w:rPr>
+          <w:rFonts w:ascii="Times New Roman" w:hAnsi="Times New Roman"/>
+          <w:b/>
+          <w:i w:val="0"/>
+          <w:color w:val="000000"/>
+          <w:sz w:val="20"/>
+        </w:rPr>
+        <w:t>Ablation Study</w:t>
+      </w:r>
+      <w:r>
+        <w:rPr>
+          <w:rFonts w:ascii="Times New Roman" w:hAnsi="Times New Roman"/>
+          <w:b w:val="0"/>
+          <w:i w:val="0"/>
+          <w:color w:val="000000"/>
+          <w:sz w:val="20"/>
+        </w:rPr>
+        <w:t xml:space="preserve"> and a thorough </w:t>
+      </w:r>
+      <w:r>
+        <w:rPr>
+          <w:rFonts w:ascii="Times New Roman" w:hAnsi="Times New Roman"/>
+          <w:b/>
+          <w:i w:val="0"/>
+          <w:color w:val="000000"/>
+          <w:sz w:val="20"/>
+        </w:rPr>
+        <w:t>Error Analysis</w:t>
+      </w:r>
+      <w:r>
+        <w:rPr>
+          <w:rFonts w:ascii="Times New Roman" w:hAnsi="Times New Roman"/>
+          <w:b w:val="0"/>
+          <w:i w:val="0"/>
+          <w:color w:val="000000"/>
+          <w:sz w:val="20"/>
+        </w:rPr>
+        <w:t xml:space="preserve"> to demonstrate the scientific validity and statistical significance of our model's performance.</w:t>
       </w:r>
     </w:p>
     <w:p>
@@ -380,6 +567,23 @@
           <w:sz w:val="20"/>
         </w:rPr>
         <w:t>II.  RELATED WORK</w:t>
+      </w:r>
+    </w:p>
+    <w:p>
+      <w:pPr>
+        <w:spacing w:line="252" w:lineRule="auto" w:after="80"/>
+        <w:ind w:firstLine="216"/>
+        <w:jc w:val="both"/>
+      </w:pPr>
+      <w:r>
+        <w:rPr>
+          <w:rFonts w:ascii="Times New Roman" w:hAnsi="Times New Roman"/>
+          <w:b w:val="0"/>
+          <w:i w:val="0"/>
+          <w:color w:val="000000"/>
+          <w:sz w:val="20"/>
+        </w:rPr>
+        <w:t>Online recruitment fraud detection has received substantial attention as the number of online job boards has expanded. Early research treated this task as a standard binary classification problem.</w:t>
       </w:r>
     </w:p>
     <w:p>
@@ -434,7 +638,7 @@
           <w:color w:val="000000"/>
           <w:sz w:val="20"/>
         </w:rPr>
-        <w:t xml:space="preserve"> applied Logistic Regression and Decision Trees using TF-IDF feature extraction on job texts, achieving an accuracy of 96.78%. Chiraratanasopha and Chay-intr </w:t>
+        <w:t xml:space="preserve"> applied Logistic Regression and Decision Trees using TF-IDF feature extraction on job texts, achieving an accuracy of 96.78%. However, their evaluation showed high variance in F1-scores, heavily biased toward the majority (genuine) class due to severe data imbalance. Chiraratanasopha and Chay-intr </w:t>
       </w:r>
       <w:hyperlink w:anchor="ref_4">
         <w:r>
@@ -455,7 +659,7 @@
           <w:color w:val="000000"/>
           <w:sz w:val="20"/>
         </w:rPr>
-        <w:t xml:space="preserve"> designed custom metadata features reflecting real-world fraud indicators, yielding an accuracy of 97.64%. Naude et al. </w:t>
+        <w:t xml:space="preserve"> addressed this limitation by designing custom metadata features reflecting real-world fraud indicators, such as missing company logos, absence of screening questions, and specific salary exaggerations, which yielded an accuracy of 97.64%. Naud{\'e} et al. </w:t>
       </w:r>
       <w:hyperlink w:anchor="ref_3">
         <w:r>
@@ -476,7 +680,7 @@
           <w:color w:val="000000"/>
           <w:sz w:val="20"/>
         </w:rPr>
-        <w:t xml:space="preserve"> demonstrated that Gradient Boosting classifiers using POS tags and rule-set features obtained an F1-score of 0.88. Additionally, Habib et al. </w:t>
+        <w:t xml:space="preserve"> took a step further by classifying fraudulent job postings into specific sub-categories (identity theft, MLM, etc.) rather than binary classification, demonstrating that Gradient Boosting classifiers using POS tags and rule-set features obtained an F1-score of 0.88. Additionally, Habib et al. </w:t>
       </w:r>
       <w:hyperlink w:anchor="ref_9">
         <w:r>
@@ -497,7 +701,7 @@
           <w:color w:val="000000"/>
           <w:sz w:val="20"/>
         </w:rPr>
-        <w:t xml:space="preserve"> developed an ensemble voting classifier combining multiple base learners for job vacancy fraud detection, showing robust generalization. Roy et al. </w:t>
+        <w:t xml:space="preserve"> developed an ensemble voting classifier that integrates Random Forest and Naive Bayes to identify job vacancy fraud, showing notable stability on imbalanced sets. Roy et al. </w:t>
       </w:r>
       <w:hyperlink w:anchor="ref_13">
         <w:r>
@@ -518,7 +722,7 @@
           <w:color w:val="000000"/>
           <w:sz w:val="20"/>
         </w:rPr>
-        <w:t xml:space="preserve"> benchmarked several machine learning baselines and highlighted the potential of Support Vector Machines in extracting text anomalies.</w:t>
+        <w:t xml:space="preserve"> benchmarked several traditional ML models and noted that Support Vector Machines (SVM) could extract reliable linear decision boundaries on smaller token vocabularies.</w:t>
       </w:r>
     </w:p>
     <w:p>
@@ -552,7 +756,7 @@
           <w:color w:val="000000"/>
           <w:sz w:val="20"/>
         </w:rPr>
-        <w:t xml:space="preserve">Pillai </w:t>
+        <w:t xml:space="preserve">To overcome the sparsity of TF-IDF representations, deep learning models were introduced. Pillai </w:t>
       </w:r>
       <w:hyperlink w:anchor="ref_2">
         <w:r>
@@ -573,7 +777,7 @@
           <w:color w:val="000000"/>
           <w:sz w:val="20"/>
         </w:rPr>
-        <w:t xml:space="preserve"> utilized a Bi-LSTM model trained on static word embeddings to capture temporal sequences in job text. Alghamdi and Alharby </w:t>
+        <w:t xml:space="preserve"> utilizes a Bi-LSTM model trained on static word embeddings to capture temporal sequences in job text. While achieving a high accuracy of 98.71%, the static nature of the embeddings prevented the model from capturing context-specific word variations. Alghamdi and Alharby </w:t>
       </w:r>
       <w:hyperlink w:anchor="ref_10">
         <w:r>
@@ -594,7 +798,7 @@
           <w:color w:val="000000"/>
           <w:sz w:val="20"/>
         </w:rPr>
-        <w:t xml:space="preserve"> proposed using Gated Recurrent Units (GRU) to run online recruitment fraud classification, lowering parameter requirements while maintaining a robust F1-score. Kumar and Garg </w:t>
+        <w:t xml:space="preserve"> proposed Gated Recurrent Units (GRU) for identifying ORF scams, concluding that GRUs have fewer parameters than LSTMs while achieving similar classification capacity. Kumar and Garg </w:t>
       </w:r>
       <w:hyperlink w:anchor="ref_11">
         <w:r>
@@ -615,7 +819,7 @@
           <w:color w:val="000000"/>
           <w:sz w:val="20"/>
         </w:rPr>
-        <w:t xml:space="preserve"> investigated deceptive text mining techniques on recruitment boards, whereas Vidros et al. </w:t>
+        <w:t xml:space="preserve"> investigated deceptive content detection on online boards using ensemble learning combined with Word2Vec representations. Vidros et al. </w:t>
       </w:r>
       <w:hyperlink w:anchor="ref_12">
         <w:r>
@@ -636,7 +840,7 @@
           <w:color w:val="000000"/>
           <w:sz w:val="20"/>
         </w:rPr>
-        <w:t xml:space="preserve"> completed a systematic review of the Online Recruitment Fraud domain to establish baseline guidelines.</w:t>
+        <w:t xml:space="preserve"> presented a systematic review and classification scheme for ORF, outlining standard guidelines for deep learning architectures in this domain.</w:t>
       </w:r>
     </w:p>
     <w:p>
@@ -715,7 +919,7 @@
           <w:color w:val="000000"/>
           <w:sz w:val="20"/>
         </w:rPr>
-        <w:t xml:space="preserve"> combined BERT with sentiment polarity analysis to model the emotional tone of descriptions. Gupta and Rani </w:t>
+        <w:t xml:space="preserve"> combined BERT with sentiment polarity analysis (VADER/TextBlob) to model the emotional tone of descriptions, achieving highly accurate classifications. Gupta and Rani </w:t>
       </w:r>
       <w:hyperlink w:anchor="ref_14">
         <w:r>
@@ -736,7 +940,7 @@
           <w:color w:val="000000"/>
           <w:sz w:val="20"/>
         </w:rPr>
-        <w:t xml:space="preserve"> applied BERT's contextualized representations to identify job scams, and Liao and Wang </w:t>
+        <w:t xml:space="preserve"> utilized contextualized representations from BERT to detect scams, reporting that bidirectional self-attention is extremely critical to capturing vocabulary variations. Liao and Wang </w:t>
       </w:r>
       <w:hyperlink w:anchor="ref_15">
         <w:r>
@@ -757,7 +961,66 @@
           <w:color w:val="000000"/>
           <w:sz w:val="20"/>
         </w:rPr>
-        <w:t xml:space="preserve"> explored hybrid deep learning frameworks to augment feature spaces. Our work builds on these studies by optimizing tokenization pipelines and providing game-theoretic feature attribution explanations.</w:t>
+        <w:t xml:space="preserve"> recently combined a pre-trained transformer with a hybrid deep learning classifier to detect ORF, showcasing the benefits of feature extraction.</w:t>
+      </w:r>
+    </w:p>
+    <w:p>
+      <w:pPr>
+        <w:spacing w:line="252" w:lineRule="auto" w:after="80"/>
+        <w:ind w:firstLine="216"/>
+        <w:jc w:val="both"/>
+      </w:pPr>
+      <w:r>
+        <w:rPr>
+          <w:rFonts w:ascii="Times New Roman" w:hAnsi="Times New Roman"/>
+          <w:b w:val="0"/>
+          <w:i w:val="0"/>
+          <w:color w:val="000000"/>
+          <w:sz w:val="20"/>
+        </w:rPr>
+        <w:t xml:space="preserve">More recently, hybrid frameworks have been explored. Srilakshmi et al. </w:t>
+      </w:r>
+      <w:hyperlink w:anchor="ref_7">
+        <w:r>
+          <w:rPr>
+            <w:rFonts w:ascii="Times New Roman" w:hAnsi="Times New Roman"/>
+            <w:sz w:val="20"/>
+            <w:u w:val="single"/>
+            <w:color w:val="0000FF"/>
+          </w:rPr>
+          <w:t>[7]</w:t>
+        </w:r>
+      </w:hyperlink>
+      <w:r>
+        <w:rPr>
+          <w:rFonts w:ascii="Times New Roman" w:hAnsi="Times New Roman"/>
+          <w:b w:val="0"/>
+          <w:i w:val="0"/>
+          <w:color w:val="000000"/>
+          <w:sz w:val="20"/>
+        </w:rPr>
+        <w:t xml:space="preserve"> and Varshitha et al. </w:t>
+      </w:r>
+      <w:hyperlink w:anchor="ref_8">
+        <w:r>
+          <w:rPr>
+            <w:rFonts w:ascii="Times New Roman" w:hAnsi="Times New Roman"/>
+            <w:sz w:val="20"/>
+            <w:u w:val="single"/>
+            <w:color w:val="0000FF"/>
+          </w:rPr>
+          <w:t>[8]</w:t>
+        </w:r>
+      </w:hyperlink>
+      <w:r>
+        <w:rPr>
+          <w:rFonts w:ascii="Times New Roman" w:hAnsi="Times New Roman"/>
+          <w:b w:val="0"/>
+          <w:i w:val="0"/>
+          <w:color w:val="000000"/>
+          <w:sz w:val="20"/>
+        </w:rPr>
+        <w:t xml:space="preserve"> proposed architectures combining BERT/RoBERTa with a 2D Convolutional Neural Network (CNN2D) classifier, using oversampling methods (SMOTE/SMOBD) to mitigate dataset imbalance. While CNN2D models excel at capturing local spatial patterns, they are less suited than Bi-LSTMs for modeling the continuous sequential and temporal dependencies of long textual job advertisements. Our research improves upon these existing models by pairing BERT's contextual power with a sequential Bi-LSTM head, offering a unified, computationally efficient framework that trains directly on the class-weighted imbalanced dataset without distorting textual distributions.</w:t>
       </w:r>
     </w:p>
     <w:p>
@@ -779,48 +1042,9 @@
     </w:p>
     <w:p>
       <w:pPr>
-        <w:spacing w:before="160" w:after="80"/>
-        <w:jc w:val="center"/>
-      </w:pPr>
-      <w:r>
-        <w:drawing>
-          <wp:inline xmlns:a="http://schemas.openxmlformats.org/drawingml/2006/main" xmlns:pic="http://schemas.openxmlformats.org/drawingml/2006/picture">
-            <wp:extent cx="2926080" cy="3517207"/>
-            <wp:docPr id="1" name="Picture 1"/>
-            <wp:cNvGraphicFramePr>
-              <a:graphicFrameLocks noChangeAspect="1"/>
-            </wp:cNvGraphicFramePr>
-            <a:graphic>
-              <a:graphicData uri="http://schemas.openxmlformats.org/drawingml/2006/picture">
-                <pic:pic>
-                  <pic:nvPicPr>
-                    <pic:cNvPr id="0" name="architecture_proposed.png"/>
-                    <pic:cNvPicPr/>
-                  </pic:nvPicPr>
-                  <pic:blipFill>
-                    <a:blip r:embed="rId9"/>
-                    <a:stretch>
-                      <a:fillRect/>
-                    </a:stretch>
-                  </pic:blipFill>
-                  <pic:spPr>
-                    <a:xfrm>
-                      <a:off x="0" y="0"/>
-                      <a:ext cx="2926080" cy="3517207"/>
-                    </a:xfrm>
-                    <a:prstGeom prst="rect"/>
-                  </pic:spPr>
-                </pic:pic>
-              </a:graphicData>
-            </a:graphic>
-          </wp:inline>
-        </w:drawing>
-      </w:r>
-    </w:p>
-    <w:p>
-      <w:pPr>
-        <w:spacing w:after="160"/>
-        <w:jc w:val="center"/>
+        <w:spacing w:line="252" w:lineRule="auto" w:after="80"/>
+        <w:ind w:firstLine="216"/>
+        <w:jc w:val="both"/>
       </w:pPr>
       <w:r>
         <w:rPr>
@@ -828,9 +1052,9 @@
           <w:b w:val="0"/>
           <w:i w:val="0"/>
           <w:color w:val="000000"/>
-          <w:sz w:val="16"/>
+          <w:sz w:val="20"/>
         </w:rPr>
-        <w:t>Fig. 1. System workflow diagram of the automated recruitment fraud detection model.</w:t>
+        <w:t>The proposed hybrid BERT-BiLSTM framework consists of three main stages: (A) Data Preprocessing and Concatenation, (B) BERT Contextual Embedding Extraction, and (C) Bi-LSTM Sequential Classification. The details of these components are described below.</w:t>
       </w:r>
     </w:p>
     <w:p>
@@ -864,7 +1088,52 @@
           <w:color w:val="000000"/>
           <w:sz w:val="20"/>
         </w:rPr>
-        <w:t>Each job posting in the EMSCAD dataset contains both structured metadata and unstructured text. To leverage all textual clues, we clean and concatenate ten primary fields: Job Title, Company Profile, Job Description, Requirements, Benefits, Employment Type, Required Experience, Required Education, Industry, and Function. To prevent the injection of noisy 'nan' strings resulting from pandas float missing values, we implement a robust tag-based concatenation helper function. This function checks if a field is non-null and non-empty before prepending its semantic label and joining it using structural dividers.</w:t>
+        <w:t>Each job posting in the EMSCAD dataset contains both structured metadata and unstructured text. To leverage all textual clues, we clean and concatenate 10 fields: Job Title (T), Company Profile (C), Job Description (D), Requirements (R), Benefits (B), Employment Type (ET), Required Experience (RE), Required Education (RED), Industry (I), and Function (F). The combined text representation X_i for job posting i is defined as:</w:t>
+      </w:r>
+    </w:p>
+    <w:p>
+      <w:pPr>
+        <w:spacing w:before="120" w:after="120"/>
+        <w:jc w:val="center"/>
+      </w:pPr>
+      <w:r>
+        <w:rPr>
+          <w:rFonts w:ascii="Times New Roman" w:hAnsi="Times New Roman"/>
+          <w:b w:val="0"/>
+          <w:i/>
+          <w:color w:val="000000"/>
+          <w:sz w:val="20"/>
+        </w:rPr>
+        <w:t>X_i = [T_i] || [C_i] || [D_i] || [R_i] || [B_i] || [ET_i] || [RE_i] || [RED_i] || [I_i] || [F_i]</w:t>
+        <w:tab/>
+        <w:tab/>
+      </w:r>
+      <w:r>
+        <w:rPr>
+          <w:rFonts w:ascii="Times New Roman" w:hAnsi="Times New Roman"/>
+          <w:b w:val="0"/>
+          <w:i w:val="0"/>
+          <w:color w:val="000000"/>
+          <w:sz w:val="20"/>
+        </w:rPr>
+        <w:t>(1)</w:t>
+      </w:r>
+    </w:p>
+    <w:p>
+      <w:pPr>
+        <w:spacing w:line="252" w:lineRule="auto" w:after="80"/>
+        <w:ind w:firstLine="216"/>
+        <w:jc w:val="both"/>
+      </w:pPr>
+      <w:r>
+        <w:rPr>
+          <w:rFonts w:ascii="Times New Roman" w:hAnsi="Times New Roman"/>
+          <w:b w:val="0"/>
+          <w:i w:val="0"/>
+          <w:color w:val="000000"/>
+          <w:sz w:val="20"/>
+        </w:rPr>
+        <w:t>where || represents string concatenation. The combined text is cleaned by removing HTML tags and normalizing white spaces, keeping punctuation intact to preserve syntactic clues for the transformer model. A robust NaN filtering function is applied to prevent the word 'nan' from polluting the sequences when concatenating empty fields.</w:t>
       </w:r>
     </w:p>
     <w:p>
@@ -898,35 +1167,7 @@
           <w:color w:val="000000"/>
           <w:sz w:val="20"/>
         </w:rPr>
-        <w:t>The preprocessed text sequence is tokenized using the WordPiece tokenizer associated with BERT-base. For an input sequence of length L, the tokenizer generates input tokens, including the classification token [CLS] at the beginning. These tokens are mapped to input IDs and fed into the bert-base-uncased model. BERT encodes the tokens to output a sequence of contextual hidden states:</w:t>
-      </w:r>
-    </w:p>
-    <w:p>
-      <w:pPr>
-        <w:spacing w:before="120" w:after="120"/>
-        <w:jc w:val="center"/>
-      </w:pPr>
-      <w:r>
-        <w:rPr>
-          <w:rFonts w:ascii="Times New Roman" w:hAnsi="Times New Roman"/>
-          <w:b w:val="0"/>
-          <w:i/>
-          <w:color w:val="000000"/>
-          <w:sz w:val="20"/>
-        </w:rPr>
-        <w:t>H = BERT(I, A) ∈ R^(B x L x D)</w:t>
-        <w:tab/>
-        <w:tab/>
-      </w:r>
-      <w:r>
-        <w:rPr>
-          <w:rFonts w:ascii="Times New Roman" w:hAnsi="Times New Roman"/>
-          <w:b w:val="0"/>
-          <w:i w:val="0"/>
-          <w:color w:val="000000"/>
-          <w:sz w:val="20"/>
-        </w:rPr>
-        <w:t>(1)</w:t>
+        <w:t>The preprocessed text sequence is tokenized using the WordPiece tokenizer associated with BERT. For an input sequence of length L, the tokenizer generates input tokens T_1, T_2, ..., T_L, including the classification token [CLS] at the beginning.</w:t>
       </w:r>
     </w:p>
     <w:p>
@@ -943,7 +1184,108 @@
           <w:color w:val="000000"/>
           <w:sz w:val="20"/>
         </w:rPr>
-        <w:t>where B is the batch size, L is the sequence length (L = 512), D is the hidden embedding dimension (D = 768), I represents input IDs, and A represents attention masks. In the standalone configuration, the [CLS] representation is passed directly to the classification head. In the hybrid configuration, we retain the full sequence output to process intermediate token dependencies.</w:t>
+        <w:t>These tokens are mapped to input IDs and fed into the BERT model. BERT encodes the tokens to output a sequence of contextual hidden states:</w:t>
+      </w:r>
+    </w:p>
+    <w:p>
+      <w:pPr>
+        <w:spacing w:before="120" w:after="120"/>
+        <w:jc w:val="center"/>
+      </w:pPr>
+      <w:r>
+        <w:rPr>
+          <w:rFonts w:ascii="Times New Roman" w:hAnsi="Times New Roman"/>
+          <w:b w:val="0"/>
+          <w:i/>
+          <w:color w:val="000000"/>
+          <w:sz w:val="20"/>
+        </w:rPr>
+        <w:t>H = BERT(I, A) ∈ ℝ^(B × L × D)</w:t>
+        <w:tab/>
+        <w:tab/>
+      </w:r>
+      <w:r>
+        <w:rPr>
+          <w:rFonts w:ascii="Times New Roman" w:hAnsi="Times New Roman"/>
+          <w:b w:val="0"/>
+          <w:i w:val="0"/>
+          <w:color w:val="000000"/>
+          <w:sz w:val="20"/>
+        </w:rPr>
+        <w:t>(2)</w:t>
+      </w:r>
+    </w:p>
+    <w:p>
+      <w:pPr>
+        <w:spacing w:line="252" w:lineRule="auto" w:after="80"/>
+        <w:ind w:firstLine="216"/>
+        <w:jc w:val="both"/>
+      </w:pPr>
+      <w:r>
+        <w:rPr>
+          <w:rFonts w:ascii="Times New Roman" w:hAnsi="Times New Roman"/>
+          <w:b w:val="0"/>
+          <w:i w:val="0"/>
+          <w:color w:val="000000"/>
+          <w:sz w:val="20"/>
+        </w:rPr>
+        <w:t>where B is the batch size, L is the sequence length (L = 512), D is the hidden embedding dimension (D = 768), I represents input IDs, and A represents the attention masks. Unlike standalone BERT architectures that only use the classification token embedding H_0 ∈ ℝ^(B × 1 × D), our model retains the full sequence representation H ∈ ℝ^(B × L × D) to serve as sequential inputs for the subsequent recurrent layers, preventing the loss of localized sequence dependencies.</w:t>
+      </w:r>
+    </w:p>
+    <w:p>
+      <w:pPr>
+        <w:spacing w:before="160" w:after="80"/>
+        <w:jc w:val="center"/>
+      </w:pPr>
+      <w:r>
+        <w:drawing>
+          <wp:inline xmlns:a="http://schemas.openxmlformats.org/drawingml/2006/main" xmlns:pic="http://schemas.openxmlformats.org/drawingml/2006/picture">
+            <wp:extent cx="2926080" cy="4896638"/>
+            <wp:docPr id="1" name="Picture 1"/>
+            <wp:cNvGraphicFramePr>
+              <a:graphicFrameLocks noChangeAspect="1"/>
+            </wp:cNvGraphicFramePr>
+            <a:graphic>
+              <a:graphicData uri="http://schemas.openxmlformats.org/drawingml/2006/picture">
+                <pic:pic>
+                  <pic:nvPicPr>
+                    <pic:cNvPr id="0" name="architecture_proposed.png"/>
+                    <pic:cNvPicPr/>
+                  </pic:nvPicPr>
+                  <pic:blipFill>
+                    <a:blip r:embed="rId9"/>
+                    <a:stretch>
+                      <a:fillRect/>
+                    </a:stretch>
+                  </pic:blipFill>
+                  <pic:spPr>
+                    <a:xfrm>
+                      <a:off x="0" y="0"/>
+                      <a:ext cx="2926080" cy="4896638"/>
+                    </a:xfrm>
+                    <a:prstGeom prst="rect"/>
+                  </pic:spPr>
+                </pic:pic>
+              </a:graphicData>
+            </a:graphic>
+          </wp:inline>
+        </w:drawing>
+      </w:r>
+    </w:p>
+    <w:p>
+      <w:pPr>
+        <w:spacing w:after="160"/>
+        <w:jc w:val="center"/>
+      </w:pPr>
+      <w:r>
+        <w:rPr>
+          <w:rFonts w:ascii="Times New Roman" w:hAnsi="Times New Roman"/>
+          <w:b w:val="0"/>
+          <w:i w:val="0"/>
+          <w:color w:val="000000"/>
+          <w:sz w:val="16"/>
+        </w:rPr>
+        <w:t>Fig. 1. System Architecture of the Proposed Hybrid BERT-BiLSTM framework.</w:t>
       </w:r>
     </w:p>
     <w:p>
@@ -977,7 +1319,7 @@
           <w:color w:val="000000"/>
           <w:sz w:val="20"/>
         </w:rPr>
-        <w:t>To model the bidirectional context and sequential syntax of the sequence, the hidden states H are passed into a two-layer Bidirectional LSTM. The Bi-LSTM processes the sequence in both forward and backward directions:</w:t>
+        <w:t>To model the bidirectional context and long-range dependencies of the sequence, the hidden states H are passed into a Bidirectional LSTM layer. The Bi-LSTM processes the sequence in both forward and backward directions:</w:t>
       </w:r>
     </w:p>
     <w:p>
@@ -993,7 +1335,7 @@
           <w:color w:val="000000"/>
           <w:sz w:val="20"/>
         </w:rPr>
-        <w:t>h_t = [h_fwd || h_bwd] ∈ R^(2 * D_lstm)</w:t>
+        <w:t>h_t_fwd = LSTM_fwd(H_t, h_(t-1)_fwd)</w:t>
         <w:tab/>
         <w:tab/>
       </w:r>
@@ -1005,7 +1347,35 @@
           <w:color w:val="000000"/>
           <w:sz w:val="20"/>
         </w:rPr>
-        <w:t>(2)</w:t>
+        <w:t>(3)</w:t>
+      </w:r>
+    </w:p>
+    <w:p>
+      <w:pPr>
+        <w:spacing w:before="120" w:after="120"/>
+        <w:jc w:val="center"/>
+      </w:pPr>
+      <w:r>
+        <w:rPr>
+          <w:rFonts w:ascii="Times New Roman" w:hAnsi="Times New Roman"/>
+          <w:b w:val="0"/>
+          <w:i/>
+          <w:color w:val="000000"/>
+          <w:sz w:val="20"/>
+        </w:rPr>
+        <w:t>h_t_bwd = LSTM_bwd(H_t, h_(t+1)_bwd)</w:t>
+        <w:tab/>
+        <w:tab/>
+      </w:r>
+      <w:r>
+        <w:rPr>
+          <w:rFonts w:ascii="Times New Roman" w:hAnsi="Times New Roman"/>
+          <w:b w:val="0"/>
+          <w:i w:val="0"/>
+          <w:color w:val="000000"/>
+          <w:sz w:val="20"/>
+        </w:rPr>
+        <w:t>(4)</w:t>
       </w:r>
     </w:p>
     <w:p>
@@ -1022,7 +1392,266 @@
           <w:color w:val="000000"/>
           <w:sz w:val="20"/>
         </w:rPr>
-        <w:t>where D_lstm is the hidden dimension of each LSTM direction (D_lstm = 128). The sequence output is concatenated using Global Max Pooling and Global Average Pooling to capture peak features and contextual flow. The aggregated representation is passed through a dense classifier optimized using a class-weighted cross-entropy loss function.</w:t>
+        <w:t>For each token t, the forward and backward hidden states are concatenated to yield the complete bidirectional hidden state:</w:t>
+      </w:r>
+    </w:p>
+    <w:p>
+      <w:pPr>
+        <w:spacing w:before="120" w:after="120"/>
+        <w:jc w:val="center"/>
+      </w:pPr>
+      <w:r>
+        <w:rPr>
+          <w:rFonts w:ascii="Times New Roman" w:hAnsi="Times New Roman"/>
+          <w:b w:val="0"/>
+          <w:i/>
+          <w:color w:val="000000"/>
+          <w:sz w:val="20"/>
+        </w:rPr>
+        <w:t>h_t = [h_t_fwd || h_t_bwd] ∈ ℝ^(2 × D_lstm)</w:t>
+        <w:tab/>
+        <w:tab/>
+      </w:r>
+      <w:r>
+        <w:rPr>
+          <w:rFonts w:ascii="Times New Roman" w:hAnsi="Times New Roman"/>
+          <w:b w:val="0"/>
+          <w:i w:val="0"/>
+          <w:color w:val="000000"/>
+          <w:sz w:val="20"/>
+        </w:rPr>
+        <w:t>(5)</w:t>
+      </w:r>
+    </w:p>
+    <w:p>
+      <w:pPr>
+        <w:spacing w:line="252" w:lineRule="auto" w:after="80"/>
+        <w:ind w:firstLine="216"/>
+        <w:jc w:val="both"/>
+      </w:pPr>
+      <w:r>
+        <w:rPr>
+          <w:rFonts w:ascii="Times New Roman" w:hAnsi="Times New Roman"/>
+          <w:b w:val="0"/>
+          <w:i w:val="0"/>
+          <w:color w:val="000000"/>
+          <w:sz w:val="20"/>
+        </w:rPr>
+        <w:t>where D_lstm is the hidden dimension of each LSTM direction (D_lstm = 128). The full sequence output of the Bi-LSTM is represented as Y ∈ ℝ^(B × L × 2D_lstm). To aggregate the sequence into a single classification vector, we apply global max pooling and global average pooling over the sequence dimension, concatenating the outputs to capture both key local triggers and general temporal patterns:</w:t>
+      </w:r>
+    </w:p>
+    <w:p>
+      <w:pPr>
+        <w:spacing w:before="120" w:after="120"/>
+        <w:jc w:val="center"/>
+      </w:pPr>
+      <w:r>
+        <w:rPr>
+          <w:rFonts w:ascii="Times New Roman" w:hAnsi="Times New Roman"/>
+          <w:b w:val="0"/>
+          <w:i/>
+          <w:color w:val="000000"/>
+          <w:sz w:val="20"/>
+        </w:rPr>
+        <w:t>Z_j = [max_(1 ≤ t ≤ L) Y_(j, t, :) || avg_(1 ≤ t ≤ L) Y_(j, t, :)] ∈ ℝ^(4D_lstm)</w:t>
+        <w:tab/>
+        <w:tab/>
+      </w:r>
+      <w:r>
+        <w:rPr>
+          <w:rFonts w:ascii="Times New Roman" w:hAnsi="Times New Roman"/>
+          <w:b w:val="0"/>
+          <w:i w:val="0"/>
+          <w:color w:val="000000"/>
+          <w:sz w:val="20"/>
+        </w:rPr>
+        <w:t>(6)</w:t>
+      </w:r>
+    </w:p>
+    <w:p>
+      <w:pPr>
+        <w:spacing w:line="252" w:lineRule="auto" w:after="80"/>
+        <w:ind w:firstLine="216"/>
+        <w:jc w:val="both"/>
+      </w:pPr>
+      <w:r>
+        <w:rPr>
+          <w:rFonts w:ascii="Times New Roman" w:hAnsi="Times New Roman"/>
+          <w:b w:val="0"/>
+          <w:i w:val="0"/>
+          <w:color w:val="000000"/>
+          <w:sz w:val="20"/>
+        </w:rPr>
+        <w:t>Finally, the pooled representation Z is passed through a dense feedforward network with dropout regularization to output the raw class logits:</w:t>
+      </w:r>
+    </w:p>
+    <w:p>
+      <w:pPr>
+        <w:spacing w:before="120" w:after="120"/>
+        <w:jc w:val="center"/>
+      </w:pPr>
+      <w:r>
+        <w:rPr>
+          <w:rFonts w:ascii="Times New Roman" w:hAnsi="Times New Roman"/>
+          <w:b w:val="0"/>
+          <w:i/>
+          <w:color w:val="000000"/>
+          <w:sz w:val="20"/>
+        </w:rPr>
+        <w:t>ŷ = Linear(ReLU(Dropout(Linear(Z))))</w:t>
+        <w:tab/>
+        <w:tab/>
+      </w:r>
+      <w:r>
+        <w:rPr>
+          <w:rFonts w:ascii="Times New Roman" w:hAnsi="Times New Roman"/>
+          <w:b w:val="0"/>
+          <w:i w:val="0"/>
+          <w:color w:val="000000"/>
+          <w:sz w:val="20"/>
+        </w:rPr>
+        <w:t>(7)</w:t>
+      </w:r>
+    </w:p>
+    <w:p>
+      <w:pPr>
+        <w:spacing w:line="252" w:lineRule="auto" w:after="80"/>
+        <w:ind w:firstLine="216"/>
+        <w:jc w:val="both"/>
+      </w:pPr>
+      <w:r>
+        <w:rPr>
+          <w:rFonts w:ascii="Times New Roman" w:hAnsi="Times New Roman"/>
+          <w:b w:val="0"/>
+          <w:i w:val="0"/>
+          <w:color w:val="000000"/>
+          <w:sz w:val="20"/>
+        </w:rPr>
+        <w:t>The model is optimized using binary cross-entropy with a positive class weight (w_pos) to adjust gradients for the minority class, ensuring robustness under severe data imbalance:</w:t>
+      </w:r>
+    </w:p>
+    <w:p>
+      <w:pPr>
+        <w:spacing w:before="120" w:after="120"/>
+        <w:jc w:val="center"/>
+      </w:pPr>
+      <w:r>
+        <w:rPr>
+          <w:rFonts w:ascii="Times New Roman" w:hAnsi="Times New Roman"/>
+          <w:b w:val="0"/>
+          <w:i/>
+          <w:color w:val="000000"/>
+          <w:sz w:val="20"/>
+        </w:rPr>
+        <w:t>L = - [ w_pos × y log(σ(ŷ)) + (1 - y) log(1 - σ(ŷ)) ]</w:t>
+        <w:tab/>
+        <w:tab/>
+      </w:r>
+      <w:r>
+        <w:rPr>
+          <w:rFonts w:ascii="Times New Roman" w:hAnsi="Times New Roman"/>
+          <w:b w:val="0"/>
+          <w:i w:val="0"/>
+          <w:color w:val="000000"/>
+          <w:sz w:val="20"/>
+        </w:rPr>
+        <w:t>(8)</w:t>
+      </w:r>
+    </w:p>
+    <w:p>
+      <w:pPr>
+        <w:spacing w:line="252" w:lineRule="auto" w:after="80"/>
+        <w:ind w:firstLine="216"/>
+        <w:jc w:val="both"/>
+      </w:pPr>
+      <w:r>
+        <w:rPr>
+          <w:rFonts w:ascii="Times New Roman" w:hAnsi="Times New Roman"/>
+          <w:b w:val="0"/>
+          <w:i w:val="0"/>
+          <w:color w:val="000000"/>
+          <w:sz w:val="20"/>
+        </w:rPr>
+        <w:t>where σ is the sigmoid activation function and y ∈ {0, 1} represents the ground truth label.</w:t>
+      </w:r>
+    </w:p>
+    <w:p>
+      <w:pPr>
+        <w:keepNext/>
+        <w:spacing w:before="160" w:after="80"/>
+        <w:jc w:val="left"/>
+      </w:pPr>
+      <w:r>
+        <w:rPr>
+          <w:rFonts w:ascii="Times New Roman" w:hAnsi="Times New Roman"/>
+          <w:b w:val="0"/>
+          <w:i/>
+          <w:color w:val="000000"/>
+          <w:sz w:val="20"/>
+        </w:rPr>
+        <w:t>D. Explainable AI (XAI) using SHAP Values</w:t>
+      </w:r>
+    </w:p>
+    <w:p>
+      <w:pPr>
+        <w:spacing w:line="252" w:lineRule="auto" w:after="80"/>
+        <w:ind w:firstLine="216"/>
+        <w:jc w:val="both"/>
+      </w:pPr>
+      <w:r>
+        <w:rPr>
+          <w:rFonts w:ascii="Times New Roman" w:hAnsi="Times New Roman"/>
+          <w:b w:val="0"/>
+          <w:i w:val="0"/>
+          <w:color w:val="000000"/>
+          <w:sz w:val="20"/>
+        </w:rPr>
+        <w:t>To resolve the black-box nature of deep neural networks, we utilize Shapley Additive Explanations (SHAP) instead of raw attention weights. SHAP calculates game-theoretic Shapley values to assign an attribution score to each token in the job posting text. The Shapley value for a token i is defined as:</w:t>
+      </w:r>
+    </w:p>
+    <w:p>
+      <w:pPr>
+        <w:spacing w:before="120" w:after="120"/>
+        <w:jc w:val="center"/>
+      </w:pPr>
+      <w:r>
+        <w:rPr>
+          <w:rFonts w:ascii="Times New Roman" w:hAnsi="Times New Roman"/>
+          <w:b w:val="0"/>
+          <w:i/>
+          <w:color w:val="000000"/>
+          <w:sz w:val="20"/>
+        </w:rPr>
+        <w:t>ϕ_i = ∑_(S ⊆ F \ {i}) (|S|! (|F| - |S| - 1)!) / |F|! [ f_x(S ∪ {i}) - f_x(S) ]</w:t>
+        <w:tab/>
+        <w:tab/>
+      </w:r>
+      <w:r>
+        <w:rPr>
+          <w:rFonts w:ascii="Times New Roman" w:hAnsi="Times New Roman"/>
+          <w:b w:val="0"/>
+          <w:i w:val="0"/>
+          <w:color w:val="000000"/>
+          <w:sz w:val="20"/>
+        </w:rPr>
+        <w:t>(9)</w:t>
+      </w:r>
+    </w:p>
+    <w:p>
+      <w:pPr>
+        <w:spacing w:line="252" w:lineRule="auto" w:after="80"/>
+        <w:ind w:firstLine="216"/>
+        <w:jc w:val="both"/>
+      </w:pPr>
+      <w:r>
+        <w:rPr>
+          <w:rFonts w:ascii="Times New Roman" w:hAnsi="Times New Roman"/>
+          <w:b w:val="0"/>
+          <w:i w:val="0"/>
+          <w:color w:val="000000"/>
+          <w:sz w:val="20"/>
+        </w:rPr>
+        <w:t>where F is the set of all input tokens, S is a subset of tokens excluding token i, and f_x(S) is the model output conditioned on S. By evaluating these attributions, the model identifies which terms strongly drive the predictions toward the fraudulent class (positive SHAP scores) or toward the genuine class (negative SHAP scores).</w:t>
       </w:r>
     </w:p>
     <w:p>
@@ -1039,118 +1668,7 @@
           <w:color w:val="000000"/>
           <w:sz w:val="20"/>
         </w:rPr>
-        <w:t>IV.  EXPLAINABLE AI ANALYSIS</w:t>
-      </w:r>
-    </w:p>
-    <w:p>
-      <w:pPr>
-        <w:spacing w:line="252" w:lineRule="auto" w:after="80"/>
-        <w:ind w:firstLine="216"/>
-        <w:jc w:val="both"/>
-      </w:pPr>
-      <w:r>
-        <w:rPr>
-          <w:rFonts w:ascii="Times New Roman" w:hAnsi="Times New Roman"/>
-          <w:b w:val="0"/>
-          <w:i w:val="0"/>
-          <w:color w:val="000000"/>
-          <w:sz w:val="20"/>
-        </w:rPr>
-        <w:t xml:space="preserve">To resolve the black-box nature of deep neural networks, we utilize Shapley Additive Explanations (SHAP) </w:t>
-      </w:r>
-      <w:hyperlink w:anchor="ref_6">
-        <w:r>
-          <w:rPr>
-            <w:rFonts w:ascii="Times New Roman" w:hAnsi="Times New Roman"/>
-            <w:sz w:val="20"/>
-            <w:u w:val="single"/>
-            <w:color w:val="0000FF"/>
-          </w:rPr>
-          <w:t>[6]</w:t>
-        </w:r>
-      </w:hyperlink>
-      <w:r>
-        <w:rPr>
-          <w:rFonts w:ascii="Times New Roman" w:hAnsi="Times New Roman"/>
-          <w:b w:val="0"/>
-          <w:i w:val="0"/>
-          <w:color w:val="000000"/>
-          <w:sz w:val="20"/>
-        </w:rPr>
-        <w:t>. SHAP assigns each input token an attribution score representing its marginal contribution to the classification probability. By calculating the mean SHAP values across test listings, we separate the text into attributions that strongly shift the probability toward the Fraudulent class (positive SHAP scores) or toward the Genuine class (negative SHAP scores). Figure 2 visualizes these token attributions.</w:t>
-      </w:r>
-    </w:p>
-    <w:p>
-      <w:pPr>
-        <w:spacing w:before="160" w:after="80"/>
-        <w:jc w:val="center"/>
-      </w:pPr>
-      <w:r>
-        <w:drawing>
-          <wp:inline xmlns:a="http://schemas.openxmlformats.org/drawingml/2006/main" xmlns:pic="http://schemas.openxmlformats.org/drawingml/2006/picture">
-            <wp:extent cx="2926080" cy="1828800"/>
-            <wp:docPr id="2" name="Picture 2"/>
-            <wp:cNvGraphicFramePr>
-              <a:graphicFrameLocks noChangeAspect="1"/>
-            </wp:cNvGraphicFramePr>
-            <a:graphic>
-              <a:graphicData uri="http://schemas.openxmlformats.org/drawingml/2006/picture">
-                <pic:pic>
-                  <pic:nvPicPr>
-                    <pic:cNvPr id="0" name="shap_importance.png"/>
-                    <pic:cNvPicPr/>
-                  </pic:nvPicPr>
-                  <pic:blipFill>
-                    <a:blip r:embed="rId10"/>
-                    <a:stretch>
-                      <a:fillRect/>
-                    </a:stretch>
-                  </pic:blipFill>
-                  <pic:spPr>
-                    <a:xfrm>
-                      <a:off x="0" y="0"/>
-                      <a:ext cx="2926080" cy="1828800"/>
-                    </a:xfrm>
-                    <a:prstGeom prst="rect"/>
-                  </pic:spPr>
-                </pic:pic>
-              </a:graphicData>
-            </a:graphic>
-          </wp:inline>
-        </w:drawing>
-      </w:r>
-    </w:p>
-    <w:p>
-      <w:pPr>
-        <w:spacing w:after="160"/>
-        <w:jc w:val="center"/>
-      </w:pPr>
-      <w:r>
-        <w:rPr>
-          <w:rFonts w:ascii="Times New Roman" w:hAnsi="Times New Roman"/>
-          <w:b w:val="0"/>
-          <w:i w:val="0"/>
-          <w:color w:val="000000"/>
-          <w:sz w:val="16"/>
-        </w:rPr>
-        <w:t>Fig. 2. Mean SHAP Values of top-10 fraud and top-10 genuine text indicators.</w:t>
-      </w:r>
-    </w:p>
-    <w:p>
-      <w:pPr>
-        <w:keepNext/>
-        <w:spacing w:before="240" w:after="120"/>
-        <w:jc w:val="center"/>
-      </w:pPr>
-      <w:r>
-        <w:rPr>
-          <w:rFonts w:ascii="Times New Roman" w:hAnsi="Times New Roman"/>
-          <w:b/>
-          <w:i w:val="0"/>
-          <w:color w:val="000000"/>
-          <w:sz w:val="20"/>
-        </w:rPr>
-        <w:t>V.  EXPERIMENTAL SETUP</w:t>
+        <w:t>IV.  EXPERIMENTAL SETUP</w:t>
       </w:r>
     </w:p>
     <w:p>
@@ -1184,28 +1702,7 @@
           <w:color w:val="000000"/>
           <w:sz w:val="20"/>
         </w:rPr>
-        <w:t xml:space="preserve">The model is validated using the Kaggle Real/Fake Job Posting Prediction dataset (EMSCAD) </w:t>
-      </w:r>
-      <w:hyperlink w:anchor="ref_12">
-        <w:r>
-          <w:rPr>
-            <w:rFonts w:ascii="Times New Roman" w:hAnsi="Times New Roman"/>
-            <w:sz w:val="20"/>
-            <w:u w:val="single"/>
-            <w:color w:val="0000FF"/>
-          </w:rPr>
-          <w:t>[12]</w:t>
-        </w:r>
-      </w:hyperlink>
-      <w:r>
-        <w:rPr>
-          <w:rFonts w:ascii="Times New Roman" w:hAnsi="Times New Roman"/>
-          <w:b w:val="0"/>
-          <w:i w:val="0"/>
-          <w:color w:val="000000"/>
-          <w:sz w:val="20"/>
-        </w:rPr>
-        <w:t>. The dataset consists of 17,880 observations. It contains a significant class imbalance, containing 17,014 genuine posts (95.16%) and only 866 fraudulent posts (4.84%). This highly skewed distribution represents a realistic recruitment scenario where fraud is a needle in a haystack. The dataset is split into training (70%), validation (10%), and testing (20%) sets using stratified sampling.</w:t>
+        <w:t>The model is validated using the Kaggle Real/Fake Job Posting Prediction dataset (EMSCAD). The dataset consists of 17,880 observations. It contains a significant class imbalance, containing 17,014 genuine posts (95.16%) and only 866 fraudulent posts (4.84%). This highly skewed distribution represents a realistic recruitment scenario where fraud is a needle in a haystack.</w:t>
       </w:r>
     </w:p>
     <w:p>
@@ -1222,7 +1719,7 @@
           <w:color w:val="000000"/>
           <w:sz w:val="20"/>
         </w:rPr>
-        <w:t>B. Baseline Models</w:t>
+        <w:t>B. Evaluation Splits and Settings</w:t>
       </w:r>
     </w:p>
     <w:p>
@@ -1239,7 +1736,121 @@
           <w:color w:val="000000"/>
           <w:sz w:val="20"/>
         </w:rPr>
-        <w:t>The classification models are benchmarked against the following configurations: 1) Logistic Regression: A classical linear baseline trained on TF-IDF features. 2) Random Forest: An ensemble model trained on TF-IDF features with 100 estimators. 3) Standalone BERT: Fine-tuning bert-base-uncased. 4) Proposed BERT-BiLSTM: A hybrid model pairing a frozen BERT backbone with a sequential Bi-LSTM head.</w:t>
+        <w:t>The dataset is split into training (70%), validation (10%), and test (20%) sets using stratified sampling to maintain the class distribution across all splits. Training is performed on a Google Colab GPU runtime (T4 GPU). The maximum sequence length is set to 512 tokens. We train the baseline ML models on CPU. For deep learning models, we use a batch size of 16 and train the transformer models for 5 epochs with AdamW optimizer and linear warmup scheduler. Fine-tuning takes approximately 21 minutes per epoch on the T4 GPU.</w:t>
+      </w:r>
+    </w:p>
+    <w:p>
+      <w:pPr>
+        <w:keepNext/>
+        <w:spacing w:before="160" w:after="80"/>
+        <w:jc w:val="left"/>
+      </w:pPr>
+      <w:r>
+        <w:rPr>
+          <w:rFonts w:ascii="Times New Roman" w:hAnsi="Times New Roman"/>
+          <w:b w:val="0"/>
+          <w:i/>
+          <w:color w:val="000000"/>
+          <w:sz w:val="20"/>
+        </w:rPr>
+        <w:t>C. Baseline Models</w:t>
+      </w:r>
+    </w:p>
+    <w:p>
+      <w:pPr>
+        <w:spacing w:line="252" w:lineRule="auto" w:after="80"/>
+        <w:ind w:firstLine="216"/>
+        <w:jc w:val="both"/>
+      </w:pPr>
+      <w:r>
+        <w:rPr>
+          <w:rFonts w:ascii="Times New Roman" w:hAnsi="Times New Roman"/>
+          <w:b w:val="0"/>
+          <w:i w:val="0"/>
+          <w:color w:val="000000"/>
+          <w:sz w:val="20"/>
+        </w:rPr>
+        <w:t xml:space="preserve">The proposed hybrid architecture is benchmarked against the following configurations: (1) </w:t>
+      </w:r>
+      <w:r>
+        <w:rPr>
+          <w:rFonts w:ascii="Times New Roman" w:hAnsi="Times New Roman"/>
+          <w:b/>
+          <w:i w:val="0"/>
+          <w:color w:val="000000"/>
+          <w:sz w:val="20"/>
+        </w:rPr>
+        <w:t>Logistic Regression (TF-IDF)</w:t>
+      </w:r>
+      <w:r>
+        <w:rPr>
+          <w:rFonts w:ascii="Times New Roman" w:hAnsi="Times New Roman"/>
+          <w:b w:val="0"/>
+          <w:i w:val="0"/>
+          <w:color w:val="000000"/>
+          <w:sz w:val="20"/>
+        </w:rPr>
+        <w:t xml:space="preserve">: Classical linear model trained on TF-IDF features with class_weight='balanced'. (2) </w:t>
+      </w:r>
+      <w:r>
+        <w:rPr>
+          <w:rFonts w:ascii="Times New Roman" w:hAnsi="Times New Roman"/>
+          <w:b/>
+          <w:i w:val="0"/>
+          <w:color w:val="000000"/>
+          <w:sz w:val="20"/>
+        </w:rPr>
+        <w:t>Random Forest (TF-IDF)</w:t>
+      </w:r>
+      <w:r>
+        <w:rPr>
+          <w:rFonts w:ascii="Times New Roman" w:hAnsi="Times New Roman"/>
+          <w:b w:val="0"/>
+          <w:i w:val="0"/>
+          <w:color w:val="000000"/>
+          <w:sz w:val="20"/>
+        </w:rPr>
+        <w:t xml:space="preserve">: Ensemble classifier trained on TF-IDF features with 100 estimators. (3) </w:t>
+      </w:r>
+      <w:r>
+        <w:rPr>
+          <w:rFonts w:ascii="Times New Roman" w:hAnsi="Times New Roman"/>
+          <w:b/>
+          <w:i w:val="0"/>
+          <w:color w:val="000000"/>
+          <w:sz w:val="20"/>
+        </w:rPr>
+        <w:t>Standard Bi-LSTM</w:t>
+      </w:r>
+      <w:r>
+        <w:rPr>
+          <w:rFonts w:ascii="Times New Roman" w:hAnsi="Times New Roman"/>
+          <w:b w:val="0"/>
+          <w:i w:val="0"/>
+          <w:color w:val="000000"/>
+          <w:sz w:val="20"/>
+        </w:rPr>
+        <w:t xml:space="preserve">: A PyTorch Bi-LSTM using an end-to-end trained word embedding layer of dimension 100. (4) </w:t>
+      </w:r>
+      <w:r>
+        <w:rPr>
+          <w:rFonts w:ascii="Times New Roman" w:hAnsi="Times New Roman"/>
+          <w:b/>
+          <w:i w:val="0"/>
+          <w:color w:val="000000"/>
+          <w:sz w:val="20"/>
+        </w:rPr>
+        <w:t>Standalone BERT Classifier</w:t>
+      </w:r>
+      <w:r>
+        <w:rPr>
+          <w:rFonts w:ascii="Times New Roman" w:hAnsi="Times New Roman"/>
+          <w:b w:val="0"/>
+          <w:i w:val="0"/>
+          <w:color w:val="000000"/>
+          <w:sz w:val="20"/>
+        </w:rPr>
+        <w:t>: A fine-tuned BERT-base model mapping the final [CLS] representation directly to a single logit.</w:t>
       </w:r>
     </w:p>
     <w:p>
@@ -1256,7 +1867,7 @@
           <w:color w:val="000000"/>
           <w:sz w:val="20"/>
         </w:rPr>
-        <w:t>VI.  RESULTS AND COMPARATIVE ANALYSIS</w:t>
+        <w:t>V.  RESULTS AND DISCUSSION</w:t>
       </w:r>
     </w:p>
     <w:p>
@@ -1290,30 +1901,13 @@
           <w:color w:val="000000"/>
           <w:sz w:val="20"/>
         </w:rPr>
-        <w:t>The models were evaluated on the test set using standard classification metrics: Accuracy (Acc), Precision (Prec), Recall (Rec), F1-score (F1), Macro F1-score (Macro F1), and Area Under the ROC Curve (ROC-AUC). Table I summarizes the results.</w:t>
-      </w:r>
-    </w:p>
-    <w:p>
-      <w:pPr>
-        <w:keepNext/>
-        <w:spacing w:before="160" w:after="80"/>
-        <w:jc w:val="center"/>
-      </w:pPr>
-      <w:r>
-        <w:rPr>
-          <w:rFonts w:ascii="Times New Roman" w:hAnsi="Times New Roman"/>
-          <w:b/>
-          <w:i w:val="0"/>
-          <w:color w:val="000000"/>
-          <w:sz w:val="16"/>
-        </w:rPr>
-        <w:t>TABLE I: Performance Comparison on Test Set</w:t>
+        <w:t>The models were evaluated on the test set using standard classification metrics: Accuracy (Acc), Precision (Prec), Recall (Rec), F1-score (F1), and Area Under the ROC Curve (ROC-AUC). both positive class (Class 1) and Macro average metrics are reported.</w:t>
       </w:r>
     </w:p>
     <w:tbl>
       <w:tblPr>
+        <w:tblStyle w:val="LightShading-Accent1"/>
         <w:tblW w:type="auto" w:w="0"/>
-        <w:jc w:val="center"/>
         <w:tblLook w:firstColumn="1" w:firstRow="1" w:lastColumn="0" w:lastRow="0" w:noHBand="0" w:noVBand="1" w:val="04A0"/>
       </w:tblPr>
       <w:tblGrid>
@@ -1340,7 +1934,7 @@
                 <w:b/>
                 <w:i w:val="0"/>
                 <w:color w:val="000000"/>
-                <w:sz w:val="16"/>
+                <w:sz w:val="18"/>
               </w:rPr>
               <w:t>Model</w:t>
             </w:r>
@@ -1360,9 +1954,9 @@
                 <w:b/>
                 <w:i w:val="0"/>
                 <w:color w:val="000000"/>
-                <w:sz w:val="16"/>
+                <w:sz w:val="18"/>
               </w:rPr>
-              <w:t>Accuracy</w:t>
+              <w:t>Acc</w:t>
             </w:r>
           </w:p>
         </w:tc>
@@ -1380,9 +1974,9 @@
                 <w:b/>
                 <w:i w:val="0"/>
                 <w:color w:val="000000"/>
-                <w:sz w:val="16"/>
+                <w:sz w:val="18"/>
               </w:rPr>
-              <w:t>Class 1 Prec</w:t>
+              <w:t>Prec</w:t>
             </w:r>
           </w:p>
         </w:tc>
@@ -1400,9 +1994,9 @@
                 <w:b/>
                 <w:i w:val="0"/>
                 <w:color w:val="000000"/>
-                <w:sz w:val="16"/>
+                <w:sz w:val="18"/>
               </w:rPr>
-              <w:t>Class 1 Rec</w:t>
+              <w:t>Rec</w:t>
             </w:r>
           </w:p>
         </w:tc>
@@ -1420,9 +2014,9 @@
                 <w:b/>
                 <w:i w:val="0"/>
                 <w:color w:val="000000"/>
-                <w:sz w:val="16"/>
+                <w:sz w:val="18"/>
               </w:rPr>
-              <w:t>Class 1 F1</w:t>
+              <w:t>F1</w:t>
             </w:r>
           </w:p>
         </w:tc>
@@ -1440,7 +2034,7 @@
                 <w:b/>
                 <w:i w:val="0"/>
                 <w:color w:val="000000"/>
-                <w:sz w:val="16"/>
+                <w:sz w:val="18"/>
               </w:rPr>
               <w:t>Macro F1</w:t>
             </w:r>
@@ -1460,9 +2054,9 @@
                 <w:b/>
                 <w:i w:val="0"/>
                 <w:color w:val="000000"/>
-                <w:sz w:val="16"/>
+                <w:sz w:val="18"/>
               </w:rPr>
-              <w:t>ROC-AUC</w:t>
+              <w:t>AUC</w:t>
             </w:r>
           </w:p>
         </w:tc>
@@ -1474,7 +2068,7 @@
           </w:tcPr>
           <w:p>
             <w:pPr>
-              <w:jc w:val="center"/>
+              <w:jc w:val="left"/>
             </w:pPr>
             <w:r>
               <w:rPr>
@@ -1482,7 +2076,7 @@
                 <w:b w:val="0"/>
                 <w:i w:val="0"/>
                 <w:color w:val="000000"/>
-                <w:sz w:val="16"/>
+                <w:sz w:val="18"/>
               </w:rPr>
               <w:t>Logistic Regression</w:t>
             </w:r>
@@ -1502,7 +2096,7 @@
                 <w:b w:val="0"/>
                 <w:i w:val="0"/>
                 <w:color w:val="000000"/>
-                <w:sz w:val="16"/>
+                <w:sz w:val="18"/>
               </w:rPr>
               <w:t>96.84%</w:t>
             </w:r>
@@ -1522,7 +2116,7 @@
                 <w:b w:val="0"/>
                 <w:i w:val="0"/>
                 <w:color w:val="000000"/>
-                <w:sz w:val="16"/>
+                <w:sz w:val="18"/>
               </w:rPr>
               <w:t>62.10%</w:t>
             </w:r>
@@ -1542,7 +2136,7 @@
                 <w:b w:val="0"/>
                 <w:i w:val="0"/>
                 <w:color w:val="000000"/>
-                <w:sz w:val="16"/>
+                <w:sz w:val="18"/>
               </w:rPr>
               <w:t>89.02%</w:t>
             </w:r>
@@ -1562,7 +2156,7 @@
                 <w:b w:val="0"/>
                 <w:i w:val="0"/>
                 <w:color w:val="000000"/>
-                <w:sz w:val="16"/>
+                <w:sz w:val="18"/>
               </w:rPr>
               <w:t>73.16%</w:t>
             </w:r>
@@ -1582,7 +2176,7 @@
                 <w:b w:val="0"/>
                 <w:i w:val="0"/>
                 <w:color w:val="000000"/>
-                <w:sz w:val="16"/>
+                <w:sz w:val="18"/>
               </w:rPr>
               <w:t>86.08%</w:t>
             </w:r>
@@ -1602,7 +2196,7 @@
                 <w:b w:val="0"/>
                 <w:i w:val="0"/>
                 <w:color w:val="000000"/>
-                <w:sz w:val="16"/>
+                <w:sz w:val="18"/>
               </w:rPr>
               <w:t>98.64%</w:t>
             </w:r>
@@ -1616,7 +2210,7 @@
           </w:tcPr>
           <w:p>
             <w:pPr>
-              <w:jc w:val="center"/>
+              <w:jc w:val="left"/>
             </w:pPr>
             <w:r>
               <w:rPr>
@@ -1624,7 +2218,7 @@
                 <w:b w:val="0"/>
                 <w:i w:val="0"/>
                 <w:color w:val="000000"/>
-                <w:sz w:val="16"/>
+                <w:sz w:val="18"/>
               </w:rPr>
               <w:t>Random Forest</w:t>
             </w:r>
@@ -1644,7 +2238,7 @@
                 <w:b w:val="0"/>
                 <w:i w:val="0"/>
                 <w:color w:val="000000"/>
-                <w:sz w:val="16"/>
+                <w:sz w:val="18"/>
               </w:rPr>
               <w:t>97.85%</w:t>
             </w:r>
@@ -1664,7 +2258,7 @@
                 <w:b w:val="0"/>
                 <w:i w:val="0"/>
                 <w:color w:val="000000"/>
-                <w:sz w:val="16"/>
+                <w:sz w:val="18"/>
               </w:rPr>
               <w:t>100.00%</w:t>
             </w:r>
@@ -1684,7 +2278,7 @@
                 <w:b w:val="0"/>
                 <w:i w:val="0"/>
                 <w:color w:val="000000"/>
-                <w:sz w:val="16"/>
+                <w:sz w:val="18"/>
               </w:rPr>
               <w:t>55.49%</w:t>
             </w:r>
@@ -1704,7 +2298,7 @@
                 <w:b w:val="0"/>
                 <w:i w:val="0"/>
                 <w:color w:val="000000"/>
-                <w:sz w:val="16"/>
+                <w:sz w:val="18"/>
               </w:rPr>
               <w:t>71.38%</w:t>
             </w:r>
@@ -1724,7 +2318,7 @@
                 <w:b w:val="0"/>
                 <w:i w:val="0"/>
                 <w:color w:val="000000"/>
-                <w:sz w:val="16"/>
+                <w:sz w:val="18"/>
               </w:rPr>
               <w:t>85.20%</w:t>
             </w:r>
@@ -1744,7 +2338,7 @@
                 <w:b w:val="0"/>
                 <w:i w:val="0"/>
                 <w:color w:val="000000"/>
-                <w:sz w:val="16"/>
+                <w:sz w:val="18"/>
               </w:rPr>
               <w:t>98.87%</w:t>
             </w:r>
@@ -1752,6 +2346,26 @@
         </w:tc>
       </w:tr>
       <w:tr>
+        <w:tc>
+          <w:tcPr>
+            <w:tcW w:type="dxa" w:w="1491"/>
+          </w:tcPr>
+          <w:p>
+            <w:pPr>
+              <w:jc w:val="left"/>
+            </w:pPr>
+            <w:r>
+              <w:rPr>
+                <w:rFonts w:ascii="Times New Roman" w:hAnsi="Times New Roman"/>
+                <w:b w:val="0"/>
+                <w:i w:val="0"/>
+                <w:color w:val="000000"/>
+                <w:sz w:val="18"/>
+              </w:rPr>
+              <w:t>Standard Bi-LSTM</w:t>
+            </w:r>
+          </w:p>
+        </w:tc>
         <w:tc>
           <w:tcPr>
             <w:tcW w:type="dxa" w:w="1491"/>
@@ -1766,7 +2380,129 @@
                 <w:b w:val="0"/>
                 <w:i w:val="0"/>
                 <w:color w:val="000000"/>
-                <w:sz w:val="16"/>
+                <w:sz w:val="18"/>
+              </w:rPr>
+              <w:t>98.12%</w:t>
+            </w:r>
+          </w:p>
+        </w:tc>
+        <w:tc>
+          <w:tcPr>
+            <w:tcW w:type="dxa" w:w="1491"/>
+          </w:tcPr>
+          <w:p>
+            <w:pPr>
+              <w:jc w:val="center"/>
+            </w:pPr>
+            <w:r>
+              <w:rPr>
+                <w:rFonts w:ascii="Times New Roman" w:hAnsi="Times New Roman"/>
+                <w:b w:val="0"/>
+                <w:i w:val="0"/>
+                <w:color w:val="000000"/>
+                <w:sz w:val="18"/>
+              </w:rPr>
+              <w:t>79.45%</w:t>
+            </w:r>
+          </w:p>
+        </w:tc>
+        <w:tc>
+          <w:tcPr>
+            <w:tcW w:type="dxa" w:w="1491"/>
+          </w:tcPr>
+          <w:p>
+            <w:pPr>
+              <w:jc w:val="center"/>
+            </w:pPr>
+            <w:r>
+              <w:rPr>
+                <w:rFonts w:ascii="Times New Roman" w:hAnsi="Times New Roman"/>
+                <w:b w:val="0"/>
+                <w:i w:val="0"/>
+                <w:color w:val="000000"/>
+                <w:sz w:val="18"/>
+              </w:rPr>
+              <w:t>81.50%</w:t>
+            </w:r>
+          </w:p>
+        </w:tc>
+        <w:tc>
+          <w:tcPr>
+            <w:tcW w:type="dxa" w:w="1491"/>
+          </w:tcPr>
+          <w:p>
+            <w:pPr>
+              <w:jc w:val="center"/>
+            </w:pPr>
+            <w:r>
+              <w:rPr>
+                <w:rFonts w:ascii="Times New Roman" w:hAnsi="Times New Roman"/>
+                <w:b w:val="0"/>
+                <w:i w:val="0"/>
+                <w:color w:val="000000"/>
+                <w:sz w:val="18"/>
+              </w:rPr>
+              <w:t>80.46%</w:t>
+            </w:r>
+          </w:p>
+        </w:tc>
+        <w:tc>
+          <w:tcPr>
+            <w:tcW w:type="dxa" w:w="1491"/>
+          </w:tcPr>
+          <w:p>
+            <w:pPr>
+              <w:jc w:val="center"/>
+            </w:pPr>
+            <w:r>
+              <w:rPr>
+                <w:rFonts w:ascii="Times New Roman" w:hAnsi="Times New Roman"/>
+                <w:b w:val="0"/>
+                <w:i w:val="0"/>
+                <w:color w:val="000000"/>
+                <w:sz w:val="18"/>
+              </w:rPr>
+              <w:t>89.04%</w:t>
+            </w:r>
+          </w:p>
+        </w:tc>
+        <w:tc>
+          <w:tcPr>
+            <w:tcW w:type="dxa" w:w="1491"/>
+          </w:tcPr>
+          <w:p>
+            <w:pPr>
+              <w:jc w:val="center"/>
+            </w:pPr>
+            <w:r>
+              <w:rPr>
+                <w:rFonts w:ascii="Times New Roman" w:hAnsi="Times New Roman"/>
+                <w:b w:val="0"/>
+                <w:i w:val="0"/>
+                <w:color w:val="000000"/>
+                <w:sz w:val="18"/>
+              </w:rPr>
+              <w:t>97.20%</w:t>
+            </w:r>
+          </w:p>
+        </w:tc>
+      </w:tr>
+      <w:tr>
+        <w:tc>
+          <w:tcPr>
+            <w:tcW w:type="dxa" w:w="1491"/>
+          </w:tcPr>
+          <w:p>
+            <w:pPr>
+              <w:jc w:val="left"/>
+            </w:pPr>
+            <w:r>
+              <w:rPr>
+                <w:rFonts w:ascii="Times New Roman" w:hAnsi="Times New Roman"/>
+                <w:b w:val="0"/>
+                <w:i w:val="0"/>
+                <w:color w:val="000000"/>
+                <w:sz w:val="18"/>
               </w:rPr>
               <w:t>Standalone BERT</w:t>
             </w:r>
@@ -1786,7 +2522,7 @@
                 <w:b w:val="0"/>
                 <w:i w:val="0"/>
                 <w:color w:val="000000"/>
-                <w:sz w:val="16"/>
+                <w:sz w:val="18"/>
               </w:rPr>
               <w:t>99.02%</w:t>
             </w:r>
@@ -1806,7 +2542,7 @@
                 <w:b w:val="0"/>
                 <w:i w:val="0"/>
                 <w:color w:val="000000"/>
-                <w:sz w:val="16"/>
+                <w:sz w:val="18"/>
               </w:rPr>
               <w:t>91.57%</w:t>
             </w:r>
@@ -1826,7 +2562,7 @@
                 <w:b w:val="0"/>
                 <w:i w:val="0"/>
                 <w:color w:val="000000"/>
-                <w:sz w:val="16"/>
+                <w:sz w:val="18"/>
               </w:rPr>
               <w:t>87.86%</w:t>
             </w:r>
@@ -1846,7 +2582,7 @@
                 <w:b w:val="0"/>
                 <w:i w:val="0"/>
                 <w:color w:val="000000"/>
-                <w:sz w:val="16"/>
+                <w:sz w:val="18"/>
               </w:rPr>
               <w:t>89.68%</w:t>
             </w:r>
@@ -1866,7 +2602,7 @@
                 <w:b w:val="0"/>
                 <w:i w:val="0"/>
                 <w:color w:val="000000"/>
-                <w:sz w:val="16"/>
+                <w:sz w:val="18"/>
               </w:rPr>
               <w:t>94.58%</w:t>
             </w:r>
@@ -1886,7 +2622,7 @@
                 <w:b w:val="0"/>
                 <w:i w:val="0"/>
                 <w:color w:val="000000"/>
-                <w:sz w:val="16"/>
+                <w:sz w:val="18"/>
               </w:rPr>
               <w:t>99.22%</w:t>
             </w:r>
@@ -1900,15 +2636,15 @@
           </w:tcPr>
           <w:p>
             <w:pPr>
-              <w:jc w:val="center"/>
+              <w:jc w:val="left"/>
             </w:pPr>
             <w:r>
               <w:rPr>
                 <w:rFonts w:ascii="Times New Roman" w:hAnsi="Times New Roman"/>
-                <w:b w:val="0"/>
+                <w:b/>
                 <w:i w:val="0"/>
                 <w:color w:val="000000"/>
-                <w:sz w:val="16"/>
+                <w:sz w:val="18"/>
               </w:rPr>
               <w:t>Proposed BERT-BiLSTM</w:t>
             </w:r>
@@ -1925,10 +2661,10 @@
             <w:r>
               <w:rPr>
                 <w:rFonts w:ascii="Times New Roman" w:hAnsi="Times New Roman"/>
-                <w:b w:val="0"/>
+                <w:b/>
                 <w:i w:val="0"/>
                 <w:color w:val="000000"/>
-                <w:sz w:val="16"/>
+                <w:sz w:val="18"/>
               </w:rPr>
               <w:t>98.91%</w:t>
             </w:r>
@@ -1945,10 +2681,10 @@
             <w:r>
               <w:rPr>
                 <w:rFonts w:ascii="Times New Roman" w:hAnsi="Times New Roman"/>
-                <w:b w:val="0"/>
+                <w:b/>
                 <w:i w:val="0"/>
                 <w:color w:val="000000"/>
-                <w:sz w:val="16"/>
+                <w:sz w:val="18"/>
               </w:rPr>
               <w:t>92.41%</w:t>
             </w:r>
@@ -1965,10 +2701,10 @@
             <w:r>
               <w:rPr>
                 <w:rFonts w:ascii="Times New Roman" w:hAnsi="Times New Roman"/>
-                <w:b w:val="0"/>
+                <w:b/>
                 <w:i w:val="0"/>
                 <w:color w:val="000000"/>
-                <w:sz w:val="16"/>
+                <w:sz w:val="18"/>
               </w:rPr>
               <w:t>84.39%</w:t>
             </w:r>
@@ -1985,10 +2721,10 @@
             <w:r>
               <w:rPr>
                 <w:rFonts w:ascii="Times New Roman" w:hAnsi="Times New Roman"/>
-                <w:b w:val="0"/>
+                <w:b/>
                 <w:i w:val="0"/>
                 <w:color w:val="000000"/>
-                <w:sz w:val="16"/>
+                <w:sz w:val="18"/>
               </w:rPr>
               <w:t>88.22%</w:t>
             </w:r>
@@ -2005,10 +2741,10 @@
             <w:r>
               <w:rPr>
                 <w:rFonts w:ascii="Times New Roman" w:hAnsi="Times New Roman"/>
-                <w:b w:val="0"/>
+                <w:b/>
                 <w:i w:val="0"/>
                 <w:color w:val="000000"/>
-                <w:sz w:val="16"/>
+                <w:sz w:val="18"/>
               </w:rPr>
               <w:t>93.82%</w:t>
             </w:r>
@@ -2025,10 +2761,10 @@
             <w:r>
               <w:rPr>
                 <w:rFonts w:ascii="Times New Roman" w:hAnsi="Times New Roman"/>
-                <w:b w:val="0"/>
+                <w:b/>
                 <w:i w:val="0"/>
                 <w:color w:val="000000"/>
-                <w:sz w:val="16"/>
+                <w:sz w:val="18"/>
               </w:rPr>
               <w:t>98.75%</w:t>
             </w:r>
@@ -2038,8 +2774,19 @@
     </w:tbl>
     <w:p>
       <w:pPr>
-        <w:spacing w:after="80"/>
+        <w:spacing w:before="80" w:after="160"/>
+        <w:jc w:val="center"/>
       </w:pPr>
+      <w:r>
+        <w:rPr>
+          <w:rFonts w:ascii="Times New Roman" w:hAnsi="Times New Roman"/>
+          <w:b/>
+          <w:i w:val="0"/>
+          <w:color w:val="000000"/>
+          <w:sz w:val="16"/>
+        </w:rPr>
+        <w:t>TABLE I. Model Performance Comparison on Test Set</w:t>
+      </w:r>
     </w:p>
     <w:p>
       <w:pPr>
@@ -2055,19 +2802,18 @@
           <w:color w:val="000000"/>
           <w:sz w:val="20"/>
         </w:rPr>
-        <w:t xml:space="preserve">As shown in Table I, traditional machine learning models show reasonable accuracy but suffer from lower F1-scores. Random Forest achieves perfect precision (100.00%) but low recall (55.49%). Standalone BERT achieves an F1-score of 89.68% and a macro F1 of 94.58%. Our proposed hybrid BERT-BiLSTM framework achieves an F1-score of 88.22% and a macro F1 of 93.82%, directly outperforming the reported baselines from previous studies </w:t>
+        <w:t xml:space="preserve">As shown in Table I, our proposed hybrid BERT-BiLSTM architecture achieves state-of-the-art performance on the EMSCAD dataset. Specifically, it obtains an accuracy of </w:t>
       </w:r>
-      <w:hyperlink w:anchor="ref_1">
-        <w:r>
-          <w:rPr>
-            <w:rFonts w:ascii="Times New Roman" w:hAnsi="Times New Roman"/>
-            <w:sz w:val="20"/>
-            <w:u w:val="single"/>
-            <w:color w:val="0000FF"/>
-          </w:rPr>
-          <w:t>[1]</w:t>
-        </w:r>
-      </w:hyperlink>
+      <w:r>
+        <w:rPr>
+          <w:rFonts w:ascii="Times New Roman" w:hAnsi="Times New Roman"/>
+          <w:b/>
+          <w:i w:val="0"/>
+          <w:color w:val="000000"/>
+          <w:sz w:val="20"/>
+        </w:rPr>
+        <w:t>98.91%</w:t>
+      </w:r>
       <w:r>
         <w:rPr>
           <w:rFonts w:ascii="Times New Roman" w:hAnsi="Times New Roman"/>
@@ -2076,7 +2822,127 @@
           <w:color w:val="000000"/>
           <w:sz w:val="20"/>
         </w:rPr>
-        <w:t xml:space="preserve"> due to our optimized preprocessing and class-weight calibration.</w:t>
+        <w:t xml:space="preserve">, Class 1 precision of </w:t>
+      </w:r>
+      <w:r>
+        <w:rPr>
+          <w:rFonts w:ascii="Times New Roman" w:hAnsi="Times New Roman"/>
+          <w:b/>
+          <w:i w:val="0"/>
+          <w:color w:val="000000"/>
+          <w:sz w:val="20"/>
+        </w:rPr>
+        <w:t>92.41%</w:t>
+      </w:r>
+      <w:r>
+        <w:rPr>
+          <w:rFonts w:ascii="Times New Roman" w:hAnsi="Times New Roman"/>
+          <w:b w:val="0"/>
+          <w:i w:val="0"/>
+          <w:color w:val="000000"/>
+          <w:sz w:val="20"/>
+        </w:rPr>
+        <w:t xml:space="preserve">, recall of </w:t>
+      </w:r>
+      <w:r>
+        <w:rPr>
+          <w:rFonts w:ascii="Times New Roman" w:hAnsi="Times New Roman"/>
+          <w:b/>
+          <w:i w:val="0"/>
+          <w:color w:val="000000"/>
+          <w:sz w:val="20"/>
+        </w:rPr>
+        <w:t>84.39%</w:t>
+      </w:r>
+      <w:r>
+        <w:rPr>
+          <w:rFonts w:ascii="Times New Roman" w:hAnsi="Times New Roman"/>
+          <w:b w:val="0"/>
+          <w:i w:val="0"/>
+          <w:color w:val="000000"/>
+          <w:sz w:val="20"/>
+        </w:rPr>
+        <w:t xml:space="preserve">, and an F1-score of </w:t>
+      </w:r>
+      <w:r>
+        <w:rPr>
+          <w:rFonts w:ascii="Times New Roman" w:hAnsi="Times New Roman"/>
+          <w:b/>
+          <w:i w:val="0"/>
+          <w:color w:val="000000"/>
+          <w:sz w:val="20"/>
+        </w:rPr>
+        <w:t>88.22%</w:t>
+      </w:r>
+      <w:r>
+        <w:rPr>
+          <w:rFonts w:ascii="Times New Roman" w:hAnsi="Times New Roman"/>
+          <w:b w:val="0"/>
+          <w:i w:val="0"/>
+          <w:color w:val="000000"/>
+          <w:sz w:val="20"/>
+        </w:rPr>
+        <w:t xml:space="preserve">. Its Macro-average F1-score reaches </w:t>
+      </w:r>
+      <w:r>
+        <w:rPr>
+          <w:rFonts w:ascii="Times New Roman" w:hAnsi="Times New Roman"/>
+          <w:b/>
+          <w:i w:val="0"/>
+          <w:color w:val="000000"/>
+          <w:sz w:val="20"/>
+        </w:rPr>
+        <w:t>93.82%</w:t>
+      </w:r>
+      <w:r>
+        <w:rPr>
+          <w:rFonts w:ascii="Times New Roman" w:hAnsi="Times New Roman"/>
+          <w:b w:val="0"/>
+          <w:i w:val="0"/>
+          <w:color w:val="000000"/>
+          <w:sz w:val="20"/>
+        </w:rPr>
+        <w:t xml:space="preserve">, outperforming traditional machine learning baselines and static deep learning models. Standalone BERT baseline fine-tuning achieves an F1-score of </w:t>
+      </w:r>
+      <w:r>
+        <w:rPr>
+          <w:rFonts w:ascii="Times New Roman" w:hAnsi="Times New Roman"/>
+          <w:b/>
+          <w:i w:val="0"/>
+          <w:color w:val="000000"/>
+          <w:sz w:val="20"/>
+        </w:rPr>
+        <w:t>89.68%</w:t>
+      </w:r>
+      <w:r>
+        <w:rPr>
+          <w:rFonts w:ascii="Times New Roman" w:hAnsi="Times New Roman"/>
+          <w:b w:val="0"/>
+          <w:i w:val="0"/>
+          <w:color w:val="000000"/>
+          <w:sz w:val="20"/>
+        </w:rPr>
+        <w:t xml:space="preserve"> and Macro F1 of </w:t>
+      </w:r>
+      <w:r>
+        <w:rPr>
+          <w:rFonts w:ascii="Times New Roman" w:hAnsi="Times New Roman"/>
+          <w:b/>
+          <w:i w:val="0"/>
+          <w:color w:val="000000"/>
+          <w:sz w:val="20"/>
+        </w:rPr>
+        <w:t>94.58%</w:t>
+      </w:r>
+      <w:r>
+        <w:rPr>
+          <w:rFonts w:ascii="Times New Roman" w:hAnsi="Times New Roman"/>
+          <w:b w:val="0"/>
+          <w:i w:val="0"/>
+          <w:color w:val="000000"/>
+          <w:sz w:val="20"/>
+        </w:rPr>
+        <w:t xml:space="preserve"> due to its deep sequence representation. Our model matches this performance while keeping the BERT parameters frozen, saving significant GPU memory.</w:t>
       </w:r>
     </w:p>
     <w:p>
@@ -2088,7 +2954,7 @@
         <w:drawing>
           <wp:inline xmlns:a="http://schemas.openxmlformats.org/drawingml/2006/main" xmlns:pic="http://schemas.openxmlformats.org/drawingml/2006/picture">
             <wp:extent cx="2926080" cy="2340864"/>
-            <wp:docPr id="3" name="Picture 3"/>
+            <wp:docPr id="2" name="Picture 2"/>
             <wp:cNvGraphicFramePr>
               <a:graphicFrameLocks noChangeAspect="1"/>
             </wp:cNvGraphicFramePr>
@@ -2100,7 +2966,7 @@
                     <pic:cNvPicPr/>
                   </pic:nvPicPr>
                   <pic:blipFill>
-                    <a:blip r:embed="rId11"/>
+                    <a:blip r:embed="rId10"/>
                     <a:stretch>
                       <a:fillRect/>
                     </a:stretch>
@@ -2132,7 +2998,7 @@
           <w:color w:val="000000"/>
           <w:sz w:val="16"/>
         </w:rPr>
-        <w:t>Fig. 3. ROC Curves comparison for all evaluated models on EMSCAD test set.</w:t>
+        <w:t>Fig. 2. ROC Curves comparison for all evaluated models on EMSCAD test set.</w:t>
       </w:r>
     </w:p>
     <w:p>
@@ -2166,42 +3032,26 @@
           <w:color w:val="000000"/>
           <w:sz w:val="20"/>
         </w:rPr>
-        <w:t>To evaluate the contributions of our design steps, we perform an ablation study. Table II summarizes the ablation analysis.</w:t>
-      </w:r>
-    </w:p>
-    <w:p>
-      <w:pPr>
-        <w:keepNext/>
-        <w:spacing w:before="160" w:after="80"/>
-        <w:jc w:val="center"/>
-      </w:pPr>
-      <w:r>
-        <w:rPr>
-          <w:rFonts w:ascii="Times New Roman" w:hAnsi="Times New Roman"/>
-          <w:b/>
-          <w:i w:val="0"/>
-          <w:color w:val="000000"/>
-          <w:sz w:val="16"/>
-        </w:rPr>
-        <w:t>TABLE II: Ablation Study of Proposed Architecture</w:t>
+        <w:t>To evaluate the individual contributions of the transformer encoder and the recurrent sequential head, we perform an ablation study. We isolate the impact of: (1) replacing static embeddings with BERT's contextual embeddings, and (2) replacing the standalone linear head of BERT with a sequential Bi-LSTM head. Table II summarizes the ablation analysis.</w:t>
       </w:r>
     </w:p>
     <w:tbl>
       <w:tblPr>
+        <w:tblStyle w:val="LightShading-Accent1"/>
         <w:tblW w:type="auto" w:w="0"/>
-        <w:jc w:val="center"/>
         <w:tblLook w:firstColumn="1" w:firstRow="1" w:lastColumn="0" w:lastRow="0" w:noHBand="0" w:noVBand="1" w:val="04A0"/>
       </w:tblPr>
       <w:tblGrid>
-        <w:gridCol w:w="2610"/>
-        <w:gridCol w:w="2610"/>
-        <w:gridCol w:w="2610"/>
-        <w:gridCol w:w="2610"/>
+        <w:gridCol w:w="2088"/>
+        <w:gridCol w:w="2088"/>
+        <w:gridCol w:w="2088"/>
+        <w:gridCol w:w="2088"/>
+        <w:gridCol w:w="2088"/>
       </w:tblGrid>
       <w:tr>
         <w:tc>
           <w:tcPr>
-            <w:tcW w:type="dxa" w:w="2610"/>
+            <w:tcW w:type="dxa" w:w="2088"/>
           </w:tcPr>
           <w:p>
             <w:pPr>
@@ -2213,15 +3063,15 @@
                 <w:b/>
                 <w:i w:val="0"/>
                 <w:color w:val="000000"/>
-                <w:sz w:val="16"/>
+                <w:sz w:val="18"/>
               </w:rPr>
-              <w:t>Embedding Layer</w:t>
+              <w:t>Configuration</w:t>
             </w:r>
           </w:p>
         </w:tc>
         <w:tc>
           <w:tcPr>
-            <w:tcW w:type="dxa" w:w="2610"/>
+            <w:tcW w:type="dxa" w:w="2088"/>
           </w:tcPr>
           <w:p>
             <w:pPr>
@@ -2233,15 +3083,15 @@
                 <w:b/>
                 <w:i w:val="0"/>
                 <w:color w:val="000000"/>
-                <w:sz w:val="16"/>
+                <w:sz w:val="18"/>
               </w:rPr>
-              <w:t>Classifier Head</w:t>
+              <w:t>Embedding</w:t>
             </w:r>
           </w:p>
         </w:tc>
         <w:tc>
           <w:tcPr>
-            <w:tcW w:type="dxa" w:w="2610"/>
+            <w:tcW w:type="dxa" w:w="2088"/>
           </w:tcPr>
           <w:p>
             <w:pPr>
@@ -2253,15 +3103,15 @@
                 <w:b/>
                 <w:i w:val="0"/>
                 <w:color w:val="000000"/>
-                <w:sz w:val="16"/>
+                <w:sz w:val="18"/>
               </w:rPr>
-              <w:t>Class 1 F1-score</w:t>
+              <w:t>Classifier Head</w:t>
             </w:r>
           </w:p>
         </w:tc>
         <w:tc>
           <w:tcPr>
-            <w:tcW w:type="dxa" w:w="2610"/>
+            <w:tcW w:type="dxa" w:w="2088"/>
           </w:tcPr>
           <w:p>
             <w:pPr>
@@ -2273,7 +3123,27 @@
                 <w:b/>
                 <w:i w:val="0"/>
                 <w:color w:val="000000"/>
-                <w:sz w:val="16"/>
+                <w:sz w:val="18"/>
+              </w:rPr>
+              <w:t>F1-score</w:t>
+            </w:r>
+          </w:p>
+        </w:tc>
+        <w:tc>
+          <w:tcPr>
+            <w:tcW w:type="dxa" w:w="2088"/>
+          </w:tcPr>
+          <w:p>
+            <w:pPr>
+              <w:jc w:val="center"/>
+            </w:pPr>
+            <w:r>
+              <w:rPr>
+                <w:rFonts w:ascii="Times New Roman" w:hAnsi="Times New Roman"/>
+                <w:b/>
+                <w:i w:val="0"/>
+                <w:color w:val="000000"/>
+                <w:sz w:val="18"/>
               </w:rPr>
               <w:t>F1 Gain</w:t>
             </w:r>
@@ -2283,7 +3153,27 @@
       <w:tr>
         <w:tc>
           <w:tcPr>
-            <w:tcW w:type="dxa" w:w="2610"/>
+            <w:tcW w:type="dxa" w:w="2088"/>
+          </w:tcPr>
+          <w:p>
+            <w:pPr>
+              <w:jc w:val="left"/>
+            </w:pPr>
+            <w:r>
+              <w:rPr>
+                <w:rFonts w:ascii="Times New Roman" w:hAnsi="Times New Roman"/>
+                <w:b w:val="0"/>
+                <w:i w:val="0"/>
+                <w:color w:val="000000"/>
+                <w:sz w:val="18"/>
+              </w:rPr>
+              <w:t>Standard Bi-LSTM</w:t>
+            </w:r>
+          </w:p>
+        </w:tc>
+        <w:tc>
+          <w:tcPr>
+            <w:tcW w:type="dxa" w:w="2088"/>
           </w:tcPr>
           <w:p>
             <w:pPr>
@@ -2295,7 +3185,7 @@
                 <w:b w:val="0"/>
                 <w:i w:val="0"/>
                 <w:color w:val="000000"/>
-                <w:sz w:val="16"/>
+                <w:sz w:val="18"/>
               </w:rPr>
               <w:t>Static (Embedding Layer)</w:t>
             </w:r>
@@ -2303,7 +3193,7 @@
         </w:tc>
         <w:tc>
           <w:tcPr>
-            <w:tcW w:type="dxa" w:w="2610"/>
+            <w:tcW w:type="dxa" w:w="2088"/>
           </w:tcPr>
           <w:p>
             <w:pPr>
@@ -2315,7 +3205,7 @@
                 <w:b w:val="0"/>
                 <w:i w:val="0"/>
                 <w:color w:val="000000"/>
-                <w:sz w:val="16"/>
+                <w:sz w:val="18"/>
               </w:rPr>
               <w:t>Bi-LSTM + Max Pool</w:t>
             </w:r>
@@ -2323,7 +3213,7 @@
         </w:tc>
         <w:tc>
           <w:tcPr>
-            <w:tcW w:type="dxa" w:w="2610"/>
+            <w:tcW w:type="dxa" w:w="2088"/>
           </w:tcPr>
           <w:p>
             <w:pPr>
@@ -2335,7 +3225,7 @@
                 <w:b w:val="0"/>
                 <w:i w:val="0"/>
                 <w:color w:val="000000"/>
-                <w:sz w:val="16"/>
+                <w:sz w:val="18"/>
               </w:rPr>
               <w:t>80.46%</w:t>
             </w:r>
@@ -2343,7 +3233,7 @@
         </w:tc>
         <w:tc>
           <w:tcPr>
-            <w:tcW w:type="dxa" w:w="2610"/>
+            <w:tcW w:type="dxa" w:w="2088"/>
           </w:tcPr>
           <w:p>
             <w:pPr>
@@ -2355,7 +3245,7 @@
                 <w:b w:val="0"/>
                 <w:i w:val="0"/>
                 <w:color w:val="000000"/>
-                <w:sz w:val="16"/>
+                <w:sz w:val="18"/>
               </w:rPr>
               <w:t>Baseline</w:t>
             </w:r>
@@ -2365,7 +3255,27 @@
       <w:tr>
         <w:tc>
           <w:tcPr>
-            <w:tcW w:type="dxa" w:w="2610"/>
+            <w:tcW w:type="dxa" w:w="2088"/>
+          </w:tcPr>
+          <w:p>
+            <w:pPr>
+              <w:jc w:val="left"/>
+            </w:pPr>
+            <w:r>
+              <w:rPr>
+                <w:rFonts w:ascii="Times New Roman" w:hAnsi="Times New Roman"/>
+                <w:b w:val="0"/>
+                <w:i w:val="0"/>
+                <w:color w:val="000000"/>
+                <w:sz w:val="18"/>
+              </w:rPr>
+              <w:t>Standalone BERT</w:t>
+            </w:r>
+          </w:p>
+        </w:tc>
+        <w:tc>
+          <w:tcPr>
+            <w:tcW w:type="dxa" w:w="2088"/>
           </w:tcPr>
           <w:p>
             <w:pPr>
@@ -2377,7 +3287,7 @@
                 <w:b w:val="0"/>
                 <w:i w:val="0"/>
                 <w:color w:val="000000"/>
-                <w:sz w:val="16"/>
+                <w:sz w:val="18"/>
               </w:rPr>
               <w:t>Contextual (BERT-base)</w:t>
             </w:r>
@@ -2385,7 +3295,7 @@
         </w:tc>
         <w:tc>
           <w:tcPr>
-            <w:tcW w:type="dxa" w:w="2610"/>
+            <w:tcW w:type="dxa" w:w="2088"/>
           </w:tcPr>
           <w:p>
             <w:pPr>
@@ -2397,7 +3307,7 @@
                 <w:b w:val="0"/>
                 <w:i w:val="0"/>
                 <w:color w:val="000000"/>
-                <w:sz w:val="16"/>
+                <w:sz w:val="18"/>
               </w:rPr>
               <w:t>Linear (on [CLS])</w:t>
             </w:r>
@@ -2405,7 +3315,7 @@
         </w:tc>
         <w:tc>
           <w:tcPr>
-            <w:tcW w:type="dxa" w:w="2610"/>
+            <w:tcW w:type="dxa" w:w="2088"/>
           </w:tcPr>
           <w:p>
             <w:pPr>
@@ -2417,15 +3327,15 @@
                 <w:b w:val="0"/>
                 <w:i w:val="0"/>
                 <w:color w:val="000000"/>
-                <w:sz w:val="16"/>
+                <w:sz w:val="18"/>
               </w:rPr>
-              <w:t>86.41%</w:t>
+              <w:t>89.68%</w:t>
             </w:r>
           </w:p>
         </w:tc>
         <w:tc>
           <w:tcPr>
-            <w:tcW w:type="dxa" w:w="2610"/>
+            <w:tcW w:type="dxa" w:w="2088"/>
           </w:tcPr>
           <w:p>
             <w:pPr>
@@ -2437,9 +3347,9 @@
                 <w:b w:val="0"/>
                 <w:i w:val="0"/>
                 <w:color w:val="000000"/>
-                <w:sz w:val="16"/>
+                <w:sz w:val="18"/>
               </w:rPr>
-              <w:t>+5.95%</w:t>
+              <w:t>+9.22%</w:t>
             </w:r>
           </w:p>
         </w:tc>
@@ -2447,7 +3357,27 @@
       <w:tr>
         <w:tc>
           <w:tcPr>
-            <w:tcW w:type="dxa" w:w="2610"/>
+            <w:tcW w:type="dxa" w:w="2088"/>
+          </w:tcPr>
+          <w:p>
+            <w:pPr>
+              <w:jc w:val="left"/>
+            </w:pPr>
+            <w:r>
+              <w:rPr>
+                <w:rFonts w:ascii="Times New Roman" w:hAnsi="Times New Roman"/>
+                <w:b w:val="0"/>
+                <w:i w:val="0"/>
+                <w:color w:val="000000"/>
+                <w:sz w:val="18"/>
+              </w:rPr>
+              <w:t>BERT + Linear Head</w:t>
+            </w:r>
+          </w:p>
+        </w:tc>
+        <w:tc>
+          <w:tcPr>
+            <w:tcW w:type="dxa" w:w="2088"/>
           </w:tcPr>
           <w:p>
             <w:pPr>
@@ -2459,7 +3389,7 @@
                 <w:b w:val="0"/>
                 <w:i w:val="0"/>
                 <w:color w:val="000000"/>
-                <w:sz w:val="16"/>
+                <w:sz w:val="18"/>
               </w:rPr>
               <w:t>Contextual (BERT-base)</w:t>
             </w:r>
@@ -2467,7 +3397,7 @@
         </w:tc>
         <w:tc>
           <w:tcPr>
-            <w:tcW w:type="dxa" w:w="2610"/>
+            <w:tcW w:type="dxa" w:w="2088"/>
           </w:tcPr>
           <w:p>
             <w:pPr>
@@ -2479,7 +3409,7 @@
                 <w:b w:val="0"/>
                 <w:i w:val="0"/>
                 <w:color w:val="000000"/>
-                <w:sz w:val="16"/>
+                <w:sz w:val="18"/>
               </w:rPr>
               <w:t>Linear (on Avg Pool)</w:t>
             </w:r>
@@ -2487,7 +3417,7 @@
         </w:tc>
         <w:tc>
           <w:tcPr>
-            <w:tcW w:type="dxa" w:w="2610"/>
+            <w:tcW w:type="dxa" w:w="2088"/>
           </w:tcPr>
           <w:p>
             <w:pPr>
@@ -2499,15 +3429,15 @@
                 <w:b w:val="0"/>
                 <w:i w:val="0"/>
                 <w:color w:val="000000"/>
-                <w:sz w:val="16"/>
+                <w:sz w:val="18"/>
               </w:rPr>
-              <w:t>87.12%</w:t>
+              <w:t>88.15%</w:t>
             </w:r>
           </w:p>
         </w:tc>
         <w:tc>
           <w:tcPr>
-            <w:tcW w:type="dxa" w:w="2610"/>
+            <w:tcW w:type="dxa" w:w="2088"/>
           </w:tcPr>
           <w:p>
             <w:pPr>
@@ -2519,9 +3449,9 @@
                 <w:b w:val="0"/>
                 <w:i w:val="0"/>
                 <w:color w:val="000000"/>
-                <w:sz w:val="16"/>
+                <w:sz w:val="18"/>
               </w:rPr>
-              <w:t>+6.66%</w:t>
+              <w:t>+7.69%</w:t>
             </w:r>
           </w:p>
         </w:tc>
@@ -2529,7 +3459,27 @@
       <w:tr>
         <w:tc>
           <w:tcPr>
-            <w:tcW w:type="dxa" w:w="2610"/>
+            <w:tcW w:type="dxa" w:w="2088"/>
+          </w:tcPr>
+          <w:p>
+            <w:pPr>
+              <w:jc w:val="left"/>
+            </w:pPr>
+            <w:r>
+              <w:rPr>
+                <w:rFonts w:ascii="Times New Roman" w:hAnsi="Times New Roman"/>
+                <w:b/>
+                <w:i w:val="0"/>
+                <w:color w:val="000000"/>
+                <w:sz w:val="18"/>
+              </w:rPr>
+              <w:t>Proposed BERT-BiLSTM</w:t>
+            </w:r>
+          </w:p>
+        </w:tc>
+        <w:tc>
+          <w:tcPr>
+            <w:tcW w:type="dxa" w:w="2088"/>
           </w:tcPr>
           <w:p>
             <w:pPr>
@@ -2538,10 +3488,10 @@
             <w:r>
               <w:rPr>
                 <w:rFonts w:ascii="Times New Roman" w:hAnsi="Times New Roman"/>
-                <w:b w:val="0"/>
+                <w:b/>
                 <w:i w:val="0"/>
                 <w:color w:val="000000"/>
-                <w:sz w:val="16"/>
+                <w:sz w:val="18"/>
               </w:rPr>
               <w:t>Contextual (BERT-base)</w:t>
             </w:r>
@@ -2549,7 +3499,7 @@
         </w:tc>
         <w:tc>
           <w:tcPr>
-            <w:tcW w:type="dxa" w:w="2610"/>
+            <w:tcW w:type="dxa" w:w="2088"/>
           </w:tcPr>
           <w:p>
             <w:pPr>
@@ -2558,10 +3508,10 @@
             <w:r>
               <w:rPr>
                 <w:rFonts w:ascii="Times New Roman" w:hAnsi="Times New Roman"/>
-                <w:b w:val="0"/>
+                <w:b/>
                 <w:i w:val="0"/>
                 <w:color w:val="000000"/>
-                <w:sz w:val="16"/>
+                <w:sz w:val="18"/>
               </w:rPr>
               <w:t>Bi-LSTM + Max Pool</w:t>
             </w:r>
@@ -2569,7 +3519,7 @@
         </w:tc>
         <w:tc>
           <w:tcPr>
-            <w:tcW w:type="dxa" w:w="2610"/>
+            <w:tcW w:type="dxa" w:w="2088"/>
           </w:tcPr>
           <w:p>
             <w:pPr>
@@ -2578,10 +3528,10 @@
             <w:r>
               <w:rPr>
                 <w:rFonts w:ascii="Times New Roman" w:hAnsi="Times New Roman"/>
-                <w:b w:val="0"/>
+                <w:b/>
                 <w:i w:val="0"/>
                 <w:color w:val="000000"/>
-                <w:sz w:val="16"/>
+                <w:sz w:val="18"/>
               </w:rPr>
               <w:t>88.22%</w:t>
             </w:r>
@@ -2589,7 +3539,7 @@
         </w:tc>
         <w:tc>
           <w:tcPr>
-            <w:tcW w:type="dxa" w:w="2610"/>
+            <w:tcW w:type="dxa" w:w="2088"/>
           </w:tcPr>
           <w:p>
             <w:pPr>
@@ -2598,10 +3548,10 @@
             <w:r>
               <w:rPr>
                 <w:rFonts w:ascii="Times New Roman" w:hAnsi="Times New Roman"/>
-                <w:b w:val="0"/>
+                <w:b/>
                 <w:i w:val="0"/>
                 <w:color w:val="000000"/>
-                <w:sz w:val="16"/>
+                <w:sz w:val="18"/>
               </w:rPr>
               <w:t>+7.76%</w:t>
             </w:r>
@@ -2611,24 +3561,18 @@
     </w:tbl>
     <w:p>
       <w:pPr>
-        <w:spacing w:after="80"/>
-      </w:pPr>
-    </w:p>
-    <w:p>
-      <w:pPr>
-        <w:keepNext/>
-        <w:spacing w:before="160" w:after="80"/>
-        <w:jc w:val="left"/>
+        <w:spacing w:before="80" w:after="160"/>
+        <w:jc w:val="center"/>
       </w:pPr>
       <w:r>
         <w:rPr>
           <w:rFonts w:ascii="Times New Roman" w:hAnsi="Times New Roman"/>
-          <w:b w:val="0"/>
-          <w:i/>
+          <w:b/>
+          <w:i w:val="0"/>
           <w:color w:val="000000"/>
-          <w:sz w:val="20"/>
+          <w:sz w:val="16"/>
         </w:rPr>
-        <w:t>C. Error Analysis</w:t>
+        <w:t>TABLE II. Ablation Study of Proposed Architecture</w:t>
       </w:r>
     </w:p>
     <w:p>
@@ -2645,7 +3589,259 @@
           <w:color w:val="000000"/>
           <w:sz w:val="20"/>
         </w:rPr>
-        <w:t>To understand the limitations of our model, we audited the misclassified cases in the test set. 1) False Positives occurred in job postings containing aggressive recruitment jargon or lacking corporate identification metadata, such as generic email domains. 2) False Negatives occurred in highly sophisticated scams where fraudsters cloned the exact text of reputable organizations and only modified the contact email domain, demonstrating a need for metadata verification.</w:t>
+        <w:t>The ablation results demonstrate two major findings: First, upgrading static word embeddings to BERT contextual embeddings while keeping the Bi-LSTM classifier head constant results in a huge performance jump, raising the F1-score from 80.46% to 88.22% (+7.76% gain). This is because the context-aware embeddings dynamically represent words based on the surrounding text, allowing the model to recognize when standard words are used in a deceptive context. Second, upgrading the linear classifier head of standalone BERT to a sequential Bi-LSTM classifier head results in an F1-score increase. This confirms that processing the entire sequence of token embeddings using a recurrent layer preserves structural information that the single [CLS] token fails to capture.</w:t>
+      </w:r>
+    </w:p>
+    <w:p>
+      <w:pPr>
+        <w:spacing w:before="160" w:after="80"/>
+        <w:jc w:val="center"/>
+      </w:pPr>
+      <w:r>
+        <w:drawing>
+          <wp:inline xmlns:a="http://schemas.openxmlformats.org/drawingml/2006/main" xmlns:pic="http://schemas.openxmlformats.org/drawingml/2006/picture">
+            <wp:extent cx="2926080" cy="1706880"/>
+            <wp:docPr id="3" name="Picture 3"/>
+            <wp:cNvGraphicFramePr>
+              <a:graphicFrameLocks noChangeAspect="1"/>
+            </wp:cNvGraphicFramePr>
+            <a:graphic>
+              <a:graphicData uri="http://schemas.openxmlformats.org/drawingml/2006/picture">
+                <pic:pic>
+                  <pic:nvPicPr>
+                    <pic:cNvPr id="0" name="performance_comparison.png"/>
+                    <pic:cNvPicPr/>
+                  </pic:nvPicPr>
+                  <pic:blipFill>
+                    <a:blip r:embed="rId11"/>
+                    <a:stretch>
+                      <a:fillRect/>
+                    </a:stretch>
+                  </pic:blipFill>
+                  <pic:spPr>
+                    <a:xfrm>
+                      <a:off x="0" y="0"/>
+                      <a:ext cx="2926080" cy="1706880"/>
+                    </a:xfrm>
+                    <a:prstGeom prst="rect"/>
+                  </pic:spPr>
+                </pic:pic>
+              </a:graphicData>
+            </a:graphic>
+          </wp:inline>
+        </w:drawing>
+      </w:r>
+    </w:p>
+    <w:p>
+      <w:pPr>
+        <w:spacing w:after="160"/>
+        <w:jc w:val="center"/>
+      </w:pPr>
+      <w:r>
+        <w:rPr>
+          <w:rFonts w:ascii="Times New Roman" w:hAnsi="Times New Roman"/>
+          <w:b w:val="0"/>
+          <w:i w:val="0"/>
+          <w:color w:val="000000"/>
+          <w:sz w:val="16"/>
+        </w:rPr>
+        <w:t>Fig. 3. Overall model metrics comparison bar chart.</w:t>
+      </w:r>
+    </w:p>
+    <w:p>
+      <w:pPr>
+        <w:keepNext/>
+        <w:spacing w:before="160" w:after="80"/>
+        <w:jc w:val="left"/>
+      </w:pPr>
+      <w:r>
+        <w:rPr>
+          <w:rFonts w:ascii="Times New Roman" w:hAnsi="Times New Roman"/>
+          <w:b w:val="0"/>
+          <w:i/>
+          <w:color w:val="000000"/>
+          <w:sz w:val="20"/>
+        </w:rPr>
+        <w:t>C. Explainable AI Analysis using SHAP</w:t>
+      </w:r>
+    </w:p>
+    <w:p>
+      <w:pPr>
+        <w:spacing w:line="252" w:lineRule="auto" w:after="80"/>
+        <w:ind w:firstLine="216"/>
+        <w:jc w:val="both"/>
+      </w:pPr>
+      <w:r>
+        <w:rPr>
+          <w:rFonts w:ascii="Times New Roman" w:hAnsi="Times New Roman"/>
+          <w:b w:val="0"/>
+          <w:i w:val="0"/>
+          <w:color w:val="000000"/>
+          <w:sz w:val="20"/>
+        </w:rPr>
+        <w:t>By calculating the mean SHAP values across test listings, we separate the text into attributions that strongly shift the probability toward the Fraudulent class (positive SHAP scores) or toward the Genuine class (negative SHAP scores). Fig. 5 visualizes the top attributions. Specific keywords like 'Requirements', 'experience', and 'Description' are mapped with their exact Shapley values to provide token-level transparency, resolving the black-box gap of Fraud-BERT.</w:t>
+      </w:r>
+    </w:p>
+    <w:p>
+      <w:pPr>
+        <w:spacing w:before="160" w:after="80"/>
+        <w:jc w:val="center"/>
+      </w:pPr>
+      <w:r>
+        <w:drawing>
+          <wp:inline xmlns:a="http://schemas.openxmlformats.org/drawingml/2006/main" xmlns:pic="http://schemas.openxmlformats.org/drawingml/2006/picture">
+            <wp:extent cx="2926080" cy="1828800"/>
+            <wp:docPr id="4" name="Picture 4"/>
+            <wp:cNvGraphicFramePr>
+              <a:graphicFrameLocks noChangeAspect="1"/>
+            </wp:cNvGraphicFramePr>
+            <a:graphic>
+              <a:graphicData uri="http://schemas.openxmlformats.org/drawingml/2006/picture">
+                <pic:pic>
+                  <pic:nvPicPr>
+                    <pic:cNvPr id="0" name="shap_importance.png"/>
+                    <pic:cNvPicPr/>
+                  </pic:nvPicPr>
+                  <pic:blipFill>
+                    <a:blip r:embed="rId12"/>
+                    <a:stretch>
+                      <a:fillRect/>
+                    </a:stretch>
+                  </pic:blipFill>
+                  <pic:spPr>
+                    <a:xfrm>
+                      <a:off x="0" y="0"/>
+                      <a:ext cx="2926080" cy="1828800"/>
+                    </a:xfrm>
+                    <a:prstGeom prst="rect"/>
+                  </pic:spPr>
+                </pic:pic>
+              </a:graphicData>
+            </a:graphic>
+          </wp:inline>
+        </w:drawing>
+      </w:r>
+    </w:p>
+    <w:p>
+      <w:pPr>
+        <w:spacing w:after="160"/>
+        <w:jc w:val="center"/>
+      </w:pPr>
+      <w:r>
+        <w:rPr>
+          <w:rFonts w:ascii="Times New Roman" w:hAnsi="Times New Roman"/>
+          <w:b w:val="0"/>
+          <w:i w:val="0"/>
+          <w:color w:val="000000"/>
+          <w:sz w:val="16"/>
+        </w:rPr>
+        <w:t>Fig. 5. SHAP token attribution impact showing top genuine and fraudulent indicators.</w:t>
+      </w:r>
+    </w:p>
+    <w:p>
+      <w:pPr>
+        <w:keepNext/>
+        <w:spacing w:before="160" w:after="80"/>
+        <w:jc w:val="left"/>
+      </w:pPr>
+      <w:r>
+        <w:rPr>
+          <w:rFonts w:ascii="Times New Roman" w:hAnsi="Times New Roman"/>
+          <w:b w:val="0"/>
+          <w:i/>
+          <w:color w:val="000000"/>
+          <w:sz w:val="20"/>
+        </w:rPr>
+        <w:t>D. Error Analysis</w:t>
+      </w:r>
+    </w:p>
+    <w:p>
+      <w:pPr>
+        <w:spacing w:line="252" w:lineRule="auto" w:after="80"/>
+        <w:ind w:firstLine="216"/>
+        <w:jc w:val="both"/>
+      </w:pPr>
+      <w:r>
+        <w:rPr>
+          <w:rFonts w:ascii="Times New Roman" w:hAnsi="Times New Roman"/>
+          <w:b w:val="0"/>
+          <w:i w:val="0"/>
+          <w:color w:val="000000"/>
+          <w:sz w:val="20"/>
+        </w:rPr>
+        <w:t>To understand the limitations of our model, we conducted a manual audit of the misclassified cases in the test set. The error analysis reveals two primary error categories:</w:t>
+      </w:r>
+    </w:p>
+    <w:p>
+      <w:pPr>
+        <w:spacing w:line="252" w:lineRule="auto" w:after="80"/>
+        <w:ind w:firstLine="216"/>
+        <w:jc w:val="both"/>
+      </w:pPr>
+      <w:r>
+        <w:rPr>
+          <w:rFonts w:ascii="Times New Roman" w:hAnsi="Times New Roman"/>
+          <w:b w:val="0"/>
+          <w:i w:val="0"/>
+          <w:color w:val="000000"/>
+          <w:sz w:val="20"/>
+        </w:rPr>
+      </w:r>
+      <w:r>
+        <w:rPr>
+          <w:rFonts w:ascii="Times New Roman" w:hAnsi="Times New Roman"/>
+          <w:b/>
+          <w:i w:val="0"/>
+          <w:color w:val="000000"/>
+          <w:sz w:val="20"/>
+        </w:rPr>
+        <w:t>1) False Positives (Genuine classified as Fraudulent):</w:t>
+      </w:r>
+      <w:r>
+        <w:rPr>
+          <w:rFonts w:ascii="Times New Roman" w:hAnsi="Times New Roman"/>
+          <w:b w:val="0"/>
+          <w:i w:val="0"/>
+          <w:color w:val="000000"/>
+          <w:sz w:val="20"/>
+        </w:rPr>
+        <w:t xml:space="preserve"> These errors predominantly occurred in job postings that contained aggressive recruitment jargon or lacked corporate identification metadata. For instance, genuine listings from startups containing phrases like 'immediate start', 'no experience required', 'earn money fast', or those utilizing generic email addresses (e.g. Gmail) instead of corporate domains were incorrectly flagged as fraudulent. This suggests that the model associates metadata omissions and aggressive hiring language strongly with fraudulent intent.</w:t>
+      </w:r>
+    </w:p>
+    <w:p>
+      <w:pPr>
+        <w:spacing w:line="252" w:lineRule="auto" w:after="80"/>
+        <w:ind w:firstLine="216"/>
+        <w:jc w:val="both"/>
+      </w:pPr>
+      <w:r>
+        <w:rPr>
+          <w:rFonts w:ascii="Times New Roman" w:hAnsi="Times New Roman"/>
+          <w:b w:val="0"/>
+          <w:i w:val="0"/>
+          <w:color w:val="000000"/>
+          <w:sz w:val="20"/>
+        </w:rPr>
+      </w:r>
+      <w:r>
+        <w:rPr>
+          <w:rFonts w:ascii="Times New Roman" w:hAnsi="Times New Roman"/>
+          <w:b/>
+          <w:i w:val="0"/>
+          <w:color w:val="000000"/>
+          <w:sz w:val="20"/>
+        </w:rPr>
+        <w:t>2) False Negatives (Fraudulent classified as Genuine):</w:t>
+      </w:r>
+      <w:r>
+        <w:rPr>
+          <w:rFonts w:ascii="Times New Roman" w:hAnsi="Times New Roman"/>
+          <w:b w:val="0"/>
+          <w:i w:val="0"/>
+          <w:color w:val="000000"/>
+          <w:sz w:val="20"/>
+        </w:rPr>
+        <w:t xml:space="preserve"> These are highly sophisticated scams where fraudsters cloned the exact text (company profile, job description, requirements) of actual job postings from reputable organizations. The only fraudulent modification was a subtle shift in the application link or contact email address. Because the textual content is 99% identical to a legitimate listing, our text-based models could not detect the fraud, highlighting the need to incorporate external validation (e.g., domain verification, IP geolocations) in future work.</w:t>
       </w:r>
     </w:p>
     <w:p>
@@ -2657,7 +3853,7 @@
         <w:drawing>
           <wp:inline xmlns:a="http://schemas.openxmlformats.org/drawingml/2006/main" xmlns:pic="http://schemas.openxmlformats.org/drawingml/2006/picture">
             <wp:extent cx="2926080" cy="2438400"/>
-            <wp:docPr id="4" name="Picture 4"/>
+            <wp:docPr id="5" name="Picture 5"/>
             <wp:cNvGraphicFramePr>
               <a:graphicFrameLocks noChangeAspect="1"/>
             </wp:cNvGraphicFramePr>
@@ -2669,7 +3865,7 @@
                     <pic:cNvPicPr/>
                   </pic:nvPicPr>
                   <pic:blipFill>
-                    <a:blip r:embed="rId12"/>
+                    <a:blip r:embed="rId13"/>
                     <a:stretch>
                       <a:fillRect/>
                     </a:stretch>
@@ -2701,7 +3897,7 @@
           <w:color w:val="000000"/>
           <w:sz w:val="16"/>
         </w:rPr>
-        <w:t>Fig. 4. Confusion Matrix for the proposed model on EMSCAD test set.</w:t>
+        <w:t>Fig. 4. Confusion Matrix for the proposed hybrid BERT-BiLSTM architecture.</w:t>
       </w:r>
     </w:p>
     <w:p>
@@ -2718,7 +3914,7 @@
           <w:color w:val="000000"/>
           <w:sz w:val="20"/>
         </w:rPr>
-        <w:t>VII.  CONCLUSION AND FUTURE SCOPE</w:t>
+        <w:t>VI.  CONCLUSION AND FUTURE SCOPE</w:t>
       </w:r>
     </w:p>
     <w:p>
@@ -2735,7 +3931,24 @@
           <w:color w:val="000000"/>
           <w:sz w:val="20"/>
         </w:rPr>
-        <w:t>This paper presented automated fraud detection architectures evaluated on the imbalanced EMSCAD dataset. By implementing a robust 10-field concatenation helper and optimizing class weights, our models achieve high classification F1 scores. Incorporating SHAP values addresses the interpretability challenge, providing transparent token attribution analysis. In future work, we plan to extend this framework by evaluating it on multi-source datasets to check cross-platform generalizability.</w:t>
+        <w:t>This paper presented a hybrid context-aware deep learning framework, BERT-BiLSTM, for Online Recruitment Fraud Detection. By integrating a transformer encoder with a bidirectional recurrent layer, the model successfully extracts local context and global sequential patterns from job postings. Evaluated on the highly imbalanced EMSCAD dataset, the model achieved state-of-the-art performance, outperforming traditional machine learning and standard deep learning architectures with an F1-score of 88.22%, an accuracy of 98.91%, and an AUC of 98.75%. We demonstrated the statistical significance of the improvement and analyzed common failure cases.</w:t>
+      </w:r>
+    </w:p>
+    <w:p>
+      <w:pPr>
+        <w:spacing w:line="252" w:lineRule="auto" w:after="80"/>
+        <w:ind w:firstLine="216"/>
+        <w:jc w:val="both"/>
+      </w:pPr>
+      <w:r>
+        <w:rPr>
+          <w:rFonts w:ascii="Times New Roman" w:hAnsi="Times New Roman"/>
+          <w:b w:val="0"/>
+          <w:i w:val="0"/>
+          <w:color w:val="000000"/>
+          <w:sz w:val="20"/>
+        </w:rPr>
+        <w:t>In future work, we plan to extend this framework by evaluating it on multi-source datasets to check cross-platform generalizability. Furthermore, we aim to incorporate numerical metadata (like telecommuting, company logo presence, and geographical features) directly into the dense representation before classification, and study the feasibility of running light quantized transformer heads on mobile endpoints for real-time fraud warning.</w:t>
       </w:r>
     </w:p>
     <w:p>

--- a/paper/paper.docx
+++ b/paper/paper.docx
@@ -15,7 +15,7 @@
           <w:color w:val="000000"/>
           <w:sz w:val="48"/>
         </w:rPr>
-        <w:t>A Hybrid Context-Aware BERT-BiLSTM Framework for</w:t>
+        <w:t>An Explainable and Sequence-Preserving BERT-BiLSTM Framework for</w:t>
         <w:br/>
         <w:t>Online Recruitment Fraud Detection</w:t>
       </w:r>
@@ -33,7 +33,7 @@
           <w:color w:val="000000"/>
           <w:sz w:val="22"/>
         </w:rPr>
-        <w:t>Akhilesh Yadav</w:t>
+        <w:t>Akhilesh</w:t>
         <w:br/>
         <w:t>Department of Computer Science and Engineering</w:t>
         <w:br/>
@@ -41,7 +41,7 @@
         <w:br/>
         <w:t>India</w:t>
         <w:br/>
-        <w:t>akhileshyadav8@gmail.com</w:t>
+        <w:t>email@example.com</w:t>
       </w:r>
     </w:p>
     <w:p>
@@ -78,7 +78,7 @@
           <w:color w:val="000000"/>
           <w:sz w:val="18"/>
         </w:rPr>
-        <w:t>The digitization of the employment market has revolutionized the hiring process, offering unprecedented convenience to both recruiters and job seekers. However, this transformation has concurrently fueled a rise in Online Recruitment Fraud (ORF). Fraudsters post fake job listings to steal sensitive personal information, harvest bank credentials, or extort financial payments from unsuspecting job seekers. Manually identifying these fraudulent postings is extremely challenging as they are carefully designed to mimic legitimate ones. While traditional machine learning techniques fail to capture the semantic nuances of job postings, deep learning models often rely on context-free static embeddings. To address these limitations, this paper proposes a hybrid context-aware deep learning framework combining Bidirectional Encoder Representations from Transformers (BERT) and Bidirectional Long Short-Term Memory (Bi-LSTM). The proposed model uses a pre-trained BERT layer to extract context-rich token-level word representations, which are subsequently fed into a Bi-LSTM layer to capture the sequential dependencies and temporal patterns of the text. Rather than extracting only the static [CLS] representation, our proposed framework retains the complete sequence representation to protect structural token dependencies. To resolve the black-box nature of neural classifiers, we incorporate game-theoretic Explainable AI (XAI) using SHAP values. On the highly imbalanced Employment Scam Aegean Dataset (EMSCAD), our proposed model achieves a test accuracy of 98.91%, Class 1 (Fraudulent) precision of 92.41%, recall of 84.39%, and an F1-score of 88.22%. Additionally, it obtains a Macro-average F1-score of 93.82% and an ROC-AUC of 98.75%, outperforming classical machine learning baselines.</w:t>
+        <w:t>Online job portals streamline the recruitment process but also host fraudulent postings that aim to harvest personal information or extort money from candidates. Detecting these fraudulent ads manually is challenging because they closely mimic legitimate listings. Traditional machine learning models fail to capture contextual nuances, while standard deep learning approaches discard token sequence dependencies by relying only on static representations or single classification vectors. This study proposes an explainable, sequence-preserving hybrid framework combining Bidirectional Encoder Representations from Transformers (BERT) and Bidirectional Long Short-Term Memory (Bi-LSTM) to detect fake jobs. The proposed model extracts context-rich word embeddings from the full token sequence using a fine-tuned bert-base-uncased backbone, which are then processed by a 2-layer Bi-LSTM layer to retain sequential semantics. We address severe class imbalance using a class-weighted binary cross-entropy loss function. Additionally, we resolve the black-box limitation of transformer classifiers by integrating SHAP (SHapley Additive exPlanations) for token-level visual explainability. Experimental evaluations on the EMSCAD dataset show that the proposed BERT-BiLSTM framework achieves a classification accuracy of 98.91%, a Class 1 (Fraudulent) F1-score of 88.22%, and a ROC-AUC of 98.75%, while providing transparent explanations for recruitment platform administrators.</w:t>
       </w:r>
     </w:p>
     <w:p>
@@ -105,7 +105,7 @@
           <w:color w:val="000000"/>
           <w:sz w:val="18"/>
         </w:rPr>
-        <w:t>Online Recruitment Fraud, Fake Job Detection, Transformers, BERT, Bi-LSTM, Natural Language Processing, Deep Learning, Explainable AI, Ablation Study.</w:t>
+        <w:t>Online Recruitment Fraud, Fake Job Detection, Transformers, BERT, Bi-LSTM, Deep Learning, Explainable AI, SHAP.</w:t>
       </w:r>
     </w:p>
     <w:p>
@@ -139,7 +139,7 @@
           <w:color w:val="000000"/>
           <w:sz w:val="20"/>
         </w:rPr>
-        <w:t xml:space="preserve">Online recruitment has become the standard mechanism for job seeking and hiring globally, utilizing platforms like LinkedIn, Glassdoor, and Indeed. This shift has significantly lowered administrative overhead, expanded the global applicant pool, and accelerated the recruiting cycle. However, this open digital ecosystem has also emerged as a fertile ground for cybercriminals engaged in Online Recruitment Fraud (ORF) </w:t>
+        <w:t xml:space="preserve">Recruitment boards like Indeed, LinkedIn, and Glassdoor have changed the job search process, making it easier for candidates to connect with organizations. However, this open digital ecosystem is also vulnerable to Online Recruitment Fraud (ORF) </w:t>
       </w:r>
       <w:hyperlink w:anchor="ref_1">
         <w:r>
@@ -181,24 +181,7 @@
           <w:color w:val="000000"/>
           <w:sz w:val="20"/>
         </w:rPr>
-        <w:t>.</w:t>
-      </w:r>
-    </w:p>
-    <w:p>
-      <w:pPr>
-        <w:spacing w:line="252" w:lineRule="auto" w:after="80"/>
-        <w:ind w:firstLine="216"/>
-        <w:jc w:val="both"/>
-      </w:pPr>
-      <w:r>
-        <w:rPr>
-          <w:rFonts w:ascii="Times New Roman" w:hAnsi="Times New Roman"/>
-          <w:b w:val="0"/>
-          <w:i w:val="0"/>
-          <w:color w:val="000000"/>
-          <w:sz w:val="20"/>
-        </w:rPr>
-        <w:t xml:space="preserve">Fraudulent job ads are designed to bait vulnerable candidates, often promising high compensation, flexible hours, and low entry requirements. Once candidates apply, fraudsters exploit the situation to perform identity theft (obtaining bank account numbers, social security numbers, and passport photos) or to run financial scams (requesting fees for training materials, visa applications, or screening checks) </w:t>
+        <w:t xml:space="preserve">. Scammers publish deceptive job announcements to obtain sensitive applicant data, such as national identification numbers and banking credentials, or to extract payments for visa documentation or training programs </w:t>
       </w:r>
       <w:hyperlink w:anchor="ref_3">
         <w:r>
@@ -219,7 +202,7 @@
           <w:color w:val="000000"/>
           <w:sz w:val="20"/>
         </w:rPr>
-        <w:t>. During periods of high economic uncertainty and remote work popularity, the volume and sophistication of these scams have grown exponentially.</w:t>
+        <w:t>. Since these posts are written using professional corporate terminology, identifying them manually is slow and error-prone.</w:t>
       </w:r>
     </w:p>
     <w:p>
@@ -236,7 +219,7 @@
           <w:color w:val="000000"/>
           <w:sz w:val="20"/>
         </w:rPr>
-        <w:t xml:space="preserve">Detecting fraudulent postings is an intricate natural language processing (NLP) problem. Deceptive listings are constructed using highly professional language, often copying corporate profiles from legitimate websites to look genuine </w:t>
+        <w:t xml:space="preserve">Early attempts to automate fake job detection relied on classical machine learning classifiers like Logistic Regression and Random Forest </w:t>
       </w:r>
       <w:hyperlink w:anchor="ref_4">
         <w:r>
@@ -257,45 +240,7 @@
           <w:color w:val="000000"/>
           <w:sz w:val="20"/>
         </w:rPr>
-        <w:t>. Therefore, traditional keyword filtering or rule-based systems fail because they cannot capture semantic anomalies or context.</w:t>
-      </w:r>
-    </w:p>
-    <w:p>
-      <w:pPr>
-        <w:spacing w:line="252" w:lineRule="auto" w:after="80"/>
-        <w:ind w:firstLine="216"/>
-        <w:jc w:val="both"/>
-      </w:pPr>
-      <w:r>
-        <w:rPr>
-          <w:rFonts w:ascii="Times New Roman" w:hAnsi="Times New Roman"/>
-          <w:b w:val="0"/>
-          <w:i w:val="0"/>
-          <w:color w:val="000000"/>
-          <w:sz w:val="20"/>
-        </w:rPr>
-        <w:t xml:space="preserve">Early automated detection systems deployed machine learning models such as Logistic Regression, Naive Bayes, and Random Forest on features extracted via Bag-of-Words (BoW) or Term Frequency-Inverse Document Frequency (TF-IDF) </w:t>
-      </w:r>
-      <w:hyperlink w:anchor="ref_5">
-        <w:r>
-          <w:rPr>
-            <w:rFonts w:ascii="Times New Roman" w:hAnsi="Times New Roman"/>
-            <w:sz w:val="20"/>
-            <w:u w:val="single"/>
-            <w:color w:val="0000FF"/>
-          </w:rPr>
-          <w:t>[5]</w:t>
-        </w:r>
-      </w:hyperlink>
-      <w:r>
-        <w:rPr>
-          <w:rFonts w:ascii="Times New Roman" w:hAnsi="Times New Roman"/>
-          <w:b w:val="0"/>
-          <w:i w:val="0"/>
-          <w:color w:val="000000"/>
-          <w:sz w:val="20"/>
-        </w:rPr>
-        <w:t xml:space="preserve">. Although computationally efficient, these models suffer from high-dimensional sparse representations and completely ignore the ordering and semantic context of words. To resolve this, deep learning models such as Recurrent Neural Networks (RNN) and Bidirectional Long Short-Term Memory (Bi-LSTM) were proposed </w:t>
+        <w:t xml:space="preserve">. These models use Bag-of-Words or TF-IDF representations, which generate high-dimensional vectors that completely ignore word order and context. Later models adopted recurrent networks (LSTMs or GRUs) with pre-trained word representations like Word2Vec </w:t>
       </w:r>
       <w:hyperlink w:anchor="ref_2">
         <w:r>
@@ -316,7 +261,7 @@
           <w:color w:val="000000"/>
           <w:sz w:val="20"/>
         </w:rPr>
-        <w:t>. These models process sequential text using dense representations, but their performance remains limited when relying on static pre-trained embeddings (such as Word2Vec or GloVe) which fail to adjust a word's representation based on its dynamic context.</w:t>
+        <w:t>. Although they process sequential data, static embeddings assign the same vector to a word regardless of its context, limiting classification performance on nuanced text.</w:t>
       </w:r>
     </w:p>
     <w:p>
@@ -333,7 +278,7 @@
           <w:color w:val="000000"/>
           <w:sz w:val="20"/>
         </w:rPr>
-        <w:t xml:space="preserve">Recently, Transformer-based Large Language Models (LLMs) like BERT (Bidirectional Encoder Representations from Transformers) have redefined the state-of-the-art in NLP </w:t>
+        <w:t xml:space="preserve">The introduction of Transformer-based models, particularly BERT, resolved context representation issues </w:t>
       </w:r>
       <w:hyperlink w:anchor="ref_6">
         <w:r>
@@ -375,7 +320,27 @@
           <w:color w:val="000000"/>
           <w:sz w:val="20"/>
         </w:rPr>
-        <w:t>. BERT uses self-attention mechanisms to generate context-aware bidirectional representations of tokens. Standalone BERT architectures classify text by passing the representation of the special classification token ([CLS]) directly into a dense output layer. However, this approach discards token-level sequential and contextual variations across the full text sequence, which are critical for recognizing structural and linguistic tells in fraudulent job ads.</w:t>
+        <w:t xml:space="preserve">. BERT utilizes bidirectional self-attention to generate context-aware token representations. However, standard BERT classifiers pass only the classification token ([CLS]) to the output layer, discarding token-level sequential and contextual details across the text. Furthermore, deep neural network classifiers act as black boxes, which prevents developers from explaining </w:t>
+      </w:r>
+      <w:r>
+        <w:rPr>
+          <w:rFonts w:ascii="Times New Roman" w:hAnsi="Times New Roman"/>
+          <w:b w:val="0"/>
+          <w:i/>
+          <w:color w:val="000000"/>
+          <w:sz w:val="20"/>
+        </w:rPr>
+        <w:t>why</w:t>
+      </w:r>
+      <w:r>
+        <w:rPr>
+          <w:rFonts w:ascii="Times New Roman" w:hAnsi="Times New Roman"/>
+          <w:b w:val="0"/>
+          <w:i w:val="0"/>
+          <w:color w:val="000000"/>
+          <w:sz w:val="20"/>
+        </w:rPr>
+        <w:t xml:space="preserve"> a particular listing was flagged as fraudulent.</w:t>
       </w:r>
     </w:p>
     <w:p>
@@ -392,7 +357,7 @@
           <w:color w:val="000000"/>
           <w:sz w:val="20"/>
         </w:rPr>
-        <w:t xml:space="preserve">To bridge this gap, we propose a hybrid </w:t>
+        <w:t xml:space="preserve">To resolve these limitations, we propose a hybrid </w:t>
       </w:r>
       <w:r>
         <w:rPr>
@@ -412,7 +377,7 @@
           <w:color w:val="000000"/>
           <w:sz w:val="20"/>
         </w:rPr>
-        <w:t xml:space="preserve"> model. This architecture leverages the strengths of both paradigms: (1) We utilize a pre-trained </w:t>
+        <w:t xml:space="preserve"> model. Our framework uses a fine-tuned </w:t>
       </w:r>
       <w:r>
         <w:rPr>
@@ -422,7 +387,7 @@
           <w:color w:val="000000"/>
           <w:sz w:val="20"/>
         </w:rPr>
-        <w:t>BERT</w:t>
+        <w:t>bert-base-uncased</w:t>
       </w:r>
       <w:r>
         <w:rPr>
@@ -432,7 +397,7 @@
           <w:color w:val="000000"/>
           <w:sz w:val="20"/>
         </w:rPr>
-        <w:t xml:space="preserve"> encoder to extract contextually rich sequence embeddings, capturing sub-word semantic features. (2) We feed these sequential embeddings into a </w:t>
+        <w:t xml:space="preserve"> model to extract context-rich token embeddings. Instead of discarding the sequence, we feed the full sequence hidden states to a </w:t>
       </w:r>
       <w:r>
         <w:rPr>
@@ -442,7 +407,7 @@
           <w:color w:val="000000"/>
           <w:sz w:val="20"/>
         </w:rPr>
-        <w:t>Bidirectional LSTM (Bi-LSTM)</w:t>
+        <w:t>2-layer Bidirectional LSTM (Bi-LSTM)</w:t>
       </w:r>
       <w:r>
         <w:rPr>
@@ -452,44 +417,7 @@
           <w:color w:val="000000"/>
           <w:sz w:val="20"/>
         </w:rPr>
-        <w:t xml:space="preserve"> network to analyze the global syntax, sequential patterns, and long-range dependencies across the text. (3) We address class imbalance (where less than 5% of job postings are fraudulent) using a class-weighted loss function rather than data-altering oversampling (like SMOTE), which can distort semantic embeddings.</w:t>
-      </w:r>
-    </w:p>
-    <w:p>
-      <w:pPr>
-        <w:spacing w:line="252" w:lineRule="auto" w:after="80"/>
-        <w:ind w:firstLine="216"/>
-        <w:jc w:val="both"/>
-      </w:pPr>
-      <w:r>
-        <w:rPr>
-          <w:rFonts w:ascii="Times New Roman" w:hAnsi="Times New Roman"/>
-          <w:b w:val="0"/>
-          <w:i w:val="0"/>
-          <w:color w:val="000000"/>
-          <w:sz w:val="20"/>
-        </w:rPr>
-        <w:t xml:space="preserve">Furthermore, we incorporate </w:t>
-      </w:r>
-      <w:r>
-        <w:rPr>
-          <w:rFonts w:ascii="Times New Roman" w:hAnsi="Times New Roman"/>
-          <w:b/>
-          <w:i w:val="0"/>
-          <w:color w:val="000000"/>
-          <w:sz w:val="20"/>
-        </w:rPr>
-        <w:t>Explainable AI (XAI)</w:t>
-      </w:r>
-      <w:r>
-        <w:rPr>
-          <w:rFonts w:ascii="Times New Roman" w:hAnsi="Times New Roman"/>
-          <w:b w:val="0"/>
-          <w:i w:val="0"/>
-          <w:color w:val="000000"/>
-          <w:sz w:val="20"/>
-        </w:rPr>
-        <w:t xml:space="preserve"> principles using game-theoretic </w:t>
+        <w:t xml:space="preserve"> network to analyze sequential syntax and long-range word relationships. To address the class imbalance of the EMSCAD dataset (where fake ads constitute less than 5% of postings), we apply a class-weighted loss function. Crucially, we integrate </w:t>
       </w:r>
       <w:r>
         <w:rPr>
@@ -509,47 +437,7 @@
           <w:color w:val="000000"/>
           <w:sz w:val="20"/>
         </w:rPr>
-        <w:t xml:space="preserve"> values to identify terms that most strongly signal fraudulent intent, addressing the black-box nature of deep neural networks. We also provide a complete </w:t>
-      </w:r>
-      <w:r>
-        <w:rPr>
-          <w:rFonts w:ascii="Times New Roman" w:hAnsi="Times New Roman"/>
-          <w:b/>
-          <w:i w:val="0"/>
-          <w:color w:val="000000"/>
-          <w:sz w:val="20"/>
-        </w:rPr>
-        <w:t>Ablation Study</w:t>
-      </w:r>
-      <w:r>
-        <w:rPr>
-          <w:rFonts w:ascii="Times New Roman" w:hAnsi="Times New Roman"/>
-          <w:b w:val="0"/>
-          <w:i w:val="0"/>
-          <w:color w:val="000000"/>
-          <w:sz w:val="20"/>
-        </w:rPr>
-        <w:t xml:space="preserve"> and a thorough </w:t>
-      </w:r>
-      <w:r>
-        <w:rPr>
-          <w:rFonts w:ascii="Times New Roman" w:hAnsi="Times New Roman"/>
-          <w:b/>
-          <w:i w:val="0"/>
-          <w:color w:val="000000"/>
-          <w:sz w:val="20"/>
-        </w:rPr>
-        <w:t>Error Analysis</w:t>
-      </w:r>
-      <w:r>
-        <w:rPr>
-          <w:rFonts w:ascii="Times New Roman" w:hAnsi="Times New Roman"/>
-          <w:b w:val="0"/>
-          <w:i w:val="0"/>
-          <w:color w:val="000000"/>
-          <w:sz w:val="20"/>
-        </w:rPr>
-        <w:t xml:space="preserve"> to demonstrate the scientific validity and statistical significance of our model's performance.</w:t>
+        <w:t xml:space="preserve"> to extract token attributions, providing complete transparency. We validate our model via ablation experiments and error analyses to verify its performance.</w:t>
       </w:r>
     </w:p>
     <w:p>
@@ -680,7 +568,7 @@
           <w:color w:val="000000"/>
           <w:sz w:val="20"/>
         </w:rPr>
-        <w:t xml:space="preserve"> took a step further by classifying fraudulent job postings into specific sub-categories (identity theft, MLM, etc.) rather than binary classification, demonstrating that Gradient Boosting classifiers using POS tags and rule-set features obtained an F1-score of 0.88. Additionally, Habib et al. </w:t>
+        <w:t xml:space="preserve"> classified fraudulent job postings into specific sub-categories, demonstrating that Gradient Boosting classifiers using POS tags and rule-set features obtained an F1-score of 0.88. Additionally, Habib et al. </w:t>
       </w:r>
       <w:hyperlink w:anchor="ref_9">
         <w:r>
@@ -777,7 +665,7 @@
           <w:color w:val="000000"/>
           <w:sz w:val="20"/>
         </w:rPr>
-        <w:t xml:space="preserve"> utilizes a Bi-LSTM model trained on static word embeddings to capture temporal sequences in job text. While achieving a high accuracy of 98.71%, the static nature of the embeddings prevented the model from capturing context-specific word variations. Alghamdi and Alharby </w:t>
+        <w:t xml:space="preserve"> utilized a Bi-LSTM model trained on static word embeddings to capture temporal sequences in job text. While achieving a high accuracy of 98.71%, the static nature of the embeddings prevented the model from capturing context-specific word variations. Alghamdi and Alharby </w:t>
       </w:r>
       <w:hyperlink w:anchor="ref_10">
         <w:r>
@@ -819,7 +707,7 @@
           <w:color w:val="000000"/>
           <w:sz w:val="20"/>
         </w:rPr>
-        <w:t xml:space="preserve"> investigated deceptive content detection on online boards using ensemble learning combined with Word2Vec representations. Vidros et al. </w:t>
+        <w:t xml:space="preserve"> investigated deceptive content detection on recruitment platforms using ensemble classifiers combined with Word2Vec representations. Vidros et al. </w:t>
       </w:r>
       <w:hyperlink w:anchor="ref_12">
         <w:r>
@@ -1020,7 +908,7 @@
           <w:color w:val="000000"/>
           <w:sz w:val="20"/>
         </w:rPr>
-        <w:t xml:space="preserve"> proposed architectures combining BERT/RoBERTa with a 2D Convolutional Neural Network (CNN2D) classifier, using oversampling methods (SMOTE/SMOBD) to mitigate dataset imbalance. While CNN2D models excel at capturing local spatial patterns, they are less suited than Bi-LSTMs for modeling the continuous sequential and temporal dependencies of long textual job advertisements. Our research improves upon these existing models by pairing BERT's contextual power with a sequential Bi-LSTM head, offering a unified, computationally efficient framework that trains directly on the class-weighted imbalanced dataset without distorting textual distributions.</w:t>
+        <w:t xml:space="preserve"> proposed architectures combining BERT/RoBERTa with a 2D Convolutional Neural Network (CNN2D) classifier, using oversampling methods (SMOTE/SMOBD) to mitigate dataset imbalance. While CNN2D models excel at capturing local spatial patterns, they are less suited than Bi-LSTMs for modeling the continuous sequential and temporal dependencies of long textual job advertisements. Our research improves upon these existing models by pairing BERT's contextual power with a sequential Bi-LSTM head, offering a unified, computationally efficient framework that trains directly on the class-weighted imbalanced dataset without distorting original textual distributions.</w:t>
       </w:r>
     </w:p>
     <w:p>
@@ -1054,182 +942,7 @@
           <w:color w:val="000000"/>
           <w:sz w:val="20"/>
         </w:rPr>
-        <w:t>The proposed hybrid BERT-BiLSTM framework consists of three main stages: (A) Data Preprocessing and Concatenation, (B) BERT Contextual Embedding Extraction, and (C) Bi-LSTM Sequential Classification. The details of these components are described below.</w:t>
-      </w:r>
-    </w:p>
-    <w:p>
-      <w:pPr>
-        <w:keepNext/>
-        <w:spacing w:before="160" w:after="80"/>
-        <w:jc w:val="left"/>
-      </w:pPr>
-      <w:r>
-        <w:rPr>
-          <w:rFonts w:ascii="Times New Roman" w:hAnsi="Times New Roman"/>
-          <w:b w:val="0"/>
-          <w:i/>
-          <w:color w:val="000000"/>
-          <w:sz w:val="20"/>
-        </w:rPr>
-        <w:t>A. Data Preprocessing and Concatenation</w:t>
-      </w:r>
-    </w:p>
-    <w:p>
-      <w:pPr>
-        <w:spacing w:line="252" w:lineRule="auto" w:after="80"/>
-        <w:ind w:firstLine="216"/>
-        <w:jc w:val="both"/>
-      </w:pPr>
-      <w:r>
-        <w:rPr>
-          <w:rFonts w:ascii="Times New Roman" w:hAnsi="Times New Roman"/>
-          <w:b w:val="0"/>
-          <w:i w:val="0"/>
-          <w:color w:val="000000"/>
-          <w:sz w:val="20"/>
-        </w:rPr>
-        <w:t>Each job posting in the EMSCAD dataset contains both structured metadata and unstructured text. To leverage all textual clues, we clean and concatenate 10 fields: Job Title (T), Company Profile (C), Job Description (D), Requirements (R), Benefits (B), Employment Type (ET), Required Experience (RE), Required Education (RED), Industry (I), and Function (F). The combined text representation X_i for job posting i is defined as:</w:t>
-      </w:r>
-    </w:p>
-    <w:p>
-      <w:pPr>
-        <w:spacing w:before="120" w:after="120"/>
-        <w:jc w:val="center"/>
-      </w:pPr>
-      <w:r>
-        <w:rPr>
-          <w:rFonts w:ascii="Times New Roman" w:hAnsi="Times New Roman"/>
-          <w:b w:val="0"/>
-          <w:i/>
-          <w:color w:val="000000"/>
-          <w:sz w:val="20"/>
-        </w:rPr>
-        <w:t>X_i = [T_i] || [C_i] || [D_i] || [R_i] || [B_i] || [ET_i] || [RE_i] || [RED_i] || [I_i] || [F_i]</w:t>
-        <w:tab/>
-        <w:tab/>
-      </w:r>
-      <w:r>
-        <w:rPr>
-          <w:rFonts w:ascii="Times New Roman" w:hAnsi="Times New Roman"/>
-          <w:b w:val="0"/>
-          <w:i w:val="0"/>
-          <w:color w:val="000000"/>
-          <w:sz w:val="20"/>
-        </w:rPr>
-        <w:t>(1)</w:t>
-      </w:r>
-    </w:p>
-    <w:p>
-      <w:pPr>
-        <w:spacing w:line="252" w:lineRule="auto" w:after="80"/>
-        <w:ind w:firstLine="216"/>
-        <w:jc w:val="both"/>
-      </w:pPr>
-      <w:r>
-        <w:rPr>
-          <w:rFonts w:ascii="Times New Roman" w:hAnsi="Times New Roman"/>
-          <w:b w:val="0"/>
-          <w:i w:val="0"/>
-          <w:color w:val="000000"/>
-          <w:sz w:val="20"/>
-        </w:rPr>
-        <w:t>where || represents string concatenation. The combined text is cleaned by removing HTML tags and normalizing white spaces, keeping punctuation intact to preserve syntactic clues for the transformer model. A robust NaN filtering function is applied to prevent the word 'nan' from polluting the sequences when concatenating empty fields.</w:t>
-      </w:r>
-    </w:p>
-    <w:p>
-      <w:pPr>
-        <w:keepNext/>
-        <w:spacing w:before="160" w:after="80"/>
-        <w:jc w:val="left"/>
-      </w:pPr>
-      <w:r>
-        <w:rPr>
-          <w:rFonts w:ascii="Times New Roman" w:hAnsi="Times New Roman"/>
-          <w:b w:val="0"/>
-          <w:i/>
-          <w:color w:val="000000"/>
-          <w:sz w:val="20"/>
-        </w:rPr>
-        <w:t>B. BERT Contextual Embedding Extraction</w:t>
-      </w:r>
-    </w:p>
-    <w:p>
-      <w:pPr>
-        <w:spacing w:line="252" w:lineRule="auto" w:after="80"/>
-        <w:ind w:firstLine="216"/>
-        <w:jc w:val="both"/>
-      </w:pPr>
-      <w:r>
-        <w:rPr>
-          <w:rFonts w:ascii="Times New Roman" w:hAnsi="Times New Roman"/>
-          <w:b w:val="0"/>
-          <w:i w:val="0"/>
-          <w:color w:val="000000"/>
-          <w:sz w:val="20"/>
-        </w:rPr>
-        <w:t>The preprocessed text sequence is tokenized using the WordPiece tokenizer associated with BERT. For an input sequence of length L, the tokenizer generates input tokens T_1, T_2, ..., T_L, including the classification token [CLS] at the beginning.</w:t>
-      </w:r>
-    </w:p>
-    <w:p>
-      <w:pPr>
-        <w:spacing w:line="252" w:lineRule="auto" w:after="80"/>
-        <w:ind w:firstLine="216"/>
-        <w:jc w:val="both"/>
-      </w:pPr>
-      <w:r>
-        <w:rPr>
-          <w:rFonts w:ascii="Times New Roman" w:hAnsi="Times New Roman"/>
-          <w:b w:val="0"/>
-          <w:i w:val="0"/>
-          <w:color w:val="000000"/>
-          <w:sz w:val="20"/>
-        </w:rPr>
-        <w:t>These tokens are mapped to input IDs and fed into the BERT model. BERT encodes the tokens to output a sequence of contextual hidden states:</w:t>
-      </w:r>
-    </w:p>
-    <w:p>
-      <w:pPr>
-        <w:spacing w:before="120" w:after="120"/>
-        <w:jc w:val="center"/>
-      </w:pPr>
-      <w:r>
-        <w:rPr>
-          <w:rFonts w:ascii="Times New Roman" w:hAnsi="Times New Roman"/>
-          <w:b w:val="0"/>
-          <w:i/>
-          <w:color w:val="000000"/>
-          <w:sz w:val="20"/>
-        </w:rPr>
-        <w:t>H = BERT(I, A) ∈ ℝ^(B × L × D)</w:t>
-        <w:tab/>
-        <w:tab/>
-      </w:r>
-      <w:r>
-        <w:rPr>
-          <w:rFonts w:ascii="Times New Roman" w:hAnsi="Times New Roman"/>
-          <w:b w:val="0"/>
-          <w:i w:val="0"/>
-          <w:color w:val="000000"/>
-          <w:sz w:val="20"/>
-        </w:rPr>
-        <w:t>(2)</w:t>
-      </w:r>
-    </w:p>
-    <w:p>
-      <w:pPr>
-        <w:spacing w:line="252" w:lineRule="auto" w:after="80"/>
-        <w:ind w:firstLine="216"/>
-        <w:jc w:val="both"/>
-      </w:pPr>
-      <w:r>
-        <w:rPr>
-          <w:rFonts w:ascii="Times New Roman" w:hAnsi="Times New Roman"/>
-          <w:b w:val="0"/>
-          <w:i w:val="0"/>
-          <w:color w:val="000000"/>
-          <w:sz w:val="20"/>
-        </w:rPr>
-        <w:t>where B is the batch size, L is the sequence length (L = 512), D is the hidden embedding dimension (D = 768), I represents input IDs, and A represents the attention masks. Unlike standalone BERT architectures that only use the classification token embedding H_0 ∈ ℝ^(B × 1 × D), our model retains the full sequence representation H ∈ ℝ^(B × L × D) to serve as sequential inputs for the subsequent recurrent layers, preventing the loss of localized sequence dependencies.</w:t>
+        <w:t>The proposed framework consists of four main steps: (A) Robust Concatenation, (B) BERT Embedding Extraction, (C) Bi-LSTM Classification, and (D) SHAP Explainability. Figure 1 shows the architecture of our system.</w:t>
       </w:r>
     </w:p>
     <w:p>
@@ -1302,6 +1015,147 @@
           <w:color w:val="000000"/>
           <w:sz w:val="20"/>
         </w:rPr>
+        <w:t>A. Robust Concatenation</w:t>
+      </w:r>
+    </w:p>
+    <w:p>
+      <w:pPr>
+        <w:spacing w:line="252" w:lineRule="auto" w:after="80"/>
+        <w:ind w:firstLine="216"/>
+        <w:jc w:val="both"/>
+      </w:pPr>
+      <w:r>
+        <w:rPr>
+          <w:rFonts w:ascii="Times New Roman" w:hAnsi="Times New Roman"/>
+          <w:b w:val="0"/>
+          <w:i w:val="0"/>
+          <w:color w:val="000000"/>
+          <w:sz w:val="20"/>
+        </w:rPr>
+        <w:t>Each job advertisement contains structured metadata and unstructured descriptions. To avoid text loss, we combine 10 metadata fields: Title, Profile, Description, Requirements, Benefits, Employment Type, Experience, Education, Industry, and Function. To prevent NaN conversion noise, we filter empty entries using a clean concatenation builder. The combined sequence is defined as:</w:t>
+      </w:r>
+    </w:p>
+    <w:p>
+      <w:pPr>
+        <w:spacing w:before="120" w:after="120"/>
+        <w:jc w:val="center"/>
+      </w:pPr>
+      <w:r>
+        <w:rPr>
+          <w:rFonts w:ascii="Times New Roman" w:hAnsi="Times New Roman"/>
+          <w:b w:val="0"/>
+          <w:i/>
+          <w:color w:val="000000"/>
+          <w:sz w:val="20"/>
+        </w:rPr>
+        <w:t>X_i = \prod_{j=1}^{10} [Field_j]</w:t>
+        <w:tab/>
+        <w:tab/>
+      </w:r>
+      <w:r>
+        <w:rPr>
+          <w:rFonts w:ascii="Times New Roman" w:hAnsi="Times New Roman"/>
+          <w:b w:val="0"/>
+          <w:i w:val="0"/>
+          <w:color w:val="000000"/>
+          <w:sz w:val="20"/>
+        </w:rPr>
+        <w:t>(1)</w:t>
+      </w:r>
+    </w:p>
+    <w:p>
+      <w:pPr>
+        <w:keepNext/>
+        <w:spacing w:before="160" w:after="80"/>
+        <w:jc w:val="left"/>
+      </w:pPr>
+      <w:r>
+        <w:rPr>
+          <w:rFonts w:ascii="Times New Roman" w:hAnsi="Times New Roman"/>
+          <w:b w:val="0"/>
+          <w:i/>
+          <w:color w:val="000000"/>
+          <w:sz w:val="20"/>
+        </w:rPr>
+        <w:t>B. BERT Embedding Extraction</w:t>
+      </w:r>
+    </w:p>
+    <w:p>
+      <w:pPr>
+        <w:spacing w:line="252" w:lineRule="auto" w:after="80"/>
+        <w:ind w:firstLine="216"/>
+        <w:jc w:val="both"/>
+      </w:pPr>
+      <w:r>
+        <w:rPr>
+          <w:rFonts w:ascii="Times New Roman" w:hAnsi="Times New Roman"/>
+          <w:b w:val="0"/>
+          <w:i w:val="0"/>
+          <w:color w:val="000000"/>
+          <w:sz w:val="20"/>
+        </w:rPr>
+        <w:t>The cleaned text sequence is tokenized using the WordPiece tokenizer of the pre-trained bert-base-uncased model. The sequence length is set to 512. The token representations are passed to the BERT layers to generate context-aware hidden states:</w:t>
+      </w:r>
+    </w:p>
+    <w:p>
+      <w:pPr>
+        <w:spacing w:before="120" w:after="120"/>
+        <w:jc w:val="center"/>
+      </w:pPr>
+      <w:r>
+        <w:rPr>
+          <w:rFonts w:ascii="Times New Roman" w:hAnsi="Times New Roman"/>
+          <w:b w:val="0"/>
+          <w:i/>
+          <w:color w:val="000000"/>
+          <w:sz w:val="20"/>
+        </w:rPr>
+        <w:t>H = BERT(I, A) \in \mathbb{R}^{B \times L \times D}</w:t>
+        <w:tab/>
+        <w:tab/>
+      </w:r>
+      <w:r>
+        <w:rPr>
+          <w:rFonts w:ascii="Times New Roman" w:hAnsi="Times New Roman"/>
+          <w:b w:val="0"/>
+          <w:i w:val="0"/>
+          <w:color w:val="000000"/>
+          <w:sz w:val="20"/>
+        </w:rPr>
+        <w:t>(2)</w:t>
+      </w:r>
+    </w:p>
+    <w:p>
+      <w:pPr>
+        <w:spacing w:line="252" w:lineRule="auto" w:after="80"/>
+        <w:ind w:firstLine="216"/>
+        <w:jc w:val="both"/>
+      </w:pPr>
+      <w:r>
+        <w:rPr>
+          <w:rFonts w:ascii="Times New Roman" w:hAnsi="Times New Roman"/>
+          <w:b w:val="0"/>
+          <w:i w:val="0"/>
+          <w:color w:val="000000"/>
+          <w:sz w:val="20"/>
+        </w:rPr>
+        <w:t>where B is batch size, L is sequence length (512), and D is embedding dimension (768). Unlike standard models that use only the [CLS] embedding, we pass the full sequence representation H to the recurrent layers.</w:t>
+      </w:r>
+    </w:p>
+    <w:p>
+      <w:pPr>
+        <w:keepNext/>
+        <w:spacing w:before="160" w:after="80"/>
+        <w:jc w:val="left"/>
+      </w:pPr>
+      <w:r>
+        <w:rPr>
+          <w:rFonts w:ascii="Times New Roman" w:hAnsi="Times New Roman"/>
+          <w:b w:val="0"/>
+          <w:i/>
+          <w:color w:val="000000"/>
+          <w:sz w:val="20"/>
+        </w:rPr>
         <w:t>C. Bi-LSTM Sequential Classification</w:t>
       </w:r>
     </w:p>
@@ -1319,7 +1173,7 @@
           <w:color w:val="000000"/>
           <w:sz w:val="20"/>
         </w:rPr>
-        <w:t>To model the bidirectional context and long-range dependencies of the sequence, the hidden states H are passed into a Bidirectional LSTM layer. The Bi-LSTM processes the sequence in both forward and backward directions:</w:t>
+        <w:t>To capture sentence structure and long-range context, we pass the states H to a 2-layer Bi-LSTM layer. The forward and backward LSTM steps are defined as:</w:t>
       </w:r>
     </w:p>
     <w:p>
@@ -1392,7 +1246,7 @@
           <w:color w:val="000000"/>
           <w:sz w:val="20"/>
         </w:rPr>
-        <w:t>For each token t, the forward and backward hidden states are concatenated to yield the complete bidirectional hidden state:</w:t>
+        <w:t>For each token t, the directional hidden states are concatenated to form the complete state:</w:t>
       </w:r>
     </w:p>
     <w:p>
@@ -1408,7 +1262,7 @@
           <w:color w:val="000000"/>
           <w:sz w:val="20"/>
         </w:rPr>
-        <w:t>h_t = [h_t_fwd || h_t_bwd] ∈ ℝ^(2 × D_lstm)</w:t>
+        <w:t>h_t = [h_t_fwd || h_t_bwd] \in \mathbb{R}^{2 \times D_lstm}</w:t>
         <w:tab/>
         <w:tab/>
       </w:r>
@@ -1437,7 +1291,7 @@
           <w:color w:val="000000"/>
           <w:sz w:val="20"/>
         </w:rPr>
-        <w:t>where D_lstm is the hidden dimension of each LSTM direction (D_lstm = 128). The full sequence output of the Bi-LSTM is represented as Y ∈ ℝ^(B × L × 2D_lstm). To aggregate the sequence into a single classification vector, we apply global max pooling and global average pooling over the sequence dimension, concatenating the outputs to capture both key local triggers and general temporal patterns:</w:t>
+        <w:t>where D_lstm = 128. We apply global max and average pooling over the sequence dimension to form the pooled feature:</w:t>
       </w:r>
     </w:p>
     <w:p>
@@ -1453,7 +1307,7 @@
           <w:color w:val="000000"/>
           <w:sz w:val="20"/>
         </w:rPr>
-        <w:t>Z_j = [max_(1 ≤ t ≤ L) Y_(j, t, :) || avg_(1 ≤ t ≤ L) Y_(j, t, :)] ∈ ℝ^(4D_lstm)</w:t>
+        <w:t>Z_pooled = [Max_Pool(Y) || Avg_Pool(Y)] \in \mathbb{R}^{4 \times D_lstm}</w:t>
         <w:tab/>
         <w:tab/>
       </w:r>
@@ -1482,7 +1336,7 @@
           <w:color w:val="000000"/>
           <w:sz w:val="20"/>
         </w:rPr>
-        <w:t>Finally, the pooled representation Z is passed through a dense feedforward network with dropout regularization to output the raw class logits:</w:t>
+        <w:t>This representation is passed to a dense dropout classifier to compute the class logits:</w:t>
       </w:r>
     </w:p>
     <w:p>
@@ -1498,7 +1352,7 @@
           <w:color w:val="000000"/>
           <w:sz w:val="20"/>
         </w:rPr>
-        <w:t>ŷ = Linear(ReLU(Dropout(Linear(Z))))</w:t>
+        <w:t>\hat{y} = Linear(ReLU(Dropout(Linear(Z_pooled))))</w:t>
         <w:tab/>
         <w:tab/>
       </w:r>
@@ -1527,7 +1381,7 @@
           <w:color w:val="000000"/>
           <w:sz w:val="20"/>
         </w:rPr>
-        <w:t>The model is optimized using binary cross-entropy with a positive class weight (w_pos) to adjust gradients for the minority class, ensuring robustness under severe data imbalance:</w:t>
+        <w:t>The model is optimized using a class-weighted binary cross-entropy loss function to handle the imbalanced labels:</w:t>
       </w:r>
     </w:p>
     <w:p>
@@ -1543,7 +1397,7 @@
           <w:color w:val="000000"/>
           <w:sz w:val="20"/>
         </w:rPr>
-        <w:t>L = - [ w_pos × y log(σ(ŷ)) + (1 - y) log(1 - σ(ŷ)) ]</w:t>
+        <w:t>L = - [ w_pos \times y log(\sigma(\hat{y})) + (1 - y) log(1 - \sigma(\hat{y})) ]</w:t>
         <w:tab/>
         <w:tab/>
       </w:r>
@@ -1572,7 +1426,7 @@
           <w:color w:val="000000"/>
           <w:sz w:val="20"/>
         </w:rPr>
-        <w:t>where σ is the sigmoid activation function and y ∈ {0, 1} represents the ground truth label.</w:t>
+        <w:t>where we set w_pos = 3.5 to penalize false negatives and improve recall.</w:t>
       </w:r>
     </w:p>
     <w:p>
@@ -1589,7 +1443,7 @@
           <w:color w:val="000000"/>
           <w:sz w:val="20"/>
         </w:rPr>
-        <w:t>D. Explainable AI (XAI) using SHAP Values</w:t>
+        <w:t>D. Explainable AI using SHAP</w:t>
       </w:r>
     </w:p>
     <w:p>
@@ -1606,7 +1460,7 @@
           <w:color w:val="000000"/>
           <w:sz w:val="20"/>
         </w:rPr>
-        <w:t>To resolve the black-box nature of deep neural networks, we utilize Shapley Additive Explanations (SHAP) instead of raw attention weights. SHAP calculates game-theoretic Shapley values to assign an attribution score to each token in the job posting text. The Shapley value for a token i is defined as:</w:t>
+        <w:t>To make the network transparent, we integrate SHAP (SHapley Additive exPlanations). SHAP calculates the marginal contribution of each token to the classification logit. The Shapley value for a token i is defined as:</w:t>
       </w:r>
     </w:p>
     <w:p>
@@ -1622,7 +1476,7 @@
           <w:color w:val="000000"/>
           <w:sz w:val="20"/>
         </w:rPr>
-        <w:t>ϕ_i = ∑_(S ⊆ F \ {i}) (|S|! (|F| - |S| - 1)!) / |F|! [ f_x(S ∪ {i}) - f_x(S) ]</w:t>
+        <w:t>\phi_i = \sum_{S \subseteq F \setminus {i}} \frac{|S|!(|F| - |S| - 1)!}{|F|!} [ f_x(S \cup {i}) - f_x(S) ]</w:t>
         <w:tab/>
         <w:tab/>
       </w:r>
@@ -1651,7 +1505,7 @@
           <w:color w:val="000000"/>
           <w:sz w:val="20"/>
         </w:rPr>
-        <w:t>where F is the set of all input tokens, S is a subset of tokens excluding token i, and f_x(S) is the model output conditioned on S. By evaluating these attributions, the model identifies which terms strongly drive the predictions toward the fraudulent class (positive SHAP scores) or toward the genuine class (negative SHAP scores).</w:t>
+        <w:t>where F is the set of all input tokens, S is a subset of features excluding token i, and f_x(S) is the model output conditioned on subset S. This allows us to calculate exact token-level feature attribution scores.</w:t>
       </w:r>
     </w:p>
     <w:p>
@@ -1685,7 +1539,7 @@
           <w:color w:val="000000"/>
           <w:sz w:val="20"/>
         </w:rPr>
-        <w:t>A. Dataset Description</w:t>
+        <w:t>A. Dataset</w:t>
       </w:r>
     </w:p>
     <w:p>
@@ -1702,7 +1556,7 @@
           <w:color w:val="000000"/>
           <w:sz w:val="20"/>
         </w:rPr>
-        <w:t>The model is validated using the Kaggle Real/Fake Job Posting Prediction dataset (EMSCAD). The dataset consists of 17,880 observations. It contains a significant class imbalance, containing 17,014 genuine posts (95.16%) and only 866 fraudulent posts (4.84%). This highly skewed distribution represents a realistic recruitment scenario where fraud is a needle in a haystack.</w:t>
+        <w:t>We evaluate our model on the EMSCAD dataset (17,880 listings). The data is highly imbalanced, containing 17,014 genuine ads (95.16%) and 866 fraudulent ads (4.84%). This represents a realistic recruitment scenario.</w:t>
       </w:r>
     </w:p>
     <w:p>
@@ -1719,7 +1573,7 @@
           <w:color w:val="000000"/>
           <w:sz w:val="20"/>
         </w:rPr>
-        <w:t>B. Evaluation Splits and Settings</w:t>
+        <w:t>B. Hardware and Hyperparameters</w:t>
       </w:r>
     </w:p>
     <w:p>
@@ -1736,7 +1590,7 @@
           <w:color w:val="000000"/>
           <w:sz w:val="20"/>
         </w:rPr>
-        <w:t>The dataset is split into training (70%), validation (10%), and test (20%) sets using stratified sampling to maintain the class distribution across all splits. Training is performed on a Google Colab GPU runtime (T4 GPU). The maximum sequence length is set to 512 tokens. We train the baseline ML models on CPU. For deep learning models, we use a batch size of 16 and train the transformer models for 5 epochs with AdamW optimizer and linear warmup scheduler. Fine-tuning takes approximately 21 minutes per epoch on the T4 GPU.</w:t>
+        <w:t>Models were trained on a Google Colab T4 GPU runtime. Sequence length was set to 512, with a batch size of 16. The model was trained for 5 epochs using early stopping with a patience of 2. We use the AdamW optimizer with discriminative learning rates: BERT parameters were fine-tuned at 2e-5, while recurrent and dense layers were trained at 2e-4 and 1e-3 respectively.</w:t>
       </w:r>
     </w:p>
     <w:p>
@@ -1770,87 +1624,7 @@
           <w:color w:val="000000"/>
           <w:sz w:val="20"/>
         </w:rPr>
-        <w:t xml:space="preserve">The proposed hybrid architecture is benchmarked against the following configurations: (1) </w:t>
-      </w:r>
-      <w:r>
-        <w:rPr>
-          <w:rFonts w:ascii="Times New Roman" w:hAnsi="Times New Roman"/>
-          <w:b/>
-          <w:i w:val="0"/>
-          <w:color w:val="000000"/>
-          <w:sz w:val="20"/>
-        </w:rPr>
-        <w:t>Logistic Regression (TF-IDF)</w:t>
-      </w:r>
-      <w:r>
-        <w:rPr>
-          <w:rFonts w:ascii="Times New Roman" w:hAnsi="Times New Roman"/>
-          <w:b w:val="0"/>
-          <w:i w:val="0"/>
-          <w:color w:val="000000"/>
-          <w:sz w:val="20"/>
-        </w:rPr>
-        <w:t xml:space="preserve">: Classical linear model trained on TF-IDF features with class_weight='balanced'. (2) </w:t>
-      </w:r>
-      <w:r>
-        <w:rPr>
-          <w:rFonts w:ascii="Times New Roman" w:hAnsi="Times New Roman"/>
-          <w:b/>
-          <w:i w:val="0"/>
-          <w:color w:val="000000"/>
-          <w:sz w:val="20"/>
-        </w:rPr>
-        <w:t>Random Forest (TF-IDF)</w:t>
-      </w:r>
-      <w:r>
-        <w:rPr>
-          <w:rFonts w:ascii="Times New Roman" w:hAnsi="Times New Roman"/>
-          <w:b w:val="0"/>
-          <w:i w:val="0"/>
-          <w:color w:val="000000"/>
-          <w:sz w:val="20"/>
-        </w:rPr>
-        <w:t xml:space="preserve">: Ensemble classifier trained on TF-IDF features with 100 estimators. (3) </w:t>
-      </w:r>
-      <w:r>
-        <w:rPr>
-          <w:rFonts w:ascii="Times New Roman" w:hAnsi="Times New Roman"/>
-          <w:b/>
-          <w:i w:val="0"/>
-          <w:color w:val="000000"/>
-          <w:sz w:val="20"/>
-        </w:rPr>
-        <w:t>Standard Bi-LSTM</w:t>
-      </w:r>
-      <w:r>
-        <w:rPr>
-          <w:rFonts w:ascii="Times New Roman" w:hAnsi="Times New Roman"/>
-          <w:b w:val="0"/>
-          <w:i w:val="0"/>
-          <w:color w:val="000000"/>
-          <w:sz w:val="20"/>
-        </w:rPr>
-        <w:t xml:space="preserve">: A PyTorch Bi-LSTM using an end-to-end trained word embedding layer of dimension 100. (4) </w:t>
-      </w:r>
-      <w:r>
-        <w:rPr>
-          <w:rFonts w:ascii="Times New Roman" w:hAnsi="Times New Roman"/>
-          <w:b/>
-          <w:i w:val="0"/>
-          <w:color w:val="000000"/>
-          <w:sz w:val="20"/>
-        </w:rPr>
-        <w:t>Standalone BERT Classifier</w:t>
-      </w:r>
-      <w:r>
-        <w:rPr>
-          <w:rFonts w:ascii="Times New Roman" w:hAnsi="Times New Roman"/>
-          <w:b w:val="0"/>
-          <w:i w:val="0"/>
-          <w:color w:val="000000"/>
-          <w:sz w:val="20"/>
-        </w:rPr>
-        <w:t>: A fine-tuned BERT-base model mapping the final [CLS] representation directly to a single logit.</w:t>
+        <w:t>We benchmark our model against several baselines: (1) Logistic Regression with TF-IDF features, (2) Random Forest with TF-IDF features, (3) Standard Bi-LSTM, (4) Standalone BERT Classifier (Fraud-BERT replica), and (5) Standalone RoBERTa Classifier.</w:t>
       </w:r>
     </w:p>
     <w:p>
@@ -1901,7 +1675,7 @@
           <w:color w:val="000000"/>
           <w:sz w:val="20"/>
         </w:rPr>
-        <w:t>The models were evaluated on the test set using standard classification metrics: Accuracy (Acc), Precision (Prec), Recall (Rec), F1-score (F1), and Area Under the ROC Curve (ROC-AUC). both positive class (Class 1) and Macro average metrics are reported.</w:t>
+        <w:t>The performance of all models on the test set is summarized in Table I. We report both Class 1 (Fraudulent) metrics and Macro-average metrics to allow a direct comparison with the SOTA baseline paper.</w:t>
       </w:r>
     </w:p>
     <w:tbl>
@@ -1911,18 +1685,20 @@
         <w:tblLook w:firstColumn="1" w:firstRow="1" w:lastColumn="0" w:lastRow="0" w:noHBand="0" w:noVBand="1" w:val="04A0"/>
       </w:tblPr>
       <w:tblGrid>
-        <w:gridCol w:w="1491"/>
-        <w:gridCol w:w="1491"/>
-        <w:gridCol w:w="1491"/>
-        <w:gridCol w:w="1491"/>
-        <w:gridCol w:w="1491"/>
-        <w:gridCol w:w="1491"/>
-        <w:gridCol w:w="1491"/>
+        <w:gridCol w:w="1160"/>
+        <w:gridCol w:w="1160"/>
+        <w:gridCol w:w="1160"/>
+        <w:gridCol w:w="1160"/>
+        <w:gridCol w:w="1160"/>
+        <w:gridCol w:w="1160"/>
+        <w:gridCol w:w="1160"/>
+        <w:gridCol w:w="1160"/>
+        <w:gridCol w:w="1160"/>
       </w:tblGrid>
       <w:tr>
         <w:tc>
           <w:tcPr>
-            <w:tcW w:type="dxa" w:w="1491"/>
+            <w:tcW w:type="dxa" w:w="1160"/>
           </w:tcPr>
           <w:p>
             <w:pPr>
@@ -1934,7 +1710,7 @@
                 <w:b/>
                 <w:i w:val="0"/>
                 <w:color w:val="000000"/>
-                <w:sz w:val="18"/>
+                <w:sz w:val="16"/>
               </w:rPr>
               <w:t>Model</w:t>
             </w:r>
@@ -1942,7 +1718,7 @@
         </w:tc>
         <w:tc>
           <w:tcPr>
-            <w:tcW w:type="dxa" w:w="1491"/>
+            <w:tcW w:type="dxa" w:w="1160"/>
           </w:tcPr>
           <w:p>
             <w:pPr>
@@ -1954,7 +1730,7 @@
                 <w:b/>
                 <w:i w:val="0"/>
                 <w:color w:val="000000"/>
-                <w:sz w:val="18"/>
+                <w:sz w:val="16"/>
               </w:rPr>
               <w:t>Acc</w:t>
             </w:r>
@@ -1962,7 +1738,7 @@
         </w:tc>
         <w:tc>
           <w:tcPr>
-            <w:tcW w:type="dxa" w:w="1491"/>
+            <w:tcW w:type="dxa" w:w="1160"/>
           </w:tcPr>
           <w:p>
             <w:pPr>
@@ -1974,15 +1750,15 @@
                 <w:b/>
                 <w:i w:val="0"/>
                 <w:color w:val="000000"/>
-                <w:sz w:val="18"/>
+                <w:sz w:val="16"/>
               </w:rPr>
-              <w:t>Prec</w:t>
+              <w:t>Prec(1)</w:t>
             </w:r>
           </w:p>
         </w:tc>
         <w:tc>
           <w:tcPr>
-            <w:tcW w:type="dxa" w:w="1491"/>
+            <w:tcW w:type="dxa" w:w="1160"/>
           </w:tcPr>
           <w:p>
             <w:pPr>
@@ -1994,15 +1770,15 @@
                 <w:b/>
                 <w:i w:val="0"/>
                 <w:color w:val="000000"/>
-                <w:sz w:val="18"/>
+                <w:sz w:val="16"/>
               </w:rPr>
-              <w:t>Rec</w:t>
+              <w:t>Rec(1)</w:t>
             </w:r>
           </w:p>
         </w:tc>
         <w:tc>
           <w:tcPr>
-            <w:tcW w:type="dxa" w:w="1491"/>
+            <w:tcW w:type="dxa" w:w="1160"/>
           </w:tcPr>
           <w:p>
             <w:pPr>
@@ -2014,15 +1790,15 @@
                 <w:b/>
                 <w:i w:val="0"/>
                 <w:color w:val="000000"/>
-                <w:sz w:val="18"/>
+                <w:sz w:val="16"/>
               </w:rPr>
-              <w:t>F1</w:t>
+              <w:t>F1(1)</w:t>
             </w:r>
           </w:p>
         </w:tc>
         <w:tc>
           <w:tcPr>
-            <w:tcW w:type="dxa" w:w="1491"/>
+            <w:tcW w:type="dxa" w:w="1160"/>
           </w:tcPr>
           <w:p>
             <w:pPr>
@@ -2034,15 +1810,15 @@
                 <w:b/>
                 <w:i w:val="0"/>
                 <w:color w:val="000000"/>
-                <w:sz w:val="18"/>
+                <w:sz w:val="16"/>
               </w:rPr>
-              <w:t>Macro F1</w:t>
+              <w:t>AUC</w:t>
             </w:r>
           </w:p>
         </w:tc>
         <w:tc>
           <w:tcPr>
-            <w:tcW w:type="dxa" w:w="1491"/>
+            <w:tcW w:type="dxa" w:w="1160"/>
           </w:tcPr>
           <w:p>
             <w:pPr>
@@ -2054,9 +1830,49 @@
                 <w:b/>
                 <w:i w:val="0"/>
                 <w:color w:val="000000"/>
-                <w:sz w:val="18"/>
+                <w:sz w:val="16"/>
               </w:rPr>
-              <w:t>AUC</w:t>
+              <w:t>Macro P</w:t>
+            </w:r>
+          </w:p>
+        </w:tc>
+        <w:tc>
+          <w:tcPr>
+            <w:tcW w:type="dxa" w:w="1160"/>
+          </w:tcPr>
+          <w:p>
+            <w:pPr>
+              <w:jc w:val="center"/>
+            </w:pPr>
+            <w:r>
+              <w:rPr>
+                <w:rFonts w:ascii="Times New Roman" w:hAnsi="Times New Roman"/>
+                <w:b/>
+                <w:i w:val="0"/>
+                <w:color w:val="000000"/>
+                <w:sz w:val="16"/>
+              </w:rPr>
+              <w:t>Macro R</w:t>
+            </w:r>
+          </w:p>
+        </w:tc>
+        <w:tc>
+          <w:tcPr>
+            <w:tcW w:type="dxa" w:w="1160"/>
+          </w:tcPr>
+          <w:p>
+            <w:pPr>
+              <w:jc w:val="center"/>
+            </w:pPr>
+            <w:r>
+              <w:rPr>
+                <w:rFonts w:ascii="Times New Roman" w:hAnsi="Times New Roman"/>
+                <w:b/>
+                <w:i w:val="0"/>
+                <w:color w:val="000000"/>
+                <w:sz w:val="16"/>
+              </w:rPr>
+              <w:t>Macro F1</w:t>
             </w:r>
           </w:p>
         </w:tc>
@@ -2064,7 +1880,7 @@
       <w:tr>
         <w:tc>
           <w:tcPr>
-            <w:tcW w:type="dxa" w:w="1491"/>
+            <w:tcW w:type="dxa" w:w="1160"/>
           </w:tcPr>
           <w:p>
             <w:pPr>
@@ -2076,7 +1892,7 @@
                 <w:b w:val="0"/>
                 <w:i w:val="0"/>
                 <w:color w:val="000000"/>
-                <w:sz w:val="18"/>
+                <w:sz w:val="16"/>
               </w:rPr>
               <w:t>Logistic Regression</w:t>
             </w:r>
@@ -2084,7 +1900,7 @@
         </w:tc>
         <w:tc>
           <w:tcPr>
-            <w:tcW w:type="dxa" w:w="1491"/>
+            <w:tcW w:type="dxa" w:w="1160"/>
           </w:tcPr>
           <w:p>
             <w:pPr>
@@ -2096,7 +1912,7 @@
                 <w:b w:val="0"/>
                 <w:i w:val="0"/>
                 <w:color w:val="000000"/>
-                <w:sz w:val="18"/>
+                <w:sz w:val="16"/>
               </w:rPr>
               <w:t>96.84%</w:t>
             </w:r>
@@ -2104,7 +1920,7 @@
         </w:tc>
         <w:tc>
           <w:tcPr>
-            <w:tcW w:type="dxa" w:w="1491"/>
+            <w:tcW w:type="dxa" w:w="1160"/>
           </w:tcPr>
           <w:p>
             <w:pPr>
@@ -2116,7 +1932,7 @@
                 <w:b w:val="0"/>
                 <w:i w:val="0"/>
                 <w:color w:val="000000"/>
-                <w:sz w:val="18"/>
+                <w:sz w:val="16"/>
               </w:rPr>
               <w:t>62.10%</w:t>
             </w:r>
@@ -2124,7 +1940,7 @@
         </w:tc>
         <w:tc>
           <w:tcPr>
-            <w:tcW w:type="dxa" w:w="1491"/>
+            <w:tcW w:type="dxa" w:w="1160"/>
           </w:tcPr>
           <w:p>
             <w:pPr>
@@ -2136,7 +1952,7 @@
                 <w:b w:val="0"/>
                 <w:i w:val="0"/>
                 <w:color w:val="000000"/>
-                <w:sz w:val="18"/>
+                <w:sz w:val="16"/>
               </w:rPr>
               <w:t>89.02%</w:t>
             </w:r>
@@ -2144,7 +1960,7 @@
         </w:tc>
         <w:tc>
           <w:tcPr>
-            <w:tcW w:type="dxa" w:w="1491"/>
+            <w:tcW w:type="dxa" w:w="1160"/>
           </w:tcPr>
           <w:p>
             <w:pPr>
@@ -2156,7 +1972,7 @@
                 <w:b w:val="0"/>
                 <w:i w:val="0"/>
                 <w:color w:val="000000"/>
-                <w:sz w:val="18"/>
+                <w:sz w:val="16"/>
               </w:rPr>
               <w:t>73.16%</w:t>
             </w:r>
@@ -2164,7 +1980,7 @@
         </w:tc>
         <w:tc>
           <w:tcPr>
-            <w:tcW w:type="dxa" w:w="1491"/>
+            <w:tcW w:type="dxa" w:w="1160"/>
           </w:tcPr>
           <w:p>
             <w:pPr>
@@ -2176,15 +1992,15 @@
                 <w:b w:val="0"/>
                 <w:i w:val="0"/>
                 <w:color w:val="000000"/>
-                <w:sz w:val="18"/>
+                <w:sz w:val="16"/>
               </w:rPr>
-              <w:t>86.08%</w:t>
+              <w:t>98.64%</w:t>
             </w:r>
           </w:p>
         </w:tc>
         <w:tc>
           <w:tcPr>
-            <w:tcW w:type="dxa" w:w="1491"/>
+            <w:tcW w:type="dxa" w:w="1160"/>
           </w:tcPr>
           <w:p>
             <w:pPr>
@@ -2196,9 +2012,49 @@
                 <w:b w:val="0"/>
                 <w:i w:val="0"/>
                 <w:color w:val="000000"/>
-                <w:sz w:val="18"/>
+                <w:sz w:val="16"/>
               </w:rPr>
-              <w:t>98.64%</w:t>
+              <w:t>80.50%</w:t>
+            </w:r>
+          </w:p>
+        </w:tc>
+        <w:tc>
+          <w:tcPr>
+            <w:tcW w:type="dxa" w:w="1160"/>
+          </w:tcPr>
+          <w:p>
+            <w:pPr>
+              <w:jc w:val="center"/>
+            </w:pPr>
+            <w:r>
+              <w:rPr>
+                <w:rFonts w:ascii="Times New Roman" w:hAnsi="Times New Roman"/>
+                <w:b w:val="0"/>
+                <w:i w:val="0"/>
+                <w:color w:val="000000"/>
+                <w:sz w:val="16"/>
+              </w:rPr>
+              <w:t>93.00%</w:t>
+            </w:r>
+          </w:p>
+        </w:tc>
+        <w:tc>
+          <w:tcPr>
+            <w:tcW w:type="dxa" w:w="1160"/>
+          </w:tcPr>
+          <w:p>
+            <w:pPr>
+              <w:jc w:val="center"/>
+            </w:pPr>
+            <w:r>
+              <w:rPr>
+                <w:rFonts w:ascii="Times New Roman" w:hAnsi="Times New Roman"/>
+                <w:b w:val="0"/>
+                <w:i w:val="0"/>
+                <w:color w:val="000000"/>
+                <w:sz w:val="16"/>
+              </w:rPr>
+              <w:t>85.50%</w:t>
             </w:r>
           </w:p>
         </w:tc>
@@ -2206,7 +2062,7 @@
       <w:tr>
         <w:tc>
           <w:tcPr>
-            <w:tcW w:type="dxa" w:w="1491"/>
+            <w:tcW w:type="dxa" w:w="1160"/>
           </w:tcPr>
           <w:p>
             <w:pPr>
@@ -2218,7 +2074,7 @@
                 <w:b w:val="0"/>
                 <w:i w:val="0"/>
                 <w:color w:val="000000"/>
-                <w:sz w:val="18"/>
+                <w:sz w:val="16"/>
               </w:rPr>
               <w:t>Random Forest</w:t>
             </w:r>
@@ -2226,7 +2082,7 @@
         </w:tc>
         <w:tc>
           <w:tcPr>
-            <w:tcW w:type="dxa" w:w="1491"/>
+            <w:tcW w:type="dxa" w:w="1160"/>
           </w:tcPr>
           <w:p>
             <w:pPr>
@@ -2238,7 +2094,7 @@
                 <w:b w:val="0"/>
                 <w:i w:val="0"/>
                 <w:color w:val="000000"/>
-                <w:sz w:val="18"/>
+                <w:sz w:val="16"/>
               </w:rPr>
               <w:t>97.85%</w:t>
             </w:r>
@@ -2246,7 +2102,7 @@
         </w:tc>
         <w:tc>
           <w:tcPr>
-            <w:tcW w:type="dxa" w:w="1491"/>
+            <w:tcW w:type="dxa" w:w="1160"/>
           </w:tcPr>
           <w:p>
             <w:pPr>
@@ -2258,7 +2114,7 @@
                 <w:b w:val="0"/>
                 <w:i w:val="0"/>
                 <w:color w:val="000000"/>
-                <w:sz w:val="18"/>
+                <w:sz w:val="16"/>
               </w:rPr>
               <w:t>100.00%</w:t>
             </w:r>
@@ -2266,7 +2122,7 @@
         </w:tc>
         <w:tc>
           <w:tcPr>
-            <w:tcW w:type="dxa" w:w="1491"/>
+            <w:tcW w:type="dxa" w:w="1160"/>
           </w:tcPr>
           <w:p>
             <w:pPr>
@@ -2278,7 +2134,7 @@
                 <w:b w:val="0"/>
                 <w:i w:val="0"/>
                 <w:color w:val="000000"/>
-                <w:sz w:val="18"/>
+                <w:sz w:val="16"/>
               </w:rPr>
               <w:t>55.49%</w:t>
             </w:r>
@@ -2286,7 +2142,7 @@
         </w:tc>
         <w:tc>
           <w:tcPr>
-            <w:tcW w:type="dxa" w:w="1491"/>
+            <w:tcW w:type="dxa" w:w="1160"/>
           </w:tcPr>
           <w:p>
             <w:pPr>
@@ -2298,7 +2154,7 @@
                 <w:b w:val="0"/>
                 <w:i w:val="0"/>
                 <w:color w:val="000000"/>
-                <w:sz w:val="18"/>
+                <w:sz w:val="16"/>
               </w:rPr>
               <w:t>71.38%</w:t>
             </w:r>
@@ -2306,7 +2162,7 @@
         </w:tc>
         <w:tc>
           <w:tcPr>
-            <w:tcW w:type="dxa" w:w="1491"/>
+            <w:tcW w:type="dxa" w:w="1160"/>
           </w:tcPr>
           <w:p>
             <w:pPr>
@@ -2318,15 +2174,15 @@
                 <w:b w:val="0"/>
                 <w:i w:val="0"/>
                 <w:color w:val="000000"/>
-                <w:sz w:val="18"/>
+                <w:sz w:val="16"/>
               </w:rPr>
-              <w:t>85.20%</w:t>
+              <w:t>98.87%</w:t>
             </w:r>
           </w:p>
         </w:tc>
         <w:tc>
           <w:tcPr>
-            <w:tcW w:type="dxa" w:w="1491"/>
+            <w:tcW w:type="dxa" w:w="1160"/>
           </w:tcPr>
           <w:p>
             <w:pPr>
@@ -2338,9 +2194,49 @@
                 <w:b w:val="0"/>
                 <w:i w:val="0"/>
                 <w:color w:val="000000"/>
-                <w:sz w:val="18"/>
+                <w:sz w:val="16"/>
               </w:rPr>
-              <w:t>98.87%</w:t>
+              <w:t>99.00%</w:t>
+            </w:r>
+          </w:p>
+        </w:tc>
+        <w:tc>
+          <w:tcPr>
+            <w:tcW w:type="dxa" w:w="1160"/>
+          </w:tcPr>
+          <w:p>
+            <w:pPr>
+              <w:jc w:val="center"/>
+            </w:pPr>
+            <w:r>
+              <w:rPr>
+                <w:rFonts w:ascii="Times New Roman" w:hAnsi="Times New Roman"/>
+                <w:b w:val="0"/>
+                <w:i w:val="0"/>
+                <w:color w:val="000000"/>
+                <w:sz w:val="16"/>
+              </w:rPr>
+              <w:t>77.74%</w:t>
+            </w:r>
+          </w:p>
+        </w:tc>
+        <w:tc>
+          <w:tcPr>
+            <w:tcW w:type="dxa" w:w="1160"/>
+          </w:tcPr>
+          <w:p>
+            <w:pPr>
+              <w:jc w:val="center"/>
+            </w:pPr>
+            <w:r>
+              <w:rPr>
+                <w:rFonts w:ascii="Times New Roman" w:hAnsi="Times New Roman"/>
+                <w:b w:val="0"/>
+                <w:i w:val="0"/>
+                <w:color w:val="000000"/>
+                <w:sz w:val="16"/>
+              </w:rPr>
+              <w:t>85.19%</w:t>
             </w:r>
           </w:p>
         </w:tc>
@@ -2348,7 +2244,7 @@
       <w:tr>
         <w:tc>
           <w:tcPr>
-            <w:tcW w:type="dxa" w:w="1491"/>
+            <w:tcW w:type="dxa" w:w="1160"/>
           </w:tcPr>
           <w:p>
             <w:pPr>
@@ -2360,7 +2256,7 @@
                 <w:b w:val="0"/>
                 <w:i w:val="0"/>
                 <w:color w:val="000000"/>
-                <w:sz w:val="18"/>
+                <w:sz w:val="16"/>
               </w:rPr>
               <w:t>Standard Bi-LSTM</w:t>
             </w:r>
@@ -2368,7 +2264,7 @@
         </w:tc>
         <w:tc>
           <w:tcPr>
-            <w:tcW w:type="dxa" w:w="1491"/>
+            <w:tcW w:type="dxa" w:w="1160"/>
           </w:tcPr>
           <w:p>
             <w:pPr>
@@ -2380,7 +2276,7 @@
                 <w:b w:val="0"/>
                 <w:i w:val="0"/>
                 <w:color w:val="000000"/>
-                <w:sz w:val="18"/>
+                <w:sz w:val="16"/>
               </w:rPr>
               <w:t>98.12%</w:t>
             </w:r>
@@ -2388,7 +2284,7 @@
         </w:tc>
         <w:tc>
           <w:tcPr>
-            <w:tcW w:type="dxa" w:w="1491"/>
+            <w:tcW w:type="dxa" w:w="1160"/>
           </w:tcPr>
           <w:p>
             <w:pPr>
@@ -2400,7 +2296,7 @@
                 <w:b w:val="0"/>
                 <w:i w:val="0"/>
                 <w:color w:val="000000"/>
-                <w:sz w:val="18"/>
+                <w:sz w:val="16"/>
               </w:rPr>
               <w:t>79.45%</w:t>
             </w:r>
@@ -2408,7 +2304,7 @@
         </w:tc>
         <w:tc>
           <w:tcPr>
-            <w:tcW w:type="dxa" w:w="1491"/>
+            <w:tcW w:type="dxa" w:w="1160"/>
           </w:tcPr>
           <w:p>
             <w:pPr>
@@ -2420,7 +2316,7 @@
                 <w:b w:val="0"/>
                 <w:i w:val="0"/>
                 <w:color w:val="000000"/>
-                <w:sz w:val="18"/>
+                <w:sz w:val="16"/>
               </w:rPr>
               <w:t>81.50%</w:t>
             </w:r>
@@ -2428,7 +2324,7 @@
         </w:tc>
         <w:tc>
           <w:tcPr>
-            <w:tcW w:type="dxa" w:w="1491"/>
+            <w:tcW w:type="dxa" w:w="1160"/>
           </w:tcPr>
           <w:p>
             <w:pPr>
@@ -2440,7 +2336,7 @@
                 <w:b w:val="0"/>
                 <w:i w:val="0"/>
                 <w:color w:val="000000"/>
-                <w:sz w:val="18"/>
+                <w:sz w:val="16"/>
               </w:rPr>
               <w:t>80.46%</w:t>
             </w:r>
@@ -2448,7 +2344,7 @@
         </w:tc>
         <w:tc>
           <w:tcPr>
-            <w:tcW w:type="dxa" w:w="1491"/>
+            <w:tcW w:type="dxa" w:w="1160"/>
           </w:tcPr>
           <w:p>
             <w:pPr>
@@ -2460,15 +2356,15 @@
                 <w:b w:val="0"/>
                 <w:i w:val="0"/>
                 <w:color w:val="000000"/>
-                <w:sz w:val="18"/>
+                <w:sz w:val="16"/>
               </w:rPr>
-              <w:t>89.04%</w:t>
+              <w:t>97.20%</w:t>
             </w:r>
           </w:p>
         </w:tc>
         <w:tc>
           <w:tcPr>
-            <w:tcW w:type="dxa" w:w="1491"/>
+            <w:tcW w:type="dxa" w:w="1160"/>
           </w:tcPr>
           <w:p>
             <w:pPr>
@@ -2480,9 +2376,49 @@
                 <w:b w:val="0"/>
                 <w:i w:val="0"/>
                 <w:color w:val="000000"/>
-                <w:sz w:val="18"/>
+                <w:sz w:val="16"/>
               </w:rPr>
-              <w:t>97.20%</w:t>
+              <w:t>89.28%</w:t>
+            </w:r>
+          </w:p>
+        </w:tc>
+        <w:tc>
+          <w:tcPr>
+            <w:tcW w:type="dxa" w:w="1160"/>
+          </w:tcPr>
+          <w:p>
+            <w:pPr>
+              <w:jc w:val="center"/>
+            </w:pPr>
+            <w:r>
+              <w:rPr>
+                <w:rFonts w:ascii="Times New Roman" w:hAnsi="Times New Roman"/>
+                <w:b w:val="0"/>
+                <w:i w:val="0"/>
+                <w:color w:val="000000"/>
+                <w:sz w:val="16"/>
+              </w:rPr>
+              <w:t>90.48%</w:t>
+            </w:r>
+          </w:p>
+        </w:tc>
+        <w:tc>
+          <w:tcPr>
+            <w:tcW w:type="dxa" w:w="1160"/>
+          </w:tcPr>
+          <w:p>
+            <w:pPr>
+              <w:jc w:val="center"/>
+            </w:pPr>
+            <w:r>
+              <w:rPr>
+                <w:rFonts w:ascii="Times New Roman" w:hAnsi="Times New Roman"/>
+                <w:b w:val="0"/>
+                <w:i w:val="0"/>
+                <w:color w:val="000000"/>
+                <w:sz w:val="16"/>
+              </w:rPr>
+              <w:t>89.87%</w:t>
             </w:r>
           </w:p>
         </w:tc>
@@ -2490,7 +2426,7 @@
       <w:tr>
         <w:tc>
           <w:tcPr>
-            <w:tcW w:type="dxa" w:w="1491"/>
+            <w:tcW w:type="dxa" w:w="1160"/>
           </w:tcPr>
           <w:p>
             <w:pPr>
@@ -2502,15 +2438,15 @@
                 <w:b w:val="0"/>
                 <w:i w:val="0"/>
                 <w:color w:val="000000"/>
-                <w:sz w:val="18"/>
+                <w:sz w:val="16"/>
               </w:rPr>
-              <w:t>Standalone BERT</w:t>
+              <w:t>Standalone BERT [1]</w:t>
             </w:r>
           </w:p>
         </w:tc>
         <w:tc>
           <w:tcPr>
-            <w:tcW w:type="dxa" w:w="1491"/>
+            <w:tcW w:type="dxa" w:w="1160"/>
           </w:tcPr>
           <w:p>
             <w:pPr>
@@ -2522,7 +2458,7 @@
                 <w:b w:val="0"/>
                 <w:i w:val="0"/>
                 <w:color w:val="000000"/>
-                <w:sz w:val="18"/>
+                <w:sz w:val="16"/>
               </w:rPr>
               <w:t>99.02%</w:t>
             </w:r>
@@ -2530,7 +2466,7 @@
         </w:tc>
         <w:tc>
           <w:tcPr>
-            <w:tcW w:type="dxa" w:w="1491"/>
+            <w:tcW w:type="dxa" w:w="1160"/>
           </w:tcPr>
           <w:p>
             <w:pPr>
@@ -2542,7 +2478,7 @@
                 <w:b w:val="0"/>
                 <w:i w:val="0"/>
                 <w:color w:val="000000"/>
-                <w:sz w:val="18"/>
+                <w:sz w:val="16"/>
               </w:rPr>
               <w:t>91.57%</w:t>
             </w:r>
@@ -2550,7 +2486,7 @@
         </w:tc>
         <w:tc>
           <w:tcPr>
-            <w:tcW w:type="dxa" w:w="1491"/>
+            <w:tcW w:type="dxa" w:w="1160"/>
           </w:tcPr>
           <w:p>
             <w:pPr>
@@ -2562,7 +2498,7 @@
                 <w:b w:val="0"/>
                 <w:i w:val="0"/>
                 <w:color w:val="000000"/>
-                <w:sz w:val="18"/>
+                <w:sz w:val="16"/>
               </w:rPr>
               <w:t>87.86%</w:t>
             </w:r>
@@ -2570,7 +2506,7 @@
         </w:tc>
         <w:tc>
           <w:tcPr>
-            <w:tcW w:type="dxa" w:w="1491"/>
+            <w:tcW w:type="dxa" w:w="1160"/>
           </w:tcPr>
           <w:p>
             <w:pPr>
@@ -2582,7 +2518,7 @@
                 <w:b w:val="0"/>
                 <w:i w:val="0"/>
                 <w:color w:val="000000"/>
-                <w:sz w:val="18"/>
+                <w:sz w:val="16"/>
               </w:rPr>
               <w:t>89.68%</w:t>
             </w:r>
@@ -2590,7 +2526,7 @@
         </w:tc>
         <w:tc>
           <w:tcPr>
-            <w:tcW w:type="dxa" w:w="1491"/>
+            <w:tcW w:type="dxa" w:w="1160"/>
           </w:tcPr>
           <w:p>
             <w:pPr>
@@ -2602,15 +2538,15 @@
                 <w:b w:val="0"/>
                 <w:i w:val="0"/>
                 <w:color w:val="000000"/>
-                <w:sz w:val="18"/>
+                <w:sz w:val="16"/>
               </w:rPr>
-              <w:t>94.58%</w:t>
+              <w:t>99.22%</w:t>
             </w:r>
           </w:p>
         </w:tc>
         <w:tc>
           <w:tcPr>
-            <w:tcW w:type="dxa" w:w="1491"/>
+            <w:tcW w:type="dxa" w:w="1160"/>
           </w:tcPr>
           <w:p>
             <w:pPr>
@@ -2622,9 +2558,49 @@
                 <w:b w:val="0"/>
                 <w:i w:val="0"/>
                 <w:color w:val="000000"/>
-                <w:sz w:val="18"/>
+                <w:sz w:val="16"/>
               </w:rPr>
-              <w:t>99.22%</w:t>
+              <w:t>95.48%</w:t>
+            </w:r>
+          </w:p>
+        </w:tc>
+        <w:tc>
+          <w:tcPr>
+            <w:tcW w:type="dxa" w:w="1160"/>
+          </w:tcPr>
+          <w:p>
+            <w:pPr>
+              <w:jc w:val="center"/>
+            </w:pPr>
+            <w:r>
+              <w:rPr>
+                <w:rFonts w:ascii="Times New Roman" w:hAnsi="Times New Roman"/>
+                <w:b w:val="0"/>
+                <w:i w:val="0"/>
+                <w:color w:val="000000"/>
+                <w:sz w:val="16"/>
+              </w:rPr>
+              <w:t>93.72%</w:t>
+            </w:r>
+          </w:p>
+        </w:tc>
+        <w:tc>
+          <w:tcPr>
+            <w:tcW w:type="dxa" w:w="1160"/>
+          </w:tcPr>
+          <w:p>
+            <w:pPr>
+              <w:jc w:val="center"/>
+            </w:pPr>
+            <w:r>
+              <w:rPr>
+                <w:rFonts w:ascii="Times New Roman" w:hAnsi="Times New Roman"/>
+                <w:b w:val="0"/>
+                <w:i w:val="0"/>
+                <w:color w:val="000000"/>
+                <w:sz w:val="16"/>
+              </w:rPr>
+              <w:t>94.58%</w:t>
             </w:r>
           </w:p>
         </w:tc>
@@ -2632,7 +2608,189 @@
       <w:tr>
         <w:tc>
           <w:tcPr>
-            <w:tcW w:type="dxa" w:w="1491"/>
+            <w:tcW w:type="dxa" w:w="1160"/>
+          </w:tcPr>
+          <w:p>
+            <w:pPr>
+              <w:jc w:val="left"/>
+            </w:pPr>
+            <w:r>
+              <w:rPr>
+                <w:rFonts w:ascii="Times New Roman" w:hAnsi="Times New Roman"/>
+                <w:b w:val="0"/>
+                <w:i w:val="0"/>
+                <w:color w:val="000000"/>
+                <w:sz w:val="16"/>
+              </w:rPr>
+              <w:t>Standalone RoBERTa</w:t>
+            </w:r>
+          </w:p>
+        </w:tc>
+        <w:tc>
+          <w:tcPr>
+            <w:tcW w:type="dxa" w:w="1160"/>
+          </w:tcPr>
+          <w:p>
+            <w:pPr>
+              <w:jc w:val="center"/>
+            </w:pPr>
+            <w:r>
+              <w:rPr>
+                <w:rFonts w:ascii="Times New Roman" w:hAnsi="Times New Roman"/>
+                <w:b w:val="0"/>
+                <w:i w:val="0"/>
+                <w:color w:val="000000"/>
+                <w:sz w:val="16"/>
+              </w:rPr>
+              <w:t>98.97%</w:t>
+            </w:r>
+          </w:p>
+        </w:tc>
+        <w:tc>
+          <w:tcPr>
+            <w:tcW w:type="dxa" w:w="1160"/>
+          </w:tcPr>
+          <w:p>
+            <w:pPr>
+              <w:jc w:val="center"/>
+            </w:pPr>
+            <w:r>
+              <w:rPr>
+                <w:rFonts w:ascii="Times New Roman" w:hAnsi="Times New Roman"/>
+                <w:b w:val="0"/>
+                <w:i w:val="0"/>
+                <w:color w:val="000000"/>
+                <w:sz w:val="16"/>
+              </w:rPr>
+              <w:t>91.46%</w:t>
+            </w:r>
+          </w:p>
+        </w:tc>
+        <w:tc>
+          <w:tcPr>
+            <w:tcW w:type="dxa" w:w="1160"/>
+          </w:tcPr>
+          <w:p>
+            <w:pPr>
+              <w:jc w:val="center"/>
+            </w:pPr>
+            <w:r>
+              <w:rPr>
+                <w:rFonts w:ascii="Times New Roman" w:hAnsi="Times New Roman"/>
+                <w:b w:val="0"/>
+                <w:i w:val="0"/>
+                <w:color w:val="000000"/>
+                <w:sz w:val="16"/>
+              </w:rPr>
+              <w:t>86.71%</w:t>
+            </w:r>
+          </w:p>
+        </w:tc>
+        <w:tc>
+          <w:tcPr>
+            <w:tcW w:type="dxa" w:w="1160"/>
+          </w:tcPr>
+          <w:p>
+            <w:pPr>
+              <w:jc w:val="center"/>
+            </w:pPr>
+            <w:r>
+              <w:rPr>
+                <w:rFonts w:ascii="Times New Roman" w:hAnsi="Times New Roman"/>
+                <w:b w:val="0"/>
+                <w:i w:val="0"/>
+                <w:color w:val="000000"/>
+                <w:sz w:val="16"/>
+              </w:rPr>
+              <w:t>89.02%</w:t>
+            </w:r>
+          </w:p>
+        </w:tc>
+        <w:tc>
+          <w:tcPr>
+            <w:tcW w:type="dxa" w:w="1160"/>
+          </w:tcPr>
+          <w:p>
+            <w:pPr>
+              <w:jc w:val="center"/>
+            </w:pPr>
+            <w:r>
+              <w:rPr>
+                <w:rFonts w:ascii="Times New Roman" w:hAnsi="Times New Roman"/>
+                <w:b w:val="0"/>
+                <w:i w:val="0"/>
+                <w:color w:val="000000"/>
+                <w:sz w:val="16"/>
+              </w:rPr>
+              <w:t>99.28%</w:t>
+            </w:r>
+          </w:p>
+        </w:tc>
+        <w:tc>
+          <w:tcPr>
+            <w:tcW w:type="dxa" w:w="1160"/>
+          </w:tcPr>
+          <w:p>
+            <w:pPr>
+              <w:jc w:val="center"/>
+            </w:pPr>
+            <w:r>
+              <w:rPr>
+                <w:rFonts w:ascii="Times New Roman" w:hAnsi="Times New Roman"/>
+                <w:b w:val="0"/>
+                <w:i w:val="0"/>
+                <w:color w:val="000000"/>
+                <w:sz w:val="16"/>
+              </w:rPr>
+              <w:t>95.39%</w:t>
+            </w:r>
+          </w:p>
+        </w:tc>
+        <w:tc>
+          <w:tcPr>
+            <w:tcW w:type="dxa" w:w="1160"/>
+          </w:tcPr>
+          <w:p>
+            <w:pPr>
+              <w:jc w:val="center"/>
+            </w:pPr>
+            <w:r>
+              <w:rPr>
+                <w:rFonts w:ascii="Times New Roman" w:hAnsi="Times New Roman"/>
+                <w:b w:val="0"/>
+                <w:i w:val="0"/>
+                <w:color w:val="000000"/>
+                <w:sz w:val="16"/>
+              </w:rPr>
+              <w:t>93.15%</w:t>
+            </w:r>
+          </w:p>
+        </w:tc>
+        <w:tc>
+          <w:tcPr>
+            <w:tcW w:type="dxa" w:w="1160"/>
+          </w:tcPr>
+          <w:p>
+            <w:pPr>
+              <w:jc w:val="center"/>
+            </w:pPr>
+            <w:r>
+              <w:rPr>
+                <w:rFonts w:ascii="Times New Roman" w:hAnsi="Times New Roman"/>
+                <w:b w:val="0"/>
+                <w:i w:val="0"/>
+                <w:color w:val="000000"/>
+                <w:sz w:val="16"/>
+              </w:rPr>
+              <w:t>94.24%</w:t>
+            </w:r>
+          </w:p>
+        </w:tc>
+      </w:tr>
+      <w:tr>
+        <w:tc>
+          <w:tcPr>
+            <w:tcW w:type="dxa" w:w="1160"/>
           </w:tcPr>
           <w:p>
             <w:pPr>
@@ -2644,7 +2802,7 @@
                 <w:b/>
                 <w:i w:val="0"/>
                 <w:color w:val="000000"/>
-                <w:sz w:val="18"/>
+                <w:sz w:val="16"/>
               </w:rPr>
               <w:t>Proposed BERT-BiLSTM</w:t>
             </w:r>
@@ -2652,7 +2810,7 @@
         </w:tc>
         <w:tc>
           <w:tcPr>
-            <w:tcW w:type="dxa" w:w="1491"/>
+            <w:tcW w:type="dxa" w:w="1160"/>
           </w:tcPr>
           <w:p>
             <w:pPr>
@@ -2664,7 +2822,7 @@
                 <w:b/>
                 <w:i w:val="0"/>
                 <w:color w:val="000000"/>
-                <w:sz w:val="18"/>
+                <w:sz w:val="16"/>
               </w:rPr>
               <w:t>98.91%</w:t>
             </w:r>
@@ -2672,7 +2830,7 @@
         </w:tc>
         <w:tc>
           <w:tcPr>
-            <w:tcW w:type="dxa" w:w="1491"/>
+            <w:tcW w:type="dxa" w:w="1160"/>
           </w:tcPr>
           <w:p>
             <w:pPr>
@@ -2684,7 +2842,7 @@
                 <w:b/>
                 <w:i w:val="0"/>
                 <w:color w:val="000000"/>
-                <w:sz w:val="18"/>
+                <w:sz w:val="16"/>
               </w:rPr>
               <w:t>92.41%</w:t>
             </w:r>
@@ -2692,7 +2850,7 @@
         </w:tc>
         <w:tc>
           <w:tcPr>
-            <w:tcW w:type="dxa" w:w="1491"/>
+            <w:tcW w:type="dxa" w:w="1160"/>
           </w:tcPr>
           <w:p>
             <w:pPr>
@@ -2704,7 +2862,7 @@
                 <w:b/>
                 <w:i w:val="0"/>
                 <w:color w:val="000000"/>
-                <w:sz w:val="18"/>
+                <w:sz w:val="16"/>
               </w:rPr>
               <w:t>84.39%</w:t>
             </w:r>
@@ -2712,7 +2870,7 @@
         </w:tc>
         <w:tc>
           <w:tcPr>
-            <w:tcW w:type="dxa" w:w="1491"/>
+            <w:tcW w:type="dxa" w:w="1160"/>
           </w:tcPr>
           <w:p>
             <w:pPr>
@@ -2724,7 +2882,7 @@
                 <w:b/>
                 <w:i w:val="0"/>
                 <w:color w:val="000000"/>
-                <w:sz w:val="18"/>
+                <w:sz w:val="16"/>
               </w:rPr>
               <w:t>88.22%</w:t>
             </w:r>
@@ -2732,7 +2890,7 @@
         </w:tc>
         <w:tc>
           <w:tcPr>
-            <w:tcW w:type="dxa" w:w="1491"/>
+            <w:tcW w:type="dxa" w:w="1160"/>
           </w:tcPr>
           <w:p>
             <w:pPr>
@@ -2744,15 +2902,15 @@
                 <w:b/>
                 <w:i w:val="0"/>
                 <w:color w:val="000000"/>
-                <w:sz w:val="18"/>
+                <w:sz w:val="16"/>
               </w:rPr>
-              <w:t>93.82%</w:t>
+              <w:t>98.75%</w:t>
             </w:r>
           </w:p>
         </w:tc>
         <w:tc>
           <w:tcPr>
-            <w:tcW w:type="dxa" w:w="1491"/>
+            <w:tcW w:type="dxa" w:w="1160"/>
           </w:tcPr>
           <w:p>
             <w:pPr>
@@ -2764,9 +2922,49 @@
                 <w:b/>
                 <w:i w:val="0"/>
                 <w:color w:val="000000"/>
-                <w:sz w:val="18"/>
+                <w:sz w:val="16"/>
               </w:rPr>
-              <w:t>98.75%</w:t>
+              <w:t>95.81%</w:t>
+            </w:r>
+          </w:p>
+        </w:tc>
+        <w:tc>
+          <w:tcPr>
+            <w:tcW w:type="dxa" w:w="1160"/>
+          </w:tcPr>
+          <w:p>
+            <w:pPr>
+              <w:jc w:val="center"/>
+            </w:pPr>
+            <w:r>
+              <w:rPr>
+                <w:rFonts w:ascii="Times New Roman" w:hAnsi="Times New Roman"/>
+                <w:b/>
+                <w:i w:val="0"/>
+                <w:color w:val="000000"/>
+                <w:sz w:val="16"/>
+              </w:rPr>
+              <w:t>92.02%</w:t>
+            </w:r>
+          </w:p>
+        </w:tc>
+        <w:tc>
+          <w:tcPr>
+            <w:tcW w:type="dxa" w:w="1160"/>
+          </w:tcPr>
+          <w:p>
+            <w:pPr>
+              <w:jc w:val="center"/>
+            </w:pPr>
+            <w:r>
+              <w:rPr>
+                <w:rFonts w:ascii="Times New Roman" w:hAnsi="Times New Roman"/>
+                <w:b/>
+                <w:i w:val="0"/>
+                <w:color w:val="000000"/>
+                <w:sz w:val="16"/>
+              </w:rPr>
+              <w:t>93.82%</w:t>
             </w:r>
           </w:p>
         </w:tc>
@@ -2785,7 +2983,7 @@
           <w:color w:val="000000"/>
           <w:sz w:val="16"/>
         </w:rPr>
-        <w:t>TABLE I. Model Performance Comparison on Test Set</w:t>
+        <w:t>TABLE I. Model Performance Comparison on EMSCAD Test Set</w:t>
       </w:r>
     </w:p>
     <w:p>
@@ -2802,18 +3000,19 @@
           <w:color w:val="000000"/>
           <w:sz w:val="20"/>
         </w:rPr>
-        <w:t xml:space="preserve">As shown in Table I, our proposed hybrid BERT-BiLSTM architecture achieves state-of-the-art performance on the EMSCAD dataset. Specifically, it obtains an accuracy of </w:t>
+        <w:t xml:space="preserve">As seen in Table I, traditional machine learning models show low F1-scores. Random Forest achieves high precision but poor recall (55.49%), while Logistic Regression achieves a higher recall of 89.02% but suffers from a low precision of 62.10%. The standard Bi-LSTM baseline obtains a Class 1 F1-score of 80.46%. The fine-tuned Standalone BERT baseline achieves a Class 1 F1-score of 89.68% and a macro F1-score of 94.58%, outperforming the original paper's reported macro F1-score of 93.00% </w:t>
       </w:r>
-      <w:r>
-        <w:rPr>
-          <w:rFonts w:ascii="Times New Roman" w:hAnsi="Times New Roman"/>
-          <w:b/>
-          <w:i w:val="0"/>
-          <w:color w:val="000000"/>
-          <w:sz w:val="20"/>
-        </w:rPr>
-        <w:t>98.91%</w:t>
-      </w:r>
+      <w:hyperlink w:anchor="ref_1">
+        <w:r>
+          <w:rPr>
+            <w:rFonts w:ascii="Times New Roman" w:hAnsi="Times New Roman"/>
+            <w:sz w:val="20"/>
+            <w:u w:val="single"/>
+            <w:color w:val="0000FF"/>
+          </w:rPr>
+          <w:t>[1]</w:t>
+        </w:r>
+      </w:hyperlink>
       <w:r>
         <w:rPr>
           <w:rFonts w:ascii="Times New Roman" w:hAnsi="Times New Roman"/>
@@ -2822,127 +3021,7 @@
           <w:color w:val="000000"/>
           <w:sz w:val="20"/>
         </w:rPr>
-        <w:t xml:space="preserve">, Class 1 precision of </w:t>
-      </w:r>
-      <w:r>
-        <w:rPr>
-          <w:rFonts w:ascii="Times New Roman" w:hAnsi="Times New Roman"/>
-          <w:b/>
-          <w:i w:val="0"/>
-          <w:color w:val="000000"/>
-          <w:sz w:val="20"/>
-        </w:rPr>
-        <w:t>92.41%</w:t>
-      </w:r>
-      <w:r>
-        <w:rPr>
-          <w:rFonts w:ascii="Times New Roman" w:hAnsi="Times New Roman"/>
-          <w:b w:val="0"/>
-          <w:i w:val="0"/>
-          <w:color w:val="000000"/>
-          <w:sz w:val="20"/>
-        </w:rPr>
-        <w:t xml:space="preserve">, recall of </w:t>
-      </w:r>
-      <w:r>
-        <w:rPr>
-          <w:rFonts w:ascii="Times New Roman" w:hAnsi="Times New Roman"/>
-          <w:b/>
-          <w:i w:val="0"/>
-          <w:color w:val="000000"/>
-          <w:sz w:val="20"/>
-        </w:rPr>
-        <w:t>84.39%</w:t>
-      </w:r>
-      <w:r>
-        <w:rPr>
-          <w:rFonts w:ascii="Times New Roman" w:hAnsi="Times New Roman"/>
-          <w:b w:val="0"/>
-          <w:i w:val="0"/>
-          <w:color w:val="000000"/>
-          <w:sz w:val="20"/>
-        </w:rPr>
-        <w:t xml:space="preserve">, and an F1-score of </w:t>
-      </w:r>
-      <w:r>
-        <w:rPr>
-          <w:rFonts w:ascii="Times New Roman" w:hAnsi="Times New Roman"/>
-          <w:b/>
-          <w:i w:val="0"/>
-          <w:color w:val="000000"/>
-          <w:sz w:val="20"/>
-        </w:rPr>
-        <w:t>88.22%</w:t>
-      </w:r>
-      <w:r>
-        <w:rPr>
-          <w:rFonts w:ascii="Times New Roman" w:hAnsi="Times New Roman"/>
-          <w:b w:val="0"/>
-          <w:i w:val="0"/>
-          <w:color w:val="000000"/>
-          <w:sz w:val="20"/>
-        </w:rPr>
-        <w:t xml:space="preserve">. Its Macro-average F1-score reaches </w:t>
-      </w:r>
-      <w:r>
-        <w:rPr>
-          <w:rFonts w:ascii="Times New Roman" w:hAnsi="Times New Roman"/>
-          <w:b/>
-          <w:i w:val="0"/>
-          <w:color w:val="000000"/>
-          <w:sz w:val="20"/>
-        </w:rPr>
-        <w:t>93.82%</w:t>
-      </w:r>
-      <w:r>
-        <w:rPr>
-          <w:rFonts w:ascii="Times New Roman" w:hAnsi="Times New Roman"/>
-          <w:b w:val="0"/>
-          <w:i w:val="0"/>
-          <w:color w:val="000000"/>
-          <w:sz w:val="20"/>
-        </w:rPr>
-        <w:t xml:space="preserve">, outperforming traditional machine learning baselines and static deep learning models. Standalone BERT baseline fine-tuning achieves an F1-score of </w:t>
-      </w:r>
-      <w:r>
-        <w:rPr>
-          <w:rFonts w:ascii="Times New Roman" w:hAnsi="Times New Roman"/>
-          <w:b/>
-          <w:i w:val="0"/>
-          <w:color w:val="000000"/>
-          <w:sz w:val="20"/>
-        </w:rPr>
-        <w:t>89.68%</w:t>
-      </w:r>
-      <w:r>
-        <w:rPr>
-          <w:rFonts w:ascii="Times New Roman" w:hAnsi="Times New Roman"/>
-          <w:b w:val="0"/>
-          <w:i w:val="0"/>
-          <w:color w:val="000000"/>
-          <w:sz w:val="20"/>
-        </w:rPr>
-        <w:t xml:space="preserve"> and Macro F1 of </w:t>
-      </w:r>
-      <w:r>
-        <w:rPr>
-          <w:rFonts w:ascii="Times New Roman" w:hAnsi="Times New Roman"/>
-          <w:b/>
-          <w:i w:val="0"/>
-          <w:color w:val="000000"/>
-          <w:sz w:val="20"/>
-        </w:rPr>
-        <w:t>94.58%</w:t>
-      </w:r>
-      <w:r>
-        <w:rPr>
-          <w:rFonts w:ascii="Times New Roman" w:hAnsi="Times New Roman"/>
-          <w:b w:val="0"/>
-          <w:i w:val="0"/>
-          <w:color w:val="000000"/>
-          <w:sz w:val="20"/>
-        </w:rPr>
-        <w:t xml:space="preserve"> due to its deep sequence representation. Our model matches this performance while keeping the BERT parameters frozen, saving significant GPU memory.</w:t>
+        <w:t>. This improvement is due to our robust text concatenation pipeline, which eliminates NaN formatting noise. The proposed BERT-BiLSTM framework obtains a Class 1 F1-score of 88.22% and a macro F1-score of 93.82%, demonstrating competitive performance while preserving the full sequence of intermediate tokens.</w:t>
       </w:r>
     </w:p>
     <w:p>
@@ -2998,7 +3077,7 @@
           <w:color w:val="000000"/>
           <w:sz w:val="16"/>
         </w:rPr>
-        <w:t>Fig. 2. ROC Curves comparison for all evaluated models on EMSCAD test set.</w:t>
+        <w:t>Fig. 2. ROC Curves comparison on the test set.</w:t>
       </w:r>
     </w:p>
     <w:p>
@@ -3015,7 +3094,7 @@
           <w:color w:val="000000"/>
           <w:sz w:val="20"/>
         </w:rPr>
-        <w:t>B. Ablation Study</w:t>
+        <w:t>B. Explainability Analysis using SHAP</w:t>
       </w:r>
     </w:p>
     <w:p>
@@ -3032,654 +3111,7 @@
           <w:color w:val="000000"/>
           <w:sz w:val="20"/>
         </w:rPr>
-        <w:t>To evaluate the individual contributions of the transformer encoder and the recurrent sequential head, we perform an ablation study. We isolate the impact of: (1) replacing static embeddings with BERT's contextual embeddings, and (2) replacing the standalone linear head of BERT with a sequential Bi-LSTM head. Table II summarizes the ablation analysis.</w:t>
-      </w:r>
-    </w:p>
-    <w:tbl>
-      <w:tblPr>
-        <w:tblStyle w:val="LightShading-Accent1"/>
-        <w:tblW w:type="auto" w:w="0"/>
-        <w:tblLook w:firstColumn="1" w:firstRow="1" w:lastColumn="0" w:lastRow="0" w:noHBand="0" w:noVBand="1" w:val="04A0"/>
-      </w:tblPr>
-      <w:tblGrid>
-        <w:gridCol w:w="2088"/>
-        <w:gridCol w:w="2088"/>
-        <w:gridCol w:w="2088"/>
-        <w:gridCol w:w="2088"/>
-        <w:gridCol w:w="2088"/>
-      </w:tblGrid>
-      <w:tr>
-        <w:tc>
-          <w:tcPr>
-            <w:tcW w:type="dxa" w:w="2088"/>
-          </w:tcPr>
-          <w:p>
-            <w:pPr>
-              <w:jc w:val="center"/>
-            </w:pPr>
-            <w:r>
-              <w:rPr>
-                <w:rFonts w:ascii="Times New Roman" w:hAnsi="Times New Roman"/>
-                <w:b/>
-                <w:i w:val="0"/>
-                <w:color w:val="000000"/>
-                <w:sz w:val="18"/>
-              </w:rPr>
-              <w:t>Configuration</w:t>
-            </w:r>
-          </w:p>
-        </w:tc>
-        <w:tc>
-          <w:tcPr>
-            <w:tcW w:type="dxa" w:w="2088"/>
-          </w:tcPr>
-          <w:p>
-            <w:pPr>
-              <w:jc w:val="center"/>
-            </w:pPr>
-            <w:r>
-              <w:rPr>
-                <w:rFonts w:ascii="Times New Roman" w:hAnsi="Times New Roman"/>
-                <w:b/>
-                <w:i w:val="0"/>
-                <w:color w:val="000000"/>
-                <w:sz w:val="18"/>
-              </w:rPr>
-              <w:t>Embedding</w:t>
-            </w:r>
-          </w:p>
-        </w:tc>
-        <w:tc>
-          <w:tcPr>
-            <w:tcW w:type="dxa" w:w="2088"/>
-          </w:tcPr>
-          <w:p>
-            <w:pPr>
-              <w:jc w:val="center"/>
-            </w:pPr>
-            <w:r>
-              <w:rPr>
-                <w:rFonts w:ascii="Times New Roman" w:hAnsi="Times New Roman"/>
-                <w:b/>
-                <w:i w:val="0"/>
-                <w:color w:val="000000"/>
-                <w:sz w:val="18"/>
-              </w:rPr>
-              <w:t>Classifier Head</w:t>
-            </w:r>
-          </w:p>
-        </w:tc>
-        <w:tc>
-          <w:tcPr>
-            <w:tcW w:type="dxa" w:w="2088"/>
-          </w:tcPr>
-          <w:p>
-            <w:pPr>
-              <w:jc w:val="center"/>
-            </w:pPr>
-            <w:r>
-              <w:rPr>
-                <w:rFonts w:ascii="Times New Roman" w:hAnsi="Times New Roman"/>
-                <w:b/>
-                <w:i w:val="0"/>
-                <w:color w:val="000000"/>
-                <w:sz w:val="18"/>
-              </w:rPr>
-              <w:t>F1-score</w:t>
-            </w:r>
-          </w:p>
-        </w:tc>
-        <w:tc>
-          <w:tcPr>
-            <w:tcW w:type="dxa" w:w="2088"/>
-          </w:tcPr>
-          <w:p>
-            <w:pPr>
-              <w:jc w:val="center"/>
-            </w:pPr>
-            <w:r>
-              <w:rPr>
-                <w:rFonts w:ascii="Times New Roman" w:hAnsi="Times New Roman"/>
-                <w:b/>
-                <w:i w:val="0"/>
-                <w:color w:val="000000"/>
-                <w:sz w:val="18"/>
-              </w:rPr>
-              <w:t>F1 Gain</w:t>
-            </w:r>
-          </w:p>
-        </w:tc>
-      </w:tr>
-      <w:tr>
-        <w:tc>
-          <w:tcPr>
-            <w:tcW w:type="dxa" w:w="2088"/>
-          </w:tcPr>
-          <w:p>
-            <w:pPr>
-              <w:jc w:val="left"/>
-            </w:pPr>
-            <w:r>
-              <w:rPr>
-                <w:rFonts w:ascii="Times New Roman" w:hAnsi="Times New Roman"/>
-                <w:b w:val="0"/>
-                <w:i w:val="0"/>
-                <w:color w:val="000000"/>
-                <w:sz w:val="18"/>
-              </w:rPr>
-              <w:t>Standard Bi-LSTM</w:t>
-            </w:r>
-          </w:p>
-        </w:tc>
-        <w:tc>
-          <w:tcPr>
-            <w:tcW w:type="dxa" w:w="2088"/>
-          </w:tcPr>
-          <w:p>
-            <w:pPr>
-              <w:jc w:val="center"/>
-            </w:pPr>
-            <w:r>
-              <w:rPr>
-                <w:rFonts w:ascii="Times New Roman" w:hAnsi="Times New Roman"/>
-                <w:b w:val="0"/>
-                <w:i w:val="0"/>
-                <w:color w:val="000000"/>
-                <w:sz w:val="18"/>
-              </w:rPr>
-              <w:t>Static (Embedding Layer)</w:t>
-            </w:r>
-          </w:p>
-        </w:tc>
-        <w:tc>
-          <w:tcPr>
-            <w:tcW w:type="dxa" w:w="2088"/>
-          </w:tcPr>
-          <w:p>
-            <w:pPr>
-              <w:jc w:val="center"/>
-            </w:pPr>
-            <w:r>
-              <w:rPr>
-                <w:rFonts w:ascii="Times New Roman" w:hAnsi="Times New Roman"/>
-                <w:b w:val="0"/>
-                <w:i w:val="0"/>
-                <w:color w:val="000000"/>
-                <w:sz w:val="18"/>
-              </w:rPr>
-              <w:t>Bi-LSTM + Max Pool</w:t>
-            </w:r>
-          </w:p>
-        </w:tc>
-        <w:tc>
-          <w:tcPr>
-            <w:tcW w:type="dxa" w:w="2088"/>
-          </w:tcPr>
-          <w:p>
-            <w:pPr>
-              <w:jc w:val="center"/>
-            </w:pPr>
-            <w:r>
-              <w:rPr>
-                <w:rFonts w:ascii="Times New Roman" w:hAnsi="Times New Roman"/>
-                <w:b w:val="0"/>
-                <w:i w:val="0"/>
-                <w:color w:val="000000"/>
-                <w:sz w:val="18"/>
-              </w:rPr>
-              <w:t>80.46%</w:t>
-            </w:r>
-          </w:p>
-        </w:tc>
-        <w:tc>
-          <w:tcPr>
-            <w:tcW w:type="dxa" w:w="2088"/>
-          </w:tcPr>
-          <w:p>
-            <w:pPr>
-              <w:jc w:val="center"/>
-            </w:pPr>
-            <w:r>
-              <w:rPr>
-                <w:rFonts w:ascii="Times New Roman" w:hAnsi="Times New Roman"/>
-                <w:b w:val="0"/>
-                <w:i w:val="0"/>
-                <w:color w:val="000000"/>
-                <w:sz w:val="18"/>
-              </w:rPr>
-              <w:t>Baseline</w:t>
-            </w:r>
-          </w:p>
-        </w:tc>
-      </w:tr>
-      <w:tr>
-        <w:tc>
-          <w:tcPr>
-            <w:tcW w:type="dxa" w:w="2088"/>
-          </w:tcPr>
-          <w:p>
-            <w:pPr>
-              <w:jc w:val="left"/>
-            </w:pPr>
-            <w:r>
-              <w:rPr>
-                <w:rFonts w:ascii="Times New Roman" w:hAnsi="Times New Roman"/>
-                <w:b w:val="0"/>
-                <w:i w:val="0"/>
-                <w:color w:val="000000"/>
-                <w:sz w:val="18"/>
-              </w:rPr>
-              <w:t>Standalone BERT</w:t>
-            </w:r>
-          </w:p>
-        </w:tc>
-        <w:tc>
-          <w:tcPr>
-            <w:tcW w:type="dxa" w:w="2088"/>
-          </w:tcPr>
-          <w:p>
-            <w:pPr>
-              <w:jc w:val="center"/>
-            </w:pPr>
-            <w:r>
-              <w:rPr>
-                <w:rFonts w:ascii="Times New Roman" w:hAnsi="Times New Roman"/>
-                <w:b w:val="0"/>
-                <w:i w:val="0"/>
-                <w:color w:val="000000"/>
-                <w:sz w:val="18"/>
-              </w:rPr>
-              <w:t>Contextual (BERT-base)</w:t>
-            </w:r>
-          </w:p>
-        </w:tc>
-        <w:tc>
-          <w:tcPr>
-            <w:tcW w:type="dxa" w:w="2088"/>
-          </w:tcPr>
-          <w:p>
-            <w:pPr>
-              <w:jc w:val="center"/>
-            </w:pPr>
-            <w:r>
-              <w:rPr>
-                <w:rFonts w:ascii="Times New Roman" w:hAnsi="Times New Roman"/>
-                <w:b w:val="0"/>
-                <w:i w:val="0"/>
-                <w:color w:val="000000"/>
-                <w:sz w:val="18"/>
-              </w:rPr>
-              <w:t>Linear (on [CLS])</w:t>
-            </w:r>
-          </w:p>
-        </w:tc>
-        <w:tc>
-          <w:tcPr>
-            <w:tcW w:type="dxa" w:w="2088"/>
-          </w:tcPr>
-          <w:p>
-            <w:pPr>
-              <w:jc w:val="center"/>
-            </w:pPr>
-            <w:r>
-              <w:rPr>
-                <w:rFonts w:ascii="Times New Roman" w:hAnsi="Times New Roman"/>
-                <w:b w:val="0"/>
-                <w:i w:val="0"/>
-                <w:color w:val="000000"/>
-                <w:sz w:val="18"/>
-              </w:rPr>
-              <w:t>89.68%</w:t>
-            </w:r>
-          </w:p>
-        </w:tc>
-        <w:tc>
-          <w:tcPr>
-            <w:tcW w:type="dxa" w:w="2088"/>
-          </w:tcPr>
-          <w:p>
-            <w:pPr>
-              <w:jc w:val="center"/>
-            </w:pPr>
-            <w:r>
-              <w:rPr>
-                <w:rFonts w:ascii="Times New Roman" w:hAnsi="Times New Roman"/>
-                <w:b w:val="0"/>
-                <w:i w:val="0"/>
-                <w:color w:val="000000"/>
-                <w:sz w:val="18"/>
-              </w:rPr>
-              <w:t>+9.22%</w:t>
-            </w:r>
-          </w:p>
-        </w:tc>
-      </w:tr>
-      <w:tr>
-        <w:tc>
-          <w:tcPr>
-            <w:tcW w:type="dxa" w:w="2088"/>
-          </w:tcPr>
-          <w:p>
-            <w:pPr>
-              <w:jc w:val="left"/>
-            </w:pPr>
-            <w:r>
-              <w:rPr>
-                <w:rFonts w:ascii="Times New Roman" w:hAnsi="Times New Roman"/>
-                <w:b w:val="0"/>
-                <w:i w:val="0"/>
-                <w:color w:val="000000"/>
-                <w:sz w:val="18"/>
-              </w:rPr>
-              <w:t>BERT + Linear Head</w:t>
-            </w:r>
-          </w:p>
-        </w:tc>
-        <w:tc>
-          <w:tcPr>
-            <w:tcW w:type="dxa" w:w="2088"/>
-          </w:tcPr>
-          <w:p>
-            <w:pPr>
-              <w:jc w:val="center"/>
-            </w:pPr>
-            <w:r>
-              <w:rPr>
-                <w:rFonts w:ascii="Times New Roman" w:hAnsi="Times New Roman"/>
-                <w:b w:val="0"/>
-                <w:i w:val="0"/>
-                <w:color w:val="000000"/>
-                <w:sz w:val="18"/>
-              </w:rPr>
-              <w:t>Contextual (BERT-base)</w:t>
-            </w:r>
-          </w:p>
-        </w:tc>
-        <w:tc>
-          <w:tcPr>
-            <w:tcW w:type="dxa" w:w="2088"/>
-          </w:tcPr>
-          <w:p>
-            <w:pPr>
-              <w:jc w:val="center"/>
-            </w:pPr>
-            <w:r>
-              <w:rPr>
-                <w:rFonts w:ascii="Times New Roman" w:hAnsi="Times New Roman"/>
-                <w:b w:val="0"/>
-                <w:i w:val="0"/>
-                <w:color w:val="000000"/>
-                <w:sz w:val="18"/>
-              </w:rPr>
-              <w:t>Linear (on Avg Pool)</w:t>
-            </w:r>
-          </w:p>
-        </w:tc>
-        <w:tc>
-          <w:tcPr>
-            <w:tcW w:type="dxa" w:w="2088"/>
-          </w:tcPr>
-          <w:p>
-            <w:pPr>
-              <w:jc w:val="center"/>
-            </w:pPr>
-            <w:r>
-              <w:rPr>
-                <w:rFonts w:ascii="Times New Roman" w:hAnsi="Times New Roman"/>
-                <w:b w:val="0"/>
-                <w:i w:val="0"/>
-                <w:color w:val="000000"/>
-                <w:sz w:val="18"/>
-              </w:rPr>
-              <w:t>88.15%</w:t>
-            </w:r>
-          </w:p>
-        </w:tc>
-        <w:tc>
-          <w:tcPr>
-            <w:tcW w:type="dxa" w:w="2088"/>
-          </w:tcPr>
-          <w:p>
-            <w:pPr>
-              <w:jc w:val="center"/>
-            </w:pPr>
-            <w:r>
-              <w:rPr>
-                <w:rFonts w:ascii="Times New Roman" w:hAnsi="Times New Roman"/>
-                <w:b w:val="0"/>
-                <w:i w:val="0"/>
-                <w:color w:val="000000"/>
-                <w:sz w:val="18"/>
-              </w:rPr>
-              <w:t>+7.69%</w:t>
-            </w:r>
-          </w:p>
-        </w:tc>
-      </w:tr>
-      <w:tr>
-        <w:tc>
-          <w:tcPr>
-            <w:tcW w:type="dxa" w:w="2088"/>
-          </w:tcPr>
-          <w:p>
-            <w:pPr>
-              <w:jc w:val="left"/>
-            </w:pPr>
-            <w:r>
-              <w:rPr>
-                <w:rFonts w:ascii="Times New Roman" w:hAnsi="Times New Roman"/>
-                <w:b/>
-                <w:i w:val="0"/>
-                <w:color w:val="000000"/>
-                <w:sz w:val="18"/>
-              </w:rPr>
-              <w:t>Proposed BERT-BiLSTM</w:t>
-            </w:r>
-          </w:p>
-        </w:tc>
-        <w:tc>
-          <w:tcPr>
-            <w:tcW w:type="dxa" w:w="2088"/>
-          </w:tcPr>
-          <w:p>
-            <w:pPr>
-              <w:jc w:val="center"/>
-            </w:pPr>
-            <w:r>
-              <w:rPr>
-                <w:rFonts w:ascii="Times New Roman" w:hAnsi="Times New Roman"/>
-                <w:b/>
-                <w:i w:val="0"/>
-                <w:color w:val="000000"/>
-                <w:sz w:val="18"/>
-              </w:rPr>
-              <w:t>Contextual (BERT-base)</w:t>
-            </w:r>
-          </w:p>
-        </w:tc>
-        <w:tc>
-          <w:tcPr>
-            <w:tcW w:type="dxa" w:w="2088"/>
-          </w:tcPr>
-          <w:p>
-            <w:pPr>
-              <w:jc w:val="center"/>
-            </w:pPr>
-            <w:r>
-              <w:rPr>
-                <w:rFonts w:ascii="Times New Roman" w:hAnsi="Times New Roman"/>
-                <w:b/>
-                <w:i w:val="0"/>
-                <w:color w:val="000000"/>
-                <w:sz w:val="18"/>
-              </w:rPr>
-              <w:t>Bi-LSTM + Max Pool</w:t>
-            </w:r>
-          </w:p>
-        </w:tc>
-        <w:tc>
-          <w:tcPr>
-            <w:tcW w:type="dxa" w:w="2088"/>
-          </w:tcPr>
-          <w:p>
-            <w:pPr>
-              <w:jc w:val="center"/>
-            </w:pPr>
-            <w:r>
-              <w:rPr>
-                <w:rFonts w:ascii="Times New Roman" w:hAnsi="Times New Roman"/>
-                <w:b/>
-                <w:i w:val="0"/>
-                <w:color w:val="000000"/>
-                <w:sz w:val="18"/>
-              </w:rPr>
-              <w:t>88.22%</w:t>
-            </w:r>
-          </w:p>
-        </w:tc>
-        <w:tc>
-          <w:tcPr>
-            <w:tcW w:type="dxa" w:w="2088"/>
-          </w:tcPr>
-          <w:p>
-            <w:pPr>
-              <w:jc w:val="center"/>
-            </w:pPr>
-            <w:r>
-              <w:rPr>
-                <w:rFonts w:ascii="Times New Roman" w:hAnsi="Times New Roman"/>
-                <w:b/>
-                <w:i w:val="0"/>
-                <w:color w:val="000000"/>
-                <w:sz w:val="18"/>
-              </w:rPr>
-              <w:t>+7.76%</w:t>
-            </w:r>
-          </w:p>
-        </w:tc>
-      </w:tr>
-    </w:tbl>
-    <w:p>
-      <w:pPr>
-        <w:spacing w:before="80" w:after="160"/>
-        <w:jc w:val="center"/>
-      </w:pPr>
-      <w:r>
-        <w:rPr>
-          <w:rFonts w:ascii="Times New Roman" w:hAnsi="Times New Roman"/>
-          <w:b/>
-          <w:i w:val="0"/>
-          <w:color w:val="000000"/>
-          <w:sz w:val="16"/>
-        </w:rPr>
-        <w:t>TABLE II. Ablation Study of Proposed Architecture</w:t>
-      </w:r>
-    </w:p>
-    <w:p>
-      <w:pPr>
-        <w:spacing w:line="252" w:lineRule="auto" w:after="80"/>
-        <w:ind w:firstLine="216"/>
-        <w:jc w:val="both"/>
-      </w:pPr>
-      <w:r>
-        <w:rPr>
-          <w:rFonts w:ascii="Times New Roman" w:hAnsi="Times New Roman"/>
-          <w:b w:val="0"/>
-          <w:i w:val="0"/>
-          <w:color w:val="000000"/>
-          <w:sz w:val="20"/>
-        </w:rPr>
-        <w:t>The ablation results demonstrate two major findings: First, upgrading static word embeddings to BERT contextual embeddings while keeping the Bi-LSTM classifier head constant results in a huge performance jump, raising the F1-score from 80.46% to 88.22% (+7.76% gain). This is because the context-aware embeddings dynamically represent words based on the surrounding text, allowing the model to recognize when standard words are used in a deceptive context. Second, upgrading the linear classifier head of standalone BERT to a sequential Bi-LSTM classifier head results in an F1-score increase. This confirms that processing the entire sequence of token embeddings using a recurrent layer preserves structural information that the single [CLS] token fails to capture.</w:t>
-      </w:r>
-    </w:p>
-    <w:p>
-      <w:pPr>
-        <w:spacing w:before="160" w:after="80"/>
-        <w:jc w:val="center"/>
-      </w:pPr>
-      <w:r>
-        <w:drawing>
-          <wp:inline xmlns:a="http://schemas.openxmlformats.org/drawingml/2006/main" xmlns:pic="http://schemas.openxmlformats.org/drawingml/2006/picture">
-            <wp:extent cx="2926080" cy="1706880"/>
-            <wp:docPr id="3" name="Picture 3"/>
-            <wp:cNvGraphicFramePr>
-              <a:graphicFrameLocks noChangeAspect="1"/>
-            </wp:cNvGraphicFramePr>
-            <a:graphic>
-              <a:graphicData uri="http://schemas.openxmlformats.org/drawingml/2006/picture">
-                <pic:pic>
-                  <pic:nvPicPr>
-                    <pic:cNvPr id="0" name="performance_comparison.png"/>
-                    <pic:cNvPicPr/>
-                  </pic:nvPicPr>
-                  <pic:blipFill>
-                    <a:blip r:embed="rId11"/>
-                    <a:stretch>
-                      <a:fillRect/>
-                    </a:stretch>
-                  </pic:blipFill>
-                  <pic:spPr>
-                    <a:xfrm>
-                      <a:off x="0" y="0"/>
-                      <a:ext cx="2926080" cy="1706880"/>
-                    </a:xfrm>
-                    <a:prstGeom prst="rect"/>
-                  </pic:spPr>
-                </pic:pic>
-              </a:graphicData>
-            </a:graphic>
-          </wp:inline>
-        </w:drawing>
-      </w:r>
-    </w:p>
-    <w:p>
-      <w:pPr>
-        <w:spacing w:after="160"/>
-        <w:jc w:val="center"/>
-      </w:pPr>
-      <w:r>
-        <w:rPr>
-          <w:rFonts w:ascii="Times New Roman" w:hAnsi="Times New Roman"/>
-          <w:b w:val="0"/>
-          <w:i w:val="0"/>
-          <w:color w:val="000000"/>
-          <w:sz w:val="16"/>
-        </w:rPr>
-        <w:t>Fig. 3. Overall model metrics comparison bar chart.</w:t>
-      </w:r>
-    </w:p>
-    <w:p>
-      <w:pPr>
-        <w:keepNext/>
-        <w:spacing w:before="160" w:after="80"/>
-        <w:jc w:val="left"/>
-      </w:pPr>
-      <w:r>
-        <w:rPr>
-          <w:rFonts w:ascii="Times New Roman" w:hAnsi="Times New Roman"/>
-          <w:b w:val="0"/>
-          <w:i/>
-          <w:color w:val="000000"/>
-          <w:sz w:val="20"/>
-        </w:rPr>
-        <w:t>C. Explainable AI Analysis using SHAP</w:t>
-      </w:r>
-    </w:p>
-    <w:p>
-      <w:pPr>
-        <w:spacing w:line="252" w:lineRule="auto" w:after="80"/>
-        <w:ind w:firstLine="216"/>
-        <w:jc w:val="both"/>
-      </w:pPr>
-      <w:r>
-        <w:rPr>
-          <w:rFonts w:ascii="Times New Roman" w:hAnsi="Times New Roman"/>
-          <w:b w:val="0"/>
-          <w:i w:val="0"/>
-          <w:color w:val="000000"/>
-          <w:sz w:val="20"/>
-        </w:rPr>
-        <w:t>By calculating the mean SHAP values across test listings, we separate the text into attributions that strongly shift the probability toward the Fraudulent class (positive SHAP scores) or toward the Genuine class (negative SHAP scores). Fig. 5 visualizes the top attributions. Specific keywords like 'Requirements', 'experience', and 'Description' are mapped with their exact Shapley values to provide token-level transparency, resolving the black-box gap of Fraud-BERT.</w:t>
+        <w:t>To resolve the black-box limitation of previous deep learning studies, we apply SHAP to extract token-level attributions. Figure 3 shows the feature importance plot for the most influential words in the test set. Words such as 'Immediate', 'Entry', 'nan', and 'Verification' are identified as strong indicators of fraudulent listings, while corporate profile details shift the model output toward genuine classifications. This level of explainability allows administrators to verify and validate model predictions before taking actions.</w:t>
       </w:r>
     </w:p>
     <w:p>
@@ -3691,7 +3123,7 @@
         <w:drawing>
           <wp:inline xmlns:a="http://schemas.openxmlformats.org/drawingml/2006/main" xmlns:pic="http://schemas.openxmlformats.org/drawingml/2006/picture">
             <wp:extent cx="2926080" cy="1828800"/>
-            <wp:docPr id="4" name="Picture 4"/>
+            <wp:docPr id="3" name="Picture 3"/>
             <wp:cNvGraphicFramePr>
               <a:graphicFrameLocks noChangeAspect="1"/>
             </wp:cNvGraphicFramePr>
@@ -3703,7 +3135,7 @@
                     <pic:cNvPicPr/>
                   </pic:nvPicPr>
                   <pic:blipFill>
-                    <a:blip r:embed="rId12"/>
+                    <a:blip r:embed="rId11"/>
                     <a:stretch>
                       <a:fillRect/>
                     </a:stretch>
@@ -3735,7 +3167,7 @@
           <w:color w:val="000000"/>
           <w:sz w:val="16"/>
         </w:rPr>
-        <w:t>Fig. 5. SHAP token attribution impact showing top genuine and fraudulent indicators.</w:t>
+        <w:t>Fig. 3. Mean SHAP Values of top fraudulent and genuine text indicators.</w:t>
       </w:r>
     </w:p>
     <w:p>
@@ -3752,7 +3184,7 @@
           <w:color w:val="000000"/>
           <w:sz w:val="20"/>
         </w:rPr>
-        <w:t>D. Error Analysis</w:t>
+        <w:t>C. Error Analysis</w:t>
       </w:r>
     </w:p>
     <w:p>
@@ -3769,79 +3201,7 @@
           <w:color w:val="000000"/>
           <w:sz w:val="20"/>
         </w:rPr>
-        <w:t>To understand the limitations of our model, we conducted a manual audit of the misclassified cases in the test set. The error analysis reveals two primary error categories:</w:t>
-      </w:r>
-    </w:p>
-    <w:p>
-      <w:pPr>
-        <w:spacing w:line="252" w:lineRule="auto" w:after="80"/>
-        <w:ind w:firstLine="216"/>
-        <w:jc w:val="both"/>
-      </w:pPr>
-      <w:r>
-        <w:rPr>
-          <w:rFonts w:ascii="Times New Roman" w:hAnsi="Times New Roman"/>
-          <w:b w:val="0"/>
-          <w:i w:val="0"/>
-          <w:color w:val="000000"/>
-          <w:sz w:val="20"/>
-        </w:rPr>
-      </w:r>
-      <w:r>
-        <w:rPr>
-          <w:rFonts w:ascii="Times New Roman" w:hAnsi="Times New Roman"/>
-          <w:b/>
-          <w:i w:val="0"/>
-          <w:color w:val="000000"/>
-          <w:sz w:val="20"/>
-        </w:rPr>
-        <w:t>1) False Positives (Genuine classified as Fraudulent):</w:t>
-      </w:r>
-      <w:r>
-        <w:rPr>
-          <w:rFonts w:ascii="Times New Roman" w:hAnsi="Times New Roman"/>
-          <w:b w:val="0"/>
-          <w:i w:val="0"/>
-          <w:color w:val="000000"/>
-          <w:sz w:val="20"/>
-        </w:rPr>
-        <w:t xml:space="preserve"> These errors predominantly occurred in job postings that contained aggressive recruitment jargon or lacked corporate identification metadata. For instance, genuine listings from startups containing phrases like 'immediate start', 'no experience required', 'earn money fast', or those utilizing generic email addresses (e.g. Gmail) instead of corporate domains were incorrectly flagged as fraudulent. This suggests that the model associates metadata omissions and aggressive hiring language strongly with fraudulent intent.</w:t>
-      </w:r>
-    </w:p>
-    <w:p>
-      <w:pPr>
-        <w:spacing w:line="252" w:lineRule="auto" w:after="80"/>
-        <w:ind w:firstLine="216"/>
-        <w:jc w:val="both"/>
-      </w:pPr>
-      <w:r>
-        <w:rPr>
-          <w:rFonts w:ascii="Times New Roman" w:hAnsi="Times New Roman"/>
-          <w:b w:val="0"/>
-          <w:i w:val="0"/>
-          <w:color w:val="000000"/>
-          <w:sz w:val="20"/>
-        </w:rPr>
-      </w:r>
-      <w:r>
-        <w:rPr>
-          <w:rFonts w:ascii="Times New Roman" w:hAnsi="Times New Roman"/>
-          <w:b/>
-          <w:i w:val="0"/>
-          <w:color w:val="000000"/>
-          <w:sz w:val="20"/>
-        </w:rPr>
-        <w:t>2) False Negatives (Fraudulent classified as Genuine):</w:t>
-      </w:r>
-      <w:r>
-        <w:rPr>
-          <w:rFonts w:ascii="Times New Roman" w:hAnsi="Times New Roman"/>
-          <w:b w:val="0"/>
-          <w:i w:val="0"/>
-          <w:color w:val="000000"/>
-          <w:sz w:val="20"/>
-        </w:rPr>
-        <w:t xml:space="preserve"> These are highly sophisticated scams where fraudsters cloned the exact text (company profile, job description, requirements) of actual job postings from reputable organizations. The only fraudulent modification was a subtle shift in the application link or contact email address. Because the textual content is 99% identical to a legitimate listing, our text-based models could not detect the fraud, highlighting the need to incorporate external validation (e.g., domain verification, IP geolocations) in future work.</w:t>
+        <w:t>We performed a manual audit of the misclassified cases in the test set. False positives (genuine postings flagged as fraud) mostly occur in listings from startups that use informal terminology (e.g. 'immediate start', 'no experience required') or lack complete corporate profile details. False negatives (scams classified as genuine) occur in highly sophisticated phishing scams that clone actual job postings, modifying only the contact email address or application link. This suggests that incorporating external domain metadata could improve classification robustness.</w:t>
       </w:r>
     </w:p>
     <w:p>
@@ -3853,7 +3213,7 @@
         <w:drawing>
           <wp:inline xmlns:a="http://schemas.openxmlformats.org/drawingml/2006/main" xmlns:pic="http://schemas.openxmlformats.org/drawingml/2006/picture">
             <wp:extent cx="2926080" cy="2438400"/>
-            <wp:docPr id="5" name="Picture 5"/>
+            <wp:docPr id="4" name="Picture 4"/>
             <wp:cNvGraphicFramePr>
               <a:graphicFrameLocks noChangeAspect="1"/>
             </wp:cNvGraphicFramePr>
@@ -3865,7 +3225,7 @@
                     <pic:cNvPicPr/>
                   </pic:nvPicPr>
                   <pic:blipFill>
-                    <a:blip r:embed="rId13"/>
+                    <a:blip r:embed="rId12"/>
                     <a:stretch>
                       <a:fillRect/>
                     </a:stretch>
@@ -3897,7 +3257,7 @@
           <w:color w:val="000000"/>
           <w:sz w:val="16"/>
         </w:rPr>
-        <w:t>Fig. 4. Confusion Matrix for the proposed hybrid BERT-BiLSTM architecture.</w:t>
+        <w:t>Fig. 4. Confusion Matrix for the proposed hybrid BERT-BiLSTM model.</w:t>
       </w:r>
     </w:p>
     <w:p>
@@ -3931,24 +3291,7 @@
           <w:color w:val="000000"/>
           <w:sz w:val="20"/>
         </w:rPr>
-        <w:t>This paper presented a hybrid context-aware deep learning framework, BERT-BiLSTM, for Online Recruitment Fraud Detection. By integrating a transformer encoder with a bidirectional recurrent layer, the model successfully extracts local context and global sequential patterns from job postings. Evaluated on the highly imbalanced EMSCAD dataset, the model achieved state-of-the-art performance, outperforming traditional machine learning and standard deep learning architectures with an F1-score of 88.22%, an accuracy of 98.91%, and an AUC of 98.75%. We demonstrated the statistical significance of the improvement and analyzed common failure cases.</w:t>
-      </w:r>
-    </w:p>
-    <w:p>
-      <w:pPr>
-        <w:spacing w:line="252" w:lineRule="auto" w:after="80"/>
-        <w:ind w:firstLine="216"/>
-        <w:jc w:val="both"/>
-      </w:pPr>
-      <w:r>
-        <w:rPr>
-          <w:rFonts w:ascii="Times New Roman" w:hAnsi="Times New Roman"/>
-          <w:b w:val="0"/>
-          <w:i w:val="0"/>
-          <w:color w:val="000000"/>
-          <w:sz w:val="20"/>
-        </w:rPr>
-        <w:t>In future work, we plan to extend this framework by evaluating it on multi-source datasets to check cross-platform generalizability. Furthermore, we aim to incorporate numerical metadata (like telecommuting, company logo presence, and geographical features) directly into the dense representation before classification, and study the feasibility of running light quantized transformer heads on mobile endpoints for real-time fraud warning.</w:t>
+        <w:t>This paper presented a hybrid BERT-BiLSTM framework for online recruitment fraud detection. By combining a transformer backbone with a sequential recurrent network, our model extracts contextual features while preserving sequence dependencies. Evaluated on the EMSCAD dataset, our model achieves a macro F1-score of 93.82% and a Class 1 F1-score of 88.22%. Additionally, the integration of SHAP provides token-level interpretability, addressing the explainability limitations of prior architectures. In future work, we plan to incorporate non-textual metadata (such as location and salary parameters) and evaluate the model's performance on multi-source datasets.</w:t>
       </w:r>
     </w:p>
     <w:p>

--- a/paper/paper.docx
+++ b/paper/paper.docx
@@ -78,7 +78,7 @@
           <w:color w:val="000000"/>
           <w:sz w:val="18"/>
         </w:rPr>
-        <w:t>Online job portals streamline the recruitment process but also host fraudulent postings that aim to harvest personal information or extort money from candidates. Detecting these fraudulent ads manually is challenging because they closely mimic legitimate listings. Traditional machine learning models fail to capture contextual nuances, while standard deep learning approaches discard token sequence dependencies by relying only on static representations or single classification vectors. This study proposes an explainable, sequence-preserving hybrid framework combining Bidirectional Encoder Representations from Transformers (BERT) and Bidirectional Long Short-Term Memory (Bi-LSTM) to detect fake jobs. The proposed model extracts context-rich word embeddings from the full token sequence using a fine-tuned bert-base-uncased backbone, which are then processed by a 2-layer Bi-LSTM layer to retain sequential semantics. We address severe class imbalance using a class-weighted binary cross-entropy loss function. Additionally, we resolve the black-box limitation of transformer classifiers by integrating SHAP (SHapley Additive exPlanations) for token-level visual explainability. Experimental evaluations on the EMSCAD dataset show that the proposed BERT-BiLSTM framework achieves a classification accuracy of 98.91%, a Class 1 (Fraudulent) F1-score of 88.22%, and a ROC-AUC of 98.75%, while providing transparent explanations for recruitment platform administrators.</w:t>
+        <w:t>Online recruitment platforms make candidate search faster but also allow scammers to publish fraudulent listings. These posts are designed to collect confidential applicant data or extort payments. Manual identification of fraudulent job ads is highly inefficient because scammers duplicate legitimate organizational profiles. Traditional machine learning models fail to model context, and standard deep learning architectures discard sequence details by relying on static features or single representation vectors. This research presents an explainable, sequence-preserving hybrid model combining Bidirectional Encoder Representations from Transformers (BERT) and Bidirectional Long Short-Term Memory (Bi-LSTM). The model extracts contextual representations using a fine-tuned bert-base-uncased encoder, which are then passed to a 2-layer Bi-LSTM layer to retain sequential semantics. We implement a class-weighted binary cross-entropy loss function to handle severe label imbalance. Crucially, we incorporate SHAP (SHapley Additive exPlanations) to extract token-level visual attributions, addressing the black-box limitation of deep classifiers. Tested on the EMSCAD dataset, the proposed model achieves a classification accuracy of 98.91%, a Class 1 (Fraudulent) F1-score of 88.22%, a macro F1-score of 93.82%, and a ROC-AUC of 98.75%. This configuration provides a stable and interpretable classification pipeline for recruitment board deployment.</w:t>
       </w:r>
     </w:p>
     <w:p>
@@ -105,13 +105,13 @@
           <w:color w:val="000000"/>
           <w:sz w:val="18"/>
         </w:rPr>
-        <w:t>Online Recruitment Fraud, Fake Job Detection, Transformers, BERT, Bi-LSTM, Deep Learning, Explainable AI, SHAP.</w:t>
+        <w:t>Online Recruitment Fraud, Fake Job Detection, Transformers, BERT, Bi-LSTM, Explainable AI, SHAP.</w:t>
       </w:r>
     </w:p>
     <w:p>
       <w:pPr>
         <w:keepNext/>
-        <w:spacing w:before="240" w:after="120"/>
+        <w:spacing w:before="280" w:after="120"/>
         <w:jc w:val="center"/>
       </w:pPr>
       <w:r>
@@ -139,7 +139,7 @@
           <w:color w:val="000000"/>
           <w:sz w:val="20"/>
         </w:rPr>
-        <w:t xml:space="preserve">Recruitment boards like Indeed, LinkedIn, and Glassdoor have changed the job search process, making it easier for candidates to connect with organizations. However, this open digital ecosystem is also vulnerable to Online Recruitment Fraud (ORF) </w:t>
+        <w:t xml:space="preserve">Job platforms like Indeed and LinkedIn have simplified recruitment, allowing companies to post job openings and connect with applicants. However, these systems are vulnerable to Online Recruitment Fraud (ORF) </w:t>
       </w:r>
       <w:hyperlink w:anchor="ref_1">
         <w:r>
@@ -181,7 +181,7 @@
           <w:color w:val="000000"/>
           <w:sz w:val="20"/>
         </w:rPr>
-        <w:t xml:space="preserve">. Scammers publish deceptive job announcements to obtain sensitive applicant data, such as national identification numbers and banking credentials, or to extract payments for visa documentation or training programs </w:t>
+        <w:t xml:space="preserve">. Scammers publish fake job listings to obtain sensitive applicant data, such as national identification numbers and banking credentials, or to extract fees for training or background checks </w:t>
       </w:r>
       <w:hyperlink w:anchor="ref_3">
         <w:r>
@@ -202,7 +202,7 @@
           <w:color w:val="000000"/>
           <w:sz w:val="20"/>
         </w:rPr>
-        <w:t>. Since these posts are written using professional corporate terminology, identifying them manually is slow and error-prone.</w:t>
+        <w:t>. Since these posts are written using professional corporate terminology, manual inspection is slow and error-prone.</w:t>
       </w:r>
     </w:p>
     <w:p>
@@ -219,7 +219,7 @@
           <w:color w:val="000000"/>
           <w:sz w:val="20"/>
         </w:rPr>
-        <w:t xml:space="preserve">Early attempts to automate fake job detection relied on classical machine learning classifiers like Logistic Regression and Random Forest </w:t>
+        <w:t xml:space="preserve">Identifying these listings automatically requires advanced natural language processing. Early approaches used machine learning models like Logistic Regression and Random Forest </w:t>
       </w:r>
       <w:hyperlink w:anchor="ref_4">
         <w:r>
@@ -240,7 +240,7 @@
           <w:color w:val="000000"/>
           <w:sz w:val="20"/>
         </w:rPr>
-        <w:t xml:space="preserve">. These models use Bag-of-Words or TF-IDF representations, which generate high-dimensional vectors that completely ignore word order and context. Later models adopted recurrent networks (LSTMs or GRUs) with pre-trained word representations like Word2Vec </w:t>
+        <w:t xml:space="preserve">. These models rely on TF-IDF or Bag-of-Words features, which produce sparse vectors that ignore word order and semantic context. Deep learning models, such as Bi-LSTMs and GRUs, capture sequence information but often use static embeddings like Word2Vec </w:t>
       </w:r>
       <w:hyperlink w:anchor="ref_2">
         <w:r>
@@ -261,7 +261,7 @@
           <w:color w:val="000000"/>
           <w:sz w:val="20"/>
         </w:rPr>
-        <w:t>. Although they process sequential data, static embeddings assign the same vector to a word regardless of its context, limiting classification performance on nuanced text.</w:t>
+        <w:t>. Since static vectors assign the same representation to a word regardless of context, they struggle with polysemy and semantic shifts in fraudulent texts.</w:t>
       </w:r>
     </w:p>
     <w:p>
@@ -278,7 +278,7 @@
           <w:color w:val="000000"/>
           <w:sz w:val="20"/>
         </w:rPr>
-        <w:t xml:space="preserve">The introduction of Transformer-based models, particularly BERT, resolved context representation issues </w:t>
+        <w:t xml:space="preserve">Pre-trained transformer models, particularly BERT, resolved context representation issues </w:t>
       </w:r>
       <w:hyperlink w:anchor="ref_6">
         <w:r>
@@ -340,7 +340,7 @@
           <w:color w:val="000000"/>
           <w:sz w:val="20"/>
         </w:rPr>
-        <w:t xml:space="preserve"> a particular listing was flagged as fraudulent.</w:t>
+        <w:t xml:space="preserve"> a particular listing was flagged as fraudulent. This is a major barrier to deploying these systems in production recruitment platforms.</w:t>
       </w:r>
     </w:p>
     <w:p>
@@ -437,13 +437,30 @@
           <w:color w:val="000000"/>
           <w:sz w:val="20"/>
         </w:rPr>
-        <w:t xml:space="preserve"> to extract token attributions, providing complete transparency. We validate our model via ablation experiments and error analyses to verify its performance.</w:t>
+        <w:t xml:space="preserve"> to extract token attributions, providing complete transparency by showing which words contribute to flagging a job as fake. We validate our model via ablation experiments and error analyses to verify its performance.</w:t>
+      </w:r>
+    </w:p>
+    <w:p>
+      <w:pPr>
+        <w:spacing w:line="252" w:lineRule="auto" w:after="80"/>
+        <w:ind w:firstLine="216"/>
+        <w:jc w:val="both"/>
+      </w:pPr>
+      <w:r>
+        <w:rPr>
+          <w:rFonts w:ascii="Times New Roman" w:hAnsi="Times New Roman"/>
+          <w:b w:val="0"/>
+          <w:i w:val="0"/>
+          <w:color w:val="000000"/>
+          <w:sz w:val="20"/>
+        </w:rPr>
+        <w:t>In this work, we outline several contributions. First, we implement a robust preprocessing and concatenation pipeline that combines 10 metadata fields while filtering out null entries and formatting noise. Second, we present a sequence-preserving BERT-BiLSTM architecture that maintains token-level contextual hidden states. Third, we integrate SHAP for token-level visual explainability, addressing the black-box limitation. Finally, we provide a comprehensive empirical evaluation against multiple baselines, detailing classification metrics, computational times, and error categories.</w:t>
       </w:r>
     </w:p>
     <w:p>
       <w:pPr>
         <w:keepNext/>
-        <w:spacing w:before="240" w:after="120"/>
+        <w:spacing w:before="280" w:after="120"/>
         <w:jc w:val="center"/>
       </w:pPr>
       <w:r>
@@ -477,7 +494,7 @@
     <w:p>
       <w:pPr>
         <w:keepNext/>
-        <w:spacing w:before="160" w:after="80"/>
+        <w:spacing w:before="200" w:after="80"/>
         <w:jc w:val="left"/>
       </w:pPr>
       <w:r>
@@ -616,7 +633,7 @@
     <w:p>
       <w:pPr>
         <w:keepNext/>
-        <w:spacing w:before="160" w:after="80"/>
+        <w:spacing w:before="200" w:after="80"/>
         <w:jc w:val="left"/>
       </w:pPr>
       <w:r>
@@ -707,7 +724,7 @@
           <w:color w:val="000000"/>
           <w:sz w:val="20"/>
         </w:rPr>
-        <w:t xml:space="preserve"> investigated deceptive content detection on recruitment platforms using ensemble classifiers combined with Word2Vec representations. Vidros et al. </w:t>
+        <w:t xml:space="preserve"> investigated deceptive content detection on recruitment platforms using ensemble learning combined with Word2Vec representations. Vidros et al. </w:t>
       </w:r>
       <w:hyperlink w:anchor="ref_12">
         <w:r>
@@ -807,7 +824,7 @@
           <w:color w:val="000000"/>
           <w:sz w:val="20"/>
         </w:rPr>
-        <w:t xml:space="preserve"> combined BERT with sentiment polarity analysis (VADER/TextBlob) to model the emotional tone of descriptions, achieving highly accurate classifications. Gupta and Rani </w:t>
+        <w:t xml:space="preserve"> combined BERT with sentiment polarity analysis to model the emotional tone of descriptions. Gupta and Rani </w:t>
       </w:r>
       <w:hyperlink w:anchor="ref_14">
         <w:r>
@@ -908,13 +925,13 @@
           <w:color w:val="000000"/>
           <w:sz w:val="20"/>
         </w:rPr>
-        <w:t xml:space="preserve"> proposed architectures combining BERT/RoBERTa with a 2D Convolutional Neural Network (CNN2D) classifier, using oversampling methods (SMOTE/SMOBD) to mitigate dataset imbalance. While CNN2D models excel at capturing local spatial patterns, they are less suited than Bi-LSTMs for modeling the continuous sequential and temporal dependencies of long textual job advertisements. Our research improves upon these existing models by pairing BERT's contextual power with a sequential Bi-LSTM head, offering a unified, computationally efficient framework that trains directly on the class-weighted imbalanced dataset without distorting original textual distributions.</w:t>
+        <w:t xml:space="preserve"> proposed architectures combining BERT/RoBERTa with a 2D Convolutional Neural Network (CNN2D) classifier, using oversampling methods to mitigate dataset imbalance. While CNN2D models excel at capturing local spatial patterns, they are less suited than Bi-LSTMs for modeling the continuous sequential and temporal dependencies of long textual job advertisements. Our research improves upon these existing models by pairing BERT's contextual power with a sequential Bi-LSTM head, offering a unified, computationally efficient framework that trains directly on the class-weighted imbalanced dataset without distorting original textual distributions.</w:t>
       </w:r>
     </w:p>
     <w:p>
       <w:pPr>
         <w:keepNext/>
-        <w:spacing w:before="240" w:after="120"/>
+        <w:spacing w:before="280" w:after="120"/>
         <w:jc w:val="center"/>
       </w:pPr>
       <w:r>
@@ -942,7 +959,7 @@
           <w:color w:val="000000"/>
           <w:sz w:val="20"/>
         </w:rPr>
-        <w:t>The proposed framework consists of four main steps: (A) Robust Concatenation, (B) BERT Embedding Extraction, (C) Bi-LSTM Classification, and (D) SHAP Explainability. Figure 1 shows the architecture of our system.</w:t>
+        <w:t>The proposed hybrid BERT-BiLSTM framework consists of four main steps: (A) Robust Concatenation, (B) BERT Embedding Extraction, (C) Bi-LSTM Classification, and (D) SHAP Explainability. Figure 1 shows the architecture of our system.</w:t>
       </w:r>
     </w:p>
     <w:p>
@@ -1004,7 +1021,7 @@
     <w:p>
       <w:pPr>
         <w:keepNext/>
-        <w:spacing w:before="160" w:after="80"/>
+        <w:spacing w:before="200" w:after="80"/>
         <w:jc w:val="left"/>
       </w:pPr>
       <w:r>
@@ -1048,7 +1065,7 @@
           <w:color w:val="000000"/>
           <w:sz w:val="20"/>
         </w:rPr>
-        <w:t>X_i = \prod_{j=1}^{10} [Field_j]</w:t>
+        <w:t>X_i = \text{Concat}(Field_1, Field_2, \dots, Field_{10})</w:t>
         <w:tab/>
         <w:tab/>
       </w:r>
@@ -1065,8 +1082,25 @@
     </w:p>
     <w:p>
       <w:pPr>
+        <w:spacing w:line="252" w:lineRule="auto" w:after="80"/>
+        <w:ind w:firstLine="216"/>
+        <w:jc w:val="both"/>
+      </w:pPr>
+      <w:r>
+        <w:rPr>
+          <w:rFonts w:ascii="Times New Roman" w:hAnsi="Times New Roman"/>
+          <w:b w:val="0"/>
+          <w:i w:val="0"/>
+          <w:color w:val="000000"/>
+          <w:sz w:val="20"/>
+        </w:rPr>
+        <w:t>This function checks if each field contains a valid string and filters out any null or float values, ensuring the tokenizer receives only semantic data. This step is critical because standard string conversions convert NaN float values to the word 'nan', which acts as noise for self-attention.</w:t>
+      </w:r>
+    </w:p>
+    <w:p>
+      <w:pPr>
         <w:keepNext/>
-        <w:spacing w:before="160" w:after="80"/>
+        <w:spacing w:before="200" w:after="80"/>
         <w:jc w:val="left"/>
       </w:pPr>
       <w:r>
@@ -1110,7 +1144,7 @@
           <w:color w:val="000000"/>
           <w:sz w:val="20"/>
         </w:rPr>
-        <w:t>H = BERT(I, A) \in \mathbb{R}^{B \times L \times D}</w:t>
+        <w:t>H = \text{BERT}(I, A) \in \mathbb{R}^{B \times L \times D}</w:t>
         <w:tab/>
         <w:tab/>
       </w:r>
@@ -1145,7 +1179,7 @@
     <w:p>
       <w:pPr>
         <w:keepNext/>
-        <w:spacing w:before="160" w:after="80"/>
+        <w:spacing w:before="200" w:after="80"/>
         <w:jc w:val="left"/>
       </w:pPr>
       <w:r>
@@ -1189,7 +1223,7 @@
           <w:color w:val="000000"/>
           <w:sz w:val="20"/>
         </w:rPr>
-        <w:t>h_t_fwd = LSTM_fwd(H_t, h_(t-1)_fwd)</w:t>
+        <w:t>h_{t, fwd} = \text{LSTM}_{fwd}(H_t, h_{t-1, fwd})</w:t>
         <w:tab/>
         <w:tab/>
       </w:r>
@@ -1217,7 +1251,7 @@
           <w:color w:val="000000"/>
           <w:sz w:val="20"/>
         </w:rPr>
-        <w:t>h_t_bwd = LSTM_bwd(H_t, h_(t+1)_bwd)</w:t>
+        <w:t>h_{t, bwd} = \text{LSTM}_{bwd}(H_t, h_{t+1, bwd})</w:t>
         <w:tab/>
         <w:tab/>
       </w:r>
@@ -1262,7 +1296,7 @@
           <w:color w:val="000000"/>
           <w:sz w:val="20"/>
         </w:rPr>
-        <w:t>h_t = [h_t_fwd || h_t_bwd] \in \mathbb{R}^{2 \times D_lstm}</w:t>
+        <w:t>h_t = [h_{t, fwd} \mathbin{\Vert} h_{t, bwd}] \in \mathbb{R}^{2 \cdot D_{lstm}}</w:t>
         <w:tab/>
         <w:tab/>
       </w:r>
@@ -1291,7 +1325,7 @@
           <w:color w:val="000000"/>
           <w:sz w:val="20"/>
         </w:rPr>
-        <w:t>where D_lstm = 128. We apply global max and average pooling over the sequence dimension to form the pooled feature:</w:t>
+        <w:t>where $D_{lstm} = 128$. We apply global max and average pooling over the sequence dimension to form the pooled feature:</w:t>
       </w:r>
     </w:p>
     <w:p>
@@ -1307,7 +1341,7 @@
           <w:color w:val="000000"/>
           <w:sz w:val="20"/>
         </w:rPr>
-        <w:t>Z_pooled = [Max_Pool(Y) || Avg_Pool(Y)] \in \mathbb{R}^{4 \times D_lstm}</w:t>
+        <w:t>Z_{pooled} = [\text{MaxPool}(Y) \mathbin{\Vert} \text{AvgPool}(Y)] \in \mathbb{R}^{4 \cdot D_{lstm}}</w:t>
         <w:tab/>
         <w:tab/>
       </w:r>
@@ -1352,7 +1386,7 @@
           <w:color w:val="000000"/>
           <w:sz w:val="20"/>
         </w:rPr>
-        <w:t>\hat{y} = Linear(ReLU(Dropout(Linear(Z_pooled))))</w:t>
+        <w:t>\hat{y} = \text{Linear}(\text{ReLU}(\text{Dropout}(\text{Linear}(Z_{pooled}))))</w:t>
         <w:tab/>
         <w:tab/>
       </w:r>
@@ -1397,7 +1431,7 @@
           <w:color w:val="000000"/>
           <w:sz w:val="20"/>
         </w:rPr>
-        <w:t>L = - [ w_pos \times y log(\sigma(\hat{y})) + (1 - y) log(1 - \sigma(\hat{y})) ]</w:t>
+        <w:t>\mathcal{L} = - [ w_{pos} \cdot y \log(\sigma(\hat{y})) + (1 - y) \log(1 - \sigma(\hat{y})) ]</w:t>
         <w:tab/>
         <w:tab/>
       </w:r>
@@ -1426,13 +1460,13 @@
           <w:color w:val="000000"/>
           <w:sz w:val="20"/>
         </w:rPr>
-        <w:t>where we set w_pos = 3.5 to penalize false negatives and improve recall.</w:t>
+        <w:t>where we set $w_{pos} = 3.5$ to penalize false negatives and improve recall.</w:t>
       </w:r>
     </w:p>
     <w:p>
       <w:pPr>
         <w:keepNext/>
-        <w:spacing w:before="160" w:after="80"/>
+        <w:spacing w:before="200" w:after="80"/>
         <w:jc w:val="left"/>
       </w:pPr>
       <w:r>
@@ -1476,7 +1510,7 @@
           <w:color w:val="000000"/>
           <w:sz w:val="20"/>
         </w:rPr>
-        <w:t>\phi_i = \sum_{S \subseteq F \setminus {i}} \frac{|S|!(|F| - |S| - 1)!}{|F|!} [ f_x(S \cup {i}) - f_x(S) ]</w:t>
+        <w:t>\phi_i = \sum_{S \subseteq F \setminus \{i\}} \frac{|S|!(|F| - |S| - 1)!}{|F|!} [ f_x(S \cup \{i\}) - f_x(S) ]</w:t>
         <w:tab/>
         <w:tab/>
       </w:r>
@@ -1505,13 +1539,13 @@
           <w:color w:val="000000"/>
           <w:sz w:val="20"/>
         </w:rPr>
-        <w:t>where F is the set of all input tokens, S is a subset of features excluding token i, and f_x(S) is the model output conditioned on subset S. This allows us to calculate exact token-level feature attribution scores.</w:t>
+        <w:t>where F is the set of all input tokens, S is a subset of features excluding token i, and $f_x(S)$ is the model output conditioned on subset S. This allows us to calculate exact token-level feature attribution scores.</w:t>
       </w:r>
     </w:p>
     <w:p>
       <w:pPr>
         <w:keepNext/>
-        <w:spacing w:before="240" w:after="120"/>
+        <w:spacing w:before="280" w:after="120"/>
         <w:jc w:val="center"/>
       </w:pPr>
       <w:r>
@@ -1528,7 +1562,7 @@
     <w:p>
       <w:pPr>
         <w:keepNext/>
-        <w:spacing w:before="160" w:after="80"/>
+        <w:spacing w:before="200" w:after="80"/>
         <w:jc w:val="left"/>
       </w:pPr>
       <w:r>
@@ -1562,7 +1596,7 @@
     <w:p>
       <w:pPr>
         <w:keepNext/>
-        <w:spacing w:before="160" w:after="80"/>
+        <w:spacing w:before="200" w:after="80"/>
         <w:jc w:val="left"/>
       </w:pPr>
       <w:r>
@@ -1590,13 +1624,13 @@
           <w:color w:val="000000"/>
           <w:sz w:val="20"/>
         </w:rPr>
-        <w:t>Models were trained on a Google Colab T4 GPU runtime. Sequence length was set to 512, with a batch size of 16. The model was trained for 5 epochs using early stopping with a patience of 2. We use the AdamW optimizer with discriminative learning rates: BERT parameters were fine-tuned at 2e-5, while recurrent and dense layers were trained at 2e-4 and 1e-3 respectively.</w:t>
+        <w:t>Models were trained on a Google Colab T4 GPU runtime. Sequence length was set to 512, with a batch size of 16. The model was trained for 5 epochs using early stopping with a patience of 2. We use the AdamW optimizer with discriminative learning rates: BERT parameters were fine-tuned at 2e-5, while recurrent and dense layers were trained at 2e-4 and 1e-3 respectively. This discriminative setup prevents catastrophic forgetting in BERT.</w:t>
       </w:r>
     </w:p>
     <w:p>
       <w:pPr>
         <w:keepNext/>
-        <w:spacing w:before="160" w:after="80"/>
+        <w:spacing w:before="200" w:after="80"/>
         <w:jc w:val="left"/>
       </w:pPr>
       <w:r>
@@ -1630,7 +1664,7 @@
     <w:p>
       <w:pPr>
         <w:keepNext/>
-        <w:spacing w:before="240" w:after="120"/>
+        <w:spacing w:before="280" w:after="120"/>
         <w:jc w:val="center"/>
       </w:pPr>
       <w:r>
@@ -1647,7 +1681,7 @@
     <w:p>
       <w:pPr>
         <w:keepNext/>
-        <w:spacing w:before="160" w:after="80"/>
+        <w:spacing w:before="200" w:after="80"/>
         <w:jc w:val="left"/>
       </w:pPr>
       <w:r>
@@ -1675,7 +1709,7 @@
           <w:color w:val="000000"/>
           <w:sz w:val="20"/>
         </w:rPr>
-        <w:t>The performance of all models on the test set is summarized in Table I. We report both Class 1 (Fraudulent) metrics and Macro-average metrics to allow a direct comparison with the SOTA baseline paper.</w:t>
+        <w:t>The performance of all models on the test set is summarized in Table I. We report both Class 1 (Fraudulent) metrics and Macro-average metrics to allow a direct comparison with SOTA baseline papers.</w:t>
       </w:r>
     </w:p>
     <w:tbl>
@@ -3083,7 +3117,7 @@
     <w:p>
       <w:pPr>
         <w:keepNext/>
-        <w:spacing w:before="160" w:after="80"/>
+        <w:spacing w:before="200" w:after="80"/>
         <w:jc w:val="left"/>
       </w:pPr>
       <w:r>
@@ -3094,7 +3128,7 @@
           <w:color w:val="000000"/>
           <w:sz w:val="20"/>
         </w:rPr>
-        <w:t>B. Explainability Analysis using SHAP</w:t>
+        <w:t>B. Ablation Study</w:t>
       </w:r>
     </w:p>
     <w:p>
@@ -3111,7 +3145,706 @@
           <w:color w:val="000000"/>
           <w:sz w:val="20"/>
         </w:rPr>
-        <w:t>To resolve the black-box limitation of previous deep learning studies, we apply SHAP to extract token-level attributions. Figure 3 shows the feature importance plot for the most influential words in the test set. Words such as 'Immediate', 'Entry', 'nan', and 'Verification' are identified as strong indicators of fraudulent listings, while corporate profile details shift the model output toward genuine classifications. This level of explainability allows administrators to verify and validate model predictions before taking actions.</w:t>
+        <w:t>To evaluate the individual contributions of the transformer encoder and the recurrent sequential head, we perform an ablation study. We isolate the impact of: (1) replacing static embeddings with BERT's contextual embeddings, and (2) replacing the standalone linear head of BERT with a sequential Bi-LSTM head. Table II summarizes the ablation analysis.</w:t>
+      </w:r>
+    </w:p>
+    <w:tbl>
+      <w:tblPr>
+        <w:tblStyle w:val="LightShading-Accent1"/>
+        <w:tblW w:type="auto" w:w="0"/>
+        <w:tblLook w:firstColumn="1" w:firstRow="1" w:lastColumn="0" w:lastRow="0" w:noHBand="0" w:noVBand="1" w:val="04A0"/>
+      </w:tblPr>
+      <w:tblGrid>
+        <w:gridCol w:w="2088"/>
+        <w:gridCol w:w="2088"/>
+        <w:gridCol w:w="2088"/>
+        <w:gridCol w:w="2088"/>
+        <w:gridCol w:w="2088"/>
+      </w:tblGrid>
+      <w:tr>
+        <w:tc>
+          <w:tcPr>
+            <w:tcW w:type="dxa" w:w="2088"/>
+          </w:tcPr>
+          <w:p>
+            <w:pPr>
+              <w:jc w:val="center"/>
+            </w:pPr>
+            <w:r>
+              <w:rPr>
+                <w:rFonts w:ascii="Times New Roman" w:hAnsi="Times New Roman"/>
+                <w:b/>
+                <w:i w:val="0"/>
+                <w:color w:val="000000"/>
+                <w:sz w:val="18"/>
+              </w:rPr>
+              <w:t>Configuration</w:t>
+            </w:r>
+          </w:p>
+        </w:tc>
+        <w:tc>
+          <w:tcPr>
+            <w:tcW w:type="dxa" w:w="2088"/>
+          </w:tcPr>
+          <w:p>
+            <w:pPr>
+              <w:jc w:val="center"/>
+            </w:pPr>
+            <w:r>
+              <w:rPr>
+                <w:rFonts w:ascii="Times New Roman" w:hAnsi="Times New Roman"/>
+                <w:b/>
+                <w:i w:val="0"/>
+                <w:color w:val="000000"/>
+                <w:sz w:val="18"/>
+              </w:rPr>
+              <w:t>Embedding</w:t>
+            </w:r>
+          </w:p>
+        </w:tc>
+        <w:tc>
+          <w:tcPr>
+            <w:tcW w:type="dxa" w:w="2088"/>
+          </w:tcPr>
+          <w:p>
+            <w:pPr>
+              <w:jc w:val="center"/>
+            </w:pPr>
+            <w:r>
+              <w:rPr>
+                <w:rFonts w:ascii="Times New Roman" w:hAnsi="Times New Roman"/>
+                <w:b/>
+                <w:i w:val="0"/>
+                <w:color w:val="000000"/>
+                <w:sz w:val="18"/>
+              </w:rPr>
+              <w:t>Classifier Head</w:t>
+            </w:r>
+          </w:p>
+        </w:tc>
+        <w:tc>
+          <w:tcPr>
+            <w:tcW w:type="dxa" w:w="2088"/>
+          </w:tcPr>
+          <w:p>
+            <w:pPr>
+              <w:jc w:val="center"/>
+            </w:pPr>
+            <w:r>
+              <w:rPr>
+                <w:rFonts w:ascii="Times New Roman" w:hAnsi="Times New Roman"/>
+                <w:b/>
+                <w:i w:val="0"/>
+                <w:color w:val="000000"/>
+                <w:sz w:val="18"/>
+              </w:rPr>
+              <w:t>F1-score</w:t>
+            </w:r>
+          </w:p>
+        </w:tc>
+        <w:tc>
+          <w:tcPr>
+            <w:tcW w:type="dxa" w:w="2088"/>
+          </w:tcPr>
+          <w:p>
+            <w:pPr>
+              <w:jc w:val="center"/>
+            </w:pPr>
+            <w:r>
+              <w:rPr>
+                <w:rFonts w:ascii="Times New Roman" w:hAnsi="Times New Roman"/>
+                <w:b/>
+                <w:i w:val="0"/>
+                <w:color w:val="000000"/>
+                <w:sz w:val="18"/>
+              </w:rPr>
+              <w:t>F1 Gain</w:t>
+            </w:r>
+          </w:p>
+        </w:tc>
+      </w:tr>
+      <w:tr>
+        <w:tc>
+          <w:tcPr>
+            <w:tcW w:type="dxa" w:w="2088"/>
+          </w:tcPr>
+          <w:p>
+            <w:pPr>
+              <w:jc w:val="left"/>
+            </w:pPr>
+            <w:r>
+              <w:rPr>
+                <w:rFonts w:ascii="Times New Roman" w:hAnsi="Times New Roman"/>
+                <w:b w:val="0"/>
+                <w:i w:val="0"/>
+                <w:color w:val="000000"/>
+                <w:sz w:val="18"/>
+              </w:rPr>
+              <w:t>Standard Bi-LSTM</w:t>
+            </w:r>
+          </w:p>
+        </w:tc>
+        <w:tc>
+          <w:tcPr>
+            <w:tcW w:type="dxa" w:w="2088"/>
+          </w:tcPr>
+          <w:p>
+            <w:pPr>
+              <w:jc w:val="center"/>
+            </w:pPr>
+            <w:r>
+              <w:rPr>
+                <w:rFonts w:ascii="Times New Roman" w:hAnsi="Times New Roman"/>
+                <w:b w:val="0"/>
+                <w:i w:val="0"/>
+                <w:color w:val="000000"/>
+                <w:sz w:val="18"/>
+              </w:rPr>
+              <w:t>Static (Embedding Layer)</w:t>
+            </w:r>
+          </w:p>
+        </w:tc>
+        <w:tc>
+          <w:tcPr>
+            <w:tcW w:type="dxa" w:w="2088"/>
+          </w:tcPr>
+          <w:p>
+            <w:pPr>
+              <w:jc w:val="center"/>
+            </w:pPr>
+            <w:r>
+              <w:rPr>
+                <w:rFonts w:ascii="Times New Roman" w:hAnsi="Times New Roman"/>
+                <w:b w:val="0"/>
+                <w:i w:val="0"/>
+                <w:color w:val="000000"/>
+                <w:sz w:val="18"/>
+              </w:rPr>
+              <w:t>Bi-LSTM + Max Pool</w:t>
+            </w:r>
+          </w:p>
+        </w:tc>
+        <w:tc>
+          <w:tcPr>
+            <w:tcW w:type="dxa" w:w="2088"/>
+          </w:tcPr>
+          <w:p>
+            <w:pPr>
+              <w:jc w:val="center"/>
+            </w:pPr>
+            <w:r>
+              <w:rPr>
+                <w:rFonts w:ascii="Times New Roman" w:hAnsi="Times New Roman"/>
+                <w:b w:val="0"/>
+                <w:i w:val="0"/>
+                <w:color w:val="000000"/>
+                <w:sz w:val="18"/>
+              </w:rPr>
+              <w:t>80.46%</w:t>
+            </w:r>
+          </w:p>
+        </w:tc>
+        <w:tc>
+          <w:tcPr>
+            <w:tcW w:type="dxa" w:w="2088"/>
+          </w:tcPr>
+          <w:p>
+            <w:pPr>
+              <w:jc w:val="center"/>
+            </w:pPr>
+            <w:r>
+              <w:rPr>
+                <w:rFonts w:ascii="Times New Roman" w:hAnsi="Times New Roman"/>
+                <w:b w:val="0"/>
+                <w:i w:val="0"/>
+                <w:color w:val="000000"/>
+                <w:sz w:val="18"/>
+              </w:rPr>
+              <w:t>Baseline</w:t>
+            </w:r>
+          </w:p>
+        </w:tc>
+      </w:tr>
+      <w:tr>
+        <w:tc>
+          <w:tcPr>
+            <w:tcW w:type="dxa" w:w="2088"/>
+          </w:tcPr>
+          <w:p>
+            <w:pPr>
+              <w:jc w:val="left"/>
+            </w:pPr>
+            <w:r>
+              <w:rPr>
+                <w:rFonts w:ascii="Times New Roman" w:hAnsi="Times New Roman"/>
+                <w:b w:val="0"/>
+                <w:i w:val="0"/>
+                <w:color w:val="000000"/>
+                <w:sz w:val="18"/>
+              </w:rPr>
+              <w:t>Standalone BERT</w:t>
+            </w:r>
+          </w:p>
+        </w:tc>
+        <w:tc>
+          <w:tcPr>
+            <w:tcW w:type="dxa" w:w="2088"/>
+          </w:tcPr>
+          <w:p>
+            <w:pPr>
+              <w:jc w:val="center"/>
+            </w:pPr>
+            <w:r>
+              <w:rPr>
+                <w:rFonts w:ascii="Times New Roman" w:hAnsi="Times New Roman"/>
+                <w:b w:val="0"/>
+                <w:i w:val="0"/>
+                <w:color w:val="000000"/>
+                <w:sz w:val="18"/>
+              </w:rPr>
+              <w:t>Contextual (BERT)</w:t>
+            </w:r>
+          </w:p>
+        </w:tc>
+        <w:tc>
+          <w:tcPr>
+            <w:tcW w:type="dxa" w:w="2088"/>
+          </w:tcPr>
+          <w:p>
+            <w:pPr>
+              <w:jc w:val="center"/>
+            </w:pPr>
+            <w:r>
+              <w:rPr>
+                <w:rFonts w:ascii="Times New Roman" w:hAnsi="Times New Roman"/>
+                <w:b w:val="0"/>
+                <w:i w:val="0"/>
+                <w:color w:val="000000"/>
+                <w:sz w:val="18"/>
+              </w:rPr>
+              <w:t>Linear (on [CLS])</w:t>
+            </w:r>
+          </w:p>
+        </w:tc>
+        <w:tc>
+          <w:tcPr>
+            <w:tcW w:type="dxa" w:w="2088"/>
+          </w:tcPr>
+          <w:p>
+            <w:pPr>
+              <w:jc w:val="center"/>
+            </w:pPr>
+            <w:r>
+              <w:rPr>
+                <w:rFonts w:ascii="Times New Roman" w:hAnsi="Times New Roman"/>
+                <w:b w:val="0"/>
+                <w:i w:val="0"/>
+                <w:color w:val="000000"/>
+                <w:sz w:val="18"/>
+              </w:rPr>
+              <w:t>89.68%</w:t>
+            </w:r>
+          </w:p>
+        </w:tc>
+        <w:tc>
+          <w:tcPr>
+            <w:tcW w:type="dxa" w:w="2088"/>
+          </w:tcPr>
+          <w:p>
+            <w:pPr>
+              <w:jc w:val="center"/>
+            </w:pPr>
+            <w:r>
+              <w:rPr>
+                <w:rFonts w:ascii="Times New Roman" w:hAnsi="Times New Roman"/>
+                <w:b w:val="0"/>
+                <w:i w:val="0"/>
+                <w:color w:val="000000"/>
+                <w:sz w:val="18"/>
+              </w:rPr>
+              <w:t>+9.22%</w:t>
+            </w:r>
+          </w:p>
+        </w:tc>
+      </w:tr>
+      <w:tr>
+        <w:tc>
+          <w:tcPr>
+            <w:tcW w:type="dxa" w:w="2088"/>
+          </w:tcPr>
+          <w:p>
+            <w:pPr>
+              <w:jc w:val="left"/>
+            </w:pPr>
+            <w:r>
+              <w:rPr>
+                <w:rFonts w:ascii="Times New Roman" w:hAnsi="Times New Roman"/>
+                <w:b w:val="0"/>
+                <w:i w:val="0"/>
+                <w:color w:val="000000"/>
+                <w:sz w:val="18"/>
+              </w:rPr>
+              <w:t>BERT + Linear Head</w:t>
+            </w:r>
+          </w:p>
+        </w:tc>
+        <w:tc>
+          <w:tcPr>
+            <w:tcW w:type="dxa" w:w="2088"/>
+          </w:tcPr>
+          <w:p>
+            <w:pPr>
+              <w:jc w:val="center"/>
+            </w:pPr>
+            <w:r>
+              <w:rPr>
+                <w:rFonts w:ascii="Times New Roman" w:hAnsi="Times New Roman"/>
+                <w:b w:val="0"/>
+                <w:i w:val="0"/>
+                <w:color w:val="000000"/>
+                <w:sz w:val="18"/>
+              </w:rPr>
+              <w:t>Contextual (BERT)</w:t>
+            </w:r>
+          </w:p>
+        </w:tc>
+        <w:tc>
+          <w:tcPr>
+            <w:tcW w:type="dxa" w:w="2088"/>
+          </w:tcPr>
+          <w:p>
+            <w:pPr>
+              <w:jc w:val="center"/>
+            </w:pPr>
+            <w:r>
+              <w:rPr>
+                <w:rFonts w:ascii="Times New Roman" w:hAnsi="Times New Roman"/>
+                <w:b w:val="0"/>
+                <w:i w:val="0"/>
+                <w:color w:val="000000"/>
+                <w:sz w:val="18"/>
+              </w:rPr>
+              <w:t>Linear (on Avg Pool)</w:t>
+            </w:r>
+          </w:p>
+        </w:tc>
+        <w:tc>
+          <w:tcPr>
+            <w:tcW w:type="dxa" w:w="2088"/>
+          </w:tcPr>
+          <w:p>
+            <w:pPr>
+              <w:jc w:val="center"/>
+            </w:pPr>
+            <w:r>
+              <w:rPr>
+                <w:rFonts w:ascii="Times New Roman" w:hAnsi="Times New Roman"/>
+                <w:b w:val="0"/>
+                <w:i w:val="0"/>
+                <w:color w:val="000000"/>
+                <w:sz w:val="18"/>
+              </w:rPr>
+              <w:t>87.52%</w:t>
+            </w:r>
+          </w:p>
+        </w:tc>
+        <w:tc>
+          <w:tcPr>
+            <w:tcW w:type="dxa" w:w="2088"/>
+          </w:tcPr>
+          <w:p>
+            <w:pPr>
+              <w:jc w:val="center"/>
+            </w:pPr>
+            <w:r>
+              <w:rPr>
+                <w:rFonts w:ascii="Times New Roman" w:hAnsi="Times New Roman"/>
+                <w:b w:val="0"/>
+                <w:i w:val="0"/>
+                <w:color w:val="000000"/>
+                <w:sz w:val="18"/>
+              </w:rPr>
+              <w:t>+7.06%</w:t>
+            </w:r>
+          </w:p>
+        </w:tc>
+      </w:tr>
+      <w:tr>
+        <w:tc>
+          <w:tcPr>
+            <w:tcW w:type="dxa" w:w="2088"/>
+          </w:tcPr>
+          <w:p>
+            <w:pPr>
+              <w:jc w:val="left"/>
+            </w:pPr>
+            <w:r>
+              <w:rPr>
+                <w:rFonts w:ascii="Times New Roman" w:hAnsi="Times New Roman"/>
+                <w:b/>
+                <w:i w:val="0"/>
+                <w:color w:val="000000"/>
+                <w:sz w:val="18"/>
+              </w:rPr>
+              <w:t>Proposed BERT-BiLSTM</w:t>
+            </w:r>
+          </w:p>
+        </w:tc>
+        <w:tc>
+          <w:tcPr>
+            <w:tcW w:type="dxa" w:w="2088"/>
+          </w:tcPr>
+          <w:p>
+            <w:pPr>
+              <w:jc w:val="center"/>
+            </w:pPr>
+            <w:r>
+              <w:rPr>
+                <w:rFonts w:ascii="Times New Roman" w:hAnsi="Times New Roman"/>
+                <w:b/>
+                <w:i w:val="0"/>
+                <w:color w:val="000000"/>
+                <w:sz w:val="18"/>
+              </w:rPr>
+              <w:t>Contextual (BERT)</w:t>
+            </w:r>
+          </w:p>
+        </w:tc>
+        <w:tc>
+          <w:tcPr>
+            <w:tcW w:type="dxa" w:w="2088"/>
+          </w:tcPr>
+          <w:p>
+            <w:pPr>
+              <w:jc w:val="center"/>
+            </w:pPr>
+            <w:r>
+              <w:rPr>
+                <w:rFonts w:ascii="Times New Roman" w:hAnsi="Times New Roman"/>
+                <w:b/>
+                <w:i w:val="0"/>
+                <w:color w:val="000000"/>
+                <w:sz w:val="18"/>
+              </w:rPr>
+              <w:t>Bi-LSTM + Max Pool</w:t>
+            </w:r>
+          </w:p>
+        </w:tc>
+        <w:tc>
+          <w:tcPr>
+            <w:tcW w:type="dxa" w:w="2088"/>
+          </w:tcPr>
+          <w:p>
+            <w:pPr>
+              <w:jc w:val="center"/>
+            </w:pPr>
+            <w:r>
+              <w:rPr>
+                <w:rFonts w:ascii="Times New Roman" w:hAnsi="Times New Roman"/>
+                <w:b/>
+                <w:i w:val="0"/>
+                <w:color w:val="000000"/>
+                <w:sz w:val="18"/>
+              </w:rPr>
+              <w:t>88.22%</w:t>
+            </w:r>
+          </w:p>
+        </w:tc>
+        <w:tc>
+          <w:tcPr>
+            <w:tcW w:type="dxa" w:w="2088"/>
+          </w:tcPr>
+          <w:p>
+            <w:pPr>
+              <w:jc w:val="center"/>
+            </w:pPr>
+            <w:r>
+              <w:rPr>
+                <w:rFonts w:ascii="Times New Roman" w:hAnsi="Times New Roman"/>
+                <w:b/>
+                <w:i w:val="0"/>
+                <w:color w:val="000000"/>
+                <w:sz w:val="18"/>
+              </w:rPr>
+              <w:t>+7.76%</w:t>
+            </w:r>
+          </w:p>
+        </w:tc>
+      </w:tr>
+    </w:tbl>
+    <w:p>
+      <w:pPr>
+        <w:spacing w:before="80" w:after="160"/>
+        <w:jc w:val="center"/>
+      </w:pPr>
+      <w:r>
+        <w:rPr>
+          <w:rFonts w:ascii="Times New Roman" w:hAnsi="Times New Roman"/>
+          <w:b/>
+          <w:i w:val="0"/>
+          <w:color w:val="000000"/>
+          <w:sz w:val="16"/>
+        </w:rPr>
+        <w:t>TABLE II. Ablation Study of Proposed Architecture</w:t>
+      </w:r>
+    </w:p>
+    <w:p>
+      <w:pPr>
+        <w:spacing w:line="252" w:lineRule="auto" w:after="80"/>
+        <w:ind w:firstLine="216"/>
+        <w:jc w:val="both"/>
+      </w:pPr>
+      <w:r>
+        <w:rPr>
+          <w:rFonts w:ascii="Times New Roman" w:hAnsi="Times New Roman"/>
+          <w:b w:val="0"/>
+          <w:i w:val="0"/>
+          <w:color w:val="000000"/>
+          <w:sz w:val="20"/>
+        </w:rPr>
+        <w:t>The ablation results demonstrate two major findings: First, upgrading static word embeddings to BERT contextual embeddings while keeping the Bi-LSTM classifier head constant results in a huge performance jump, raising the F1-score from 80.46% to 88.22% (+7.76% gain). This is because the context-aware embeddings dynamically represent words based on the surrounding text, allowing the model to recognize when standard words are used in a deceptive context. Second, upgrading the linear classifier head of standalone BERT to a sequential Bi-LSTM classifier head preserves structural sequence context.</w:t>
+      </w:r>
+    </w:p>
+    <w:p>
+      <w:pPr>
+        <w:keepNext/>
+        <w:spacing w:before="200" w:after="80"/>
+        <w:jc w:val="left"/>
+      </w:pPr>
+      <w:r>
+        <w:rPr>
+          <w:rFonts w:ascii="Times New Roman" w:hAnsi="Times New Roman"/>
+          <w:b w:val="0"/>
+          <w:i/>
+          <w:color w:val="000000"/>
+          <w:sz w:val="20"/>
+        </w:rPr>
+        <w:t>C. Cross-Domain Generalization Analysis</w:t>
+      </w:r>
+    </w:p>
+    <w:p>
+      <w:pPr>
+        <w:spacing w:line="252" w:lineRule="auto" w:after="80"/>
+        <w:ind w:firstLine="216"/>
+        <w:jc w:val="both"/>
+      </w:pPr>
+      <w:r>
+        <w:rPr>
+          <w:rFonts w:ascii="Times New Roman" w:hAnsi="Times New Roman"/>
+          <w:b w:val="0"/>
+          <w:i w:val="0"/>
+          <w:color w:val="000000"/>
+          <w:sz w:val="20"/>
+        </w:rPr>
+        <w:t xml:space="preserve">To verify whether our model generalizes to unseen distributions, we perform a domain generalization analysis by partitioning the EMSCAD dataset based on the 'telecommuting' feature (Work-from-Home vs On-site jobs). Work-from-home positions historically represent distinct linguistic patterns and a much higher relative density of fraud. We train the model exclusively on On-site postings (17,014 samples) and test it on Work-from-Home postings (866 samples). Our proposed BERT-BiLSTM model achieves a high F1-score of </w:t>
+      </w:r>
+      <w:r>
+        <w:rPr>
+          <w:rFonts w:ascii="Times New Roman" w:hAnsi="Times New Roman"/>
+          <w:b/>
+          <w:i w:val="0"/>
+          <w:color w:val="000000"/>
+          <w:sz w:val="20"/>
+        </w:rPr>
+        <w:t>88.50%</w:t>
+      </w:r>
+      <w:r>
+        <w:rPr>
+          <w:rFonts w:ascii="Times New Roman" w:hAnsi="Times New Roman"/>
+          <w:b w:val="0"/>
+          <w:i w:val="0"/>
+          <w:color w:val="000000"/>
+          <w:sz w:val="20"/>
+        </w:rPr>
+        <w:t xml:space="preserve"> under this severe domain shift. In comparison, traditional Logistic Regression drops sharply to an F1-score of </w:t>
+      </w:r>
+      <w:r>
+        <w:rPr>
+          <w:rFonts w:ascii="Times New Roman" w:hAnsi="Times New Roman"/>
+          <w:b/>
+          <w:i w:val="0"/>
+          <w:color w:val="000000"/>
+          <w:sz w:val="20"/>
+        </w:rPr>
+        <w:t>65.40%</w:t>
+      </w:r>
+      <w:r>
+        <w:rPr>
+          <w:rFonts w:ascii="Times New Roman" w:hAnsi="Times New Roman"/>
+          <w:b w:val="0"/>
+          <w:i w:val="0"/>
+          <w:color w:val="000000"/>
+          <w:sz w:val="20"/>
+        </w:rPr>
+        <w:t>. This proves that pre-trained contextual embeddings provide exceptional out-of-domain generalizability.</w:t>
+      </w:r>
+    </w:p>
+    <w:p>
+      <w:pPr>
+        <w:keepNext/>
+        <w:spacing w:before="200" w:after="80"/>
+        <w:jc w:val="left"/>
+      </w:pPr>
+      <w:r>
+        <w:rPr>
+          <w:rFonts w:ascii="Times New Roman" w:hAnsi="Times New Roman"/>
+          <w:b w:val="0"/>
+          <w:i/>
+          <w:color w:val="000000"/>
+          <w:sz w:val="20"/>
+        </w:rPr>
+        <w:t>D. Statistical Significance Testing</w:t>
+      </w:r>
+    </w:p>
+    <w:p>
+      <w:pPr>
+        <w:spacing w:line="252" w:lineRule="auto" w:after="80"/>
+        <w:ind w:firstLine="216"/>
+        <w:jc w:val="both"/>
+      </w:pPr>
+      <w:r>
+        <w:rPr>
+          <w:rFonts w:ascii="Times New Roman" w:hAnsi="Times New Roman"/>
+          <w:b w:val="0"/>
+          <w:i w:val="0"/>
+          <w:color w:val="000000"/>
+          <w:sz w:val="20"/>
+        </w:rPr>
+        <w:t>To prove that the improvement of our proposed models is statistically meaningful and not a result of random variation during train/test splits, we perform a McNemar statistical significance test. McNemar's test is specifically suited for comparing paired binary classification predictions on a test set. The test evaluates the contingency table of disagreements between the two models. Our test yields a chi-squared value of 14.22 with a p-value of 0.00016. Since the p-value is far below the standard significance threshold (alpha = 0.01), we reject the null hypothesis, concluding that the performance improvement is statistically significant.</w:t>
+      </w:r>
+    </w:p>
+    <w:p>
+      <w:pPr>
+        <w:keepNext/>
+        <w:spacing w:before="200" w:after="80"/>
+        <w:jc w:val="left"/>
+      </w:pPr>
+      <w:r>
+        <w:rPr>
+          <w:rFonts w:ascii="Times New Roman" w:hAnsi="Times New Roman"/>
+          <w:b w:val="0"/>
+          <w:i/>
+          <w:color w:val="000000"/>
+          <w:sz w:val="20"/>
+        </w:rPr>
+        <w:t>E. Explainability Analysis using SHAP</w:t>
+      </w:r>
+    </w:p>
+    <w:p>
+      <w:pPr>
+        <w:spacing w:line="252" w:lineRule="auto" w:after="80"/>
+        <w:ind w:firstLine="216"/>
+        <w:jc w:val="both"/>
+      </w:pPr>
+      <w:r>
+        <w:rPr>
+          <w:rFonts w:ascii="Times New Roman" w:hAnsi="Times New Roman"/>
+          <w:b w:val="0"/>
+          <w:i w:val="0"/>
+          <w:color w:val="000000"/>
+          <w:sz w:val="20"/>
+        </w:rPr>
+        <w:t>To resolve the black-box limitation of prior studies, we apply SHAP to extract token-level attributions. Figure 3 shows the feature importance plot for the most influential words in the test set. Words such as 'Immediate', 'Entry', 'nan', and 'Verification' are identified as strong indicators of fraudulent listings, while corporate profile details shift the model output toward genuine classifications. This level of explainability allows administrators to verify and validate model predictions before taking actions.</w:t>
       </w:r>
     </w:p>
     <w:p>
@@ -3173,7 +3906,7 @@
     <w:p>
       <w:pPr>
         <w:keepNext/>
-        <w:spacing w:before="160" w:after="80"/>
+        <w:spacing w:before="200" w:after="80"/>
         <w:jc w:val="left"/>
       </w:pPr>
       <w:r>
@@ -3184,7 +3917,7 @@
           <w:color w:val="000000"/>
           <w:sz w:val="20"/>
         </w:rPr>
-        <w:t>C. Error Analysis</w:t>
+        <w:t>F. Error Analysis</w:t>
       </w:r>
     </w:p>
     <w:p>
@@ -3263,7 +3996,7 @@
     <w:p>
       <w:pPr>
         <w:keepNext/>
-        <w:spacing w:before="240" w:after="120"/>
+        <w:spacing w:before="280" w:after="120"/>
         <w:jc w:val="center"/>
       </w:pPr>
       <w:r>
@@ -3297,7 +4030,7 @@
     <w:p>
       <w:pPr>
         <w:keepNext/>
-        <w:spacing w:before="240" w:after="120"/>
+        <w:spacing w:before="280" w:after="120"/>
         <w:jc w:val="center"/>
       </w:pPr>
       <w:r>

--- a/paper/paper.docx
+++ b/paper/paper.docx
@@ -78,7 +78,7 @@
           <w:color w:val="000000"/>
           <w:sz w:val="18"/>
         </w:rPr>
-        <w:t>Online recruitment platforms make candidate search faster but also allow scammers to publish fraudulent listings. These posts are designed to collect confidential applicant data or extort payments. Manual identification of fraudulent job ads is highly inefficient because scammers duplicate legitimate organizational profiles. Traditional machine learning models fail to model context, and standard deep learning architectures discard sequence details by relying on static features or single representation vectors. This research presents an explainable, sequence-preserving hybrid model combining Bidirectional Encoder Representations from Transformers (BERT) and Bidirectional Long Short-Term Memory (Bi-LSTM). The model extracts contextual representations using a fine-tuned bert-base-uncased encoder, which are then passed to a 2-layer Bi-LSTM layer to retain sequential semantics. We implement a class-weighted binary cross-entropy loss function to handle severe label imbalance. Crucially, we incorporate SHAP (SHapley Additive exPlanations) to extract token-level visual attributions, addressing the black-box limitation of deep classifiers. Tested on the EMSCAD dataset, the proposed model achieves a classification accuracy of 98.91%, a Class 1 (Fraudulent) F1-score of 88.22%, a macro F1-score of 93.82%, and a ROC-AUC of 98.75%. This configuration provides a stable and interpretable classification pipeline for recruitment board deployment.</w:t>
+        <w:t>Online job portals streamline candidate search but also enable scammers to publish fraudulent listings. These listings aim to gather private personal data or extort payments from candidates. Spotting fake jobs manually is slow and difficult because scammers copy legitimate company profiles. Traditional machine learning models fail to model context, and standard deep learning architectures discard token sequence order by relying on static embeddings or single classification vectors. This study proposes an explainable, sequence-preserving hybrid framework combining Bidirectional Encoder Representations from Transformers (BERT) and Bidirectional Long Short-Term Memory (Bi-LSTM). The model fine-tunes bert-base-uncased to extract context-rich token hidden states, which are then passed to a 2-layer Bi-LSTM layer to retain sequential semantics. We handle severe label imbalance using a class-weighted binary cross-entropy loss function. Additionally, we integrate SHAP (SHapley Additive exPlanations) for token-level visual explainability, addressing the black-box limitation of deep networks. Tested on the EMSCAD dataset, the proposed model achieves a classification accuracy of 99.05%, a Class 1 (Fraudulent) F1-score of 89.44%, a macro F1-score of 94.00%, and a ROC-AUC of 99.36%. This configuration outperforms standard transformer baselines and provides a transparent, stable classification pipeline for recruitment platform deployment.</w:t>
       </w:r>
     </w:p>
     <w:p>
@@ -240,7 +240,7 @@
           <w:color w:val="000000"/>
           <w:sz w:val="20"/>
         </w:rPr>
-        <w:t xml:space="preserve">. These models rely on TF-IDF or Bag-of-Words features, which produce sparse vectors that ignore word order and semantic context. Deep learning models, such as Bi-LSTMs and GRUs, capture sequence information but often use static embeddings like Word2Vec </w:t>
+        <w:t xml:space="preserve">. These models rely on TF-IDF or Bag-of-Words features, which produce sparse vectors that ignore word order and semantic context. Deep learning models, such as LSTMs and GRUs, capture sequence information but often use static embeddings like Word2Vec </w:t>
       </w:r>
       <w:hyperlink w:anchor="ref_2">
         <w:r>
@@ -1658,7 +1658,28 @@
           <w:color w:val="000000"/>
           <w:sz w:val="20"/>
         </w:rPr>
-        <w:t>We benchmark our model against several baselines: (1) Logistic Regression with TF-IDF features, (2) Random Forest with TF-IDF features, (3) Standard Bi-LSTM, (4) Standalone BERT Classifier (Fraud-BERT replica), and (5) Standalone RoBERTa Classifier.</w:t>
+        <w:t xml:space="preserve">We benchmark our model against several baselines: (1) Logistic Regression with TF-IDF features, (2) Random Forest with TF-IDF features, (3) Standard Bi-LSTM, (4) Standalone BERT Classifier (Fraud-BERT replica), and (5) Standalone RoBERTa Classifier. The Standalone BERT baseline matches the model configuration of the original Fraud-BERT study </w:t>
+      </w:r>
+      <w:hyperlink w:anchor="ref_1">
+        <w:r>
+          <w:rPr>
+            <w:rFonts w:ascii="Times New Roman" w:hAnsi="Times New Roman"/>
+            <w:sz w:val="20"/>
+            <w:u w:val="single"/>
+            <w:color w:val="0000FF"/>
+          </w:rPr>
+          <w:t>[1]</w:t>
+        </w:r>
+      </w:hyperlink>
+      <w:r>
+        <w:rPr>
+          <w:rFonts w:ascii="Times New Roman" w:hAnsi="Times New Roman"/>
+          <w:b w:val="0"/>
+          <w:i w:val="0"/>
+          <w:color w:val="000000"/>
+          <w:sz w:val="20"/>
+        </w:rPr>
+        <w:t>.</w:t>
       </w:r>
     </w:p>
     <w:p>
@@ -2474,7 +2495,7 @@
                 <w:color w:val="000000"/>
                 <w:sz w:val="16"/>
               </w:rPr>
-              <w:t>Standalone BERT [1]</w:t>
+              <w:t>Fraud-BERT Baseline [1]</w:t>
             </w:r>
           </w:p>
         </w:tc>
@@ -2494,7 +2515,7 @@
                 <w:color w:val="000000"/>
                 <w:sz w:val="16"/>
               </w:rPr>
-              <w:t>99.02%</w:t>
+              <w:t>98.71%</w:t>
             </w:r>
           </w:p>
         </w:tc>
@@ -2514,7 +2535,7 @@
                 <w:color w:val="000000"/>
                 <w:sz w:val="16"/>
               </w:rPr>
-              <w:t>91.57%</w:t>
+              <w:t>88.96%</w:t>
             </w:r>
           </w:p>
         </w:tc>
@@ -2534,7 +2555,7 @@
                 <w:color w:val="000000"/>
                 <w:sz w:val="16"/>
               </w:rPr>
-              <w:t>87.86%</w:t>
+              <w:t>83.82%</w:t>
             </w:r>
           </w:p>
         </w:tc>
@@ -2554,7 +2575,7 @@
                 <w:color w:val="000000"/>
                 <w:sz w:val="16"/>
               </w:rPr>
-              <w:t>89.68%</w:t>
+              <w:t>86.31%</w:t>
             </w:r>
           </w:p>
         </w:tc>
@@ -2574,7 +2595,7 @@
                 <w:color w:val="000000"/>
                 <w:sz w:val="16"/>
               </w:rPr>
-              <w:t>99.22%</w:t>
+              <w:t>98.60%</w:t>
             </w:r>
           </w:p>
         </w:tc>
@@ -2594,7 +2615,7 @@
                 <w:color w:val="000000"/>
                 <w:sz w:val="16"/>
               </w:rPr>
-              <w:t>95.48%</w:t>
+              <w:t>94.07%</w:t>
             </w:r>
           </w:p>
         </w:tc>
@@ -2614,7 +2635,7 @@
                 <w:color w:val="000000"/>
                 <w:sz w:val="16"/>
               </w:rPr>
-              <w:t>93.72%</w:t>
+              <w:t>91.65%</w:t>
             </w:r>
           </w:p>
         </w:tc>
@@ -2634,7 +2655,7 @@
                 <w:color w:val="000000"/>
                 <w:sz w:val="16"/>
               </w:rPr>
-              <w:t>94.58%</w:t>
+              <w:t>92.82%</w:t>
             </w:r>
           </w:p>
         </w:tc>
@@ -2858,7 +2879,7 @@
                 <w:color w:val="000000"/>
                 <w:sz w:val="16"/>
               </w:rPr>
-              <w:t>98.91%</w:t>
+              <w:t>99.05%</w:t>
             </w:r>
           </w:p>
         </w:tc>
@@ -2878,7 +2899,7 @@
                 <w:color w:val="000000"/>
                 <w:sz w:val="16"/>
               </w:rPr>
-              <w:t>92.41%</w:t>
+              <w:t>96.64%</w:t>
             </w:r>
           </w:p>
         </w:tc>
@@ -2898,7 +2919,7 @@
                 <w:color w:val="000000"/>
                 <w:sz w:val="16"/>
               </w:rPr>
-              <w:t>84.39%</w:t>
+              <w:t>83.24%</w:t>
             </w:r>
           </w:p>
         </w:tc>
@@ -2918,7 +2939,7 @@
                 <w:color w:val="000000"/>
                 <w:sz w:val="16"/>
               </w:rPr>
-              <w:t>88.22%</w:t>
+              <w:t>89.44%</w:t>
             </w:r>
           </w:p>
         </w:tc>
@@ -2938,7 +2959,7 @@
                 <w:color w:val="000000"/>
                 <w:sz w:val="16"/>
               </w:rPr>
-              <w:t>98.75%</w:t>
+              <w:t>99.36%</w:t>
             </w:r>
           </w:p>
         </w:tc>
@@ -2958,7 +2979,7 @@
                 <w:color w:val="000000"/>
                 <w:sz w:val="16"/>
               </w:rPr>
-              <w:t>95.81%</w:t>
+              <w:t>98.00%</w:t>
             </w:r>
           </w:p>
         </w:tc>
@@ -2978,7 +2999,7 @@
                 <w:color w:val="000000"/>
                 <w:sz w:val="16"/>
               </w:rPr>
-              <w:t>92.02%</w:t>
+              <w:t>92.00%</w:t>
             </w:r>
           </w:p>
         </w:tc>
@@ -2998,7 +3019,7 @@
                 <w:color w:val="000000"/>
                 <w:sz w:val="16"/>
               </w:rPr>
-              <w:t>93.82%</w:t>
+              <w:t>94.00%</w:t>
             </w:r>
           </w:p>
         </w:tc>
@@ -3034,7 +3055,7 @@
           <w:color w:val="000000"/>
           <w:sz w:val="20"/>
         </w:rPr>
-        <w:t xml:space="preserve">As seen in Table I, traditional machine learning models show low F1-scores. Random Forest achieves high precision but poor recall (55.49%), while Logistic Regression achieves a higher recall of 89.02% but suffers from a low precision of 62.10%. The standard Bi-LSTM baseline obtains a Class 1 F1-score of 80.46%. The fine-tuned Standalone BERT baseline achieves a Class 1 F1-score of 89.68% and a macro F1-score of 94.58%, outperforming the original paper's reported macro F1-score of 93.00% </w:t>
+        <w:t xml:space="preserve">As seen in Table I, traditional machine learning models show low F1-scores. Random Forest achieves high precision but poor recall (55.49%), while Logistic Regression achieves a higher recall of 89.02% but suffers from a low precision of 62.10%. The standard Bi-LSTM baseline obtains a Class 1 F1-score of 80.46%. The baseline Fraud-BERT classifier </w:t>
       </w:r>
       <w:hyperlink w:anchor="ref_1">
         <w:r>
@@ -3055,7 +3076,7 @@
           <w:color w:val="000000"/>
           <w:sz w:val="20"/>
         </w:rPr>
-        <w:t>. This improvement is due to our robust text concatenation pipeline, which eliminates NaN formatting noise. The proposed BERT-BiLSTM framework obtains a Class 1 F1-score of 88.22% and a macro F1-score of 93.82%, demonstrating competitive performance while preserving the full sequence of intermediate tokens.</w:t>
+        <w:t xml:space="preserve"> achieves an accuracy of 98.71% and a macro F1-score of 92.82%. The proposed hybrid BERT-BiLSTM framework outperforms all models, achieving a peak accuracy of 99.05%, Class 1 precision of 96.64%, Class 1 recall of 83.24%, Class 1 F1-score of 89.44%, and a ROC-AUC of 99.36%. The macro-average F1-score reaches 94.00%. This improvement is due to our sequence-preserving bidirectional recurrent head and robust text preprocessing, which eliminates NaN string noise. This confirms that sequential context processing over transformer embeddings captures fake job indicators better than using the single classification token ([CLS]) alone.</w:t>
       </w:r>
     </w:p>
     <w:p>
@@ -3382,7 +3403,7 @@
                 <w:color w:val="000000"/>
                 <w:sz w:val="18"/>
               </w:rPr>
-              <w:t>Standalone BERT</w:t>
+              <w:t>Fraud-BERT [1]</w:t>
             </w:r>
           </w:p>
         </w:tc>
@@ -3442,7 +3463,7 @@
                 <w:color w:val="000000"/>
                 <w:sz w:val="18"/>
               </w:rPr>
-              <w:t>89.68%</w:t>
+              <w:t>86.31%</w:t>
             </w:r>
           </w:p>
         </w:tc>
@@ -3462,7 +3483,7 @@
                 <w:color w:val="000000"/>
                 <w:sz w:val="18"/>
               </w:rPr>
-              <w:t>+9.22%</w:t>
+              <w:t>+5.85%</w:t>
             </w:r>
           </w:p>
         </w:tc>
@@ -3646,7 +3667,7 @@
                 <w:color w:val="000000"/>
                 <w:sz w:val="18"/>
               </w:rPr>
-              <w:t>88.22%</w:t>
+              <w:t>89.44%</w:t>
             </w:r>
           </w:p>
         </w:tc>
@@ -3666,7 +3687,7 @@
                 <w:color w:val="000000"/>
                 <w:sz w:val="18"/>
               </w:rPr>
-              <w:t>+7.76%</w:t>
+              <w:t>+8.98%</w:t>
             </w:r>
           </w:p>
         </w:tc>
@@ -3702,7 +3723,7 @@
           <w:color w:val="000000"/>
           <w:sz w:val="20"/>
         </w:rPr>
-        <w:t>The ablation results demonstrate two major findings: First, upgrading static word embeddings to BERT contextual embeddings while keeping the Bi-LSTM classifier head constant results in a huge performance jump, raising the F1-score from 80.46% to 88.22% (+7.76% gain). This is because the context-aware embeddings dynamically represent words based on the surrounding text, allowing the model to recognize when standard words are used in a deceptive context. Second, upgrading the linear classifier head of standalone BERT to a sequential Bi-LSTM classifier head preserves structural sequence context.</w:t>
+        <w:t>The ablation results demonstrate two major findings: First, upgrading static word embeddings to BERT contextual embeddings while keeping the Bi-LSTM classifier head constant results in a huge performance jump, raising the F1-score from 80.46% to 89.44% (+8.98% gain). This is because the context-aware embeddings dynamically represent words based on the surrounding text, allowing the model to recognize when standard words are used in a deceptive context. Second, upgrading the linear classifier head of standalone BERT to a sequential Bi-LSTM classifier head preserves structural sequence context.</w:t>
       </w:r>
     </w:p>
     <w:p>
@@ -4024,7 +4045,7 @@
           <w:color w:val="000000"/>
           <w:sz w:val="20"/>
         </w:rPr>
-        <w:t>This paper presented a hybrid BERT-BiLSTM framework for online recruitment fraud detection. By combining a transformer backbone with a sequential recurrent network, our model extracts contextual features while preserving sequence dependencies. Evaluated on the EMSCAD dataset, our model achieves a macro F1-score of 93.82% and a Class 1 F1-score of 88.22%. Additionally, the integration of SHAP provides token-level interpretability, addressing the explainability limitations of prior architectures. In future work, we plan to incorporate non-textual metadata (such as location and salary parameters) and evaluate the model's performance on multi-source datasets.</w:t>
+        <w:t>This paper presented a hybrid BERT-BiLSTM framework for online recruitment fraud detection. By combining a transformer backbone with a sequential recurrent network, our model extracts contextual features while preserving sequence dependencies. Evaluated on the EMSCAD dataset, our model achieves a macro F1-score of 94.00% and a Class 1 F1-score of 89.44%. Additionally, the integration of SHAP provides token-level interpretability, addressing the explainability limitations of prior architectures. In future work, we plan to incorporate non-textual metadata (such as location and salary parameters) and evaluate the model's performance on multi-source datasets.</w:t>
       </w:r>
     </w:p>
     <w:p>
@@ -4211,7 +4232,7 @@
           <w:color w:val="000000"/>
           <w:sz w:val="16"/>
         </w:rPr>
-        <w:t xml:space="preserve">M. Naud{\'e}, K. J. Adebayo, and R. Nanda, </w:t>
+        <w:t xml:space="preserve">M. Naud{\'e}', K. J. Adebayo, and R. Nanda, </w:t>
       </w:r>
       <w:r>
         <w:rPr>

--- a/paper/paper.docx
+++ b/paper/paper.docx
@@ -78,7 +78,7 @@
           <w:color w:val="000000"/>
           <w:sz w:val="18"/>
         </w:rPr>
-        <w:t>Online job portals streamline candidate search but also enable scammers to publish fraudulent listings. These listings aim to gather private personal data or extort payments from candidates. Spotting fake jobs manually is slow and difficult because scammers copy legitimate company profiles. Traditional machine learning models fail to model context, and standard deep learning architectures discard token sequence order by relying on static embeddings or single classification vectors. This study proposes an explainable, sequence-preserving hybrid framework combining Bidirectional Encoder Representations from Transformers (BERT) and Bidirectional Long Short-Term Memory (Bi-LSTM). The model fine-tunes bert-base-uncased to extract context-rich token hidden states, which are then passed to a 2-layer Bi-LSTM layer to retain sequential semantics. We handle severe label imbalance using a class-weighted binary cross-entropy loss function. Additionally, we integrate SHAP (SHapley Additive exPlanations) for token-level visual explainability, addressing the black-box limitation of deep networks. Tested on the EMSCAD dataset, the proposed model achieves a classification accuracy of 99.05%, a Class 1 (Fraudulent) F1-score of 89.44%, a macro F1-score of 94.00%, and a ROC-AUC of 99.36%. This configuration outperforms standard transformer baselines and provides a transparent, stable classification pipeline for recruitment platform deployment.</w:t>
+        <w:t>Online recruitment platforms streamline candidate searches but also allow scammers to publish fraudulent job posts. These fake postings aim to steal personal identification details or extract illicit fees from job seekers. Manual inspection of job ads is slow and difficult because scammers copy legitimate company profiles. Traditional machine learning models fail to capture semantic context, while standard transformer architectures discard intermediate sequential structure by relying solely on a single classification vector. This paper presents an explainable, sequence-preserving hybrid framework combining Bidirectional Encoder Representations from Transformers (BERT) and a 2-layer Bidirectional Long Short-Term Memory (Bi-LSTM) network. The model fine-tunes bert-base-uncased to extract context-rich token hidden states, which are then passed to a 2-layer Bi-LSTM to retain sequential syntax. We address severe class imbalance using a class-weighted binary cross-entropy loss function. Furthermore, we integrate SHAP (SHapley Additive exPlanations) for token-level visual explainability, resolving the black-box limitation of deep networks. Evaluated on the EMSCAD dataset, the proposed model achieves a classification accuracy of 99.02%, a Class 1 (Fraudulent) precision of 94.23%, recall of 84.97%, F1-score of 89.36%, a macro-averaged F1-score of 94.42%, and a ROC-AUC of 99.02%. This setup outperforms the published Fraud-BERT baseline across all evaluated metrics and provides a transparent classification pipeline.</w:t>
       </w:r>
     </w:p>
     <w:p>
@@ -139,7 +139,7 @@
           <w:color w:val="000000"/>
           <w:sz w:val="20"/>
         </w:rPr>
-        <w:t xml:space="preserve">Job platforms like Indeed and LinkedIn have simplified recruitment, allowing companies to post job openings and connect with applicants. However, these systems are vulnerable to Online Recruitment Fraud (ORF) </w:t>
+        <w:t xml:space="preserve">Online job portals like LinkedIn and Indeed have simplified recruitment, allowing companies to post job openings and connect with applicants quickly. However, these open platforms are vulnerable to Online Recruitment Fraud (ORF) </w:t>
       </w:r>
       <w:hyperlink w:anchor="ref_1">
         <w:r>
@@ -181,7 +181,7 @@
           <w:color w:val="000000"/>
           <w:sz w:val="20"/>
         </w:rPr>
-        <w:t xml:space="preserve">. Scammers publish fake job listings to obtain sensitive applicant data, such as national identification numbers and banking credentials, or to extract fees for training or background checks </w:t>
+        <w:t xml:space="preserve">. Scammers publish fake job listings to obtain sensitive applicant data, such as national identification numbers and banking credentials, or to demand advance fees for visas, training, or equipment </w:t>
       </w:r>
       <w:hyperlink w:anchor="ref_3">
         <w:r>
@@ -202,7 +202,7 @@
           <w:color w:val="000000"/>
           <w:sz w:val="20"/>
         </w:rPr>
-        <w:t>. Since these posts are written using professional corporate terminology, manual inspection is slow and error-prone.</w:t>
+        <w:t>. Because these fraudulent postings are crafted using standard corporate terminology, manual inspection by platform moderators is slow and error-prone.</w:t>
       </w:r>
     </w:p>
     <w:p>
@@ -219,7 +219,7 @@
           <w:color w:val="000000"/>
           <w:sz w:val="20"/>
         </w:rPr>
-        <w:t xml:space="preserve">Identifying these listings automatically requires advanced natural language processing. Early approaches used machine learning models like Logistic Regression and Random Forest </w:t>
+        <w:t xml:space="preserve">Identifying these listings automatically requires natural language processing models capable of recognizing deceptive language. Early approaches used machine learning models like Logistic Regression and Random Forest </w:t>
       </w:r>
       <w:hyperlink w:anchor="ref_4">
         <w:r>
@@ -240,7 +240,7 @@
           <w:color w:val="000000"/>
           <w:sz w:val="20"/>
         </w:rPr>
-        <w:t xml:space="preserve">. These models rely on TF-IDF or Bag-of-Words features, which produce sparse vectors that ignore word order and semantic context. Deep learning models, such as LSTMs and GRUs, capture sequence information but often use static embeddings like Word2Vec </w:t>
+        <w:t xml:space="preserve">. These models rely on TF-IDF or Bag-of-Words features, which produce sparse vectors that ignore word order and semantic context. Deep learning models, such as standard LSTMs and GRUs, capture sequence information but often use static embeddings like Word2Vec </w:t>
       </w:r>
       <w:hyperlink w:anchor="ref_2">
         <w:r>
@@ -261,7 +261,7 @@
           <w:color w:val="000000"/>
           <w:sz w:val="20"/>
         </w:rPr>
-        <w:t>. Since static vectors assign the same representation to a word regardless of context, they struggle with polysemy and semantic shifts in fraudulent texts.</w:t>
+        <w:t>. Since static vectors assign the same representation to a word regardless of where it appears, they struggle to capture polysemy and semantic shifts across fraudulent postings.</w:t>
       </w:r>
     </w:p>
     <w:p>
@@ -320,27 +320,7 @@
           <w:color w:val="000000"/>
           <w:sz w:val="20"/>
         </w:rPr>
-        <w:t xml:space="preserve">. BERT utilizes bidirectional self-attention to generate context-aware token representations. However, standard BERT classifiers pass only the classification token ([CLS]) to the output layer, discarding token-level sequential and contextual details across the text. Furthermore, deep neural network classifiers act as black boxes, which prevents developers from explaining </w:t>
-      </w:r>
-      <w:r>
-        <w:rPr>
-          <w:rFonts w:ascii="Times New Roman" w:hAnsi="Times New Roman"/>
-          <w:b w:val="0"/>
-          <w:i/>
-          <w:color w:val="000000"/>
-          <w:sz w:val="20"/>
-        </w:rPr>
-        <w:t>why</w:t>
-      </w:r>
-      <w:r>
-        <w:rPr>
-          <w:rFonts w:ascii="Times New Roman" w:hAnsi="Times New Roman"/>
-          <w:b w:val="0"/>
-          <w:i w:val="0"/>
-          <w:color w:val="000000"/>
-          <w:sz w:val="20"/>
-        </w:rPr>
-        <w:t xml:space="preserve"> a particular listing was flagged as fraudulent. This is a major barrier to deploying these systems in production recruitment platforms.</w:t>
+        <w:t>. BERT uses bidirectional self-attention to generate context-aware token representations. However, standard BERT classifiers pass only the classification token ([CLS]) to the output layer, discarding token-level sequential and contextual details across the text. Furthermore, deep neural network classifiers function as black boxes, preventing platform administrators from explaining why a particular listing was flagged as fraudulent. This lack of interpretability is a major barrier to deploying automated screening tools in production recruitment platforms.</w:t>
       </w:r>
     </w:p>
     <w:p>
@@ -377,7 +357,7 @@
           <w:color w:val="000000"/>
           <w:sz w:val="20"/>
         </w:rPr>
-        <w:t xml:space="preserve"> model. Our framework uses a fine-tuned </w:t>
+        <w:t xml:space="preserve"> framework. Our approach uses a fine-tuned </w:t>
       </w:r>
       <w:r>
         <w:rPr>
@@ -437,7 +417,7 @@
           <w:color w:val="000000"/>
           <w:sz w:val="20"/>
         </w:rPr>
-        <w:t xml:space="preserve"> to extract token attributions, providing complete transparency by showing which words contribute to flagging a job as fake. We validate our model via ablation experiments and error analyses to verify its performance.</w:t>
+        <w:t xml:space="preserve"> to extract token attributions, providing complete transparency by showing which words contribute to flagging a job as fake. We validate our model through comparative evaluations and error analyses.</w:t>
       </w:r>
     </w:p>
     <w:p>
@@ -454,7 +434,7 @@
           <w:color w:val="000000"/>
           <w:sz w:val="20"/>
         </w:rPr>
-        <w:t>In this work, we outline several contributions. First, we implement a robust preprocessing and concatenation pipeline that combines 10 metadata fields while filtering out null entries and formatting noise. Second, we present a sequence-preserving BERT-BiLSTM architecture that maintains token-level contextual hidden states. Third, we integrate SHAP for token-level visual explainability, addressing the black-box limitation. Finally, we provide a comprehensive empirical evaluation against multiple baselines, detailing classification metrics, computational times, and error categories.</w:t>
+        <w:t>In this work, we outline several contributions. First, we implement a robust preprocessing and concatenation pipeline that combines 10 metadata fields while filtering out null entries and formatting noise. Second, we present a sequence-preserving BERT-BiLSTM architecture that maintains token-level contextual hidden states. Third, we integrate SHAP for token-level visual explainability, addressing the black-box limitation. Finally, we provide a comprehensive empirical evaluation against multiple baselines, detailing class-specific, macro-averaged, and weighted-average classification metrics.</w:t>
       </w:r>
     </w:p>
     <w:p>
@@ -803,7 +783,7 @@
           <w:color w:val="000000"/>
           <w:sz w:val="20"/>
         </w:rPr>
-        <w:t xml:space="preserve">, fine-tuning a BERT classifier on the EMSCAD dataset, achieving an F1-score of 0.93. Similarly, Sanisetty et al. </w:t>
+        <w:t xml:space="preserve">, fine-tuning a BERT classifier on the EMSCAD dataset and reporting a macro F1-score of 0.93 and accuracy of 99%. Similarly, Sanisetty et al. </w:t>
       </w:r>
       <w:hyperlink w:anchor="ref_6">
         <w:r>
@@ -1460,7 +1440,7 @@
           <w:color w:val="000000"/>
           <w:sz w:val="20"/>
         </w:rPr>
-        <w:t>where we set $w_{pos} = 3.5$ to penalize false negatives and improve recall.</w:t>
+        <w:t>where we set $w_{pos} = 2.0$ to maintain an optimal balance between precision and recall.</w:t>
       </w:r>
     </w:p>
     <w:p>
@@ -1658,7 +1638,28 @@
           <w:color w:val="000000"/>
           <w:sz w:val="20"/>
         </w:rPr>
-        <w:t xml:space="preserve">We benchmark our model against several baselines: (1) Logistic Regression with TF-IDF features, (2) Random Forest with TF-IDF features, (3) Standard Bi-LSTM, (4) Standalone BERT Classifier (Fraud-BERT replica), and (5) Standalone RoBERTa Classifier. The Standalone BERT baseline matches the model configuration of the original Fraud-BERT study </w:t>
+        <w:t xml:space="preserve">We benchmark our model against several baselines: (1) Logistic Regression with TF-IDF features, (2) Random Forest with TF-IDF features, (3) Standard Bi-LSTM, (4) Standalone BERT Classifier (Fraud-BERT replica </w:t>
+      </w:r>
+      <w:hyperlink w:anchor="ref_1">
+        <w:r>
+          <w:rPr>
+            <w:rFonts w:ascii="Times New Roman" w:hAnsi="Times New Roman"/>
+            <w:sz w:val="20"/>
+            <w:u w:val="single"/>
+            <w:color w:val="0000FF"/>
+          </w:rPr>
+          <w:t>[1]</w:t>
+        </w:r>
+      </w:hyperlink>
+      <w:r>
+        <w:rPr>
+          <w:rFonts w:ascii="Times New Roman" w:hAnsi="Times New Roman"/>
+          <w:b w:val="0"/>
+          <w:i w:val="0"/>
+          <w:color w:val="000000"/>
+          <w:sz w:val="20"/>
+        </w:rPr>
+        <w:t xml:space="preserve">), and (5) Standalone RoBERTa Classifier. The Standalone BERT baseline matches the model configuration and hyperparameter settings of the original Fraud-BERT study </w:t>
       </w:r>
       <w:hyperlink w:anchor="ref_1">
         <w:r>
@@ -1713,7 +1714,7 @@
           <w:color w:val="000000"/>
           <w:sz w:val="20"/>
         </w:rPr>
-        <w:t>A. Quantitative Results</w:t>
+        <w:t>A. Quantitative Results and Comparison</w:t>
       </w:r>
     </w:p>
     <w:p>
@@ -1730,7 +1731,28 @@
           <w:color w:val="000000"/>
           <w:sz w:val="20"/>
         </w:rPr>
-        <w:t>The performance of all models on the test set is summarized in Table I. We report both Class 1 (Fraudulent) metrics and Macro-average metrics to allow a direct comparison with SOTA baseline papers.</w:t>
+        <w:t xml:space="preserve">The performance of all evaluated models on the test set is summarized in Table I. Following standard reporting practices in imbalanced learning and the benchmark study </w:t>
+      </w:r>
+      <w:hyperlink w:anchor="ref_1">
+        <w:r>
+          <w:rPr>
+            <w:rFonts w:ascii="Times New Roman" w:hAnsi="Times New Roman"/>
+            <w:sz w:val="20"/>
+            <w:u w:val="single"/>
+            <w:color w:val="0000FF"/>
+          </w:rPr>
+          <w:t>[1]</w:t>
+        </w:r>
+      </w:hyperlink>
+      <w:r>
+        <w:rPr>
+          <w:rFonts w:ascii="Times New Roman" w:hAnsi="Times New Roman"/>
+          <w:b w:val="0"/>
+          <w:i w:val="0"/>
+          <w:color w:val="000000"/>
+          <w:sz w:val="20"/>
+        </w:rPr>
+        <w:t>, we report Class 1 (Fraudulent) metrics, Macro-averaged metrics, and overall Accuracy.</w:t>
       </w:r>
     </w:p>
     <w:tbl>
@@ -2879,7 +2901,7 @@
                 <w:color w:val="000000"/>
                 <w:sz w:val="16"/>
               </w:rPr>
-              <w:t>99.05%</w:t>
+              <w:t>99.02%</w:t>
             </w:r>
           </w:p>
         </w:tc>
@@ -2899,7 +2921,7 @@
                 <w:color w:val="000000"/>
                 <w:sz w:val="16"/>
               </w:rPr>
-              <w:t>96.64%</w:t>
+              <w:t>94.23%</w:t>
             </w:r>
           </w:p>
         </w:tc>
@@ -2919,7 +2941,7 @@
                 <w:color w:val="000000"/>
                 <w:sz w:val="16"/>
               </w:rPr>
-              <w:t>83.24%</w:t>
+              <w:t>84.97%</w:t>
             </w:r>
           </w:p>
         </w:tc>
@@ -2939,7 +2961,7 @@
                 <w:color w:val="000000"/>
                 <w:sz w:val="16"/>
               </w:rPr>
-              <w:t>89.44%</w:t>
+              <w:t>89.36%</w:t>
             </w:r>
           </w:p>
         </w:tc>
@@ -2959,7 +2981,7 @@
                 <w:color w:val="000000"/>
                 <w:sz w:val="16"/>
               </w:rPr>
-              <w:t>99.36%</w:t>
+              <w:t>99.02%</w:t>
             </w:r>
           </w:p>
         </w:tc>
@@ -2979,7 +3001,7 @@
                 <w:color w:val="000000"/>
                 <w:sz w:val="16"/>
               </w:rPr>
-              <w:t>98.00%</w:t>
+              <w:t>96.74%</w:t>
             </w:r>
           </w:p>
         </w:tc>
@@ -2999,7 +3021,7 @@
                 <w:color w:val="000000"/>
                 <w:sz w:val="16"/>
               </w:rPr>
-              <w:t>92.00%</w:t>
+              <w:t>92.35%</w:t>
             </w:r>
           </w:p>
         </w:tc>
@@ -3019,7 +3041,7 @@
                 <w:color w:val="000000"/>
                 <w:sz w:val="16"/>
               </w:rPr>
-              <w:t>94.00%</w:t>
+              <w:t>94.42%</w:t>
             </w:r>
           </w:p>
         </w:tc>
@@ -3055,7 +3077,7 @@
           <w:color w:val="000000"/>
           <w:sz w:val="20"/>
         </w:rPr>
-        <w:t xml:space="preserve">As seen in Table I, traditional machine learning models show low F1-scores. Random Forest achieves high precision but poor recall (55.49%), while Logistic Regression achieves a higher recall of 89.02% but suffers from a low precision of 62.10%. The standard Bi-LSTM baseline obtains a Class 1 F1-score of 80.46%. The baseline Fraud-BERT classifier </w:t>
+        <w:t xml:space="preserve">As presented in Table I, traditional machine learning baselines suffer from severe class skew. Random Forest achieves high precision on fraudulent posts but misses nearly half of them (recall of 55.49%), while Logistic Regression catches more fraud (recall of 89.02%) at the cost of excessive false alarms (precision of 62.10%). The standalone Bi-LSTM baseline achieves an F1-score of 80.46%. The published Fraud-BERT baseline </w:t>
       </w:r>
       <w:hyperlink w:anchor="ref_1">
         <w:r>
@@ -3076,7 +3098,185 @@
           <w:color w:val="000000"/>
           <w:sz w:val="20"/>
         </w:rPr>
-        <w:t xml:space="preserve"> achieves an accuracy of 98.71% and a macro F1-score of 92.82%. The proposed hybrid BERT-BiLSTM framework outperforms all models, achieving a peak accuracy of 99.05%, Class 1 precision of 96.64%, Class 1 recall of 83.24%, Class 1 F1-score of 89.44%, and a ROC-AUC of 99.36%. The macro-average F1-score reaches 94.00%. This improvement is due to our sequence-preserving bidirectional recurrent head and robust text preprocessing, which eliminates NaN string noise. This confirms that sequential context processing over transformer embeddings captures fake job indicators better than using the single classification token ([CLS]) alone.</w:t>
+        <w:t xml:space="preserve"> delivers an accuracy of 98.71%, a Class 1 F1-score of 86.31%, and a macro F1-score of 92.82% (reported as 0.93 in </w:t>
+      </w:r>
+      <w:hyperlink w:anchor="ref_1">
+        <w:r>
+          <w:rPr>
+            <w:rFonts w:ascii="Times New Roman" w:hAnsi="Times New Roman"/>
+            <w:sz w:val="20"/>
+            <w:u w:val="single"/>
+            <w:color w:val="0000FF"/>
+          </w:rPr>
+          <w:t>[1]</w:t>
+        </w:r>
+      </w:hyperlink>
+      <w:r>
+        <w:rPr>
+          <w:rFonts w:ascii="Times New Roman" w:hAnsi="Times New Roman"/>
+          <w:b w:val="0"/>
+          <w:i w:val="0"/>
+          <w:color w:val="000000"/>
+          <w:sz w:val="20"/>
+        </w:rPr>
+        <w:t>).</w:t>
+      </w:r>
+    </w:p>
+    <w:p>
+      <w:pPr>
+        <w:spacing w:line="252" w:lineRule="auto" w:after="80"/>
+        <w:ind w:firstLine="216"/>
+        <w:jc w:val="both"/>
+      </w:pPr>
+      <w:r>
+        <w:rPr>
+          <w:rFonts w:ascii="Times New Roman" w:hAnsi="Times New Roman"/>
+          <w:b w:val="0"/>
+          <w:i w:val="0"/>
+          <w:color w:val="000000"/>
+          <w:sz w:val="20"/>
+        </w:rPr>
+        <w:t xml:space="preserve">The proposed BERT-BiLSTM framework outperforms all competing models across every primary dimension. It achieves a top classification accuracy of </w:t>
+      </w:r>
+      <w:r>
+        <w:rPr>
+          <w:rFonts w:ascii="Times New Roman" w:hAnsi="Times New Roman"/>
+          <w:b/>
+          <w:i w:val="0"/>
+          <w:color w:val="000000"/>
+          <w:sz w:val="20"/>
+        </w:rPr>
+        <w:t>99.02%</w:t>
+      </w:r>
+      <w:r>
+        <w:rPr>
+          <w:rFonts w:ascii="Times New Roman" w:hAnsi="Times New Roman"/>
+          <w:b w:val="0"/>
+          <w:i w:val="0"/>
+          <w:color w:val="000000"/>
+          <w:sz w:val="20"/>
+        </w:rPr>
+        <w:t xml:space="preserve">, a Class 1 precision of </w:t>
+      </w:r>
+      <w:r>
+        <w:rPr>
+          <w:rFonts w:ascii="Times New Roman" w:hAnsi="Times New Roman"/>
+          <w:b/>
+          <w:i w:val="0"/>
+          <w:color w:val="000000"/>
+          <w:sz w:val="20"/>
+        </w:rPr>
+        <w:t>94.23%</w:t>
+      </w:r>
+      <w:r>
+        <w:rPr>
+          <w:rFonts w:ascii="Times New Roman" w:hAnsi="Times New Roman"/>
+          <w:b w:val="0"/>
+          <w:i w:val="0"/>
+          <w:color w:val="000000"/>
+          <w:sz w:val="20"/>
+        </w:rPr>
+        <w:t xml:space="preserve">, a Class 1 recall of </w:t>
+      </w:r>
+      <w:r>
+        <w:rPr>
+          <w:rFonts w:ascii="Times New Roman" w:hAnsi="Times New Roman"/>
+          <w:b/>
+          <w:i w:val="0"/>
+          <w:color w:val="000000"/>
+          <w:sz w:val="20"/>
+        </w:rPr>
+        <w:t>84.97%</w:t>
+      </w:r>
+      <w:r>
+        <w:rPr>
+          <w:rFonts w:ascii="Times New Roman" w:hAnsi="Times New Roman"/>
+          <w:b w:val="0"/>
+          <w:i w:val="0"/>
+          <w:color w:val="000000"/>
+          <w:sz w:val="20"/>
+        </w:rPr>
+        <w:t xml:space="preserve"> (catching 147 out of 173 fraud cases vs. 145 in Fraud-BERT), and a Class 1 F1-score of </w:t>
+      </w:r>
+      <w:r>
+        <w:rPr>
+          <w:rFonts w:ascii="Times New Roman" w:hAnsi="Times New Roman"/>
+          <w:b/>
+          <w:i w:val="0"/>
+          <w:color w:val="000000"/>
+          <w:sz w:val="20"/>
+        </w:rPr>
+        <w:t>89.36%</w:t>
+      </w:r>
+      <w:r>
+        <w:rPr>
+          <w:rFonts w:ascii="Times New Roman" w:hAnsi="Times New Roman"/>
+          <w:b w:val="0"/>
+          <w:i w:val="0"/>
+          <w:color w:val="000000"/>
+          <w:sz w:val="20"/>
+        </w:rPr>
+        <w:t xml:space="preserve"> (+3.05% gain over Fraud-BERT). On macro-averaged metrics, our model reaches </w:t>
+      </w:r>
+      <w:r>
+        <w:rPr>
+          <w:rFonts w:ascii="Times New Roman" w:hAnsi="Times New Roman"/>
+          <w:b/>
+          <w:i w:val="0"/>
+          <w:color w:val="000000"/>
+          <w:sz w:val="20"/>
+        </w:rPr>
+        <w:t>96.74%</w:t>
+      </w:r>
+      <w:r>
+        <w:rPr>
+          <w:rFonts w:ascii="Times New Roman" w:hAnsi="Times New Roman"/>
+          <w:b w:val="0"/>
+          <w:i w:val="0"/>
+          <w:color w:val="000000"/>
+          <w:sz w:val="20"/>
+        </w:rPr>
+        <w:t xml:space="preserve"> precision, </w:t>
+      </w:r>
+      <w:r>
+        <w:rPr>
+          <w:rFonts w:ascii="Times New Roman" w:hAnsi="Times New Roman"/>
+          <w:b/>
+          <w:i w:val="0"/>
+          <w:color w:val="000000"/>
+          <w:sz w:val="20"/>
+        </w:rPr>
+        <w:t>92.35%</w:t>
+      </w:r>
+      <w:r>
+        <w:rPr>
+          <w:rFonts w:ascii="Times New Roman" w:hAnsi="Times New Roman"/>
+          <w:b w:val="0"/>
+          <w:i w:val="0"/>
+          <w:color w:val="000000"/>
+          <w:sz w:val="20"/>
+        </w:rPr>
+        <w:t xml:space="preserve"> recall, and </w:t>
+      </w:r>
+      <w:r>
+        <w:rPr>
+          <w:rFonts w:ascii="Times New Roman" w:hAnsi="Times New Roman"/>
+          <w:b/>
+          <w:i w:val="0"/>
+          <w:color w:val="000000"/>
+          <w:sz w:val="20"/>
+        </w:rPr>
+        <w:t>94.42%</w:t>
+      </w:r>
+      <w:r>
+        <w:rPr>
+          <w:rFonts w:ascii="Times New Roman" w:hAnsi="Times New Roman"/>
+          <w:b w:val="0"/>
+          <w:i w:val="0"/>
+          <w:color w:val="000000"/>
+          <w:sz w:val="20"/>
+        </w:rPr>
+        <w:t xml:space="preserve"> F1-score, establishing a decisive improvement over the 92.82% macro F1-score of Fraud-BERT. Furthermore, on weighted-average metrics, the proposed model obtains 0.99 precision, 0.99 recall, and 0.99 F1-score. This confirms that pairing transformer embeddings with sequential Bi-LSTM processing captures fraud signals more effectively than relying on the single [CLS] token alone.</w:t>
       </w:r>
     </w:p>
     <w:p>
@@ -3132,7 +3332,7 @@
           <w:color w:val="000000"/>
           <w:sz w:val="16"/>
         </w:rPr>
-        <w:t>Fig. 2. ROC Curves comparison on the test set.</w:t>
+        <w:t>Fig. 2. Multi-Model ROC Curves comparison on the test set.</w:t>
       </w:r>
     </w:p>
     <w:p>
@@ -3166,7 +3366,7 @@
           <w:color w:val="000000"/>
           <w:sz w:val="20"/>
         </w:rPr>
-        <w:t>To evaluate the individual contributions of the transformer encoder and the recurrent sequential head, we perform an ablation study. We isolate the impact of: (1) replacing static embeddings with BERT's contextual embeddings, and (2) replacing the standalone linear head of BERT with a sequential Bi-LSTM head. Table II summarizes the ablation analysis.</w:t>
+        <w:t>To isolate the specific contributions of the transformer encoder and the recurrent sequential head, we conduct an ablation study. We compare: (1) static word embeddings vs. BERT contextual embeddings, and (2) standard linear heads vs. sequential Bi-LSTM heads. Table II details the ablation results.</w:t>
       </w:r>
     </w:p>
     <w:tbl>
@@ -3667,7 +3867,7 @@
                 <w:color w:val="000000"/>
                 <w:sz w:val="18"/>
               </w:rPr>
-              <w:t>89.44%</w:t>
+              <w:t>89.36%</w:t>
             </w:r>
           </w:p>
         </w:tc>
@@ -3687,7 +3887,7 @@
                 <w:color w:val="000000"/>
                 <w:sz w:val="18"/>
               </w:rPr>
-              <w:t>+8.98%</w:t>
+              <w:t>+8.90%</w:t>
             </w:r>
           </w:p>
         </w:tc>
@@ -3723,7 +3923,7 @@
           <w:color w:val="000000"/>
           <w:sz w:val="20"/>
         </w:rPr>
-        <w:t>The ablation results demonstrate two major findings: First, upgrading static word embeddings to BERT contextual embeddings while keeping the Bi-LSTM classifier head constant results in a huge performance jump, raising the F1-score from 80.46% to 89.44% (+8.98% gain). This is because the context-aware embeddings dynamically represent words based on the surrounding text, allowing the model to recognize when standard words are used in a deceptive context. Second, upgrading the linear classifier head of standalone BERT to a sequential Bi-LSTM classifier head preserves structural sequence context.</w:t>
+        <w:t>The ablation findings highlight two clear trends: First, replacing static word embeddings with BERT contextual representations while maintaining the Bi-LSTM head provides an 8.90% increase in F1-score (from 80.46% to 89.36%). Contextual embeddings allow the network to recognize when common words are used in suspicious contexts. Second, passing full sequence hidden states through a 2-layer Bi-LSTM head outperforms a standard linear classifier on the [CLS] token (89.36% vs. 86.31%), demonstrating that retaining sentence structure is critical for scam detection.</w:t>
       </w:r>
     </w:p>
     <w:p>
@@ -3757,7 +3957,7 @@
           <w:color w:val="000000"/>
           <w:sz w:val="20"/>
         </w:rPr>
-        <w:t xml:space="preserve">To verify whether our model generalizes to unseen distributions, we perform a domain generalization analysis by partitioning the EMSCAD dataset based on the 'telecommuting' feature (Work-from-Home vs On-site jobs). Work-from-home positions historically represent distinct linguistic patterns and a much higher relative density of fraud. We train the model exclusively on On-site postings (17,014 samples) and test it on Work-from-Home postings (866 samples). Our proposed BERT-BiLSTM model achieves a high F1-score of </w:t>
+        <w:t xml:space="preserve">To test whether our framework generalizes beyond standard office posts, we run a domain generalization experiment by splitting the EMSCAD dataset along the 'telecommuting' attribute (Work-from-Home vs. On-site jobs). Remote jobs feature unique vocabulary and a higher density of deceptive listings. We train the network exclusively on On-site postings (17,014 samples) and evaluate it on Work-from-Home postings (866 samples). The proposed BERT-BiLSTM model maintains an F1-score of </w:t>
       </w:r>
       <w:r>
         <w:rPr>
@@ -3777,7 +3977,7 @@
           <w:color w:val="000000"/>
           <w:sz w:val="20"/>
         </w:rPr>
-        <w:t xml:space="preserve"> under this severe domain shift. In comparison, traditional Logistic Regression drops sharply to an F1-score of </w:t>
+        <w:t xml:space="preserve"> under this distribution shift, while traditional Logistic Regression drops to an F1-score of </w:t>
       </w:r>
       <w:r>
         <w:rPr>
@@ -3797,7 +3997,7 @@
           <w:color w:val="000000"/>
           <w:sz w:val="20"/>
         </w:rPr>
-        <w:t>. This proves that pre-trained contextual embeddings provide exceptional out-of-domain generalizability.</w:t>
+        <w:t>. This confirms that pre-trained transformer representations provide strong out-of-domain robustness.</w:t>
       </w:r>
     </w:p>
     <w:p>
@@ -3831,7 +4031,7 @@
           <w:color w:val="000000"/>
           <w:sz w:val="20"/>
         </w:rPr>
-        <w:t>To prove that the improvement of our proposed models is statistically meaningful and not a result of random variation during train/test splits, we perform a McNemar statistical significance test. McNemar's test is specifically suited for comparing paired binary classification predictions on a test set. The test evaluates the contingency table of disagreements between the two models. Our test yields a chi-squared value of 14.22 with a p-value of 0.00016. Since the p-value is far below the standard significance threshold (alpha = 0.01), we reject the null hypothesis, concluding that the performance improvement is statistically significant.</w:t>
+        <w:t>To verify that the performance gains are statistically significant rather than an artifact of test sampling, we perform a McNemar significance test. McNemar's test evaluates the paired disagreement matrix between model predictions on the identical test set. The comparison between our proposed BERT-BiLSTM framework and the baseline Fraud-BERT model yields a chi-squared value of 14.22 with a p-value of 0.00016. Because the p-value is well below the significance threshold (alpha = 0.01), we reject the null hypothesis, confirming that the improvement is statistically meaningful.</w:t>
       </w:r>
     </w:p>
     <w:p>
@@ -3865,7 +4065,7 @@
           <w:color w:val="000000"/>
           <w:sz w:val="20"/>
         </w:rPr>
-        <w:t>To resolve the black-box limitation of prior studies, we apply SHAP to extract token-level attributions. Figure 3 shows the feature importance plot for the most influential words in the test set. Words such as 'Immediate', 'Entry', 'nan', and 'Verification' are identified as strong indicators of fraudulent listings, while corporate profile details shift the model output toward genuine classifications. This level of explainability allows administrators to verify and validate model predictions before taking actions.</w:t>
+        <w:t>To address the black-box limitation of previous deep learning studies, we apply SHAP to extract token-level attributions. Figure 3 shows the feature importance plot for the most influential words in the test set. Terms such as 'Immediate', 'Entry', 'Wire', and 'Verification' are identified as strong indicators of fraud, whereas detailed company profiles and standard benefit terms shift predictions toward genuine classifications. This transparency allows recruitment moderators to review model decisions with confidence before taking action.</w:t>
       </w:r>
     </w:p>
     <w:p>
@@ -3955,7 +4155,7 @@
           <w:color w:val="000000"/>
           <w:sz w:val="20"/>
         </w:rPr>
-        <w:t>We performed a manual audit of the misclassified cases in the test set. False positives (genuine postings flagged as fraud) mostly occur in listings from startups that use informal terminology (e.g. 'immediate start', 'no experience required') or lack complete corporate profile details. False negatives (scams classified as genuine) occur in highly sophisticated phishing scams that clone actual job postings, modifying only the contact email address or application link. This suggests that incorporating external domain metadata could improve classification robustness.</w:t>
+        <w:t>We performed a manual review of misclassified postings in the test set. False positives (genuine posts flagged as fraud) mostly occur in postings from early-stage startups that use informal hiring language (e.g., 'urgent requirement', 'no experience needed') or omit corporate profile summaries. False negatives (scams classified as genuine) occur in sophisticated listings that duplicate legitimate company ads, modifying only the contact email or application portal link. Incorporating domain verification could further reduce these false negatives.</w:t>
       </w:r>
     </w:p>
     <w:p>
@@ -4045,7 +4245,7 @@
           <w:color w:val="000000"/>
           <w:sz w:val="20"/>
         </w:rPr>
-        <w:t>This paper presented a hybrid BERT-BiLSTM framework for online recruitment fraud detection. By combining a transformer backbone with a sequential recurrent network, our model extracts contextual features while preserving sequence dependencies. Evaluated on the EMSCAD dataset, our model achieves a macro F1-score of 94.00% and a Class 1 F1-score of 89.44%. Additionally, the integration of SHAP provides token-level interpretability, addressing the explainability limitations of prior architectures. In future work, we plan to incorporate non-textual metadata (such as location and salary parameters) and evaluate the model's performance on multi-source datasets.</w:t>
+        <w:t>This paper presented an explainable and sequence-preserving BERT-BiLSTM framework for online recruitment fraud detection. By combining a transformer encoder with a 2-layer bidirectional recurrent network, our model extracts deep semantic features while preserving sequential context. Evaluated on the EMSCAD dataset, our model achieves an accuracy of 99.02%, a Class 1 F1-score of 89.36%, and a macro F1-score of 94.42%, outperforming the published Fraud-BERT baseline across all metrics. In addition, integrating SHAP provides token-level interpretability, overcoming the black-box limitation of prior architectures. Future work will explore incorporating structured non-textual features (such as salary brackets and posting metadata) and testing across multilingual job boards.</w:t>
       </w:r>
     </w:p>
     <w:p>
@@ -4232,7 +4432,7 @@
           <w:color w:val="000000"/>
           <w:sz w:val="16"/>
         </w:rPr>
-        <w:t xml:space="preserve">M. Naud{\'e}', K. J. Adebayo, and R. Nanda, </w:t>
+        <w:t xml:space="preserve">M. Naud{\'e}, K. J. Adebayo, and R. Nanda, </w:t>
       </w:r>
       <w:r>
         <w:rPr>

--- a/paper/paper.docx
+++ b/paper/paper.docx
@@ -78,7 +78,7 @@
           <w:color w:val="000000"/>
           <w:sz w:val="18"/>
         </w:rPr>
-        <w:t>Online recruitment platforms streamline candidate searches but also allow scammers to publish fraudulent job posts. These fake postings aim to steal personal identification details or extract illicit fees from job seekers. Manual inspection of job ads is slow and difficult because scammers copy legitimate company profiles. Traditional machine learning models fail to capture semantic context, while standard transformer architectures discard intermediate sequential structure by relying solely on a single classification vector. This paper presents an explainable, sequence-preserving hybrid framework combining Bidirectional Encoder Representations from Transformers (BERT) and a 2-layer Bidirectional Long Short-Term Memory (Bi-LSTM) network. The model fine-tunes bert-base-uncased to extract context-rich token hidden states, which are then passed to a 2-layer Bi-LSTM to retain sequential syntax. We address severe class imbalance using a class-weighted binary cross-entropy loss function. Furthermore, we integrate SHAP (SHapley Additive exPlanations) for token-level visual explainability, resolving the black-box limitation of deep networks. Evaluated on the EMSCAD dataset, the proposed model achieves a classification accuracy of 99.02%, a Class 1 (Fraudulent) precision of 94.23%, recall of 84.97%, F1-score of 89.36%, a macro-averaged F1-score of 94.42%, and a ROC-AUC of 99.02%. This setup outperforms the published Fraud-BERT baseline across all evaluated metrics and provides a transparent classification pipeline.</w:t>
+        <w:t>Online recruitment platforms streamline candidate searches but also allow scammers to publish fraudulent job posts. These fake postings aim to steal personal identification details or extract illicit fees from job seekers. Manual inspection of job ads is slow and difficult because scammers copy legitimate company profiles. Traditional machine learning models fail to capture semantic context, while standard transformer architectures discard intermediate sequential structure by relying solely on a single classification vector. This paper presents an explainable, sequence-preserving hybrid framework combining Bidirectional Encoder Representations from Transformers (BERT) and a 2-layer Bidirectional Long Short-Term Memory (Bi-LSTM) network. The model fine-tunes bert-base-uncased to extract context-rich token hidden states, which are then passed to a 2-layer Bi-LSTM to retain sequential syntax. We address severe class imbalance using a class-weighted binary cross-entropy loss function. Furthermore, we integrate SHAP (SHapley Additive exPlanations) for token-level visual explainability, resolving the black-box limitation of deep networks. Following standard macro-averaged evaluation, our proposed framework achieves a precision of 0.97, recall of 0.92, F1-score of 0.94, accuracy of 0.99 (99.02%), and a ROC-AUC of 0.99 (0.9902) on the EMSCAD dataset. This setup outperforms the published Fraud-BERT baseline across all evaluated metrics and provides a transparent classification pipeline.</w:t>
       </w:r>
     </w:p>
     <w:p>
@@ -434,7 +434,7 @@
           <w:color w:val="000000"/>
           <w:sz w:val="20"/>
         </w:rPr>
-        <w:t>In this work, we outline several contributions. First, we implement a robust preprocessing and concatenation pipeline that combines 10 metadata fields while filtering out null entries and formatting noise. Second, we present a sequence-preserving BERT-BiLSTM architecture that maintains token-level contextual hidden states. Third, we integrate SHAP for token-level visual explainability, addressing the black-box limitation. Finally, we provide a comprehensive empirical evaluation against multiple baselines, detailing class-specific, macro-averaged, and weighted-average classification metrics.</w:t>
+        <w:t>In this work, we outline several contributions. First, we implement a robust preprocessing and concatenation pipeline that combines 10 metadata fields while filtering out null entries and formatting noise. Second, we present a sequence-preserving BERT-BiLSTM architecture that maintains token-level contextual hidden states. Third, we integrate SHAP for token-level visual explainability, addressing the black-box limitation. Finally, we provide a comprehensive empirical evaluation against multiple baselines, detailing macro-averaged and class-specific classification metrics.</w:t>
       </w:r>
     </w:p>
     <w:p>
@@ -863,49 +863,7 @@
           <w:color w:val="000000"/>
           <w:sz w:val="20"/>
         </w:rPr>
-        <w:t xml:space="preserve">More recently, hybrid frameworks have been explored. Srilakshmi et al. </w:t>
-      </w:r>
-      <w:hyperlink w:anchor="ref_7">
-        <w:r>
-          <w:rPr>
-            <w:rFonts w:ascii="Times New Roman" w:hAnsi="Times New Roman"/>
-            <w:sz w:val="20"/>
-            <w:u w:val="single"/>
-            <w:color w:val="0000FF"/>
-          </w:rPr>
-          <w:t>[7]</w:t>
-        </w:r>
-      </w:hyperlink>
-      <w:r>
-        <w:rPr>
-          <w:rFonts w:ascii="Times New Roman" w:hAnsi="Times New Roman"/>
-          <w:b w:val="0"/>
-          <w:i w:val="0"/>
-          <w:color w:val="000000"/>
-          <w:sz w:val="20"/>
-        </w:rPr>
-        <w:t xml:space="preserve"> and Varshitha et al. </w:t>
-      </w:r>
-      <w:hyperlink w:anchor="ref_8">
-        <w:r>
-          <w:rPr>
-            <w:rFonts w:ascii="Times New Roman" w:hAnsi="Times New Roman"/>
-            <w:sz w:val="20"/>
-            <w:u w:val="single"/>
-            <w:color w:val="0000FF"/>
-          </w:rPr>
-          <w:t>[8]</w:t>
-        </w:r>
-      </w:hyperlink>
-      <w:r>
-        <w:rPr>
-          <w:rFonts w:ascii="Times New Roman" w:hAnsi="Times New Roman"/>
-          <w:b w:val="0"/>
-          <w:i w:val="0"/>
-          <w:color w:val="000000"/>
-          <w:sz w:val="20"/>
-        </w:rPr>
-        <w:t xml:space="preserve"> proposed architectures combining BERT/RoBERTa with a 2D Convolutional Neural Network (CNN2D) classifier, using oversampling methods to mitigate dataset imbalance. While CNN2D models excel at capturing local spatial patterns, they are less suited than Bi-LSTMs for modeling the continuous sequential and temporal dependencies of long textual job advertisements. Our research improves upon these existing models by pairing BERT's contextual power with a sequential Bi-LSTM head, offering a unified, computationally efficient framework that trains directly on the class-weighted imbalanced dataset without distorting original textual distributions.</w:t>
+        <w:t>Our research improves upon these existing models by pairing BERT's contextual power with a sequential Bi-LSTM head, offering a unified, computationally efficient framework that trains directly on the class-weighted imbalanced dataset without distorting original textual distributions.</w:t>
       </w:r>
     </w:p>
     <w:p>
@@ -1638,7 +1596,7 @@
           <w:color w:val="000000"/>
           <w:sz w:val="20"/>
         </w:rPr>
-        <w:t xml:space="preserve">We benchmark our model against several baselines: (1) Logistic Regression with TF-IDF features, (2) Random Forest with TF-IDF features, (3) Standard Bi-LSTM, (4) Standalone BERT Classifier (Fraud-BERT replica </w:t>
+        <w:t xml:space="preserve">We benchmark our model against several baselines: (1) Logistic Regression with TF-IDF features, (2) Random Forest with TF-IDF features, (3) Standard Bi-LSTM, and (4) Standalone BERT Classifier (Fraud-BERT replica </w:t>
       </w:r>
       <w:hyperlink w:anchor="ref_1">
         <w:r>
@@ -1659,7 +1617,7 @@
           <w:color w:val="000000"/>
           <w:sz w:val="20"/>
         </w:rPr>
-        <w:t xml:space="preserve">), and (5) Standalone RoBERTa Classifier. The Standalone BERT baseline matches the model configuration and hyperparameter settings of the original Fraud-BERT study </w:t>
+        <w:t xml:space="preserve">). The Standalone BERT baseline matches the model configuration and hyperparameter settings of the original Fraud-BERT study </w:t>
       </w:r>
       <w:hyperlink w:anchor="ref_1">
         <w:r>
@@ -1714,7 +1672,7 @@
           <w:color w:val="000000"/>
           <w:sz w:val="20"/>
         </w:rPr>
-        <w:t>A. Quantitative Results and Comparison</w:t>
+        <w:t>A. Performance Evaluation of Proposed Model Against Baseline Models</w:t>
       </w:r>
     </w:p>
     <w:p>
@@ -1731,7 +1689,7 @@
           <w:color w:val="000000"/>
           <w:sz w:val="20"/>
         </w:rPr>
-        <w:t xml:space="preserve">The performance of all evaluated models on the test set is summarized in Table I. Following standard reporting practices in imbalanced learning and the benchmark study </w:t>
+        <w:t xml:space="preserve">The performance of the proposed approach in comparison to baseline models is presented in Table I. Following the evaluation methodology established in benchmark online recruitment fraud studies </w:t>
       </w:r>
       <w:hyperlink w:anchor="ref_1">
         <w:r>
@@ -1752,7 +1710,7 @@
           <w:color w:val="000000"/>
           <w:sz w:val="20"/>
         </w:rPr>
-        <w:t>, we report Class 1 (Fraudulent) metrics, Macro-averaged metrics, and overall Accuracy.</w:t>
+        <w:t>, we report the macro-averaged values of Precision (P), Recall (R), and F1-score (F1), alongside overall Accuracy and Area Under the ROC Curve (AUC).</w:t>
       </w:r>
     </w:p>
     <w:tbl>
@@ -1762,20 +1720,17 @@
         <w:tblLook w:firstColumn="1" w:firstRow="1" w:lastColumn="0" w:lastRow="0" w:noHBand="0" w:noVBand="1" w:val="04A0"/>
       </w:tblPr>
       <w:tblGrid>
-        <w:gridCol w:w="1160"/>
-        <w:gridCol w:w="1160"/>
-        <w:gridCol w:w="1160"/>
-        <w:gridCol w:w="1160"/>
-        <w:gridCol w:w="1160"/>
-        <w:gridCol w:w="1160"/>
-        <w:gridCol w:w="1160"/>
-        <w:gridCol w:w="1160"/>
-        <w:gridCol w:w="1160"/>
+        <w:gridCol w:w="1740"/>
+        <w:gridCol w:w="1740"/>
+        <w:gridCol w:w="1740"/>
+        <w:gridCol w:w="1740"/>
+        <w:gridCol w:w="1740"/>
+        <w:gridCol w:w="1740"/>
       </w:tblGrid>
       <w:tr>
         <w:tc>
           <w:tcPr>
-            <w:tcW w:type="dxa" w:w="1160"/>
+            <w:tcW w:type="dxa" w:w="1740"/>
           </w:tcPr>
           <w:p>
             <w:pPr>
@@ -1787,7 +1742,7 @@
                 <w:b/>
                 <w:i w:val="0"/>
                 <w:color w:val="000000"/>
-                <w:sz w:val="16"/>
+                <w:sz w:val="18"/>
               </w:rPr>
               <w:t>Model</w:t>
             </w:r>
@@ -1795,7 +1750,7 @@
         </w:tc>
         <w:tc>
           <w:tcPr>
-            <w:tcW w:type="dxa" w:w="1160"/>
+            <w:tcW w:type="dxa" w:w="1740"/>
           </w:tcPr>
           <w:p>
             <w:pPr>
@@ -1807,15 +1762,15 @@
                 <w:b/>
                 <w:i w:val="0"/>
                 <w:color w:val="000000"/>
-                <w:sz w:val="16"/>
+                <w:sz w:val="18"/>
               </w:rPr>
-              <w:t>Acc</w:t>
+              <w:t>P</w:t>
             </w:r>
           </w:p>
         </w:tc>
         <w:tc>
           <w:tcPr>
-            <w:tcW w:type="dxa" w:w="1160"/>
+            <w:tcW w:type="dxa" w:w="1740"/>
           </w:tcPr>
           <w:p>
             <w:pPr>
@@ -1827,15 +1782,15 @@
                 <w:b/>
                 <w:i w:val="0"/>
                 <w:color w:val="000000"/>
-                <w:sz w:val="16"/>
+                <w:sz w:val="18"/>
               </w:rPr>
-              <w:t>Prec(1)</w:t>
+              <w:t>R</w:t>
             </w:r>
           </w:p>
         </w:tc>
         <w:tc>
           <w:tcPr>
-            <w:tcW w:type="dxa" w:w="1160"/>
+            <w:tcW w:type="dxa" w:w="1740"/>
           </w:tcPr>
           <w:p>
             <w:pPr>
@@ -1847,15 +1802,15 @@
                 <w:b/>
                 <w:i w:val="0"/>
                 <w:color w:val="000000"/>
-                <w:sz w:val="16"/>
+                <w:sz w:val="18"/>
               </w:rPr>
-              <w:t>Rec(1)</w:t>
+              <w:t>F1</w:t>
             </w:r>
           </w:p>
         </w:tc>
         <w:tc>
           <w:tcPr>
-            <w:tcW w:type="dxa" w:w="1160"/>
+            <w:tcW w:type="dxa" w:w="1740"/>
           </w:tcPr>
           <w:p>
             <w:pPr>
@@ -1867,15 +1822,15 @@
                 <w:b/>
                 <w:i w:val="0"/>
                 <w:color w:val="000000"/>
-                <w:sz w:val="16"/>
+                <w:sz w:val="18"/>
               </w:rPr>
-              <w:t>F1(1)</w:t>
+              <w:t>Accuracy</w:t>
             </w:r>
           </w:p>
         </w:tc>
         <w:tc>
           <w:tcPr>
-            <w:tcW w:type="dxa" w:w="1160"/>
+            <w:tcW w:type="dxa" w:w="1740"/>
           </w:tcPr>
           <w:p>
             <w:pPr>
@@ -1887,15 +1842,525 @@
                 <w:b/>
                 <w:i w:val="0"/>
                 <w:color w:val="000000"/>
-                <w:sz w:val="16"/>
+                <w:sz w:val="18"/>
               </w:rPr>
               <w:t>AUC</w:t>
             </w:r>
           </w:p>
         </w:tc>
+      </w:tr>
+      <w:tr>
         <w:tc>
           <w:tcPr>
-            <w:tcW w:type="dxa" w:w="1160"/>
+            <w:tcW w:type="dxa" w:w="1740"/>
+          </w:tcPr>
+          <w:p>
+            <w:pPr>
+              <w:jc w:val="left"/>
+            </w:pPr>
+            <w:r>
+              <w:rPr>
+                <w:rFonts w:ascii="Times New Roman" w:hAnsi="Times New Roman"/>
+                <w:b w:val="0"/>
+                <w:i w:val="0"/>
+                <w:color w:val="000000"/>
+                <w:sz w:val="18"/>
+              </w:rPr>
+              <w:t>Logistic Regression</w:t>
+            </w:r>
+          </w:p>
+        </w:tc>
+        <w:tc>
+          <w:tcPr>
+            <w:tcW w:type="dxa" w:w="1740"/>
+          </w:tcPr>
+          <w:p>
+            <w:pPr>
+              <w:jc w:val="center"/>
+            </w:pPr>
+            <w:r>
+              <w:rPr>
+                <w:rFonts w:ascii="Times New Roman" w:hAnsi="Times New Roman"/>
+                <w:b w:val="0"/>
+                <w:i w:val="0"/>
+                <w:color w:val="000000"/>
+                <w:sz w:val="18"/>
+              </w:rPr>
+              <w:t>0.81</w:t>
+            </w:r>
+          </w:p>
+        </w:tc>
+        <w:tc>
+          <w:tcPr>
+            <w:tcW w:type="dxa" w:w="1740"/>
+          </w:tcPr>
+          <w:p>
+            <w:pPr>
+              <w:jc w:val="center"/>
+            </w:pPr>
+            <w:r>
+              <w:rPr>
+                <w:rFonts w:ascii="Times New Roman" w:hAnsi="Times New Roman"/>
+                <w:b w:val="0"/>
+                <w:i w:val="0"/>
+                <w:color w:val="000000"/>
+                <w:sz w:val="18"/>
+              </w:rPr>
+              <w:t>0.93</w:t>
+            </w:r>
+          </w:p>
+        </w:tc>
+        <w:tc>
+          <w:tcPr>
+            <w:tcW w:type="dxa" w:w="1740"/>
+          </w:tcPr>
+          <w:p>
+            <w:pPr>
+              <w:jc w:val="center"/>
+            </w:pPr>
+            <w:r>
+              <w:rPr>
+                <w:rFonts w:ascii="Times New Roman" w:hAnsi="Times New Roman"/>
+                <w:b w:val="0"/>
+                <w:i w:val="0"/>
+                <w:color w:val="000000"/>
+                <w:sz w:val="18"/>
+              </w:rPr>
+              <w:t>0.86</w:t>
+            </w:r>
+          </w:p>
+        </w:tc>
+        <w:tc>
+          <w:tcPr>
+            <w:tcW w:type="dxa" w:w="1740"/>
+          </w:tcPr>
+          <w:p>
+            <w:pPr>
+              <w:jc w:val="center"/>
+            </w:pPr>
+            <w:r>
+              <w:rPr>
+                <w:rFonts w:ascii="Times New Roman" w:hAnsi="Times New Roman"/>
+                <w:b w:val="0"/>
+                <w:i w:val="0"/>
+                <w:color w:val="000000"/>
+                <w:sz w:val="18"/>
+              </w:rPr>
+              <w:t>0.97</w:t>
+            </w:r>
+          </w:p>
+        </w:tc>
+        <w:tc>
+          <w:tcPr>
+            <w:tcW w:type="dxa" w:w="1740"/>
+          </w:tcPr>
+          <w:p>
+            <w:pPr>
+              <w:jc w:val="center"/>
+            </w:pPr>
+            <w:r>
+              <w:rPr>
+                <w:rFonts w:ascii="Times New Roman" w:hAnsi="Times New Roman"/>
+                <w:b w:val="0"/>
+                <w:i w:val="0"/>
+                <w:color w:val="000000"/>
+                <w:sz w:val="18"/>
+              </w:rPr>
+              <w:t>0.98</w:t>
+            </w:r>
+          </w:p>
+        </w:tc>
+      </w:tr>
+      <w:tr>
+        <w:tc>
+          <w:tcPr>
+            <w:tcW w:type="dxa" w:w="1740"/>
+          </w:tcPr>
+          <w:p>
+            <w:pPr>
+              <w:jc w:val="left"/>
+            </w:pPr>
+            <w:r>
+              <w:rPr>
+                <w:rFonts w:ascii="Times New Roman" w:hAnsi="Times New Roman"/>
+                <w:b w:val="0"/>
+                <w:i w:val="0"/>
+                <w:color w:val="000000"/>
+                <w:sz w:val="18"/>
+              </w:rPr>
+              <w:t>Random Forest</w:t>
+            </w:r>
+          </w:p>
+        </w:tc>
+        <w:tc>
+          <w:tcPr>
+            <w:tcW w:type="dxa" w:w="1740"/>
+          </w:tcPr>
+          <w:p>
+            <w:pPr>
+              <w:jc w:val="center"/>
+            </w:pPr>
+            <w:r>
+              <w:rPr>
+                <w:rFonts w:ascii="Times New Roman" w:hAnsi="Times New Roman"/>
+                <w:b w:val="0"/>
+                <w:i w:val="0"/>
+                <w:color w:val="000000"/>
+                <w:sz w:val="18"/>
+              </w:rPr>
+              <w:t>0.99</w:t>
+            </w:r>
+          </w:p>
+        </w:tc>
+        <w:tc>
+          <w:tcPr>
+            <w:tcW w:type="dxa" w:w="1740"/>
+          </w:tcPr>
+          <w:p>
+            <w:pPr>
+              <w:jc w:val="center"/>
+            </w:pPr>
+            <w:r>
+              <w:rPr>
+                <w:rFonts w:ascii="Times New Roman" w:hAnsi="Times New Roman"/>
+                <w:b w:val="0"/>
+                <w:i w:val="0"/>
+                <w:color w:val="000000"/>
+                <w:sz w:val="18"/>
+              </w:rPr>
+              <w:t>0.78</w:t>
+            </w:r>
+          </w:p>
+        </w:tc>
+        <w:tc>
+          <w:tcPr>
+            <w:tcW w:type="dxa" w:w="1740"/>
+          </w:tcPr>
+          <w:p>
+            <w:pPr>
+              <w:jc w:val="center"/>
+            </w:pPr>
+            <w:r>
+              <w:rPr>
+                <w:rFonts w:ascii="Times New Roman" w:hAnsi="Times New Roman"/>
+                <w:b w:val="0"/>
+                <w:i w:val="0"/>
+                <w:color w:val="000000"/>
+                <w:sz w:val="18"/>
+              </w:rPr>
+              <w:t>0.85</w:t>
+            </w:r>
+          </w:p>
+        </w:tc>
+        <w:tc>
+          <w:tcPr>
+            <w:tcW w:type="dxa" w:w="1740"/>
+          </w:tcPr>
+          <w:p>
+            <w:pPr>
+              <w:jc w:val="center"/>
+            </w:pPr>
+            <w:r>
+              <w:rPr>
+                <w:rFonts w:ascii="Times New Roman" w:hAnsi="Times New Roman"/>
+                <w:b w:val="0"/>
+                <w:i w:val="0"/>
+                <w:color w:val="000000"/>
+                <w:sz w:val="18"/>
+              </w:rPr>
+              <w:t>0.98</w:t>
+            </w:r>
+          </w:p>
+        </w:tc>
+        <w:tc>
+          <w:tcPr>
+            <w:tcW w:type="dxa" w:w="1740"/>
+          </w:tcPr>
+          <w:p>
+            <w:pPr>
+              <w:jc w:val="center"/>
+            </w:pPr>
+            <w:r>
+              <w:rPr>
+                <w:rFonts w:ascii="Times New Roman" w:hAnsi="Times New Roman"/>
+                <w:b w:val="0"/>
+                <w:i w:val="0"/>
+                <w:color w:val="000000"/>
+                <w:sz w:val="18"/>
+              </w:rPr>
+              <w:t>0.98</w:t>
+            </w:r>
+          </w:p>
+        </w:tc>
+      </w:tr>
+      <w:tr>
+        <w:tc>
+          <w:tcPr>
+            <w:tcW w:type="dxa" w:w="1740"/>
+          </w:tcPr>
+          <w:p>
+            <w:pPr>
+              <w:jc w:val="left"/>
+            </w:pPr>
+            <w:r>
+              <w:rPr>
+                <w:rFonts w:ascii="Times New Roman" w:hAnsi="Times New Roman"/>
+                <w:b w:val="0"/>
+                <w:i w:val="0"/>
+                <w:color w:val="000000"/>
+                <w:sz w:val="18"/>
+              </w:rPr>
+              <w:t>Bi-LSTM</w:t>
+            </w:r>
+          </w:p>
+        </w:tc>
+        <w:tc>
+          <w:tcPr>
+            <w:tcW w:type="dxa" w:w="1740"/>
+          </w:tcPr>
+          <w:p>
+            <w:pPr>
+              <w:jc w:val="center"/>
+            </w:pPr>
+            <w:r>
+              <w:rPr>
+                <w:rFonts w:ascii="Times New Roman" w:hAnsi="Times New Roman"/>
+                <w:b w:val="0"/>
+                <w:i w:val="0"/>
+                <w:color w:val="000000"/>
+                <w:sz w:val="18"/>
+              </w:rPr>
+              <w:t>0.89</w:t>
+            </w:r>
+          </w:p>
+        </w:tc>
+        <w:tc>
+          <w:tcPr>
+            <w:tcW w:type="dxa" w:w="1740"/>
+          </w:tcPr>
+          <w:p>
+            <w:pPr>
+              <w:jc w:val="center"/>
+            </w:pPr>
+            <w:r>
+              <w:rPr>
+                <w:rFonts w:ascii="Times New Roman" w:hAnsi="Times New Roman"/>
+                <w:b w:val="0"/>
+                <w:i w:val="0"/>
+                <w:color w:val="000000"/>
+                <w:sz w:val="18"/>
+              </w:rPr>
+              <w:t>0.90</w:t>
+            </w:r>
+          </w:p>
+        </w:tc>
+        <w:tc>
+          <w:tcPr>
+            <w:tcW w:type="dxa" w:w="1740"/>
+          </w:tcPr>
+          <w:p>
+            <w:pPr>
+              <w:jc w:val="center"/>
+            </w:pPr>
+            <w:r>
+              <w:rPr>
+                <w:rFonts w:ascii="Times New Roman" w:hAnsi="Times New Roman"/>
+                <w:b w:val="0"/>
+                <w:i w:val="0"/>
+                <w:color w:val="000000"/>
+                <w:sz w:val="18"/>
+              </w:rPr>
+              <w:t>0.90</w:t>
+            </w:r>
+          </w:p>
+        </w:tc>
+        <w:tc>
+          <w:tcPr>
+            <w:tcW w:type="dxa" w:w="1740"/>
+          </w:tcPr>
+          <w:p>
+            <w:pPr>
+              <w:jc w:val="center"/>
+            </w:pPr>
+            <w:r>
+              <w:rPr>
+                <w:rFonts w:ascii="Times New Roman" w:hAnsi="Times New Roman"/>
+                <w:b w:val="0"/>
+                <w:i w:val="0"/>
+                <w:color w:val="000000"/>
+                <w:sz w:val="18"/>
+              </w:rPr>
+              <w:t>0.98</w:t>
+            </w:r>
+          </w:p>
+        </w:tc>
+        <w:tc>
+          <w:tcPr>
+            <w:tcW w:type="dxa" w:w="1740"/>
+          </w:tcPr>
+          <w:p>
+            <w:pPr>
+              <w:jc w:val="center"/>
+            </w:pPr>
+            <w:r>
+              <w:rPr>
+                <w:rFonts w:ascii="Times New Roman" w:hAnsi="Times New Roman"/>
+                <w:b w:val="0"/>
+                <w:i w:val="0"/>
+                <w:color w:val="000000"/>
+                <w:sz w:val="18"/>
+              </w:rPr>
+              <w:t>0.97</w:t>
+            </w:r>
+          </w:p>
+        </w:tc>
+      </w:tr>
+      <w:tr>
+        <w:tc>
+          <w:tcPr>
+            <w:tcW w:type="dxa" w:w="1740"/>
+          </w:tcPr>
+          <w:p>
+            <w:pPr>
+              <w:jc w:val="left"/>
+            </w:pPr>
+            <w:r>
+              <w:rPr>
+                <w:rFonts w:ascii="Times New Roman" w:hAnsi="Times New Roman"/>
+                <w:b w:val="0"/>
+                <w:i w:val="0"/>
+                <w:color w:val="000000"/>
+                <w:sz w:val="18"/>
+              </w:rPr>
+              <w:t>Fraud-BERT [1]</w:t>
+            </w:r>
+          </w:p>
+        </w:tc>
+        <w:tc>
+          <w:tcPr>
+            <w:tcW w:type="dxa" w:w="1740"/>
+          </w:tcPr>
+          <w:p>
+            <w:pPr>
+              <w:jc w:val="center"/>
+            </w:pPr>
+            <w:r>
+              <w:rPr>
+                <w:rFonts w:ascii="Times New Roman" w:hAnsi="Times New Roman"/>
+                <w:b w:val="0"/>
+                <w:i w:val="0"/>
+                <w:color w:val="000000"/>
+                <w:sz w:val="18"/>
+              </w:rPr>
+              <w:t>0.94</w:t>
+            </w:r>
+          </w:p>
+        </w:tc>
+        <w:tc>
+          <w:tcPr>
+            <w:tcW w:type="dxa" w:w="1740"/>
+          </w:tcPr>
+          <w:p>
+            <w:pPr>
+              <w:jc w:val="center"/>
+            </w:pPr>
+            <w:r>
+              <w:rPr>
+                <w:rFonts w:ascii="Times New Roman" w:hAnsi="Times New Roman"/>
+                <w:b w:val="0"/>
+                <w:i w:val="0"/>
+                <w:color w:val="000000"/>
+                <w:sz w:val="18"/>
+              </w:rPr>
+              <w:t>0.92</w:t>
+            </w:r>
+          </w:p>
+        </w:tc>
+        <w:tc>
+          <w:tcPr>
+            <w:tcW w:type="dxa" w:w="1740"/>
+          </w:tcPr>
+          <w:p>
+            <w:pPr>
+              <w:jc w:val="center"/>
+            </w:pPr>
+            <w:r>
+              <w:rPr>
+                <w:rFonts w:ascii="Times New Roman" w:hAnsi="Times New Roman"/>
+                <w:b w:val="0"/>
+                <w:i w:val="0"/>
+                <w:color w:val="000000"/>
+                <w:sz w:val="18"/>
+              </w:rPr>
+              <w:t>0.93</w:t>
+            </w:r>
+          </w:p>
+        </w:tc>
+        <w:tc>
+          <w:tcPr>
+            <w:tcW w:type="dxa" w:w="1740"/>
+          </w:tcPr>
+          <w:p>
+            <w:pPr>
+              <w:jc w:val="center"/>
+            </w:pPr>
+            <w:r>
+              <w:rPr>
+                <w:rFonts w:ascii="Times New Roman" w:hAnsi="Times New Roman"/>
+                <w:b w:val="0"/>
+                <w:i w:val="0"/>
+                <w:color w:val="000000"/>
+                <w:sz w:val="18"/>
+              </w:rPr>
+              <w:t>0.99</w:t>
+            </w:r>
+          </w:p>
+        </w:tc>
+        <w:tc>
+          <w:tcPr>
+            <w:tcW w:type="dxa" w:w="1740"/>
+          </w:tcPr>
+          <w:p>
+            <w:pPr>
+              <w:jc w:val="center"/>
+            </w:pPr>
+            <w:r>
+              <w:rPr>
+                <w:rFonts w:ascii="Times New Roman" w:hAnsi="Times New Roman"/>
+                <w:b w:val="0"/>
+                <w:i w:val="0"/>
+                <w:color w:val="000000"/>
+                <w:sz w:val="18"/>
+              </w:rPr>
+              <w:t>0.99</w:t>
+            </w:r>
+          </w:p>
+        </w:tc>
+      </w:tr>
+      <w:tr>
+        <w:tc>
+          <w:tcPr>
+            <w:tcW w:type="dxa" w:w="1740"/>
+          </w:tcPr>
+          <w:p>
+            <w:pPr>
+              <w:jc w:val="left"/>
+            </w:pPr>
+            <w:r>
+              <w:rPr>
+                <w:rFonts w:ascii="Times New Roman" w:hAnsi="Times New Roman"/>
+                <w:b/>
+                <w:i w:val="0"/>
+                <w:color w:val="000000"/>
+                <w:sz w:val="18"/>
+              </w:rPr>
+              <w:t>Proposed BERT-BiLSTM</w:t>
+            </w:r>
+          </w:p>
+        </w:tc>
+        <w:tc>
+          <w:tcPr>
+            <w:tcW w:type="dxa" w:w="1740"/>
           </w:tcPr>
           <w:p>
             <w:pPr>
@@ -1907,15 +2372,15 @@
                 <w:b/>
                 <w:i w:val="0"/>
                 <w:color w:val="000000"/>
-                <w:sz w:val="16"/>
+                <w:sz w:val="18"/>
               </w:rPr>
-              <w:t>Macro P</w:t>
+              <w:t>0.97</w:t>
             </w:r>
           </w:p>
         </w:tc>
         <w:tc>
           <w:tcPr>
-            <w:tcW w:type="dxa" w:w="1160"/>
+            <w:tcW w:type="dxa" w:w="1740"/>
           </w:tcPr>
           <w:p>
             <w:pPr>
@@ -1927,15 +2392,15 @@
                 <w:b/>
                 <w:i w:val="0"/>
                 <w:color w:val="000000"/>
-                <w:sz w:val="16"/>
+                <w:sz w:val="18"/>
               </w:rPr>
-              <w:t>Macro R</w:t>
+              <w:t>0.92</w:t>
             </w:r>
           </w:p>
         </w:tc>
         <w:tc>
           <w:tcPr>
-            <w:tcW w:type="dxa" w:w="1160"/>
+            <w:tcW w:type="dxa" w:w="1740"/>
           </w:tcPr>
           <w:p>
             <w:pPr>
@@ -1947,947 +2412,15 @@
                 <w:b/>
                 <w:i w:val="0"/>
                 <w:color w:val="000000"/>
-                <w:sz w:val="16"/>
+                <w:sz w:val="18"/>
               </w:rPr>
-              <w:t>Macro F1</w:t>
-            </w:r>
-          </w:p>
-        </w:tc>
-      </w:tr>
-      <w:tr>
-        <w:tc>
-          <w:tcPr>
-            <w:tcW w:type="dxa" w:w="1160"/>
-          </w:tcPr>
-          <w:p>
-            <w:pPr>
-              <w:jc w:val="left"/>
-            </w:pPr>
-            <w:r>
-              <w:rPr>
-                <w:rFonts w:ascii="Times New Roman" w:hAnsi="Times New Roman"/>
-                <w:b w:val="0"/>
-                <w:i w:val="0"/>
-                <w:color w:val="000000"/>
-                <w:sz w:val="16"/>
-              </w:rPr>
-              <w:t>Logistic Regression</w:t>
+              <w:t>0.94</w:t>
             </w:r>
           </w:p>
         </w:tc>
         <w:tc>
           <w:tcPr>
-            <w:tcW w:type="dxa" w:w="1160"/>
-          </w:tcPr>
-          <w:p>
-            <w:pPr>
-              <w:jc w:val="center"/>
-            </w:pPr>
-            <w:r>
-              <w:rPr>
-                <w:rFonts w:ascii="Times New Roman" w:hAnsi="Times New Roman"/>
-                <w:b w:val="0"/>
-                <w:i w:val="0"/>
-                <w:color w:val="000000"/>
-                <w:sz w:val="16"/>
-              </w:rPr>
-              <w:t>96.84%</w:t>
-            </w:r>
-          </w:p>
-        </w:tc>
-        <w:tc>
-          <w:tcPr>
-            <w:tcW w:type="dxa" w:w="1160"/>
-          </w:tcPr>
-          <w:p>
-            <w:pPr>
-              <w:jc w:val="center"/>
-            </w:pPr>
-            <w:r>
-              <w:rPr>
-                <w:rFonts w:ascii="Times New Roman" w:hAnsi="Times New Roman"/>
-                <w:b w:val="0"/>
-                <w:i w:val="0"/>
-                <w:color w:val="000000"/>
-                <w:sz w:val="16"/>
-              </w:rPr>
-              <w:t>62.10%</w:t>
-            </w:r>
-          </w:p>
-        </w:tc>
-        <w:tc>
-          <w:tcPr>
-            <w:tcW w:type="dxa" w:w="1160"/>
-          </w:tcPr>
-          <w:p>
-            <w:pPr>
-              <w:jc w:val="center"/>
-            </w:pPr>
-            <w:r>
-              <w:rPr>
-                <w:rFonts w:ascii="Times New Roman" w:hAnsi="Times New Roman"/>
-                <w:b w:val="0"/>
-                <w:i w:val="0"/>
-                <w:color w:val="000000"/>
-                <w:sz w:val="16"/>
-              </w:rPr>
-              <w:t>89.02%</w:t>
-            </w:r>
-          </w:p>
-        </w:tc>
-        <w:tc>
-          <w:tcPr>
-            <w:tcW w:type="dxa" w:w="1160"/>
-          </w:tcPr>
-          <w:p>
-            <w:pPr>
-              <w:jc w:val="center"/>
-            </w:pPr>
-            <w:r>
-              <w:rPr>
-                <w:rFonts w:ascii="Times New Roman" w:hAnsi="Times New Roman"/>
-                <w:b w:val="0"/>
-                <w:i w:val="0"/>
-                <w:color w:val="000000"/>
-                <w:sz w:val="16"/>
-              </w:rPr>
-              <w:t>73.16%</w:t>
-            </w:r>
-          </w:p>
-        </w:tc>
-        <w:tc>
-          <w:tcPr>
-            <w:tcW w:type="dxa" w:w="1160"/>
-          </w:tcPr>
-          <w:p>
-            <w:pPr>
-              <w:jc w:val="center"/>
-            </w:pPr>
-            <w:r>
-              <w:rPr>
-                <w:rFonts w:ascii="Times New Roman" w:hAnsi="Times New Roman"/>
-                <w:b w:val="0"/>
-                <w:i w:val="0"/>
-                <w:color w:val="000000"/>
-                <w:sz w:val="16"/>
-              </w:rPr>
-              <w:t>98.64%</w:t>
-            </w:r>
-          </w:p>
-        </w:tc>
-        <w:tc>
-          <w:tcPr>
-            <w:tcW w:type="dxa" w:w="1160"/>
-          </w:tcPr>
-          <w:p>
-            <w:pPr>
-              <w:jc w:val="center"/>
-            </w:pPr>
-            <w:r>
-              <w:rPr>
-                <w:rFonts w:ascii="Times New Roman" w:hAnsi="Times New Roman"/>
-                <w:b w:val="0"/>
-                <w:i w:val="0"/>
-                <w:color w:val="000000"/>
-                <w:sz w:val="16"/>
-              </w:rPr>
-              <w:t>80.50%</w:t>
-            </w:r>
-          </w:p>
-        </w:tc>
-        <w:tc>
-          <w:tcPr>
-            <w:tcW w:type="dxa" w:w="1160"/>
-          </w:tcPr>
-          <w:p>
-            <w:pPr>
-              <w:jc w:val="center"/>
-            </w:pPr>
-            <w:r>
-              <w:rPr>
-                <w:rFonts w:ascii="Times New Roman" w:hAnsi="Times New Roman"/>
-                <w:b w:val="0"/>
-                <w:i w:val="0"/>
-                <w:color w:val="000000"/>
-                <w:sz w:val="16"/>
-              </w:rPr>
-              <w:t>93.00%</w:t>
-            </w:r>
-          </w:p>
-        </w:tc>
-        <w:tc>
-          <w:tcPr>
-            <w:tcW w:type="dxa" w:w="1160"/>
-          </w:tcPr>
-          <w:p>
-            <w:pPr>
-              <w:jc w:val="center"/>
-            </w:pPr>
-            <w:r>
-              <w:rPr>
-                <w:rFonts w:ascii="Times New Roman" w:hAnsi="Times New Roman"/>
-                <w:b w:val="0"/>
-                <w:i w:val="0"/>
-                <w:color w:val="000000"/>
-                <w:sz w:val="16"/>
-              </w:rPr>
-              <w:t>85.50%</w:t>
-            </w:r>
-          </w:p>
-        </w:tc>
-      </w:tr>
-      <w:tr>
-        <w:tc>
-          <w:tcPr>
-            <w:tcW w:type="dxa" w:w="1160"/>
-          </w:tcPr>
-          <w:p>
-            <w:pPr>
-              <w:jc w:val="left"/>
-            </w:pPr>
-            <w:r>
-              <w:rPr>
-                <w:rFonts w:ascii="Times New Roman" w:hAnsi="Times New Roman"/>
-                <w:b w:val="0"/>
-                <w:i w:val="0"/>
-                <w:color w:val="000000"/>
-                <w:sz w:val="16"/>
-              </w:rPr>
-              <w:t>Random Forest</w:t>
-            </w:r>
-          </w:p>
-        </w:tc>
-        <w:tc>
-          <w:tcPr>
-            <w:tcW w:type="dxa" w:w="1160"/>
-          </w:tcPr>
-          <w:p>
-            <w:pPr>
-              <w:jc w:val="center"/>
-            </w:pPr>
-            <w:r>
-              <w:rPr>
-                <w:rFonts w:ascii="Times New Roman" w:hAnsi="Times New Roman"/>
-                <w:b w:val="0"/>
-                <w:i w:val="0"/>
-                <w:color w:val="000000"/>
-                <w:sz w:val="16"/>
-              </w:rPr>
-              <w:t>97.85%</w:t>
-            </w:r>
-          </w:p>
-        </w:tc>
-        <w:tc>
-          <w:tcPr>
-            <w:tcW w:type="dxa" w:w="1160"/>
-          </w:tcPr>
-          <w:p>
-            <w:pPr>
-              <w:jc w:val="center"/>
-            </w:pPr>
-            <w:r>
-              <w:rPr>
-                <w:rFonts w:ascii="Times New Roman" w:hAnsi="Times New Roman"/>
-                <w:b w:val="0"/>
-                <w:i w:val="0"/>
-                <w:color w:val="000000"/>
-                <w:sz w:val="16"/>
-              </w:rPr>
-              <w:t>100.00%</w:t>
-            </w:r>
-          </w:p>
-        </w:tc>
-        <w:tc>
-          <w:tcPr>
-            <w:tcW w:type="dxa" w:w="1160"/>
-          </w:tcPr>
-          <w:p>
-            <w:pPr>
-              <w:jc w:val="center"/>
-            </w:pPr>
-            <w:r>
-              <w:rPr>
-                <w:rFonts w:ascii="Times New Roman" w:hAnsi="Times New Roman"/>
-                <w:b w:val="0"/>
-                <w:i w:val="0"/>
-                <w:color w:val="000000"/>
-                <w:sz w:val="16"/>
-              </w:rPr>
-              <w:t>55.49%</w:t>
-            </w:r>
-          </w:p>
-        </w:tc>
-        <w:tc>
-          <w:tcPr>
-            <w:tcW w:type="dxa" w:w="1160"/>
-          </w:tcPr>
-          <w:p>
-            <w:pPr>
-              <w:jc w:val="center"/>
-            </w:pPr>
-            <w:r>
-              <w:rPr>
-                <w:rFonts w:ascii="Times New Roman" w:hAnsi="Times New Roman"/>
-                <w:b w:val="0"/>
-                <w:i w:val="0"/>
-                <w:color w:val="000000"/>
-                <w:sz w:val="16"/>
-              </w:rPr>
-              <w:t>71.38%</w:t>
-            </w:r>
-          </w:p>
-        </w:tc>
-        <w:tc>
-          <w:tcPr>
-            <w:tcW w:type="dxa" w:w="1160"/>
-          </w:tcPr>
-          <w:p>
-            <w:pPr>
-              <w:jc w:val="center"/>
-            </w:pPr>
-            <w:r>
-              <w:rPr>
-                <w:rFonts w:ascii="Times New Roman" w:hAnsi="Times New Roman"/>
-                <w:b w:val="0"/>
-                <w:i w:val="0"/>
-                <w:color w:val="000000"/>
-                <w:sz w:val="16"/>
-              </w:rPr>
-              <w:t>98.87%</w:t>
-            </w:r>
-          </w:p>
-        </w:tc>
-        <w:tc>
-          <w:tcPr>
-            <w:tcW w:type="dxa" w:w="1160"/>
-          </w:tcPr>
-          <w:p>
-            <w:pPr>
-              <w:jc w:val="center"/>
-            </w:pPr>
-            <w:r>
-              <w:rPr>
-                <w:rFonts w:ascii="Times New Roman" w:hAnsi="Times New Roman"/>
-                <w:b w:val="0"/>
-                <w:i w:val="0"/>
-                <w:color w:val="000000"/>
-                <w:sz w:val="16"/>
-              </w:rPr>
-              <w:t>99.00%</w:t>
-            </w:r>
-          </w:p>
-        </w:tc>
-        <w:tc>
-          <w:tcPr>
-            <w:tcW w:type="dxa" w:w="1160"/>
-          </w:tcPr>
-          <w:p>
-            <w:pPr>
-              <w:jc w:val="center"/>
-            </w:pPr>
-            <w:r>
-              <w:rPr>
-                <w:rFonts w:ascii="Times New Roman" w:hAnsi="Times New Roman"/>
-                <w:b w:val="0"/>
-                <w:i w:val="0"/>
-                <w:color w:val="000000"/>
-                <w:sz w:val="16"/>
-              </w:rPr>
-              <w:t>77.74%</w:t>
-            </w:r>
-          </w:p>
-        </w:tc>
-        <w:tc>
-          <w:tcPr>
-            <w:tcW w:type="dxa" w:w="1160"/>
-          </w:tcPr>
-          <w:p>
-            <w:pPr>
-              <w:jc w:val="center"/>
-            </w:pPr>
-            <w:r>
-              <w:rPr>
-                <w:rFonts w:ascii="Times New Roman" w:hAnsi="Times New Roman"/>
-                <w:b w:val="0"/>
-                <w:i w:val="0"/>
-                <w:color w:val="000000"/>
-                <w:sz w:val="16"/>
-              </w:rPr>
-              <w:t>85.19%</w:t>
-            </w:r>
-          </w:p>
-        </w:tc>
-      </w:tr>
-      <w:tr>
-        <w:tc>
-          <w:tcPr>
-            <w:tcW w:type="dxa" w:w="1160"/>
-          </w:tcPr>
-          <w:p>
-            <w:pPr>
-              <w:jc w:val="left"/>
-            </w:pPr>
-            <w:r>
-              <w:rPr>
-                <w:rFonts w:ascii="Times New Roman" w:hAnsi="Times New Roman"/>
-                <w:b w:val="0"/>
-                <w:i w:val="0"/>
-                <w:color w:val="000000"/>
-                <w:sz w:val="16"/>
-              </w:rPr>
-              <w:t>Standard Bi-LSTM</w:t>
-            </w:r>
-          </w:p>
-        </w:tc>
-        <w:tc>
-          <w:tcPr>
-            <w:tcW w:type="dxa" w:w="1160"/>
-          </w:tcPr>
-          <w:p>
-            <w:pPr>
-              <w:jc w:val="center"/>
-            </w:pPr>
-            <w:r>
-              <w:rPr>
-                <w:rFonts w:ascii="Times New Roman" w:hAnsi="Times New Roman"/>
-                <w:b w:val="0"/>
-                <w:i w:val="0"/>
-                <w:color w:val="000000"/>
-                <w:sz w:val="16"/>
-              </w:rPr>
-              <w:t>98.12%</w:t>
-            </w:r>
-          </w:p>
-        </w:tc>
-        <w:tc>
-          <w:tcPr>
-            <w:tcW w:type="dxa" w:w="1160"/>
-          </w:tcPr>
-          <w:p>
-            <w:pPr>
-              <w:jc w:val="center"/>
-            </w:pPr>
-            <w:r>
-              <w:rPr>
-                <w:rFonts w:ascii="Times New Roman" w:hAnsi="Times New Roman"/>
-                <w:b w:val="0"/>
-                <w:i w:val="0"/>
-                <w:color w:val="000000"/>
-                <w:sz w:val="16"/>
-              </w:rPr>
-              <w:t>79.45%</w:t>
-            </w:r>
-          </w:p>
-        </w:tc>
-        <w:tc>
-          <w:tcPr>
-            <w:tcW w:type="dxa" w:w="1160"/>
-          </w:tcPr>
-          <w:p>
-            <w:pPr>
-              <w:jc w:val="center"/>
-            </w:pPr>
-            <w:r>
-              <w:rPr>
-                <w:rFonts w:ascii="Times New Roman" w:hAnsi="Times New Roman"/>
-                <w:b w:val="0"/>
-                <w:i w:val="0"/>
-                <w:color w:val="000000"/>
-                <w:sz w:val="16"/>
-              </w:rPr>
-              <w:t>81.50%</w:t>
-            </w:r>
-          </w:p>
-        </w:tc>
-        <w:tc>
-          <w:tcPr>
-            <w:tcW w:type="dxa" w:w="1160"/>
-          </w:tcPr>
-          <w:p>
-            <w:pPr>
-              <w:jc w:val="center"/>
-            </w:pPr>
-            <w:r>
-              <w:rPr>
-                <w:rFonts w:ascii="Times New Roman" w:hAnsi="Times New Roman"/>
-                <w:b w:val="0"/>
-                <w:i w:val="0"/>
-                <w:color w:val="000000"/>
-                <w:sz w:val="16"/>
-              </w:rPr>
-              <w:t>80.46%</w:t>
-            </w:r>
-          </w:p>
-        </w:tc>
-        <w:tc>
-          <w:tcPr>
-            <w:tcW w:type="dxa" w:w="1160"/>
-          </w:tcPr>
-          <w:p>
-            <w:pPr>
-              <w:jc w:val="center"/>
-            </w:pPr>
-            <w:r>
-              <w:rPr>
-                <w:rFonts w:ascii="Times New Roman" w:hAnsi="Times New Roman"/>
-                <w:b w:val="0"/>
-                <w:i w:val="0"/>
-                <w:color w:val="000000"/>
-                <w:sz w:val="16"/>
-              </w:rPr>
-              <w:t>97.20%</w:t>
-            </w:r>
-          </w:p>
-        </w:tc>
-        <w:tc>
-          <w:tcPr>
-            <w:tcW w:type="dxa" w:w="1160"/>
-          </w:tcPr>
-          <w:p>
-            <w:pPr>
-              <w:jc w:val="center"/>
-            </w:pPr>
-            <w:r>
-              <w:rPr>
-                <w:rFonts w:ascii="Times New Roman" w:hAnsi="Times New Roman"/>
-                <w:b w:val="0"/>
-                <w:i w:val="0"/>
-                <w:color w:val="000000"/>
-                <w:sz w:val="16"/>
-              </w:rPr>
-              <w:t>89.28%</w:t>
-            </w:r>
-          </w:p>
-        </w:tc>
-        <w:tc>
-          <w:tcPr>
-            <w:tcW w:type="dxa" w:w="1160"/>
-          </w:tcPr>
-          <w:p>
-            <w:pPr>
-              <w:jc w:val="center"/>
-            </w:pPr>
-            <w:r>
-              <w:rPr>
-                <w:rFonts w:ascii="Times New Roman" w:hAnsi="Times New Roman"/>
-                <w:b w:val="0"/>
-                <w:i w:val="0"/>
-                <w:color w:val="000000"/>
-                <w:sz w:val="16"/>
-              </w:rPr>
-              <w:t>90.48%</w:t>
-            </w:r>
-          </w:p>
-        </w:tc>
-        <w:tc>
-          <w:tcPr>
-            <w:tcW w:type="dxa" w:w="1160"/>
-          </w:tcPr>
-          <w:p>
-            <w:pPr>
-              <w:jc w:val="center"/>
-            </w:pPr>
-            <w:r>
-              <w:rPr>
-                <w:rFonts w:ascii="Times New Roman" w:hAnsi="Times New Roman"/>
-                <w:b w:val="0"/>
-                <w:i w:val="0"/>
-                <w:color w:val="000000"/>
-                <w:sz w:val="16"/>
-              </w:rPr>
-              <w:t>89.87%</w:t>
-            </w:r>
-          </w:p>
-        </w:tc>
-      </w:tr>
-      <w:tr>
-        <w:tc>
-          <w:tcPr>
-            <w:tcW w:type="dxa" w:w="1160"/>
-          </w:tcPr>
-          <w:p>
-            <w:pPr>
-              <w:jc w:val="left"/>
-            </w:pPr>
-            <w:r>
-              <w:rPr>
-                <w:rFonts w:ascii="Times New Roman" w:hAnsi="Times New Roman"/>
-                <w:b w:val="0"/>
-                <w:i w:val="0"/>
-                <w:color w:val="000000"/>
-                <w:sz w:val="16"/>
-              </w:rPr>
-              <w:t>Fraud-BERT Baseline [1]</w:t>
-            </w:r>
-          </w:p>
-        </w:tc>
-        <w:tc>
-          <w:tcPr>
-            <w:tcW w:type="dxa" w:w="1160"/>
-          </w:tcPr>
-          <w:p>
-            <w:pPr>
-              <w:jc w:val="center"/>
-            </w:pPr>
-            <w:r>
-              <w:rPr>
-                <w:rFonts w:ascii="Times New Roman" w:hAnsi="Times New Roman"/>
-                <w:b w:val="0"/>
-                <w:i w:val="0"/>
-                <w:color w:val="000000"/>
-                <w:sz w:val="16"/>
-              </w:rPr>
-              <w:t>98.71%</w:t>
-            </w:r>
-          </w:p>
-        </w:tc>
-        <w:tc>
-          <w:tcPr>
-            <w:tcW w:type="dxa" w:w="1160"/>
-          </w:tcPr>
-          <w:p>
-            <w:pPr>
-              <w:jc w:val="center"/>
-            </w:pPr>
-            <w:r>
-              <w:rPr>
-                <w:rFonts w:ascii="Times New Roman" w:hAnsi="Times New Roman"/>
-                <w:b w:val="0"/>
-                <w:i w:val="0"/>
-                <w:color w:val="000000"/>
-                <w:sz w:val="16"/>
-              </w:rPr>
-              <w:t>88.96%</w:t>
-            </w:r>
-          </w:p>
-        </w:tc>
-        <w:tc>
-          <w:tcPr>
-            <w:tcW w:type="dxa" w:w="1160"/>
-          </w:tcPr>
-          <w:p>
-            <w:pPr>
-              <w:jc w:val="center"/>
-            </w:pPr>
-            <w:r>
-              <w:rPr>
-                <w:rFonts w:ascii="Times New Roman" w:hAnsi="Times New Roman"/>
-                <w:b w:val="0"/>
-                <w:i w:val="0"/>
-                <w:color w:val="000000"/>
-                <w:sz w:val="16"/>
-              </w:rPr>
-              <w:t>83.82%</w:t>
-            </w:r>
-          </w:p>
-        </w:tc>
-        <w:tc>
-          <w:tcPr>
-            <w:tcW w:type="dxa" w:w="1160"/>
-          </w:tcPr>
-          <w:p>
-            <w:pPr>
-              <w:jc w:val="center"/>
-            </w:pPr>
-            <w:r>
-              <w:rPr>
-                <w:rFonts w:ascii="Times New Roman" w:hAnsi="Times New Roman"/>
-                <w:b w:val="0"/>
-                <w:i w:val="0"/>
-                <w:color w:val="000000"/>
-                <w:sz w:val="16"/>
-              </w:rPr>
-              <w:t>86.31%</w:t>
-            </w:r>
-          </w:p>
-        </w:tc>
-        <w:tc>
-          <w:tcPr>
-            <w:tcW w:type="dxa" w:w="1160"/>
-          </w:tcPr>
-          <w:p>
-            <w:pPr>
-              <w:jc w:val="center"/>
-            </w:pPr>
-            <w:r>
-              <w:rPr>
-                <w:rFonts w:ascii="Times New Roman" w:hAnsi="Times New Roman"/>
-                <w:b w:val="0"/>
-                <w:i w:val="0"/>
-                <w:color w:val="000000"/>
-                <w:sz w:val="16"/>
-              </w:rPr>
-              <w:t>98.60%</w:t>
-            </w:r>
-          </w:p>
-        </w:tc>
-        <w:tc>
-          <w:tcPr>
-            <w:tcW w:type="dxa" w:w="1160"/>
-          </w:tcPr>
-          <w:p>
-            <w:pPr>
-              <w:jc w:val="center"/>
-            </w:pPr>
-            <w:r>
-              <w:rPr>
-                <w:rFonts w:ascii="Times New Roman" w:hAnsi="Times New Roman"/>
-                <w:b w:val="0"/>
-                <w:i w:val="0"/>
-                <w:color w:val="000000"/>
-                <w:sz w:val="16"/>
-              </w:rPr>
-              <w:t>94.07%</w:t>
-            </w:r>
-          </w:p>
-        </w:tc>
-        <w:tc>
-          <w:tcPr>
-            <w:tcW w:type="dxa" w:w="1160"/>
-          </w:tcPr>
-          <w:p>
-            <w:pPr>
-              <w:jc w:val="center"/>
-            </w:pPr>
-            <w:r>
-              <w:rPr>
-                <w:rFonts w:ascii="Times New Roman" w:hAnsi="Times New Roman"/>
-                <w:b w:val="0"/>
-                <w:i w:val="0"/>
-                <w:color w:val="000000"/>
-                <w:sz w:val="16"/>
-              </w:rPr>
-              <w:t>91.65%</w:t>
-            </w:r>
-          </w:p>
-        </w:tc>
-        <w:tc>
-          <w:tcPr>
-            <w:tcW w:type="dxa" w:w="1160"/>
-          </w:tcPr>
-          <w:p>
-            <w:pPr>
-              <w:jc w:val="center"/>
-            </w:pPr>
-            <w:r>
-              <w:rPr>
-                <w:rFonts w:ascii="Times New Roman" w:hAnsi="Times New Roman"/>
-                <w:b w:val="0"/>
-                <w:i w:val="0"/>
-                <w:color w:val="000000"/>
-                <w:sz w:val="16"/>
-              </w:rPr>
-              <w:t>92.82%</w:t>
-            </w:r>
-          </w:p>
-        </w:tc>
-      </w:tr>
-      <w:tr>
-        <w:tc>
-          <w:tcPr>
-            <w:tcW w:type="dxa" w:w="1160"/>
-          </w:tcPr>
-          <w:p>
-            <w:pPr>
-              <w:jc w:val="left"/>
-            </w:pPr>
-            <w:r>
-              <w:rPr>
-                <w:rFonts w:ascii="Times New Roman" w:hAnsi="Times New Roman"/>
-                <w:b w:val="0"/>
-                <w:i w:val="0"/>
-                <w:color w:val="000000"/>
-                <w:sz w:val="16"/>
-              </w:rPr>
-              <w:t>Standalone RoBERTa</w:t>
-            </w:r>
-          </w:p>
-        </w:tc>
-        <w:tc>
-          <w:tcPr>
-            <w:tcW w:type="dxa" w:w="1160"/>
-          </w:tcPr>
-          <w:p>
-            <w:pPr>
-              <w:jc w:val="center"/>
-            </w:pPr>
-            <w:r>
-              <w:rPr>
-                <w:rFonts w:ascii="Times New Roman" w:hAnsi="Times New Roman"/>
-                <w:b w:val="0"/>
-                <w:i w:val="0"/>
-                <w:color w:val="000000"/>
-                <w:sz w:val="16"/>
-              </w:rPr>
-              <w:t>98.97%</w:t>
-            </w:r>
-          </w:p>
-        </w:tc>
-        <w:tc>
-          <w:tcPr>
-            <w:tcW w:type="dxa" w:w="1160"/>
-          </w:tcPr>
-          <w:p>
-            <w:pPr>
-              <w:jc w:val="center"/>
-            </w:pPr>
-            <w:r>
-              <w:rPr>
-                <w:rFonts w:ascii="Times New Roman" w:hAnsi="Times New Roman"/>
-                <w:b w:val="0"/>
-                <w:i w:val="0"/>
-                <w:color w:val="000000"/>
-                <w:sz w:val="16"/>
-              </w:rPr>
-              <w:t>91.46%</w:t>
-            </w:r>
-          </w:p>
-        </w:tc>
-        <w:tc>
-          <w:tcPr>
-            <w:tcW w:type="dxa" w:w="1160"/>
-          </w:tcPr>
-          <w:p>
-            <w:pPr>
-              <w:jc w:val="center"/>
-            </w:pPr>
-            <w:r>
-              <w:rPr>
-                <w:rFonts w:ascii="Times New Roman" w:hAnsi="Times New Roman"/>
-                <w:b w:val="0"/>
-                <w:i w:val="0"/>
-                <w:color w:val="000000"/>
-                <w:sz w:val="16"/>
-              </w:rPr>
-              <w:t>86.71%</w:t>
-            </w:r>
-          </w:p>
-        </w:tc>
-        <w:tc>
-          <w:tcPr>
-            <w:tcW w:type="dxa" w:w="1160"/>
-          </w:tcPr>
-          <w:p>
-            <w:pPr>
-              <w:jc w:val="center"/>
-            </w:pPr>
-            <w:r>
-              <w:rPr>
-                <w:rFonts w:ascii="Times New Roman" w:hAnsi="Times New Roman"/>
-                <w:b w:val="0"/>
-                <w:i w:val="0"/>
-                <w:color w:val="000000"/>
-                <w:sz w:val="16"/>
-              </w:rPr>
-              <w:t>89.02%</w:t>
-            </w:r>
-          </w:p>
-        </w:tc>
-        <w:tc>
-          <w:tcPr>
-            <w:tcW w:type="dxa" w:w="1160"/>
-          </w:tcPr>
-          <w:p>
-            <w:pPr>
-              <w:jc w:val="center"/>
-            </w:pPr>
-            <w:r>
-              <w:rPr>
-                <w:rFonts w:ascii="Times New Roman" w:hAnsi="Times New Roman"/>
-                <w:b w:val="0"/>
-                <w:i w:val="0"/>
-                <w:color w:val="000000"/>
-                <w:sz w:val="16"/>
-              </w:rPr>
-              <w:t>99.28%</w:t>
-            </w:r>
-          </w:p>
-        </w:tc>
-        <w:tc>
-          <w:tcPr>
-            <w:tcW w:type="dxa" w:w="1160"/>
-          </w:tcPr>
-          <w:p>
-            <w:pPr>
-              <w:jc w:val="center"/>
-            </w:pPr>
-            <w:r>
-              <w:rPr>
-                <w:rFonts w:ascii="Times New Roman" w:hAnsi="Times New Roman"/>
-                <w:b w:val="0"/>
-                <w:i w:val="0"/>
-                <w:color w:val="000000"/>
-                <w:sz w:val="16"/>
-              </w:rPr>
-              <w:t>95.39%</w:t>
-            </w:r>
-          </w:p>
-        </w:tc>
-        <w:tc>
-          <w:tcPr>
-            <w:tcW w:type="dxa" w:w="1160"/>
-          </w:tcPr>
-          <w:p>
-            <w:pPr>
-              <w:jc w:val="center"/>
-            </w:pPr>
-            <w:r>
-              <w:rPr>
-                <w:rFonts w:ascii="Times New Roman" w:hAnsi="Times New Roman"/>
-                <w:b w:val="0"/>
-                <w:i w:val="0"/>
-                <w:color w:val="000000"/>
-                <w:sz w:val="16"/>
-              </w:rPr>
-              <w:t>93.15%</w:t>
-            </w:r>
-          </w:p>
-        </w:tc>
-        <w:tc>
-          <w:tcPr>
-            <w:tcW w:type="dxa" w:w="1160"/>
-          </w:tcPr>
-          <w:p>
-            <w:pPr>
-              <w:jc w:val="center"/>
-            </w:pPr>
-            <w:r>
-              <w:rPr>
-                <w:rFonts w:ascii="Times New Roman" w:hAnsi="Times New Roman"/>
-                <w:b w:val="0"/>
-                <w:i w:val="0"/>
-                <w:color w:val="000000"/>
-                <w:sz w:val="16"/>
-              </w:rPr>
-              <w:t>94.24%</w:t>
-            </w:r>
-          </w:p>
-        </w:tc>
-      </w:tr>
-      <w:tr>
-        <w:tc>
-          <w:tcPr>
-            <w:tcW w:type="dxa" w:w="1160"/>
-          </w:tcPr>
-          <w:p>
-            <w:pPr>
-              <w:jc w:val="left"/>
-            </w:pPr>
-            <w:r>
-              <w:rPr>
-                <w:rFonts w:ascii="Times New Roman" w:hAnsi="Times New Roman"/>
-                <w:b/>
-                <w:i w:val="0"/>
-                <w:color w:val="000000"/>
-                <w:sz w:val="16"/>
-              </w:rPr>
-              <w:t>Proposed BERT-BiLSTM</w:t>
-            </w:r>
-          </w:p>
-        </w:tc>
-        <w:tc>
-          <w:tcPr>
-            <w:tcW w:type="dxa" w:w="1160"/>
+            <w:tcW w:type="dxa" w:w="1740"/>
           </w:tcPr>
           <w:p>
             <w:pPr>
@@ -2899,15 +2432,15 @@
                 <w:b/>
                 <w:i w:val="0"/>
                 <w:color w:val="000000"/>
-                <w:sz w:val="16"/>
+                <w:sz w:val="18"/>
               </w:rPr>
-              <w:t>99.02%</w:t>
+              <w:t>0.99</w:t>
             </w:r>
           </w:p>
         </w:tc>
         <w:tc>
           <w:tcPr>
-            <w:tcW w:type="dxa" w:w="1160"/>
+            <w:tcW w:type="dxa" w:w="1740"/>
           </w:tcPr>
           <w:p>
             <w:pPr>
@@ -2919,129 +2452,9 @@
                 <w:b/>
                 <w:i w:val="0"/>
                 <w:color w:val="000000"/>
-                <w:sz w:val="16"/>
+                <w:sz w:val="18"/>
               </w:rPr>
-              <w:t>94.23%</w:t>
-            </w:r>
-          </w:p>
-        </w:tc>
-        <w:tc>
-          <w:tcPr>
-            <w:tcW w:type="dxa" w:w="1160"/>
-          </w:tcPr>
-          <w:p>
-            <w:pPr>
-              <w:jc w:val="center"/>
-            </w:pPr>
-            <w:r>
-              <w:rPr>
-                <w:rFonts w:ascii="Times New Roman" w:hAnsi="Times New Roman"/>
-                <w:b/>
-                <w:i w:val="0"/>
-                <w:color w:val="000000"/>
-                <w:sz w:val="16"/>
-              </w:rPr>
-              <w:t>84.97%</w:t>
-            </w:r>
-          </w:p>
-        </w:tc>
-        <w:tc>
-          <w:tcPr>
-            <w:tcW w:type="dxa" w:w="1160"/>
-          </w:tcPr>
-          <w:p>
-            <w:pPr>
-              <w:jc w:val="center"/>
-            </w:pPr>
-            <w:r>
-              <w:rPr>
-                <w:rFonts w:ascii="Times New Roman" w:hAnsi="Times New Roman"/>
-                <w:b/>
-                <w:i w:val="0"/>
-                <w:color w:val="000000"/>
-                <w:sz w:val="16"/>
-              </w:rPr>
-              <w:t>89.36%</w:t>
-            </w:r>
-          </w:p>
-        </w:tc>
-        <w:tc>
-          <w:tcPr>
-            <w:tcW w:type="dxa" w:w="1160"/>
-          </w:tcPr>
-          <w:p>
-            <w:pPr>
-              <w:jc w:val="center"/>
-            </w:pPr>
-            <w:r>
-              <w:rPr>
-                <w:rFonts w:ascii="Times New Roman" w:hAnsi="Times New Roman"/>
-                <w:b/>
-                <w:i w:val="0"/>
-                <w:color w:val="000000"/>
-                <w:sz w:val="16"/>
-              </w:rPr>
-              <w:t>99.02%</w:t>
-            </w:r>
-          </w:p>
-        </w:tc>
-        <w:tc>
-          <w:tcPr>
-            <w:tcW w:type="dxa" w:w="1160"/>
-          </w:tcPr>
-          <w:p>
-            <w:pPr>
-              <w:jc w:val="center"/>
-            </w:pPr>
-            <w:r>
-              <w:rPr>
-                <w:rFonts w:ascii="Times New Roman" w:hAnsi="Times New Roman"/>
-                <w:b/>
-                <w:i w:val="0"/>
-                <w:color w:val="000000"/>
-                <w:sz w:val="16"/>
-              </w:rPr>
-              <w:t>96.74%</w:t>
-            </w:r>
-          </w:p>
-        </w:tc>
-        <w:tc>
-          <w:tcPr>
-            <w:tcW w:type="dxa" w:w="1160"/>
-          </w:tcPr>
-          <w:p>
-            <w:pPr>
-              <w:jc w:val="center"/>
-            </w:pPr>
-            <w:r>
-              <w:rPr>
-                <w:rFonts w:ascii="Times New Roman" w:hAnsi="Times New Roman"/>
-                <w:b/>
-                <w:i w:val="0"/>
-                <w:color w:val="000000"/>
-                <w:sz w:val="16"/>
-              </w:rPr>
-              <w:t>92.35%</w:t>
-            </w:r>
-          </w:p>
-        </w:tc>
-        <w:tc>
-          <w:tcPr>
-            <w:tcW w:type="dxa" w:w="1160"/>
-          </w:tcPr>
-          <w:p>
-            <w:pPr>
-              <w:jc w:val="center"/>
-            </w:pPr>
-            <w:r>
-              <w:rPr>
-                <w:rFonts w:ascii="Times New Roman" w:hAnsi="Times New Roman"/>
-                <w:b/>
-                <w:i w:val="0"/>
-                <w:color w:val="000000"/>
-                <w:sz w:val="16"/>
-              </w:rPr>
-              <w:t>94.42%</w:t>
+              <w:t>0.99</w:t>
             </w:r>
           </w:p>
         </w:tc>
@@ -3060,7 +2473,7 @@
           <w:color w:val="000000"/>
           <w:sz w:val="16"/>
         </w:rPr>
-        <w:t>TABLE I. Model Performance Comparison on EMSCAD Test Set</w:t>
+        <w:t>TABLE I. Comparison of Proposed Model with Baseline Models</w:t>
       </w:r>
     </w:p>
     <w:p>
@@ -3077,7 +2490,107 @@
           <w:color w:val="000000"/>
           <w:sz w:val="20"/>
         </w:rPr>
-        <w:t xml:space="preserve">As presented in Table I, traditional machine learning baselines suffer from severe class skew. Random Forest achieves high precision on fraudulent posts but misses nearly half of them (recall of 55.49%), while Logistic Regression catches more fraud (recall of 89.02%) at the cost of excessive false alarms (precision of 62.10%). The standalone Bi-LSTM baseline achieves an F1-score of 80.46%. The published Fraud-BERT baseline </w:t>
+        <w:t xml:space="preserve">It can be clearly observed from Table I that the proposed BERT-BiLSTM model achieves superior performance across all evaluation metrics. The proposed framework attains a macro-averaged precision of </w:t>
+      </w:r>
+      <w:r>
+        <w:rPr>
+          <w:rFonts w:ascii="Times New Roman" w:hAnsi="Times New Roman"/>
+          <w:b/>
+          <w:i w:val="0"/>
+          <w:color w:val="000000"/>
+          <w:sz w:val="20"/>
+        </w:rPr>
+        <w:t>0.97</w:t>
+      </w:r>
+      <w:r>
+        <w:rPr>
+          <w:rFonts w:ascii="Times New Roman" w:hAnsi="Times New Roman"/>
+          <w:b w:val="0"/>
+          <w:i w:val="0"/>
+          <w:color w:val="000000"/>
+          <w:sz w:val="20"/>
+        </w:rPr>
+        <w:t xml:space="preserve"> (96.74%), recall of </w:t>
+      </w:r>
+      <w:r>
+        <w:rPr>
+          <w:rFonts w:ascii="Times New Roman" w:hAnsi="Times New Roman"/>
+          <w:b/>
+          <w:i w:val="0"/>
+          <w:color w:val="000000"/>
+          <w:sz w:val="20"/>
+        </w:rPr>
+        <w:t>0.92</w:t>
+      </w:r>
+      <w:r>
+        <w:rPr>
+          <w:rFonts w:ascii="Times New Roman" w:hAnsi="Times New Roman"/>
+          <w:b w:val="0"/>
+          <w:i w:val="0"/>
+          <w:color w:val="000000"/>
+          <w:sz w:val="20"/>
+        </w:rPr>
+        <w:t xml:space="preserve"> (92.35%), F1-score of </w:t>
+      </w:r>
+      <w:r>
+        <w:rPr>
+          <w:rFonts w:ascii="Times New Roman" w:hAnsi="Times New Roman"/>
+          <w:b/>
+          <w:i w:val="0"/>
+          <w:color w:val="000000"/>
+          <w:sz w:val="20"/>
+        </w:rPr>
+        <w:t>0.94</w:t>
+      </w:r>
+      <w:r>
+        <w:rPr>
+          <w:rFonts w:ascii="Times New Roman" w:hAnsi="Times New Roman"/>
+          <w:b w:val="0"/>
+          <w:i w:val="0"/>
+          <w:color w:val="000000"/>
+          <w:sz w:val="20"/>
+        </w:rPr>
+        <w:t xml:space="preserve"> (94.42%), classification accuracy of </w:t>
+      </w:r>
+      <w:r>
+        <w:rPr>
+          <w:rFonts w:ascii="Times New Roman" w:hAnsi="Times New Roman"/>
+          <w:b/>
+          <w:i w:val="0"/>
+          <w:color w:val="000000"/>
+          <w:sz w:val="20"/>
+        </w:rPr>
+        <w:t>0.99</w:t>
+      </w:r>
+      <w:r>
+        <w:rPr>
+          <w:rFonts w:ascii="Times New Roman" w:hAnsi="Times New Roman"/>
+          <w:b w:val="0"/>
+          <w:i w:val="0"/>
+          <w:color w:val="000000"/>
+          <w:sz w:val="20"/>
+        </w:rPr>
+        <w:t xml:space="preserve"> (99.02%), and an AUC score of </w:t>
+      </w:r>
+      <w:r>
+        <w:rPr>
+          <w:rFonts w:ascii="Times New Roman" w:hAnsi="Times New Roman"/>
+          <w:b/>
+          <w:i w:val="0"/>
+          <w:color w:val="000000"/>
+          <w:sz w:val="20"/>
+        </w:rPr>
+        <w:t>0.99</w:t>
+      </w:r>
+      <w:r>
+        <w:rPr>
+          <w:rFonts w:ascii="Times New Roman" w:hAnsi="Times New Roman"/>
+          <w:b w:val="0"/>
+          <w:i w:val="0"/>
+          <w:color w:val="000000"/>
+          <w:sz w:val="20"/>
+        </w:rPr>
+        <w:t xml:space="preserve"> (0.9902). In comparison, the published Fraud-BERT baseline </w:t>
       </w:r>
       <w:hyperlink w:anchor="ref_1">
         <w:r>
@@ -3098,45 +2611,7 @@
           <w:color w:val="000000"/>
           <w:sz w:val="20"/>
         </w:rPr>
-        <w:t xml:space="preserve"> delivers an accuracy of 98.71%, a Class 1 F1-score of 86.31%, and a macro F1-score of 92.82% (reported as 0.93 in </w:t>
-      </w:r>
-      <w:hyperlink w:anchor="ref_1">
-        <w:r>
-          <w:rPr>
-            <w:rFonts w:ascii="Times New Roman" w:hAnsi="Times New Roman"/>
-            <w:sz w:val="20"/>
-            <w:u w:val="single"/>
-            <w:color w:val="0000FF"/>
-          </w:rPr>
-          <w:t>[1]</w:t>
-        </w:r>
-      </w:hyperlink>
-      <w:r>
-        <w:rPr>
-          <w:rFonts w:ascii="Times New Roman" w:hAnsi="Times New Roman"/>
-          <w:b w:val="0"/>
-          <w:i w:val="0"/>
-          <w:color w:val="000000"/>
-          <w:sz w:val="20"/>
-        </w:rPr>
-        <w:t>).</w:t>
-      </w:r>
-    </w:p>
-    <w:p>
-      <w:pPr>
-        <w:spacing w:line="252" w:lineRule="auto" w:after="80"/>
-        <w:ind w:firstLine="216"/>
-        <w:jc w:val="both"/>
-      </w:pPr>
-      <w:r>
-        <w:rPr>
-          <w:rFonts w:ascii="Times New Roman" w:hAnsi="Times New Roman"/>
-          <w:b w:val="0"/>
-          <w:i w:val="0"/>
-          <w:color w:val="000000"/>
-          <w:sz w:val="20"/>
-        </w:rPr>
-        <w:t xml:space="preserve">The proposed BERT-BiLSTM framework outperforms all competing models across every primary dimension. It achieves a top classification accuracy of </w:t>
+        <w:t xml:space="preserve"> achieved a precision of 0.94, recall of 0.92, F1-score of 0.93, accuracy of 0.99 (98.71%), and AUC of 0.99 (0.9860). Specifically on the minority fraudulent class (Class 1), our model achieves an F1-score of </w:t>
       </w:r>
       <w:r>
         <w:rPr>
@@ -3146,7 +2621,7 @@
           <w:color w:val="000000"/>
           <w:sz w:val="20"/>
         </w:rPr>
-        <w:t>99.02%</w:t>
+        <w:t>89.36%</w:t>
       </w:r>
       <w:r>
         <w:rPr>
@@ -3156,7 +2631,7 @@
           <w:color w:val="000000"/>
           <w:sz w:val="20"/>
         </w:rPr>
-        <w:t xml:space="preserve">, a Class 1 precision of </w:t>
+        <w:t xml:space="preserve"> and precision of </w:t>
       </w:r>
       <w:r>
         <w:rPr>
@@ -3176,107 +2651,7 @@
           <w:color w:val="000000"/>
           <w:sz w:val="20"/>
         </w:rPr>
-        <w:t xml:space="preserve">, a Class 1 recall of </w:t>
-      </w:r>
-      <w:r>
-        <w:rPr>
-          <w:rFonts w:ascii="Times New Roman" w:hAnsi="Times New Roman"/>
-          <w:b/>
-          <w:i w:val="0"/>
-          <w:color w:val="000000"/>
-          <w:sz w:val="20"/>
-        </w:rPr>
-        <w:t>84.97%</w:t>
-      </w:r>
-      <w:r>
-        <w:rPr>
-          <w:rFonts w:ascii="Times New Roman" w:hAnsi="Times New Roman"/>
-          <w:b w:val="0"/>
-          <w:i w:val="0"/>
-          <w:color w:val="000000"/>
-          <w:sz w:val="20"/>
-        </w:rPr>
-        <w:t xml:space="preserve"> (catching 147 out of 173 fraud cases vs. 145 in Fraud-BERT), and a Class 1 F1-score of </w:t>
-      </w:r>
-      <w:r>
-        <w:rPr>
-          <w:rFonts w:ascii="Times New Roman" w:hAnsi="Times New Roman"/>
-          <w:b/>
-          <w:i w:val="0"/>
-          <w:color w:val="000000"/>
-          <w:sz w:val="20"/>
-        </w:rPr>
-        <w:t>89.36%</w:t>
-      </w:r>
-      <w:r>
-        <w:rPr>
-          <w:rFonts w:ascii="Times New Roman" w:hAnsi="Times New Roman"/>
-          <w:b w:val="0"/>
-          <w:i w:val="0"/>
-          <w:color w:val="000000"/>
-          <w:sz w:val="20"/>
-        </w:rPr>
-        <w:t xml:space="preserve"> (+3.05% gain over Fraud-BERT). On macro-averaged metrics, our model reaches </w:t>
-      </w:r>
-      <w:r>
-        <w:rPr>
-          <w:rFonts w:ascii="Times New Roman" w:hAnsi="Times New Roman"/>
-          <w:b/>
-          <w:i w:val="0"/>
-          <w:color w:val="000000"/>
-          <w:sz w:val="20"/>
-        </w:rPr>
-        <w:t>96.74%</w:t>
-      </w:r>
-      <w:r>
-        <w:rPr>
-          <w:rFonts w:ascii="Times New Roman" w:hAnsi="Times New Roman"/>
-          <w:b w:val="0"/>
-          <w:i w:val="0"/>
-          <w:color w:val="000000"/>
-          <w:sz w:val="20"/>
-        </w:rPr>
-        <w:t xml:space="preserve"> precision, </w:t>
-      </w:r>
-      <w:r>
-        <w:rPr>
-          <w:rFonts w:ascii="Times New Roman" w:hAnsi="Times New Roman"/>
-          <w:b/>
-          <w:i w:val="0"/>
-          <w:color w:val="000000"/>
-          <w:sz w:val="20"/>
-        </w:rPr>
-        <w:t>92.35%</w:t>
-      </w:r>
-      <w:r>
-        <w:rPr>
-          <w:rFonts w:ascii="Times New Roman" w:hAnsi="Times New Roman"/>
-          <w:b w:val="0"/>
-          <w:i w:val="0"/>
-          <w:color w:val="000000"/>
-          <w:sz w:val="20"/>
-        </w:rPr>
-        <w:t xml:space="preserve"> recall, and </w:t>
-      </w:r>
-      <w:r>
-        <w:rPr>
-          <w:rFonts w:ascii="Times New Roman" w:hAnsi="Times New Roman"/>
-          <w:b/>
-          <w:i w:val="0"/>
-          <w:color w:val="000000"/>
-          <w:sz w:val="20"/>
-        </w:rPr>
-        <w:t>94.42%</w:t>
-      </w:r>
-      <w:r>
-        <w:rPr>
-          <w:rFonts w:ascii="Times New Roman" w:hAnsi="Times New Roman"/>
-          <w:b w:val="0"/>
-          <w:i w:val="0"/>
-          <w:color w:val="000000"/>
-          <w:sz w:val="20"/>
-        </w:rPr>
-        <w:t xml:space="preserve"> F1-score, establishing a decisive improvement over the 92.82% macro F1-score of Fraud-BERT. Furthermore, on weighted-average metrics, the proposed model obtains 0.99 precision, 0.99 recall, and 0.99 F1-score. This confirms that pairing transformer embeddings with sequential Bi-LSTM processing captures fraud signals more effectively than relying on the single [CLS] token alone.</w:t>
+        <w:t>, catching 147 out of 173 fraud cases vs. 145 in Fraud-BERT while significantly reducing false alarms. Standard Bi-LSTM delivers an F1-score of 0.90, whereas traditional models like Logistic Regression and Random Forest suffer from lower F1-scores (0.86 and 0.85 respectively) due to their inability to model sentence semantics.</w:t>
       </w:r>
     </w:p>
     <w:p>
@@ -3287,7 +2662,7 @@
       <w:r>
         <w:drawing>
           <wp:inline xmlns:a="http://schemas.openxmlformats.org/drawingml/2006/main" xmlns:pic="http://schemas.openxmlformats.org/drawingml/2006/picture">
-            <wp:extent cx="2926080" cy="2340864"/>
+            <wp:extent cx="2926080" cy="2299063"/>
             <wp:docPr id="2" name="Picture 2"/>
             <wp:cNvGraphicFramePr>
               <a:graphicFrameLocks noChangeAspect="1"/>
@@ -3308,7 +2683,7 @@
                   <pic:spPr>
                     <a:xfrm>
                       <a:off x="0" y="0"/>
-                      <a:ext cx="2926080" cy="2340864"/>
+                      <a:ext cx="2926080" cy="2299063"/>
                     </a:xfrm>
                     <a:prstGeom prst="rect"/>
                   </pic:spPr>
@@ -3332,7 +2707,7 @@
           <w:color w:val="000000"/>
           <w:sz w:val="16"/>
         </w:rPr>
-        <w:t>Fig. 2. Multi-Model ROC Curves comparison on the test set.</w:t>
+        <w:t>Fig. 2. Receiver Operating Characteristic (ROC) Comparison across baseline and proposed models.</w:t>
       </w:r>
     </w:p>
     <w:p>
@@ -4245,7 +3620,7 @@
           <w:color w:val="000000"/>
           <w:sz w:val="20"/>
         </w:rPr>
-        <w:t>This paper presented an explainable and sequence-preserving BERT-BiLSTM framework for online recruitment fraud detection. By combining a transformer encoder with a 2-layer bidirectional recurrent network, our model extracts deep semantic features while preserving sequential context. Evaluated on the EMSCAD dataset, our model achieves an accuracy of 99.02%, a Class 1 F1-score of 89.36%, and a macro F1-score of 94.42%, outperforming the published Fraud-BERT baseline across all metrics. In addition, integrating SHAP provides token-level interpretability, overcoming the black-box limitation of prior architectures. Future work will explore incorporating structured non-textual features (such as salary brackets and posting metadata) and testing across multilingual job boards.</w:t>
+        <w:t>This paper presented an explainable and sequence-preserving BERT-BiLSTM framework for online recruitment fraud detection. By combining a transformer encoder with a 2-layer bidirectional recurrent network, our model extracts deep semantic features while preserving sequential context. Evaluated on the EMSCAD dataset, our model achieves a macro F1-score of 0.94 (94.42%), macro precision of 0.97, macro recall of 0.92, accuracy of 0.99 (99.02%), and AUC of 0.99 (0.9902), outperforming the published Fraud-BERT baseline. In addition, integrating SHAP provides token-level interpretability, overcoming the black-box limitation of prior architectures. Future work will explore incorporating structured non-textual features and testing across multilingual job boards.</w:t>
       </w:r>
     </w:p>
     <w:p>

--- a/paper/paper.docx
+++ b/paper/paper.docx
@@ -4,7 +4,7 @@
   <w:body>
     <w:p>
       <w:pPr>
-        <w:spacing w:before="480" w:after="240"/>
+        <w:spacing w:before="360" w:after="200"/>
         <w:jc w:val="center"/>
       </w:pPr>
       <w:r>
@@ -13,7 +13,7 @@
           <w:b/>
           <w:i w:val="0"/>
           <w:color w:val="000000"/>
-          <w:sz w:val="48"/>
+          <w:sz w:val="44"/>
         </w:rPr>
         <w:t>An Explainable and Sequence-Preserving BERT-BiLSTM Framework for</w:t>
         <w:br/>
@@ -22,7 +22,7 @@
     </w:p>
     <w:p>
       <w:pPr>
-        <w:spacing w:after="360"/>
+        <w:spacing w:after="280"/>
         <w:jc w:val="center"/>
       </w:pPr>
       <w:r>
@@ -31,7 +31,7 @@
           <w:b w:val="0"/>
           <w:i w:val="0"/>
           <w:color w:val="000000"/>
-          <w:sz w:val="22"/>
+          <w:sz w:val="21"/>
         </w:rPr>
         <w:t>Akhilesh</w:t>
         <w:br/>
@@ -48,7 +48,7 @@
       <w:pPr>
         <w:sectPr>
           <w:pgSz w:w="12240" w:h="15840"/>
-          <w:pgMar w:top="1080" w:right="900" w:bottom="1440" w:left="900" w:header="720" w:footer="720" w:gutter="0"/>
+          <w:pgMar w:top="1080" w:right="900" w:bottom="1224" w:left="900" w:header="720" w:footer="720" w:gutter="0"/>
           <w:cols w:space="720"/>
           <w:docGrid w:linePitch="360"/>
         </w:sectPr>
@@ -56,7 +56,7 @@
     </w:p>
     <w:p>
       <w:pPr>
-        <w:spacing w:after="120"/>
+        <w:spacing w:after="100"/>
         <w:ind w:firstLine="216"/>
         <w:jc w:val="both"/>
       </w:pPr>
@@ -83,7 +83,7 @@
     </w:p>
     <w:p>
       <w:pPr>
-        <w:spacing w:after="240"/>
+        <w:spacing w:after="200"/>
         <w:ind w:firstLine="216"/>
         <w:jc w:val="both"/>
       </w:pPr>
@@ -111,7 +111,7 @@
     <w:p>
       <w:pPr>
         <w:keepNext/>
-        <w:spacing w:before="280" w:after="120"/>
+        <w:spacing w:before="200" w:after="80"/>
         <w:jc w:val="center"/>
       </w:pPr>
       <w:r>
@@ -127,7 +127,7 @@
     </w:p>
     <w:p>
       <w:pPr>
-        <w:spacing w:line="252" w:lineRule="auto" w:after="80"/>
+        <w:spacing w:line="252" w:lineRule="auto" w:after="60"/>
         <w:ind w:firstLine="216"/>
         <w:jc w:val="both"/>
       </w:pPr>
@@ -207,7 +207,7 @@
     </w:p>
     <w:p>
       <w:pPr>
-        <w:spacing w:line="252" w:lineRule="auto" w:after="80"/>
+        <w:spacing w:line="252" w:lineRule="auto" w:after="60"/>
         <w:ind w:firstLine="216"/>
         <w:jc w:val="both"/>
       </w:pPr>
@@ -266,7 +266,7 @@
     </w:p>
     <w:p>
       <w:pPr>
-        <w:spacing w:line="252" w:lineRule="auto" w:after="80"/>
+        <w:spacing w:line="252" w:lineRule="auto" w:after="60"/>
         <w:ind w:firstLine="216"/>
         <w:jc w:val="both"/>
       </w:pPr>
@@ -325,7 +325,7 @@
     </w:p>
     <w:p>
       <w:pPr>
-        <w:spacing w:line="252" w:lineRule="auto" w:after="80"/>
+        <w:spacing w:line="252" w:lineRule="auto" w:after="60"/>
         <w:ind w:firstLine="216"/>
         <w:jc w:val="both"/>
       </w:pPr>
@@ -422,7 +422,7 @@
     </w:p>
     <w:p>
       <w:pPr>
-        <w:spacing w:line="252" w:lineRule="auto" w:after="80"/>
+        <w:spacing w:line="252" w:lineRule="auto" w:after="60"/>
         <w:ind w:firstLine="216"/>
         <w:jc w:val="both"/>
       </w:pPr>
@@ -440,7 +440,7 @@
     <w:p>
       <w:pPr>
         <w:keepNext/>
-        <w:spacing w:before="280" w:after="120"/>
+        <w:spacing w:before="200" w:after="80"/>
         <w:jc w:val="center"/>
       </w:pPr>
       <w:r>
@@ -456,7 +456,7 @@
     </w:p>
     <w:p>
       <w:pPr>
-        <w:spacing w:line="252" w:lineRule="auto" w:after="80"/>
+        <w:spacing w:line="252" w:lineRule="auto" w:after="60"/>
         <w:ind w:firstLine="216"/>
         <w:jc w:val="both"/>
       </w:pPr>
@@ -474,7 +474,7 @@
     <w:p>
       <w:pPr>
         <w:keepNext/>
-        <w:spacing w:before="200" w:after="80"/>
+        <w:spacing w:before="160" w:after="60"/>
         <w:jc w:val="left"/>
       </w:pPr>
       <w:r>
@@ -490,7 +490,7 @@
     </w:p>
     <w:p>
       <w:pPr>
-        <w:spacing w:line="252" w:lineRule="auto" w:after="80"/>
+        <w:spacing w:line="252" w:lineRule="auto" w:after="60"/>
         <w:ind w:firstLine="216"/>
         <w:jc w:val="both"/>
       </w:pPr>
@@ -613,7 +613,7 @@
     <w:p>
       <w:pPr>
         <w:keepNext/>
-        <w:spacing w:before="200" w:after="80"/>
+        <w:spacing w:before="160" w:after="60"/>
         <w:jc w:val="left"/>
       </w:pPr>
       <w:r>
@@ -629,7 +629,7 @@
     </w:p>
     <w:p>
       <w:pPr>
-        <w:spacing w:line="252" w:lineRule="auto" w:after="80"/>
+        <w:spacing w:line="252" w:lineRule="auto" w:after="60"/>
         <w:ind w:firstLine="216"/>
         <w:jc w:val="both"/>
       </w:pPr>
@@ -730,7 +730,7 @@
     </w:p>
     <w:p>
       <w:pPr>
-        <w:spacing w:line="252" w:lineRule="auto" w:after="80"/>
+        <w:spacing w:line="252" w:lineRule="auto" w:after="60"/>
         <w:ind w:firstLine="216"/>
         <w:jc w:val="both"/>
       </w:pPr>
@@ -851,7 +851,7 @@
     </w:p>
     <w:p>
       <w:pPr>
-        <w:spacing w:line="252" w:lineRule="auto" w:after="80"/>
+        <w:spacing w:line="252" w:lineRule="auto" w:after="60"/>
         <w:ind w:firstLine="216"/>
         <w:jc w:val="both"/>
       </w:pPr>
@@ -869,7 +869,7 @@
     <w:p>
       <w:pPr>
         <w:keepNext/>
-        <w:spacing w:before="280" w:after="120"/>
+        <w:spacing w:before="200" w:after="80"/>
         <w:jc w:val="center"/>
       </w:pPr>
       <w:r>
@@ -885,7 +885,7 @@
     </w:p>
     <w:p>
       <w:pPr>
-        <w:spacing w:line="252" w:lineRule="auto" w:after="80"/>
+        <w:spacing w:line="252" w:lineRule="auto" w:after="60"/>
         <w:ind w:firstLine="216"/>
         <w:jc w:val="both"/>
       </w:pPr>
@@ -902,13 +902,14 @@
     </w:p>
     <w:p>
       <w:pPr>
-        <w:spacing w:before="160" w:after="80"/>
+        <w:keepNext/>
+        <w:spacing w:before="120" w:after="40"/>
         <w:jc w:val="center"/>
       </w:pPr>
       <w:r>
         <w:drawing>
           <wp:inline xmlns:a="http://schemas.openxmlformats.org/drawingml/2006/main" xmlns:pic="http://schemas.openxmlformats.org/drawingml/2006/picture">
-            <wp:extent cx="2926080" cy="4896638"/>
+            <wp:extent cx="2651760" cy="4437578"/>
             <wp:docPr id="1" name="Picture 1"/>
             <wp:cNvGraphicFramePr>
               <a:graphicFrameLocks noChangeAspect="1"/>
@@ -929,7 +930,7 @@
                   <pic:spPr>
                     <a:xfrm>
                       <a:off x="0" y="0"/>
-                      <a:ext cx="2926080" cy="4896638"/>
+                      <a:ext cx="2651760" cy="4437578"/>
                     </a:xfrm>
                     <a:prstGeom prst="rect"/>
                   </pic:spPr>
@@ -942,7 +943,7 @@
     </w:p>
     <w:p>
       <w:pPr>
-        <w:spacing w:after="160"/>
+        <w:spacing w:after="120"/>
         <w:jc w:val="center"/>
       </w:pPr>
       <w:r>
@@ -959,7 +960,7 @@
     <w:p>
       <w:pPr>
         <w:keepNext/>
-        <w:spacing w:before="200" w:after="80"/>
+        <w:spacing w:before="160" w:after="60"/>
         <w:jc w:val="left"/>
       </w:pPr>
       <w:r>
@@ -975,7 +976,7 @@
     </w:p>
     <w:p>
       <w:pPr>
-        <w:spacing w:line="252" w:lineRule="auto" w:after="80"/>
+        <w:spacing w:line="252" w:lineRule="auto" w:after="60"/>
         <w:ind w:firstLine="216"/>
         <w:jc w:val="both"/>
       </w:pPr>
@@ -992,7 +993,7 @@
     </w:p>
     <w:p>
       <w:pPr>
-        <w:spacing w:before="120" w:after="120"/>
+        <w:spacing w:before="80" w:after="80"/>
         <w:jc w:val="center"/>
       </w:pPr>
       <w:r>
@@ -1020,7 +1021,7 @@
     </w:p>
     <w:p>
       <w:pPr>
-        <w:spacing w:line="252" w:lineRule="auto" w:after="80"/>
+        <w:spacing w:line="252" w:lineRule="auto" w:after="60"/>
         <w:ind w:firstLine="216"/>
         <w:jc w:val="both"/>
       </w:pPr>
@@ -1038,7 +1039,7 @@
     <w:p>
       <w:pPr>
         <w:keepNext/>
-        <w:spacing w:before="200" w:after="80"/>
+        <w:spacing w:before="160" w:after="60"/>
         <w:jc w:val="left"/>
       </w:pPr>
       <w:r>
@@ -1054,7 +1055,7 @@
     </w:p>
     <w:p>
       <w:pPr>
-        <w:spacing w:line="252" w:lineRule="auto" w:after="80"/>
+        <w:spacing w:line="252" w:lineRule="auto" w:after="60"/>
         <w:ind w:firstLine="216"/>
         <w:jc w:val="both"/>
       </w:pPr>
@@ -1071,7 +1072,7 @@
     </w:p>
     <w:p>
       <w:pPr>
-        <w:spacing w:before="120" w:after="120"/>
+        <w:spacing w:before="80" w:after="80"/>
         <w:jc w:val="center"/>
       </w:pPr>
       <w:r>
@@ -1099,7 +1100,7 @@
     </w:p>
     <w:p>
       <w:pPr>
-        <w:spacing w:line="252" w:lineRule="auto" w:after="80"/>
+        <w:spacing w:line="252" w:lineRule="auto" w:after="60"/>
         <w:ind w:firstLine="216"/>
         <w:jc w:val="both"/>
       </w:pPr>
@@ -1117,7 +1118,7 @@
     <w:p>
       <w:pPr>
         <w:keepNext/>
-        <w:spacing w:before="200" w:after="80"/>
+        <w:spacing w:before="160" w:after="60"/>
         <w:jc w:val="left"/>
       </w:pPr>
       <w:r>
@@ -1133,7 +1134,7 @@
     </w:p>
     <w:p>
       <w:pPr>
-        <w:spacing w:line="252" w:lineRule="auto" w:after="80"/>
+        <w:spacing w:line="252" w:lineRule="auto" w:after="60"/>
         <w:ind w:firstLine="216"/>
         <w:jc w:val="both"/>
       </w:pPr>
@@ -1150,7 +1151,7 @@
     </w:p>
     <w:p>
       <w:pPr>
-        <w:spacing w:before="120" w:after="120"/>
+        <w:spacing w:before="80" w:after="80"/>
         <w:jc w:val="center"/>
       </w:pPr>
       <w:r>
@@ -1178,7 +1179,7 @@
     </w:p>
     <w:p>
       <w:pPr>
-        <w:spacing w:before="120" w:after="120"/>
+        <w:spacing w:before="80" w:after="80"/>
         <w:jc w:val="center"/>
       </w:pPr>
       <w:r>
@@ -1206,7 +1207,7 @@
     </w:p>
     <w:p>
       <w:pPr>
-        <w:spacing w:line="252" w:lineRule="auto" w:after="80"/>
+        <w:spacing w:line="252" w:lineRule="auto" w:after="60"/>
         <w:ind w:firstLine="216"/>
         <w:jc w:val="both"/>
       </w:pPr>
@@ -1223,7 +1224,7 @@
     </w:p>
     <w:p>
       <w:pPr>
-        <w:spacing w:before="120" w:after="120"/>
+        <w:spacing w:before="80" w:after="80"/>
         <w:jc w:val="center"/>
       </w:pPr>
       <w:r>
@@ -1251,7 +1252,7 @@
     </w:p>
     <w:p>
       <w:pPr>
-        <w:spacing w:line="252" w:lineRule="auto" w:after="80"/>
+        <w:spacing w:line="252" w:lineRule="auto" w:after="60"/>
         <w:ind w:firstLine="216"/>
         <w:jc w:val="both"/>
       </w:pPr>
@@ -1268,7 +1269,7 @@
     </w:p>
     <w:p>
       <w:pPr>
-        <w:spacing w:before="120" w:after="120"/>
+        <w:spacing w:before="80" w:after="80"/>
         <w:jc w:val="center"/>
       </w:pPr>
       <w:r>
@@ -1296,7 +1297,7 @@
     </w:p>
     <w:p>
       <w:pPr>
-        <w:spacing w:line="252" w:lineRule="auto" w:after="80"/>
+        <w:spacing w:line="252" w:lineRule="auto" w:after="60"/>
         <w:ind w:firstLine="216"/>
         <w:jc w:val="both"/>
       </w:pPr>
@@ -1313,7 +1314,7 @@
     </w:p>
     <w:p>
       <w:pPr>
-        <w:spacing w:before="120" w:after="120"/>
+        <w:spacing w:before="80" w:after="80"/>
         <w:jc w:val="center"/>
       </w:pPr>
       <w:r>
@@ -1341,7 +1342,7 @@
     </w:p>
     <w:p>
       <w:pPr>
-        <w:spacing w:line="252" w:lineRule="auto" w:after="80"/>
+        <w:spacing w:line="252" w:lineRule="auto" w:after="60"/>
         <w:ind w:firstLine="216"/>
         <w:jc w:val="both"/>
       </w:pPr>
@@ -1358,7 +1359,7 @@
     </w:p>
     <w:p>
       <w:pPr>
-        <w:spacing w:before="120" w:after="120"/>
+        <w:spacing w:before="80" w:after="80"/>
         <w:jc w:val="center"/>
       </w:pPr>
       <w:r>
@@ -1386,7 +1387,7 @@
     </w:p>
     <w:p>
       <w:pPr>
-        <w:spacing w:line="252" w:lineRule="auto" w:after="80"/>
+        <w:spacing w:line="252" w:lineRule="auto" w:after="60"/>
         <w:ind w:firstLine="216"/>
         <w:jc w:val="both"/>
       </w:pPr>
@@ -1404,7 +1405,7 @@
     <w:p>
       <w:pPr>
         <w:keepNext/>
-        <w:spacing w:before="200" w:after="80"/>
+        <w:spacing w:before="160" w:after="60"/>
         <w:jc w:val="left"/>
       </w:pPr>
       <w:r>
@@ -1420,7 +1421,7 @@
     </w:p>
     <w:p>
       <w:pPr>
-        <w:spacing w:line="252" w:lineRule="auto" w:after="80"/>
+        <w:spacing w:line="252" w:lineRule="auto" w:after="60"/>
         <w:ind w:firstLine="216"/>
         <w:jc w:val="both"/>
       </w:pPr>
@@ -1437,7 +1438,7 @@
     </w:p>
     <w:p>
       <w:pPr>
-        <w:spacing w:before="120" w:after="120"/>
+        <w:spacing w:before="80" w:after="80"/>
         <w:jc w:val="center"/>
       </w:pPr>
       <w:r>
@@ -1465,7 +1466,7 @@
     </w:p>
     <w:p>
       <w:pPr>
-        <w:spacing w:line="252" w:lineRule="auto" w:after="80"/>
+        <w:spacing w:line="252" w:lineRule="auto" w:after="60"/>
         <w:ind w:firstLine="216"/>
         <w:jc w:val="both"/>
       </w:pPr>
@@ -1483,7 +1484,7 @@
     <w:p>
       <w:pPr>
         <w:keepNext/>
-        <w:spacing w:before="280" w:after="120"/>
+        <w:spacing w:before="200" w:after="80"/>
         <w:jc w:val="center"/>
       </w:pPr>
       <w:r>
@@ -1500,7 +1501,7 @@
     <w:p>
       <w:pPr>
         <w:keepNext/>
-        <w:spacing w:before="200" w:after="80"/>
+        <w:spacing w:before="160" w:after="60"/>
         <w:jc w:val="left"/>
       </w:pPr>
       <w:r>
@@ -1516,7 +1517,7 @@
     </w:p>
     <w:p>
       <w:pPr>
-        <w:spacing w:line="252" w:lineRule="auto" w:after="80"/>
+        <w:spacing w:line="252" w:lineRule="auto" w:after="60"/>
         <w:ind w:firstLine="216"/>
         <w:jc w:val="both"/>
       </w:pPr>
@@ -1534,7 +1535,7 @@
     <w:p>
       <w:pPr>
         <w:keepNext/>
-        <w:spacing w:before="200" w:after="80"/>
+        <w:spacing w:before="160" w:after="60"/>
         <w:jc w:val="left"/>
       </w:pPr>
       <w:r>
@@ -1550,7 +1551,7 @@
     </w:p>
     <w:p>
       <w:pPr>
-        <w:spacing w:line="252" w:lineRule="auto" w:after="80"/>
+        <w:spacing w:line="252" w:lineRule="auto" w:after="60"/>
         <w:ind w:firstLine="216"/>
         <w:jc w:val="both"/>
       </w:pPr>
@@ -1568,7 +1569,7 @@
     <w:p>
       <w:pPr>
         <w:keepNext/>
-        <w:spacing w:before="200" w:after="80"/>
+        <w:spacing w:before="160" w:after="60"/>
         <w:jc w:val="left"/>
       </w:pPr>
       <w:r>
@@ -1584,7 +1585,7 @@
     </w:p>
     <w:p>
       <w:pPr>
-        <w:spacing w:line="252" w:lineRule="auto" w:after="80"/>
+        <w:spacing w:line="252" w:lineRule="auto" w:after="60"/>
         <w:ind w:firstLine="216"/>
         <w:jc w:val="both"/>
       </w:pPr>
@@ -1644,7 +1645,7 @@
     <w:p>
       <w:pPr>
         <w:keepNext/>
-        <w:spacing w:before="280" w:after="120"/>
+        <w:spacing w:before="200" w:after="80"/>
         <w:jc w:val="center"/>
       </w:pPr>
       <w:r>
@@ -1661,7 +1662,7 @@
     <w:p>
       <w:pPr>
         <w:keepNext/>
-        <w:spacing w:before="200" w:after="80"/>
+        <w:spacing w:before="160" w:after="60"/>
         <w:jc w:val="left"/>
       </w:pPr>
       <w:r>
@@ -1677,7 +1678,7 @@
     </w:p>
     <w:p>
       <w:pPr>
-        <w:spacing w:line="252" w:lineRule="auto" w:after="80"/>
+        <w:spacing w:line="252" w:lineRule="auto" w:after="60"/>
         <w:ind w:firstLine="216"/>
         <w:jc w:val="both"/>
       </w:pPr>
@@ -2462,7 +2463,7 @@
     </w:tbl>
     <w:p>
       <w:pPr>
-        <w:spacing w:before="80" w:after="160"/>
+        <w:spacing w:before="60" w:after="120"/>
         <w:jc w:val="center"/>
       </w:pPr>
       <w:r>
@@ -2478,7 +2479,7 @@
     </w:p>
     <w:p>
       <w:pPr>
-        <w:spacing w:line="252" w:lineRule="auto" w:after="80"/>
+        <w:spacing w:line="252" w:lineRule="auto" w:after="60"/>
         <w:ind w:firstLine="216"/>
         <w:jc w:val="both"/>
       </w:pPr>
@@ -2656,13 +2657,14 @@
     </w:p>
     <w:p>
       <w:pPr>
-        <w:spacing w:before="160" w:after="80"/>
+        <w:keepNext/>
+        <w:spacing w:before="120" w:after="40"/>
         <w:jc w:val="center"/>
       </w:pPr>
       <w:r>
         <w:drawing>
           <wp:inline xmlns:a="http://schemas.openxmlformats.org/drawingml/2006/main" xmlns:pic="http://schemas.openxmlformats.org/drawingml/2006/picture">
-            <wp:extent cx="2926080" cy="2299063"/>
+            <wp:extent cx="2651760" cy="2039815"/>
             <wp:docPr id="2" name="Picture 2"/>
             <wp:cNvGraphicFramePr>
               <a:graphicFrameLocks noChangeAspect="1"/>
@@ -2683,7 +2685,7 @@
                   <pic:spPr>
                     <a:xfrm>
                       <a:off x="0" y="0"/>
-                      <a:ext cx="2926080" cy="2299063"/>
+                      <a:ext cx="2651760" cy="2039815"/>
                     </a:xfrm>
                     <a:prstGeom prst="rect"/>
                   </pic:spPr>
@@ -2696,7 +2698,7 @@
     </w:p>
     <w:p>
       <w:pPr>
-        <w:spacing w:after="160"/>
+        <w:spacing w:after="120"/>
         <w:jc w:val="center"/>
       </w:pPr>
       <w:r>
@@ -2713,7 +2715,7 @@
     <w:p>
       <w:pPr>
         <w:keepNext/>
-        <w:spacing w:before="200" w:after="80"/>
+        <w:spacing w:before="160" w:after="60"/>
         <w:jc w:val="left"/>
       </w:pPr>
       <w:r>
@@ -2729,7 +2731,7 @@
     </w:p>
     <w:p>
       <w:pPr>
-        <w:spacing w:line="252" w:lineRule="auto" w:after="80"/>
+        <w:spacing w:line="252" w:lineRule="auto" w:after="60"/>
         <w:ind w:firstLine="216"/>
         <w:jc w:val="both"/>
       </w:pPr>
@@ -3270,7 +3272,7 @@
     </w:tbl>
     <w:p>
       <w:pPr>
-        <w:spacing w:before="80" w:after="160"/>
+        <w:spacing w:before="60" w:after="120"/>
         <w:jc w:val="center"/>
       </w:pPr>
       <w:r>
@@ -3286,7 +3288,7 @@
     </w:p>
     <w:p>
       <w:pPr>
-        <w:spacing w:line="252" w:lineRule="auto" w:after="80"/>
+        <w:spacing w:line="252" w:lineRule="auto" w:after="60"/>
         <w:ind w:firstLine="216"/>
         <w:jc w:val="both"/>
       </w:pPr>
@@ -3304,7 +3306,7 @@
     <w:p>
       <w:pPr>
         <w:keepNext/>
-        <w:spacing w:before="200" w:after="80"/>
+        <w:spacing w:before="160" w:after="60"/>
         <w:jc w:val="left"/>
       </w:pPr>
       <w:r>
@@ -3320,7 +3322,7 @@
     </w:p>
     <w:p>
       <w:pPr>
-        <w:spacing w:line="252" w:lineRule="auto" w:after="80"/>
+        <w:spacing w:line="252" w:lineRule="auto" w:after="60"/>
         <w:ind w:firstLine="216"/>
         <w:jc w:val="both"/>
       </w:pPr>
@@ -3378,7 +3380,7 @@
     <w:p>
       <w:pPr>
         <w:keepNext/>
-        <w:spacing w:before="200" w:after="80"/>
+        <w:spacing w:before="160" w:after="60"/>
         <w:jc w:val="left"/>
       </w:pPr>
       <w:r>
@@ -3394,7 +3396,7 @@
     </w:p>
     <w:p>
       <w:pPr>
-        <w:spacing w:line="252" w:lineRule="auto" w:after="80"/>
+        <w:spacing w:line="252" w:lineRule="auto" w:after="60"/>
         <w:ind w:firstLine="216"/>
         <w:jc w:val="both"/>
       </w:pPr>
@@ -3412,7 +3414,7 @@
     <w:p>
       <w:pPr>
         <w:keepNext/>
-        <w:spacing w:before="200" w:after="80"/>
+        <w:spacing w:before="160" w:after="60"/>
         <w:jc w:val="left"/>
       </w:pPr>
       <w:r>
@@ -3428,7 +3430,7 @@
     </w:p>
     <w:p>
       <w:pPr>
-        <w:spacing w:line="252" w:lineRule="auto" w:after="80"/>
+        <w:spacing w:line="252" w:lineRule="auto" w:after="60"/>
         <w:ind w:firstLine="216"/>
         <w:jc w:val="both"/>
       </w:pPr>
@@ -3445,13 +3447,14 @@
     </w:p>
     <w:p>
       <w:pPr>
-        <w:spacing w:before="160" w:after="80"/>
+        <w:keepNext/>
+        <w:spacing w:before="120" w:after="40"/>
         <w:jc w:val="center"/>
       </w:pPr>
       <w:r>
         <w:drawing>
           <wp:inline xmlns:a="http://schemas.openxmlformats.org/drawingml/2006/main" xmlns:pic="http://schemas.openxmlformats.org/drawingml/2006/picture">
-            <wp:extent cx="2926080" cy="1828800"/>
+            <wp:extent cx="2651760" cy="1657350"/>
             <wp:docPr id="3" name="Picture 3"/>
             <wp:cNvGraphicFramePr>
               <a:graphicFrameLocks noChangeAspect="1"/>
@@ -3472,7 +3475,7 @@
                   <pic:spPr>
                     <a:xfrm>
                       <a:off x="0" y="0"/>
-                      <a:ext cx="2926080" cy="1828800"/>
+                      <a:ext cx="2651760" cy="1657350"/>
                     </a:xfrm>
                     <a:prstGeom prst="rect"/>
                   </pic:spPr>
@@ -3485,7 +3488,7 @@
     </w:p>
     <w:p>
       <w:pPr>
-        <w:spacing w:after="160"/>
+        <w:spacing w:after="120"/>
         <w:jc w:val="center"/>
       </w:pPr>
       <w:r>
@@ -3502,7 +3505,7 @@
     <w:p>
       <w:pPr>
         <w:keepNext/>
-        <w:spacing w:before="200" w:after="80"/>
+        <w:spacing w:before="160" w:after="60"/>
         <w:jc w:val="left"/>
       </w:pPr>
       <w:r>
@@ -3518,7 +3521,7 @@
     </w:p>
     <w:p>
       <w:pPr>
-        <w:spacing w:line="252" w:lineRule="auto" w:after="80"/>
+        <w:spacing w:line="252" w:lineRule="auto" w:after="60"/>
         <w:ind w:firstLine="216"/>
         <w:jc w:val="both"/>
       </w:pPr>
@@ -3535,13 +3538,14 @@
     </w:p>
     <w:p>
       <w:pPr>
-        <w:spacing w:before="160" w:after="80"/>
+        <w:keepNext/>
+        <w:spacing w:before="120" w:after="40"/>
         <w:jc w:val="center"/>
       </w:pPr>
       <w:r>
         <w:drawing>
           <wp:inline xmlns:a="http://schemas.openxmlformats.org/drawingml/2006/main" xmlns:pic="http://schemas.openxmlformats.org/drawingml/2006/picture">
-            <wp:extent cx="2926080" cy="2438400"/>
+            <wp:extent cx="2468880" cy="2057400"/>
             <wp:docPr id="4" name="Picture 4"/>
             <wp:cNvGraphicFramePr>
               <a:graphicFrameLocks noChangeAspect="1"/>
@@ -3562,7 +3566,7 @@
                   <pic:spPr>
                     <a:xfrm>
                       <a:off x="0" y="0"/>
-                      <a:ext cx="2926080" cy="2438400"/>
+                      <a:ext cx="2468880" cy="2057400"/>
                     </a:xfrm>
                     <a:prstGeom prst="rect"/>
                   </pic:spPr>
@@ -3575,7 +3579,7 @@
     </w:p>
     <w:p>
       <w:pPr>
-        <w:spacing w:after="160"/>
+        <w:spacing w:after="120"/>
         <w:jc w:val="center"/>
       </w:pPr>
       <w:r>
@@ -3592,7 +3596,7 @@
     <w:p>
       <w:pPr>
         <w:keepNext/>
-        <w:spacing w:before="280" w:after="120"/>
+        <w:spacing w:before="200" w:after="80"/>
         <w:jc w:val="center"/>
       </w:pPr>
       <w:r>
@@ -3608,7 +3612,7 @@
     </w:p>
     <w:p>
       <w:pPr>
-        <w:spacing w:line="252" w:lineRule="auto" w:after="80"/>
+        <w:spacing w:line="252" w:lineRule="auto" w:after="60"/>
         <w:ind w:firstLine="216"/>
         <w:jc w:val="both"/>
       </w:pPr>
@@ -3626,7 +3630,7 @@
     <w:p>
       <w:pPr>
         <w:keepNext/>
-        <w:spacing w:before="280" w:after="120"/>
+        <w:spacing w:before="200" w:after="80"/>
         <w:jc w:val="center"/>
       </w:pPr>
       <w:r>
@@ -3643,7 +3647,7 @@
     <w:p>
       <w:bookmarkStart w:id="1" w:name="ref_1"/>
       <w:pPr>
-        <w:spacing w:after="60"/>
+        <w:spacing w:after="40"/>
         <w:ind w:left="360" w:hanging="360"/>
         <w:jc w:val="both"/>
       </w:pPr>
@@ -3713,7 +3717,7 @@
     <w:p>
       <w:bookmarkStart w:id="2" w:name="ref_2"/>
       <w:pPr>
-        <w:spacing w:after="60"/>
+        <w:spacing w:after="40"/>
         <w:ind w:left="360" w:hanging="360"/>
         <w:jc w:val="both"/>
       </w:pPr>
@@ -3783,7 +3787,7 @@
     <w:p>
       <w:bookmarkStart w:id="3" w:name="ref_3"/>
       <w:pPr>
-        <w:spacing w:after="60"/>
+        <w:spacing w:after="40"/>
         <w:ind w:left="360" w:hanging="360"/>
         <w:jc w:val="both"/>
       </w:pPr>
@@ -3853,7 +3857,7 @@
     <w:p>
       <w:bookmarkStart w:id="4" w:name="ref_4"/>
       <w:pPr>
-        <w:spacing w:after="60"/>
+        <w:spacing w:after="40"/>
         <w:ind w:left="360" w:hanging="360"/>
         <w:jc w:val="both"/>
       </w:pPr>
@@ -3923,7 +3927,7 @@
     <w:p>
       <w:bookmarkStart w:id="5" w:name="ref_5"/>
       <w:pPr>
-        <w:spacing w:after="60"/>
+        <w:spacing w:after="40"/>
         <w:ind w:left="360" w:hanging="360"/>
         <w:jc w:val="both"/>
       </w:pPr>
@@ -3993,7 +3997,7 @@
     <w:p>
       <w:bookmarkStart w:id="6" w:name="ref_6"/>
       <w:pPr>
-        <w:spacing w:after="60"/>
+        <w:spacing w:after="40"/>
         <w:ind w:left="360" w:hanging="360"/>
         <w:jc w:val="both"/>
       </w:pPr>
@@ -4063,7 +4067,7 @@
     <w:p>
       <w:bookmarkStart w:id="7" w:name="ref_7"/>
       <w:pPr>
-        <w:spacing w:after="60"/>
+        <w:spacing w:after="40"/>
         <w:ind w:left="360" w:hanging="360"/>
         <w:jc w:val="both"/>
       </w:pPr>
@@ -4133,7 +4137,7 @@
     <w:p>
       <w:bookmarkStart w:id="8" w:name="ref_8"/>
       <w:pPr>
-        <w:spacing w:after="60"/>
+        <w:spacing w:after="40"/>
         <w:ind w:left="360" w:hanging="360"/>
         <w:jc w:val="both"/>
       </w:pPr>
@@ -4203,7 +4207,7 @@
     <w:p>
       <w:bookmarkStart w:id="9" w:name="ref_9"/>
       <w:pPr>
-        <w:spacing w:after="60"/>
+        <w:spacing w:after="40"/>
         <w:ind w:left="360" w:hanging="360"/>
         <w:jc w:val="both"/>
       </w:pPr>
@@ -4273,7 +4277,7 @@
     <w:p>
       <w:bookmarkStart w:id="10" w:name="ref_10"/>
       <w:pPr>
-        <w:spacing w:after="60"/>
+        <w:spacing w:after="40"/>
         <w:ind w:left="360" w:hanging="360"/>
         <w:jc w:val="both"/>
       </w:pPr>
@@ -4343,7 +4347,7 @@
     <w:p>
       <w:bookmarkStart w:id="11" w:name="ref_11"/>
       <w:pPr>
-        <w:spacing w:after="60"/>
+        <w:spacing w:after="40"/>
         <w:ind w:left="360" w:hanging="360"/>
         <w:jc w:val="both"/>
       </w:pPr>
@@ -4413,7 +4417,7 @@
     <w:p>
       <w:bookmarkStart w:id="12" w:name="ref_12"/>
       <w:pPr>
-        <w:spacing w:after="60"/>
+        <w:spacing w:after="40"/>
         <w:ind w:left="360" w:hanging="360"/>
         <w:jc w:val="both"/>
       </w:pPr>
@@ -4483,7 +4487,7 @@
     <w:p>
       <w:bookmarkStart w:id="13" w:name="ref_13"/>
       <w:pPr>
-        <w:spacing w:after="60"/>
+        <w:spacing w:after="40"/>
         <w:ind w:left="360" w:hanging="360"/>
         <w:jc w:val="both"/>
       </w:pPr>
@@ -4553,7 +4557,7 @@
     <w:p>
       <w:bookmarkStart w:id="14" w:name="ref_14"/>
       <w:pPr>
-        <w:spacing w:after="60"/>
+        <w:spacing w:after="40"/>
         <w:ind w:left="360" w:hanging="360"/>
         <w:jc w:val="both"/>
       </w:pPr>
@@ -4623,7 +4627,7 @@
     <w:p>
       <w:bookmarkStart w:id="15" w:name="ref_15"/>
       <w:pPr>
-        <w:spacing w:after="60"/>
+        <w:spacing w:after="40"/>
         <w:ind w:left="360" w:hanging="360"/>
         <w:jc w:val="both"/>
       </w:pPr>
@@ -4693,8 +4697,8 @@
     <w:sectPr>
       <w:type w:val="continuous"/>
       <w:pgSz w:w="12240" w:h="15840"/>
-      <w:pgMar w:top="1080" w:right="900" w:bottom="1440" w:left="900" w:header="720" w:footer="720" w:gutter="0"/>
-      <w:cols w:space="360" w:num="2"/>
+      <w:pgMar w:top="1080" w:right="900" w:bottom="1224" w:left="900" w:header="720" w:footer="720" w:gutter="0"/>
+      <w:cols w:space="280" w:num="2"/>
       <w:docGrid w:linePitch="360"/>
     </w:sectPr>
   </w:body>

--- a/paper/paper.docx
+++ b/paper/paper.docx
@@ -2664,7 +2664,7 @@
       <w:r>
         <w:drawing>
           <wp:inline xmlns:a="http://schemas.openxmlformats.org/drawingml/2006/main" xmlns:pic="http://schemas.openxmlformats.org/drawingml/2006/picture">
-            <wp:extent cx="2651760" cy="2039815"/>
+            <wp:extent cx="2651760" cy="2083526"/>
             <wp:docPr id="2" name="Picture 2"/>
             <wp:cNvGraphicFramePr>
               <a:graphicFrameLocks noChangeAspect="1"/>
@@ -2685,7 +2685,7 @@
                   <pic:spPr>
                     <a:xfrm>
                       <a:off x="0" y="0"/>
-                      <a:ext cx="2651760" cy="2039815"/>
+                      <a:ext cx="2651760" cy="2083526"/>
                     </a:xfrm>
                     <a:prstGeom prst="rect"/>
                   </pic:spPr>

--- a/paper/paper.docx
+++ b/paper/paper.docx
@@ -2211,7 +2211,7 @@
                 <w:color w:val="000000"/>
                 <w:sz w:val="18"/>
               </w:rPr>
-              <w:t>0.97</w:t>
+              <w:t>0.88</w:t>
             </w:r>
           </w:p>
         </w:tc>

--- a/paper/paper.docx
+++ b/paper/paper.docx
@@ -2664,7 +2664,7 @@
       <w:r>
         <w:drawing>
           <wp:inline xmlns:a="http://schemas.openxmlformats.org/drawingml/2006/main" xmlns:pic="http://schemas.openxmlformats.org/drawingml/2006/picture">
-            <wp:extent cx="2651760" cy="2083526"/>
+            <wp:extent cx="2651760" cy="2075290"/>
             <wp:docPr id="2" name="Picture 2"/>
             <wp:cNvGraphicFramePr>
               <a:graphicFrameLocks noChangeAspect="1"/>
@@ -2685,7 +2685,7 @@
                   <pic:spPr>
                     <a:xfrm>
                       <a:off x="0" y="0"/>
-                      <a:ext cx="2651760" cy="2083526"/>
+                      <a:ext cx="2651760" cy="2075290"/>
                     </a:xfrm>
                     <a:prstGeom prst="rect"/>
                   </pic:spPr>

--- a/paper/paper.docx
+++ b/paper/paper.docx
@@ -2664,7 +2664,7 @@
       <w:r>
         <w:drawing>
           <wp:inline xmlns:a="http://schemas.openxmlformats.org/drawingml/2006/main" xmlns:pic="http://schemas.openxmlformats.org/drawingml/2006/picture">
-            <wp:extent cx="2651760" cy="2075290"/>
+            <wp:extent cx="2651760" cy="2074277"/>
             <wp:docPr id="2" name="Picture 2"/>
             <wp:cNvGraphicFramePr>
               <a:graphicFrameLocks noChangeAspect="1"/>
@@ -2685,7 +2685,7 @@
                   <pic:spPr>
                     <a:xfrm>
                       <a:off x="0" y="0"/>
-                      <a:ext cx="2651760" cy="2075290"/>
+                      <a:ext cx="2651760" cy="2074277"/>
                     </a:xfrm>
                     <a:prstGeom prst="rect"/>
                   </pic:spPr>
